--- a/CrediAgil/Templates/CONTRATO - PRENDA ELECTRO - PERSONA.docx
+++ b/CrediAgil/Templates/CONTRATO - PRENDA ELECTRO - PERSONA.docx
@@ -17,6 +17,7 @@
           <w:lang w:val="es-MX"/>
         </w:rPr>
       </w:pPr>
+      <w:bookmarkStart w:id="0" w:name="_Hlk223339427"/>
       <w:r>
         <w:rPr>
           <w:rFonts w:cstheme="minorHAnsi"/>
@@ -65,18 +66,20 @@
         </w:rPr>
         <w:br/>
       </w:r>
-      <w:r>
-        <w:rPr>
-          <w:rFonts w:cstheme="minorHAnsi"/>
-          <w:b/>
-          <w:bCs/>
-          <w:color w:val="000000"/>
-          <w:sz w:val="16"/>
-          <w:szCs w:val="16"/>
-          <w:lang w:val="es-MX"/>
-        </w:rPr>
-        <w:t>N°</w:t>
-      </w:r>
+      <w:proofErr w:type="spellStart"/>
+      <w:r>
+        <w:rPr>
+          <w:rFonts w:cstheme="minorHAnsi"/>
+          <w:b/>
+          <w:bCs/>
+          <w:color w:val="000000"/>
+          <w:sz w:val="16"/>
+          <w:szCs w:val="16"/>
+          <w:lang w:val="es-MX"/>
+        </w:rPr>
+        <w:t>Nº</w:t>
+      </w:r>
+      <w:proofErr w:type="spellEnd"/>
       <w:r>
         <w:rPr>
           <w:rFonts w:cstheme="minorHAnsi"/>
@@ -100,6 +103,7 @@
         </w:rPr>
         <w:t>{{NUM_CONTRATO}}</w:t>
       </w:r>
+      <w:bookmarkEnd w:id="0"/>
       <w:r>
         <w:rPr>
           <w:rFonts w:cstheme="minorHAnsi"/>
@@ -128,116 +132,132 @@
     <w:p>
       <w:pPr>
         <w:spacing w:before="10" w:after="10" w:line="240" w:lineRule="auto"/>
+        <w:ind w:right="-993"/>
+        <w:jc w:val="both"/>
+        <w:rPr>
+          <w:rFonts w:cstheme="minorHAnsi"/>
+          <w:color w:val="000000"/>
+          <w:sz w:val="16"/>
+          <w:szCs w:val="16"/>
+          <w:lang w:val="es-MX"/>
+        </w:rPr>
+      </w:pPr>
+      <w:r>
+        <w:rPr>
+          <w:rFonts w:cstheme="minorHAnsi"/>
+          <w:color w:val="000000"/>
+          <w:sz w:val="16"/>
+          <w:szCs w:val="16"/>
+          <w:lang w:val="es-MX"/>
+        </w:rPr>
+        <w:t xml:space="preserve">Conste por el presente documento, el </w:t>
+      </w:r>
+      <w:r>
+        <w:rPr>
+          <w:rFonts w:cstheme="minorHAnsi"/>
+          <w:b/>
+          <w:bCs/>
+          <w:color w:val="000000"/>
+          <w:sz w:val="16"/>
+          <w:szCs w:val="16"/>
+          <w:lang w:val="es-MX"/>
+        </w:rPr>
+        <w:t>CONTRATO DE PRÉSTAMO CON GARANTÍA MOBILIARIA</w:t>
+      </w:r>
+      <w:r>
+        <w:rPr>
+          <w:rFonts w:cstheme="minorHAnsi"/>
+          <w:color w:val="000000"/>
+          <w:sz w:val="16"/>
+          <w:szCs w:val="16"/>
+          <w:lang w:val="es-MX"/>
+        </w:rPr>
+        <w:t xml:space="preserve"> que celebran la empresa </w:t>
+      </w:r>
+      <w:r>
+        <w:rPr>
+          <w:rFonts w:cstheme="minorHAnsi"/>
+          <w:b/>
+          <w:bCs/>
+          <w:color w:val="000000"/>
+          <w:sz w:val="16"/>
+          <w:szCs w:val="16"/>
+          <w:lang w:val="es-MX"/>
+        </w:rPr>
+        <w:t xml:space="preserve">INVERSIONES </w:t>
+      </w:r>
+      <w:r>
+        <w:rPr>
+          <w:rFonts w:cstheme="minorHAnsi"/>
+          <w:b/>
+          <w:bCs/>
+          <w:color w:val="000000"/>
+          <w:sz w:val="16"/>
+          <w:szCs w:val="16"/>
+          <w:lang w:val="es-MX"/>
+        </w:rPr>
+        <w:t>CREDIÁGIL</w:t>
+      </w:r>
+      <w:r>
+        <w:rPr>
+          <w:rFonts w:cstheme="minorHAnsi"/>
+          <w:b/>
+          <w:bCs/>
+          <w:color w:val="000000"/>
+          <w:sz w:val="16"/>
+          <w:szCs w:val="16"/>
+          <w:lang w:val="es-MX"/>
+        </w:rPr>
+        <w:t xml:space="preserve"> DEL PERU E.I.R.L.</w:t>
+      </w:r>
+      <w:r>
+        <w:rPr>
+          <w:rFonts w:cstheme="minorHAnsi"/>
+          <w:color w:val="000000"/>
+          <w:sz w:val="16"/>
+          <w:szCs w:val="16"/>
+          <w:lang w:val="es-MX"/>
+        </w:rPr>
+        <w:t xml:space="preserve">, en adelante </w:t>
+      </w:r>
+      <w:r>
+        <w:rPr>
+          <w:rFonts w:cstheme="minorHAnsi"/>
+          <w:b/>
+          <w:bCs/>
+          <w:color w:val="000000"/>
+          <w:sz w:val="16"/>
+          <w:szCs w:val="16"/>
+          <w:lang w:val="es-MX"/>
+        </w:rPr>
+        <w:t>CREDIÁGIL</w:t>
+      </w:r>
+      <w:r>
+        <w:rPr>
+          <w:rFonts w:cstheme="minorHAnsi"/>
+          <w:color w:val="000000"/>
+          <w:sz w:val="16"/>
+          <w:szCs w:val="16"/>
+          <w:lang w:val="es-MX"/>
+        </w:rPr>
+        <w:t>, con R.U.C. N° 20601767920 con domicilio en JR. LAS ALEÑAS NRO. 200 URB. SAN IGNACIO LIMA - LIMA - SAN JUAN DE LURIGANCHO, debidamente representada por sus funcionarios autorizados según Poderes inscritos en la Partida N° 13782080 del Registro de Personas Jurídicas de Lima, y de la otra parte, indistintamente:</w:t>
+      </w:r>
+    </w:p>
+    <w:p>
+      <w:pPr>
+        <w:spacing w:before="10" w:after="10" w:line="240" w:lineRule="auto"/>
         <w:ind w:right="-1085"/>
         <w:jc w:val="both"/>
         <w:rPr>
           <w:rFonts w:cstheme="minorHAnsi"/>
-          <w:color w:val="000000"/>
-          <w:sz w:val="16"/>
-          <w:szCs w:val="16"/>
-          <w:lang w:val="es-MX"/>
-        </w:rPr>
-      </w:pPr>
-      <w:r>
-        <w:rPr>
-          <w:rFonts w:cstheme="minorHAnsi"/>
-          <w:color w:val="000000"/>
-          <w:sz w:val="16"/>
-          <w:szCs w:val="16"/>
-          <w:lang w:val="es-MX"/>
-        </w:rPr>
-        <w:t xml:space="preserve">Conste por el presente documento, el </w:t>
-      </w:r>
-      <w:r>
-        <w:rPr>
-          <w:rFonts w:cstheme="minorHAnsi"/>
-          <w:b/>
-          <w:bCs/>
-          <w:color w:val="000000"/>
-          <w:sz w:val="16"/>
-          <w:szCs w:val="16"/>
-          <w:lang w:val="es-MX"/>
-        </w:rPr>
-        <w:t>CONTRATO DE PRÉSTAMO CON GARANTÍA MOBILIARIA</w:t>
-      </w:r>
-      <w:r>
-        <w:rPr>
-          <w:rFonts w:cstheme="minorHAnsi"/>
-          <w:color w:val="000000"/>
-          <w:sz w:val="16"/>
-          <w:szCs w:val="16"/>
-          <w:lang w:val="es-MX"/>
-        </w:rPr>
-        <w:t xml:space="preserve"> que celebran la empresa </w:t>
-      </w:r>
-      <w:r>
-        <w:rPr>
-          <w:rFonts w:cstheme="minorHAnsi"/>
-          <w:b/>
-          <w:bCs/>
-          <w:color w:val="000000"/>
-          <w:sz w:val="16"/>
-          <w:szCs w:val="16"/>
-          <w:lang w:val="es-MX"/>
-        </w:rPr>
-        <w:t xml:space="preserve">INVERSIONES </w:t>
-      </w:r>
-      <w:r>
-        <w:rPr>
-          <w:rFonts w:cstheme="minorHAnsi"/>
-          <w:b/>
-          <w:bCs/>
-          <w:color w:val="000000"/>
-          <w:sz w:val="16"/>
-          <w:szCs w:val="16"/>
-          <w:lang w:val="es-MX"/>
-        </w:rPr>
-        <w:t>CREDIÁGIL</w:t>
-      </w:r>
-      <w:r>
-        <w:rPr>
-          <w:rFonts w:cstheme="minorHAnsi"/>
-          <w:b/>
-          <w:bCs/>
-          <w:color w:val="000000"/>
-          <w:sz w:val="16"/>
-          <w:szCs w:val="16"/>
-          <w:lang w:val="es-MX"/>
-        </w:rPr>
-        <w:t xml:space="preserve"> DEL PERU E.I.R.L.</w:t>
-      </w:r>
-      <w:r>
-        <w:rPr>
-          <w:rFonts w:cstheme="minorHAnsi"/>
-          <w:color w:val="000000"/>
-          <w:sz w:val="16"/>
-          <w:szCs w:val="16"/>
-          <w:lang w:val="es-MX"/>
-        </w:rPr>
-        <w:t xml:space="preserve">, en adelante </w:t>
-      </w:r>
-      <w:r>
-        <w:rPr>
-          <w:rFonts w:cstheme="minorHAnsi"/>
-          <w:b/>
-          <w:bCs/>
-          <w:color w:val="000000"/>
-          <w:sz w:val="16"/>
-          <w:szCs w:val="16"/>
-          <w:lang w:val="es-MX"/>
-        </w:rPr>
-        <w:t>CREDIÁGIL</w:t>
-      </w:r>
-      <w:r>
-        <w:rPr>
-          <w:rFonts w:cstheme="minorHAnsi"/>
-          <w:color w:val="000000"/>
-          <w:sz w:val="16"/>
-          <w:szCs w:val="16"/>
-          <w:lang w:val="es-MX"/>
-        </w:rPr>
-        <w:t>, con R.U.C. N° 20601767920 con domicilio en JR. LAS ALEÑAS NRO. 200 URB. SAN IGNACIO LIMA - LIMA - SAN JUAN DE LURIGANCHO, debidamente representada por sus funcionarios autorizados según Poderes inscritos en la Partida N° 13782080 del Registro de Personas Jurídicas de Lima, y de la otra parte, indistintamente:</w:t>
-      </w:r>
+          <w:b/>
+          <w:bCs/>
+          <w:color w:val="000000"/>
+          <w:sz w:val="16"/>
+          <w:szCs w:val="16"/>
+          <w:lang w:val="es-MX"/>
+        </w:rPr>
+      </w:pPr>
     </w:p>
     <w:p>
       <w:pPr>
@@ -246,14 +266,196 @@
         <w:jc w:val="both"/>
         <w:rPr>
           <w:rFonts w:cstheme="minorHAnsi"/>
-          <w:b/>
-          <w:bCs/>
-          <w:color w:val="000000"/>
-          <w:sz w:val="16"/>
-          <w:szCs w:val="16"/>
-          <w:lang w:val="es-MX"/>
-        </w:rPr>
-      </w:pPr>
+          <w:color w:val="000000"/>
+          <w:sz w:val="16"/>
+          <w:szCs w:val="16"/>
+          <w:lang w:val="es-MX"/>
+        </w:rPr>
+      </w:pPr>
+      <w:bookmarkStart w:id="1" w:name="_Hlk223339298"/>
+      <w:r>
+        <w:rPr>
+          <w:rFonts w:cstheme="minorHAnsi"/>
+          <w:b/>
+          <w:bCs/>
+          <w:color w:val="000000"/>
+          <w:sz w:val="16"/>
+          <w:szCs w:val="16"/>
+          <w:lang w:val="es-MX"/>
+        </w:rPr>
+        <w:t>EL CLIENTE:</w:t>
+      </w:r>
+      <w:r>
+        <w:rPr>
+          <w:rFonts w:cstheme="minorHAnsi"/>
+          <w:color w:val="000000"/>
+          <w:sz w:val="16"/>
+          <w:szCs w:val="16"/>
+          <w:lang w:val="es-MX"/>
+        </w:rPr>
+        <w:t xml:space="preserve"> El señor(a)</w:t>
+      </w:r>
+      <w:r>
+        <w:rPr>
+          <w:rFonts w:cstheme="minorHAnsi"/>
+          <w:color w:val="000000"/>
+          <w:sz w:val="16"/>
+          <w:szCs w:val="16"/>
+          <w:lang w:val="es-MX"/>
+        </w:rPr>
+        <w:t xml:space="preserve"> </w:t>
+      </w:r>
+      <w:r>
+        <w:rPr>
+          <w:rFonts w:cstheme="minorHAnsi"/>
+          <w:color w:val="000000"/>
+          <w:sz w:val="16"/>
+          <w:szCs w:val="16"/>
+        </w:rPr>
+        <w:t>{{NOMBRE_CLIENTE}}</w:t>
+      </w:r>
+      <w:r>
+        <w:rPr>
+          <w:rFonts w:cstheme="minorHAnsi"/>
+          <w:color w:val="000000"/>
+          <w:sz w:val="16"/>
+          <w:szCs w:val="16"/>
+          <w:lang w:val="es-MX"/>
+        </w:rPr>
+        <w:t xml:space="preserve"> identificado con DNI N°</w:t>
+      </w:r>
+      <w:r>
+        <w:rPr>
+          <w:rFonts w:cstheme="minorHAnsi"/>
+          <w:color w:val="000000"/>
+          <w:sz w:val="16"/>
+          <w:szCs w:val="16"/>
+          <w:lang w:val="es-MX"/>
+        </w:rPr>
+        <w:t xml:space="preserve"> </w:t>
+      </w:r>
+      <w:r>
+        <w:rPr>
+          <w:rFonts w:cstheme="minorHAnsi"/>
+          <w:color w:val="000000"/>
+          <w:sz w:val="16"/>
+          <w:szCs w:val="16"/>
+        </w:rPr>
+        <w:t>{{DNI_CLIENTE}}</w:t>
+      </w:r>
+      <w:r>
+        <w:rPr>
+          <w:rFonts w:cstheme="minorHAnsi"/>
+          <w:b/>
+          <w:bCs/>
+          <w:color w:val="000000"/>
+          <w:sz w:val="16"/>
+          <w:szCs w:val="16"/>
+          <w:lang w:val="es-MX"/>
+        </w:rPr>
+        <w:t>, y/o su cónyuge</w:t>
+      </w:r>
+      <w:r>
+        <w:rPr>
+          <w:rFonts w:cstheme="minorHAnsi"/>
+          <w:b/>
+          <w:bCs/>
+          <w:color w:val="000000"/>
+          <w:sz w:val="16"/>
+          <w:szCs w:val="16"/>
+          <w:lang w:val="es-MX"/>
+        </w:rPr>
+        <w:t xml:space="preserve"> </w:t>
+      </w:r>
+      <w:r>
+        <w:rPr>
+          <w:rFonts w:cstheme="minorHAnsi"/>
+          <w:b/>
+          <w:bCs/>
+          <w:color w:val="000000"/>
+          <w:sz w:val="16"/>
+          <w:szCs w:val="16"/>
+        </w:rPr>
+        <w:t>{{NOMBRE_CONYUGE}}</w:t>
+      </w:r>
+      <w:r>
+        <w:rPr>
+          <w:rFonts w:cstheme="minorHAnsi"/>
+          <w:b/>
+          <w:bCs/>
+          <w:color w:val="000000"/>
+          <w:sz w:val="16"/>
+          <w:szCs w:val="16"/>
+          <w:lang w:val="es-MX"/>
+        </w:rPr>
+        <w:t xml:space="preserve"> con DNI </w:t>
+      </w:r>
+      <w:proofErr w:type="spellStart"/>
+      <w:r>
+        <w:rPr>
+          <w:rFonts w:cstheme="minorHAnsi"/>
+          <w:b/>
+          <w:bCs/>
+          <w:color w:val="000000"/>
+          <w:sz w:val="16"/>
+          <w:szCs w:val="16"/>
+          <w:lang w:val="es-MX"/>
+        </w:rPr>
+        <w:t>Nº</w:t>
+      </w:r>
+      <w:proofErr w:type="spellEnd"/>
+      <w:r>
+        <w:rPr>
+          <w:rFonts w:cstheme="minorHAnsi"/>
+          <w:b/>
+          <w:bCs/>
+          <w:color w:val="000000"/>
+          <w:sz w:val="16"/>
+          <w:szCs w:val="16"/>
+          <w:lang w:val="es-MX"/>
+        </w:rPr>
+        <w:t xml:space="preserve"> </w:t>
+      </w:r>
+      <w:r>
+        <w:rPr>
+          <w:rFonts w:cstheme="minorHAnsi"/>
+          <w:b/>
+          <w:bCs/>
+          <w:color w:val="000000"/>
+          <w:sz w:val="16"/>
+          <w:szCs w:val="16"/>
+        </w:rPr>
+        <w:t>{{DNI_CONYUGE}}</w:t>
+      </w:r>
+      <w:r>
+        <w:rPr>
+          <w:rFonts w:cstheme="minorHAnsi"/>
+          <w:color w:val="000000"/>
+          <w:sz w:val="16"/>
+          <w:szCs w:val="16"/>
+          <w:lang w:val="es-MX"/>
+        </w:rPr>
+        <w:t xml:space="preserve">, con domicilio en </w:t>
+      </w:r>
+      <w:r>
+        <w:rPr>
+          <w:rFonts w:cstheme="minorHAnsi"/>
+          <w:color w:val="000000"/>
+          <w:sz w:val="16"/>
+          <w:szCs w:val="16"/>
+        </w:rPr>
+        <w:t>{{DOMICILIO_CLIENTE}}</w:t>
+      </w:r>
+      <w:r>
+        <w:rPr>
+          <w:rFonts w:cstheme="minorHAnsi"/>
+          <w:color w:val="000000"/>
+          <w:sz w:val="16"/>
+          <w:szCs w:val="16"/>
+          <w:lang w:val="es-MX"/>
+        </w:rPr>
+        <w:t>.</w:t>
+      </w:r>
     </w:p>
     <w:p>
       <w:pPr>
@@ -271,203 +473,6 @@
       <w:r>
         <w:rPr>
           <w:rFonts w:cstheme="minorHAnsi"/>
-          <w:b/>
-          <w:bCs/>
-          <w:color w:val="000000"/>
-          <w:sz w:val="16"/>
-          <w:szCs w:val="16"/>
-          <w:lang w:val="es-MX"/>
-        </w:rPr>
-        <w:t>EL CLIENTE:</w:t>
-      </w:r>
-      <w:r>
-        <w:rPr>
-          <w:rFonts w:cstheme="minorHAnsi"/>
-          <w:color w:val="000000"/>
-          <w:sz w:val="16"/>
-          <w:szCs w:val="16"/>
-          <w:lang w:val="es-MX"/>
-        </w:rPr>
-        <w:t xml:space="preserve"> El señor(a)</w:t>
-      </w:r>
-      <w:r>
-        <w:rPr>
-          <w:rFonts w:cstheme="minorHAnsi"/>
-          <w:color w:val="000000"/>
-          <w:sz w:val="16"/>
-          <w:szCs w:val="16"/>
-          <w:lang w:val="es-MX"/>
-        </w:rPr>
-        <w:t xml:space="preserve"> </w:t>
-      </w:r>
-      <w:r>
-        <w:rPr>
-          <w:rFonts w:cstheme="minorHAnsi"/>
-          <w:color w:val="000000"/>
-          <w:sz w:val="16"/>
-          <w:szCs w:val="16"/>
-        </w:rPr>
-        <w:t>{{NOMBRE_CLIENTE}}</w:t>
-      </w:r>
-      <w:r>
-        <w:rPr>
-          <w:rFonts w:cstheme="minorHAnsi"/>
-          <w:color w:val="000000"/>
-          <w:sz w:val="16"/>
-          <w:szCs w:val="16"/>
-          <w:lang w:val="es-MX"/>
-        </w:rPr>
-        <w:t xml:space="preserve"> identificado con DNI N°</w:t>
-      </w:r>
-      <w:r>
-        <w:rPr>
-          <w:rFonts w:cstheme="minorHAnsi"/>
-          <w:color w:val="000000"/>
-          <w:sz w:val="16"/>
-          <w:szCs w:val="16"/>
-          <w:lang w:val="es-MX"/>
-        </w:rPr>
-        <w:t xml:space="preserve"> </w:t>
-      </w:r>
-      <w:r>
-        <w:rPr>
-          <w:rFonts w:cstheme="minorHAnsi"/>
-          <w:color w:val="000000"/>
-          <w:sz w:val="16"/>
-          <w:szCs w:val="16"/>
-        </w:rPr>
-        <w:t>{{DNI_CLIENTE}}</w:t>
-      </w:r>
-      <w:r>
-        <w:rPr>
-          <w:rFonts w:cstheme="minorHAnsi"/>
-          <w:b/>
-          <w:bCs/>
-          <w:color w:val="000000"/>
-          <w:sz w:val="16"/>
-          <w:szCs w:val="16"/>
-          <w:lang w:val="es-MX"/>
-        </w:rPr>
-        <w:t>, y/o su cónyuge</w:t>
-      </w:r>
-      <w:r>
-        <w:rPr>
-          <w:rFonts w:cstheme="minorHAnsi"/>
-          <w:b/>
-          <w:bCs/>
-          <w:color w:val="000000"/>
-          <w:sz w:val="16"/>
-          <w:szCs w:val="16"/>
-          <w:lang w:val="es-MX"/>
-        </w:rPr>
-        <w:t xml:space="preserve"> </w:t>
-      </w:r>
-      <w:r>
-        <w:rPr>
-          <w:rFonts w:cstheme="minorHAnsi"/>
-          <w:b/>
-          <w:bCs/>
-          <w:color w:val="000000"/>
-          <w:sz w:val="16"/>
-          <w:szCs w:val="16"/>
-        </w:rPr>
-        <w:t>{{NOMBRE_CONYUGE}}</w:t>
-      </w:r>
-      <w:r>
-        <w:rPr>
-          <w:rFonts w:cstheme="minorHAnsi"/>
-          <w:b/>
-          <w:bCs/>
-          <w:color w:val="000000"/>
-          <w:sz w:val="16"/>
-          <w:szCs w:val="16"/>
-          <w:lang w:val="es-MX"/>
-        </w:rPr>
-        <w:t xml:space="preserve"> con DNI </w:t>
-      </w:r>
-      <w:proofErr w:type="spellStart"/>
-      <w:r>
-        <w:rPr>
-          <w:rFonts w:cstheme="minorHAnsi"/>
-          <w:b/>
-          <w:bCs/>
-          <w:color w:val="000000"/>
-          <w:sz w:val="16"/>
-          <w:szCs w:val="16"/>
-          <w:lang w:val="es-MX"/>
-        </w:rPr>
-        <w:t>Nº</w:t>
-      </w:r>
-      <w:proofErr w:type="spellEnd"/>
-      <w:r>
-        <w:rPr>
-          <w:rFonts w:cstheme="minorHAnsi"/>
-          <w:b/>
-          <w:bCs/>
-          <w:color w:val="000000"/>
-          <w:sz w:val="16"/>
-          <w:szCs w:val="16"/>
-          <w:lang w:val="es-MX"/>
-        </w:rPr>
-        <w:t xml:space="preserve"> </w:t>
-      </w:r>
-      <w:r>
-        <w:rPr>
-          <w:rFonts w:cstheme="minorHAnsi"/>
-          <w:b/>
-          <w:bCs/>
-          <w:color w:val="000000"/>
-          <w:sz w:val="16"/>
-          <w:szCs w:val="16"/>
-        </w:rPr>
-        <w:t>{{DNI_CONYUGE}}</w:t>
-      </w:r>
-      <w:r>
-        <w:rPr>
-          <w:rFonts w:cstheme="minorHAnsi"/>
-          <w:color w:val="000000"/>
-          <w:sz w:val="16"/>
-          <w:szCs w:val="16"/>
-          <w:lang w:val="es-MX"/>
-        </w:rPr>
-        <w:t xml:space="preserve">, con domicilio en </w:t>
-      </w:r>
-      <w:r>
-        <w:rPr>
-          <w:rFonts w:cstheme="minorHAnsi"/>
-          <w:color w:val="000000"/>
-          <w:sz w:val="16"/>
-          <w:szCs w:val="16"/>
-        </w:rPr>
-        <w:t>{{DOMICILIO_CLIENTE}}</w:t>
-      </w:r>
-      <w:r>
-        <w:rPr>
-          <w:rFonts w:cstheme="minorHAnsi"/>
-          <w:color w:val="000000"/>
-          <w:sz w:val="16"/>
-          <w:szCs w:val="16"/>
-          <w:lang w:val="es-MX"/>
-        </w:rPr>
-        <w:t>.</w:t>
-      </w:r>
-    </w:p>
-    <w:p>
-      <w:pPr>
-        <w:spacing w:before="10" w:after="10" w:line="240" w:lineRule="auto"/>
-        <w:ind w:right="-1085"/>
-        <w:jc w:val="both"/>
-        <w:rPr>
-          <w:rFonts w:cstheme="minorHAnsi"/>
-          <w:color w:val="000000"/>
-          <w:sz w:val="16"/>
-          <w:szCs w:val="16"/>
-          <w:lang w:val="es-MX"/>
-        </w:rPr>
-      </w:pPr>
-      <w:r>
-        <w:rPr>
-          <w:rFonts w:cstheme="minorHAnsi"/>
           <w:color w:val="000000"/>
           <w:sz w:val="16"/>
           <w:szCs w:val="16"/>
@@ -476,6 +481,7 @@
         <w:t>Ambas partes convienen en los términos y condiciones siguientes:</w:t>
       </w:r>
     </w:p>
+    <w:bookmarkEnd w:id="1"/>
     <w:p>
       <w:pPr>
         <w:spacing w:before="10" w:after="10" w:line="240" w:lineRule="auto"/>
@@ -4372,18 +4378,16 @@
         </w:rPr>
         <w:t xml:space="preserve"> utilizará los medios de comunicación indirectos como: avisos en los </w:t>
       </w:r>
-      <w:proofErr w:type="spellStart"/>
-      <w:r>
-        <w:rPr>
-          <w:rFonts w:cstheme="minorHAnsi"/>
-          <w:color w:val="000000"/>
-          <w:sz w:val="16"/>
-          <w:szCs w:val="16"/>
-          <w:lang w:val="es-MX"/>
-        </w:rPr>
-        <w:t>vouchers</w:t>
-      </w:r>
-      <w:proofErr w:type="spellEnd"/>
+      <w:r>
+        <w:rPr>
+          <w:rFonts w:cstheme="minorHAnsi"/>
+          <w:color w:val="000000"/>
+          <w:sz w:val="16"/>
+          <w:szCs w:val="16"/>
+          <w:lang w:val="es-MX"/>
+        </w:rPr>
+        <w:t>váuchers</w:t>
+      </w:r>
       <w:r>
         <w:rPr>
           <w:rFonts w:cstheme="minorHAnsi"/>
@@ -7467,6 +7471,8 @@
           <w:szCs w:val="16"/>
         </w:rPr>
       </w:pPr>
+      <w:bookmarkStart w:id="2" w:name="_Hlk223342263"/>
+      <w:bookmarkStart w:id="3" w:name="_Hlk223342288"/>
       <w:r>
         <w:rPr>
           <w:rFonts w:cstheme="minorHAnsi"/>
@@ -7477,6 +7483,7 @@
         <w:t>________________________________________________________            _____________________________________________________________________</w:t>
       </w:r>
     </w:p>
+    <w:bookmarkEnd w:id="2"/>
     <w:p>
       <w:pPr>
         <w:autoSpaceDE w:val="0"/>
@@ -7579,7 +7586,7 @@
           </mc:Choice>
           <mc:Fallback>
             <w:pict>
-              <v:rect w14:anchorId="7C518027" id="15 Rectángulo" o:spid="_x0000_s1026" style="position:absolute;margin-left:458.5pt;margin-top:.3pt;width:61.5pt;height:70.5pt;z-index:251661312;visibility:visible;mso-wrap-style:square;mso-wrap-distance-left:9pt;mso-wrap-distance-top:0;mso-wrap-distance-right:9pt;mso-wrap-distance-bottom:0;mso-position-horizontal:absolute;mso-position-horizontal-relative:text;mso-position-vertical:absolute;mso-position-vertical-relative:text;v-text-anchor:middle" o:gfxdata="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" fillcolor="white [3201]" strokecolor="black [3213]" strokeweight="2pt"/>
+              <v:rect w14:anchorId="5EDA5C84" id="15 Rectángulo" o:spid="_x0000_s1026" style="position:absolute;margin-left:458.5pt;margin-top:.3pt;width:61.5pt;height:70.5pt;z-index:251661312;visibility:visible;mso-wrap-style:square;mso-wrap-distance-left:9pt;mso-wrap-distance-top:0;mso-wrap-distance-right:9pt;mso-wrap-distance-bottom:0;mso-position-horizontal:absolute;mso-position-horizontal-relative:text;mso-position-vertical:absolute;mso-position-vertical-relative:text;v-text-anchor:middle" o:gfxdata="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" fillcolor="white [3201]" strokecolor="black [3213]" strokeweight="2pt"/>
             </w:pict>
           </mc:Fallback>
         </mc:AlternateContent>
@@ -7655,7 +7662,7 @@
           </mc:Choice>
           <mc:Fallback>
             <w:pict>
-              <v:rect w14:anchorId="3F7161CA" id="14 Rectángulo" o:spid="_x0000_s1026" style="position:absolute;margin-left:163.7pt;margin-top:.4pt;width:61.5pt;height:70.5pt;z-index:251657216;visibility:visible;mso-wrap-style:square;mso-wrap-distance-left:9pt;mso-wrap-distance-top:0;mso-wrap-distance-right:9pt;mso-wrap-distance-bottom:0;mso-position-horizontal:absolute;mso-position-horizontal-relative:text;mso-position-vertical:absolute;mso-position-vertical-relative:text;v-text-anchor:middle" o:gfxdata="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" fillcolor="white [3201]" strokecolor="black [3213]" strokeweight="2pt"/>
+              <v:rect w14:anchorId="50F8FB79" id="14 Rectángulo" o:spid="_x0000_s1026" style="position:absolute;margin-left:163.7pt;margin-top:.4pt;width:61.5pt;height:70.5pt;z-index:251657216;visibility:visible;mso-wrap-style:square;mso-wrap-distance-left:9pt;mso-wrap-distance-top:0;mso-wrap-distance-right:9pt;mso-wrap-distance-bottom:0;mso-position-horizontal:absolute;mso-position-horizontal-relative:text;mso-position-vertical:absolute;mso-position-vertical-relative:text;v-text-anchor:middle" o:gfxdata="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" fillcolor="white [3201]" strokecolor="black [3213]" strokeweight="2pt"/>
             </w:pict>
           </mc:Fallback>
         </mc:AlternateContent>
@@ -8024,6 +8031,7 @@
         <w:t>{{DNI_CLIENTE}}</w:t>
       </w:r>
     </w:p>
+    <w:bookmarkEnd w:id="3"/>
     <w:p>
       <w:pPr>
         <w:spacing w:before="10" w:after="10" w:line="240" w:lineRule="auto"/>
@@ -8156,7 +8164,7 @@
         </mc:Choice>
         <mc:Fallback>
           <w:pict>
-            <v:line w14:anchorId="4F8CD3B7" id="17 Conector recto" o:spid="_x0000_s1026" style="position:absolute;z-index:251676672;visibility:visible;mso-wrap-style:square;mso-wrap-distance-left:9pt;mso-wrap-distance-top:0;mso-wrap-distance-right:9pt;mso-wrap-distance-bottom:0;mso-position-horizontal:absolute;mso-position-horizontal-relative:text;mso-position-vertical:absolute;mso-position-vertical-relative:text" from="-42.9pt,-6.6pt" to="551.1pt,-6.6pt" o:gfxdata="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" strokecolor="black [3213]" strokeweight="1.75pt"/>
+            <v:line w14:anchorId="1CCF1232" id="17 Conector recto" o:spid="_x0000_s1026" style="position:absolute;z-index:251676672;visibility:visible;mso-wrap-style:square;mso-wrap-distance-left:9pt;mso-wrap-distance-top:0;mso-wrap-distance-right:9pt;mso-wrap-distance-bottom:0;mso-position-horizontal:absolute;mso-position-horizontal-relative:text;mso-position-vertical:absolute;mso-position-vertical-relative:text" from="-42.9pt,-6.6pt" to="551.1pt,-6.6pt" o:gfxdata="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" strokecolor="black [3213]" strokeweight="1.75pt"/>
           </w:pict>
         </mc:Fallback>
       </mc:AlternateContent>

--- a/CrediAgil/Templates/CONTRATO - PRENDA ELECTRO - PERSONA.docx
+++ b/CrediAgil/Templates/CONTRATO - PRENDA ELECTRO - PERSONA.docx
@@ -17,6 +17,18 @@
           <w:lang w:val="es-MX"/>
         </w:rPr>
       </w:pPr>
+      <w:r>
+        <w:rPr>
+          <w:rFonts w:cstheme="minorHAnsi"/>
+          <w:b/>
+          <w:bCs/>
+          <w:color w:val="000000"/>
+          <w:sz w:val="16"/>
+          <w:szCs w:val="16"/>
+          <w:lang w:val="es-MX"/>
+        </w:rPr>
+        <w:t xml:space="preserve">      </w:t>
+      </w:r>
       <w:bookmarkStart w:id="0" w:name="_Hlk223339427"/>
       <w:r>
         <w:rPr>
@@ -101,7 +113,29 @@
           <w:sz w:val="16"/>
           <w:szCs w:val="16"/>
         </w:rPr>
-        <w:t>{{NUM_CONTRATO}}</w:t>
+        <w:t>${</w:t>
+      </w:r>
+      <w:r>
+        <w:rPr>
+          <w:rFonts w:cstheme="minorHAnsi"/>
+          <w:b/>
+          <w:bCs/>
+          <w:color w:val="000000"/>
+          <w:sz w:val="16"/>
+          <w:szCs w:val="16"/>
+        </w:rPr>
+        <w:t>NUM_CONTRATO</w:t>
+      </w:r>
+      <w:r>
+        <w:rPr>
+          <w:rFonts w:cstheme="minorHAnsi"/>
+          <w:b/>
+          <w:bCs/>
+          <w:color w:val="000000"/>
+          <w:sz w:val="16"/>
+          <w:szCs w:val="16"/>
+        </w:rPr>
+        <w:t>}</w:t>
       </w:r>
       <w:bookmarkEnd w:id="0"/>
       <w:r>
@@ -240,7 +274,55 @@
           <w:szCs w:val="16"/>
           <w:lang w:val="es-MX"/>
         </w:rPr>
-        <w:t>, con R.U.C. N° 20601767920 con domicilio en JR. LAS ALEÑAS NRO. 200 URB. SAN IGNACIO LIMA - LIMA - SAN JUAN DE LURIGANCHO, debidamente representada por sus funcionarios autorizados según Poderes inscritos en la Partida N° 13782080 del Registro de Personas Jurídicas de Lima, y de la otra parte, indistintamente:</w:t>
+        <w:t xml:space="preserve">, con R.U.C. </w:t>
+      </w:r>
+      <w:proofErr w:type="spellStart"/>
+      <w:r>
+        <w:rPr>
+          <w:rFonts w:cstheme="minorHAnsi"/>
+          <w:b/>
+          <w:bCs/>
+          <w:color w:val="000000"/>
+          <w:sz w:val="16"/>
+          <w:szCs w:val="16"/>
+          <w:lang w:val="es-MX"/>
+        </w:rPr>
+        <w:t>Nº</w:t>
+      </w:r>
+      <w:proofErr w:type="spellEnd"/>
+      <w:r>
+        <w:rPr>
+          <w:rFonts w:cstheme="minorHAnsi"/>
+          <w:color w:val="000000"/>
+          <w:sz w:val="16"/>
+          <w:szCs w:val="16"/>
+          <w:lang w:val="es-MX"/>
+        </w:rPr>
+        <w:t xml:space="preserve"> 20601767920 con domicilio en JR. LAS ALEÑAS NRO. 200 URB. SAN IGNACIO LIMA - LIMA - SAN JUAN DE LURIGANCHO, debidamente representada por sus funcionarios autorizados según Poderes inscritos en la Partida </w:t>
+      </w:r>
+      <w:proofErr w:type="spellStart"/>
+      <w:r>
+        <w:rPr>
+          <w:rFonts w:cstheme="minorHAnsi"/>
+          <w:b/>
+          <w:bCs/>
+          <w:color w:val="000000"/>
+          <w:sz w:val="16"/>
+          <w:szCs w:val="16"/>
+          <w:lang w:val="es-MX"/>
+        </w:rPr>
+        <w:t>Nº</w:t>
+      </w:r>
+      <w:proofErr w:type="spellEnd"/>
+      <w:r>
+        <w:rPr>
+          <w:rFonts w:cstheme="minorHAnsi"/>
+          <w:color w:val="000000"/>
+          <w:sz w:val="16"/>
+          <w:szCs w:val="16"/>
+          <w:lang w:val="es-MX"/>
+        </w:rPr>
+        <w:t xml:space="preserve"> 13782080 del Registro de Personas Jurídicas de Lima, y de la otra parte, indistintamente:</w:t>
       </w:r>
     </w:p>
     <w:p>
@@ -312,18 +394,50 @@
           <w:sz w:val="16"/>
           <w:szCs w:val="16"/>
         </w:rPr>
-        <w:t>{{NOMBRE_CLIENTE}}</w:t>
-      </w:r>
-      <w:r>
-        <w:rPr>
-          <w:rFonts w:cstheme="minorHAnsi"/>
-          <w:color w:val="000000"/>
-          <w:sz w:val="16"/>
-          <w:szCs w:val="16"/>
-          <w:lang w:val="es-MX"/>
-        </w:rPr>
-        <w:t xml:space="preserve"> identificado con DNI N°</w:t>
-      </w:r>
+        <w:t>${</w:t>
+      </w:r>
+      <w:r>
+        <w:rPr>
+          <w:rFonts w:cstheme="minorHAnsi"/>
+          <w:color w:val="000000"/>
+          <w:sz w:val="16"/>
+          <w:szCs w:val="16"/>
+        </w:rPr>
+        <w:t>NOMBRE_CLIENTE</w:t>
+      </w:r>
+      <w:r>
+        <w:rPr>
+          <w:rFonts w:cstheme="minorHAnsi"/>
+          <w:color w:val="000000"/>
+          <w:sz w:val="16"/>
+          <w:szCs w:val="16"/>
+        </w:rPr>
+        <w:t>}</w:t>
+      </w:r>
+      <w:r>
+        <w:rPr>
+          <w:rFonts w:cstheme="minorHAnsi"/>
+          <w:color w:val="000000"/>
+          <w:sz w:val="16"/>
+          <w:szCs w:val="16"/>
+          <w:lang w:val="es-MX"/>
+        </w:rPr>
+        <w:t xml:space="preserve"> identificado con DNI </w:t>
+      </w:r>
+      <w:proofErr w:type="spellStart"/>
+      <w:r>
+        <w:rPr>
+          <w:rFonts w:cstheme="minorHAnsi"/>
+          <w:b/>
+          <w:bCs/>
+          <w:color w:val="000000"/>
+          <w:sz w:val="16"/>
+          <w:szCs w:val="16"/>
+          <w:lang w:val="es-MX"/>
+        </w:rPr>
+        <w:t>Nº</w:t>
+      </w:r>
+      <w:proofErr w:type="spellEnd"/>
       <w:r>
         <w:rPr>
           <w:rFonts w:cstheme="minorHAnsi"/>
@@ -341,7 +455,25 @@
           <w:sz w:val="16"/>
           <w:szCs w:val="16"/>
         </w:rPr>
-        <w:t>{{DNI_CLIENTE}}</w:t>
+        <w:t>${</w:t>
+      </w:r>
+      <w:r>
+        <w:rPr>
+          <w:rFonts w:cstheme="minorHAnsi"/>
+          <w:color w:val="000000"/>
+          <w:sz w:val="16"/>
+          <w:szCs w:val="16"/>
+        </w:rPr>
+        <w:t>DNI_CLIENTE</w:t>
+      </w:r>
+      <w:r>
+        <w:rPr>
+          <w:rFonts w:cstheme="minorHAnsi"/>
+          <w:color w:val="000000"/>
+          <w:sz w:val="16"/>
+          <w:szCs w:val="16"/>
+        </w:rPr>
+        <w:t>}</w:t>
       </w:r>
       <w:r>
         <w:rPr>
@@ -376,7 +508,29 @@
           <w:sz w:val="16"/>
           <w:szCs w:val="16"/>
         </w:rPr>
-        <w:t>{{NOMBRE_CONYUGE}}</w:t>
+        <w:t>${</w:t>
+      </w:r>
+      <w:r>
+        <w:rPr>
+          <w:rFonts w:cstheme="minorHAnsi"/>
+          <w:b/>
+          <w:bCs/>
+          <w:color w:val="000000"/>
+          <w:sz w:val="16"/>
+          <w:szCs w:val="16"/>
+        </w:rPr>
+        <w:t>NOMBRE_CONYUGE</w:t>
+      </w:r>
+      <w:r>
+        <w:rPr>
+          <w:rFonts w:cstheme="minorHAnsi"/>
+          <w:b/>
+          <w:bCs/>
+          <w:color w:val="000000"/>
+          <w:sz w:val="16"/>
+          <w:szCs w:val="16"/>
+        </w:rPr>
+        <w:t>}</w:t>
       </w:r>
       <w:r>
         <w:rPr>
@@ -425,7 +579,29 @@
           <w:sz w:val="16"/>
           <w:szCs w:val="16"/>
         </w:rPr>
-        <w:t>{{DNI_CONYUGE}}</w:t>
+        <w:t>${</w:t>
+      </w:r>
+      <w:r>
+        <w:rPr>
+          <w:rFonts w:cstheme="minorHAnsi"/>
+          <w:b/>
+          <w:bCs/>
+          <w:color w:val="000000"/>
+          <w:sz w:val="16"/>
+          <w:szCs w:val="16"/>
+        </w:rPr>
+        <w:t>DNI_CONYUGE</w:t>
+      </w:r>
+      <w:r>
+        <w:rPr>
+          <w:rFonts w:cstheme="minorHAnsi"/>
+          <w:b/>
+          <w:bCs/>
+          <w:color w:val="000000"/>
+          <w:sz w:val="16"/>
+          <w:szCs w:val="16"/>
+        </w:rPr>
+        <w:t>}</w:t>
       </w:r>
       <w:r>
         <w:rPr>
@@ -444,7 +620,25 @@
           <w:sz w:val="16"/>
           <w:szCs w:val="16"/>
         </w:rPr>
-        <w:t>{{DOMICILIO_CLIENTE}}</w:t>
+        <w:t>${</w:t>
+      </w:r>
+      <w:r>
+        <w:rPr>
+          <w:rFonts w:cstheme="minorHAnsi"/>
+          <w:color w:val="000000"/>
+          <w:sz w:val="16"/>
+          <w:szCs w:val="16"/>
+        </w:rPr>
+        <w:t>DOMICILIO_CLIENTE</w:t>
+      </w:r>
+      <w:r>
+        <w:rPr>
+          <w:rFonts w:cstheme="minorHAnsi"/>
+          <w:color w:val="000000"/>
+          <w:sz w:val="16"/>
+          <w:szCs w:val="16"/>
+        </w:rPr>
+        <w:t>}</w:t>
       </w:r>
       <w:r>
         <w:rPr>
@@ -1383,7 +1577,31 @@
           <w:szCs w:val="16"/>
           <w:lang w:val="es-MX"/>
         </w:rPr>
-        <w:t xml:space="preserve"> que forma parte integrante de este contrato, de acuerdo a lo establecido en los artículos 3, 17 y otros de la Ley de la Garantía Mobiliaria, Ley N° 28677, a favor de </w:t>
+        <w:t xml:space="preserve"> que forma parte integrante de este contrato, de acuerdo a lo establecido en los artículos 3, 17 y otros de la Ley de la Garantía Mobiliaria, Ley </w:t>
+      </w:r>
+      <w:proofErr w:type="spellStart"/>
+      <w:r>
+        <w:rPr>
+          <w:rFonts w:cstheme="minorHAnsi"/>
+          <w:b/>
+          <w:bCs/>
+          <w:color w:val="000000"/>
+          <w:sz w:val="16"/>
+          <w:szCs w:val="16"/>
+          <w:lang w:val="es-MX"/>
+        </w:rPr>
+        <w:t>Nº</w:t>
+      </w:r>
+      <w:proofErr w:type="spellEnd"/>
+      <w:r>
+        <w:rPr>
+          <w:rFonts w:cstheme="minorHAnsi"/>
+          <w:color w:val="000000"/>
+          <w:sz w:val="16"/>
+          <w:szCs w:val="16"/>
+          <w:lang w:val="es-MX"/>
+        </w:rPr>
+        <w:t xml:space="preserve"> 28677, a favor de </w:t>
       </w:r>
       <w:r>
         <w:rPr>
@@ -1657,6 +1875,16 @@
           <w:lang w:val="es-MX"/>
         </w:rPr>
       </w:pPr>
+      <w:r>
+        <w:rPr>
+          <w:rFonts w:cstheme="minorHAnsi"/>
+          <w:color w:val="000000"/>
+          <w:sz w:val="16"/>
+          <w:szCs w:val="16"/>
+          <w:lang w:val="es-MX"/>
+        </w:rPr>
+        <w:t xml:space="preserve">b. Pago parcial del capital del préstamo y el total del interés compensatorio, penalidades (de ser el caso), comisiones, gastos e impuestos pactados que se devenguen. </w:t>
+      </w:r>
     </w:p>
     <w:p>
       <w:pPr>
@@ -1679,7 +1907,7 @@
           <w:szCs w:val="16"/>
           <w:lang w:val="es-MX"/>
         </w:rPr>
-        <w:t xml:space="preserve">b. Pago parcial del capital del préstamo y el total del interés compensatorio, penalidades (de ser el caso), comisiones, gastos e impuestos pactados que se devenguen. </w:t>
+        <w:t xml:space="preserve">c. Pago total del interés compensatorio, penalidades (de ser el caso), comisiones, gastos e impuestos pactados que se devenguen. </w:t>
       </w:r>
     </w:p>
     <w:p>
@@ -1695,6 +1923,38 @@
           <w:lang w:val="es-MX"/>
         </w:rPr>
       </w:pPr>
+      <w:r>
+        <w:rPr>
+          <w:rFonts w:cstheme="minorHAnsi"/>
+          <w:color w:val="000000"/>
+          <w:sz w:val="16"/>
+          <w:szCs w:val="16"/>
+          <w:lang w:val="es-MX"/>
+        </w:rPr>
+        <w:t xml:space="preserve">Los pagos antes señalados serán en efectivo y únicamente en las agencias de </w:t>
+      </w:r>
+      <w:r>
+        <w:rPr>
+          <w:rFonts w:cstheme="minorHAnsi"/>
+          <w:b/>
+          <w:bCs/>
+          <w:color w:val="000000"/>
+          <w:sz w:val="16"/>
+          <w:szCs w:val="16"/>
+          <w:lang w:val="es-MX"/>
+        </w:rPr>
+        <w:t>CREDIÁGIL</w:t>
+      </w:r>
+      <w:r>
+        <w:rPr>
+          <w:rFonts w:cstheme="minorHAnsi"/>
+          <w:color w:val="000000"/>
+          <w:sz w:val="16"/>
+          <w:szCs w:val="16"/>
+          <w:lang w:val="es-MX"/>
+        </w:rPr>
+        <w:t xml:space="preserve">. </w:t>
+      </w:r>
     </w:p>
     <w:p>
       <w:pPr>
@@ -1717,7 +1977,49 @@
           <w:szCs w:val="16"/>
           <w:lang w:val="es-MX"/>
         </w:rPr>
-        <w:t xml:space="preserve">c. Pago total del interés compensatorio, penalidades (de ser el caso), comisiones, gastos e impuestos pactados que se devenguen. </w:t>
+        <w:t xml:space="preserve">De optar por las alternativas b </w:t>
+      </w:r>
+      <w:r>
+        <w:rPr>
+          <w:rFonts w:cstheme="minorHAnsi"/>
+          <w:color w:val="000000"/>
+          <w:sz w:val="16"/>
+          <w:szCs w:val="16"/>
+          <w:lang w:val="es-MX"/>
+        </w:rPr>
+        <w:t xml:space="preserve">o </w:t>
+      </w:r>
+      <w:r>
+        <w:rPr>
+          <w:rFonts w:cstheme="minorHAnsi"/>
+          <w:color w:val="000000"/>
+          <w:sz w:val="16"/>
+          <w:szCs w:val="16"/>
+          <w:lang w:val="es-MX"/>
+        </w:rPr>
+        <w:t xml:space="preserve">c, las partes fijarán un nuevo plazo de vencimiento y </w:t>
+      </w:r>
+      <w:r>
+        <w:rPr>
+          <w:rFonts w:cstheme="minorHAnsi"/>
+          <w:b/>
+          <w:bCs/>
+          <w:color w:val="000000"/>
+          <w:sz w:val="16"/>
+          <w:szCs w:val="16"/>
+          <w:lang w:val="es-MX"/>
+        </w:rPr>
+        <w:t>CREDIÁGIL</w:t>
+      </w:r>
+      <w:r>
+        <w:rPr>
+          <w:rFonts w:cstheme="minorHAnsi"/>
+          <w:color w:val="000000"/>
+          <w:sz w:val="16"/>
+          <w:szCs w:val="16"/>
+          <w:lang w:val="es-MX"/>
+        </w:rPr>
+        <w:t xml:space="preserve"> determinará el saldo correspondiente del capital adeudado.</w:t>
       </w:r>
     </w:p>
     <w:p>
@@ -1727,6 +2029,8 @@
         <w:jc w:val="both"/>
         <w:rPr>
           <w:rFonts w:cstheme="minorHAnsi"/>
+          <w:b/>
+          <w:bCs/>
           <w:color w:val="000000"/>
           <w:sz w:val="16"/>
           <w:szCs w:val="16"/>
@@ -1741,158 +2045,6 @@
         <w:jc w:val="both"/>
         <w:rPr>
           <w:rFonts w:cstheme="minorHAnsi"/>
-          <w:color w:val="000000"/>
-          <w:sz w:val="16"/>
-          <w:szCs w:val="16"/>
-          <w:lang w:val="es-MX"/>
-        </w:rPr>
-      </w:pPr>
-      <w:r>
-        <w:rPr>
-          <w:rFonts w:cstheme="minorHAnsi"/>
-          <w:color w:val="000000"/>
-          <w:sz w:val="16"/>
-          <w:szCs w:val="16"/>
-          <w:lang w:val="es-MX"/>
-        </w:rPr>
-        <w:t xml:space="preserve">Los pagos antes señalados serán en efectivo y únicamente en las agencias de </w:t>
-      </w:r>
-      <w:r>
-        <w:rPr>
-          <w:rFonts w:cstheme="minorHAnsi"/>
-          <w:b/>
-          <w:bCs/>
-          <w:color w:val="000000"/>
-          <w:sz w:val="16"/>
-          <w:szCs w:val="16"/>
-          <w:lang w:val="es-MX"/>
-        </w:rPr>
-        <w:t>CREDIÁGIL</w:t>
-      </w:r>
-      <w:r>
-        <w:rPr>
-          <w:rFonts w:cstheme="minorHAnsi"/>
-          <w:color w:val="000000"/>
-          <w:sz w:val="16"/>
-          <w:szCs w:val="16"/>
-          <w:lang w:val="es-MX"/>
-        </w:rPr>
-        <w:t xml:space="preserve">. </w:t>
-      </w:r>
-    </w:p>
-    <w:p>
-      <w:pPr>
-        <w:spacing w:before="10" w:after="10" w:line="240" w:lineRule="auto"/>
-        <w:ind w:right="-1085"/>
-        <w:jc w:val="both"/>
-        <w:rPr>
-          <w:rFonts w:cstheme="minorHAnsi"/>
-          <w:color w:val="000000"/>
-          <w:sz w:val="16"/>
-          <w:szCs w:val="16"/>
-          <w:lang w:val="es-MX"/>
-        </w:rPr>
-      </w:pPr>
-    </w:p>
-    <w:p>
-      <w:pPr>
-        <w:spacing w:before="10" w:after="10" w:line="240" w:lineRule="auto"/>
-        <w:ind w:right="-1085"/>
-        <w:jc w:val="both"/>
-        <w:rPr>
-          <w:rFonts w:cstheme="minorHAnsi"/>
-          <w:color w:val="000000"/>
-          <w:sz w:val="16"/>
-          <w:szCs w:val="16"/>
-          <w:lang w:val="es-MX"/>
-        </w:rPr>
-      </w:pPr>
-      <w:r>
-        <w:rPr>
-          <w:rFonts w:cstheme="minorHAnsi"/>
-          <w:color w:val="000000"/>
-          <w:sz w:val="16"/>
-          <w:szCs w:val="16"/>
-          <w:lang w:val="es-MX"/>
-        </w:rPr>
-        <w:t xml:space="preserve">De optar por las alternativas b </w:t>
-      </w:r>
-      <w:r>
-        <w:rPr>
-          <w:rFonts w:cstheme="minorHAnsi"/>
-          <w:color w:val="000000"/>
-          <w:sz w:val="16"/>
-          <w:szCs w:val="16"/>
-          <w:lang w:val="es-MX"/>
-        </w:rPr>
-        <w:t>o</w:t>
-      </w:r>
-      <w:r>
-        <w:rPr>
-          <w:rFonts w:cstheme="minorHAnsi"/>
-          <w:color w:val="000000"/>
-          <w:sz w:val="16"/>
-          <w:szCs w:val="16"/>
-          <w:lang w:val="es-MX"/>
-        </w:rPr>
-        <w:t xml:space="preserve"> </w:t>
-      </w:r>
-      <w:r>
-        <w:rPr>
-          <w:rFonts w:cstheme="minorHAnsi"/>
-          <w:color w:val="000000"/>
-          <w:sz w:val="16"/>
-          <w:szCs w:val="16"/>
-          <w:lang w:val="es-MX"/>
-        </w:rPr>
-        <w:t xml:space="preserve">c, las partes fijarán un nuevo plazo de vencimiento y </w:t>
-      </w:r>
-      <w:r>
-        <w:rPr>
-          <w:rFonts w:cstheme="minorHAnsi"/>
-          <w:b/>
-          <w:bCs/>
-          <w:color w:val="000000"/>
-          <w:sz w:val="16"/>
-          <w:szCs w:val="16"/>
-          <w:lang w:val="es-MX"/>
-        </w:rPr>
-        <w:t>CREDIÁGIL</w:t>
-      </w:r>
-      <w:r>
-        <w:rPr>
-          <w:rFonts w:cstheme="minorHAnsi"/>
-          <w:color w:val="000000"/>
-          <w:sz w:val="16"/>
-          <w:szCs w:val="16"/>
-          <w:lang w:val="es-MX"/>
-        </w:rPr>
-        <w:t xml:space="preserve"> determinará el saldo correspondiente del capital adeudado.</w:t>
-      </w:r>
-    </w:p>
-    <w:p>
-      <w:pPr>
-        <w:spacing w:before="10" w:after="10" w:line="240" w:lineRule="auto"/>
-        <w:ind w:right="-1085"/>
-        <w:jc w:val="both"/>
-        <w:rPr>
-          <w:rFonts w:cstheme="minorHAnsi"/>
-          <w:b/>
-          <w:bCs/>
-          <w:color w:val="000000"/>
-          <w:sz w:val="16"/>
-          <w:szCs w:val="16"/>
-          <w:lang w:val="es-MX"/>
-        </w:rPr>
-      </w:pPr>
-    </w:p>
-    <w:p>
-      <w:pPr>
-        <w:spacing w:before="10" w:after="10" w:line="240" w:lineRule="auto"/>
-        <w:ind w:right="-1085"/>
-        <w:jc w:val="both"/>
-        <w:rPr>
-          <w:rFonts w:cstheme="minorHAnsi"/>
           <w:b/>
           <w:bCs/>
           <w:color w:val="000000"/>
@@ -1913,7 +2065,6 @@
           <w:u w:val="single"/>
           <w:lang w:val="es-MX"/>
         </w:rPr>
-        <w:lastRenderedPageBreak/>
         <w:t>6.- RETIRO DE BIENES OTORGADOS EN GARANTÍA</w:t>
       </w:r>
     </w:p>
@@ -2003,6 +2154,7 @@
           <w:szCs w:val="16"/>
           <w:lang w:val="es-MX"/>
         </w:rPr>
+        <w:lastRenderedPageBreak/>
         <w:t>Carta Poder con firma legalizada:</w:t>
       </w:r>
       <w:r>
@@ -4277,7 +4429,205 @@
           <w:szCs w:val="16"/>
           <w:lang w:val="es-MX"/>
         </w:rPr>
-        <w:t xml:space="preserve">) incorporación de servicios que no se encuentren directamente relacionados al producto o servicio contratado. En los supuestos mencionados en </w:t>
+        <w:t xml:space="preserve">) incorporación de servicios que no se encuentren directamente relacionados al producto o servicio contratado. En los supuestos mencionados en el presente párrafo, </w:t>
+      </w:r>
+      <w:r>
+        <w:rPr>
+          <w:rFonts w:cstheme="minorHAnsi"/>
+          <w:b/>
+          <w:bCs/>
+          <w:color w:val="000000"/>
+          <w:sz w:val="16"/>
+          <w:szCs w:val="16"/>
+          <w:lang w:val="es-MX"/>
+        </w:rPr>
+        <w:t>CREDIÁGIL</w:t>
+      </w:r>
+      <w:r>
+        <w:rPr>
+          <w:rFonts w:cstheme="minorHAnsi"/>
+          <w:color w:val="000000"/>
+          <w:sz w:val="16"/>
+          <w:szCs w:val="16"/>
+          <w:lang w:val="es-MX"/>
+        </w:rPr>
+        <w:t xml:space="preserve"> deberá enviar a </w:t>
+      </w:r>
+      <w:r>
+        <w:rPr>
+          <w:rFonts w:cstheme="minorHAnsi"/>
+          <w:b/>
+          <w:bCs/>
+          <w:color w:val="000000"/>
+          <w:sz w:val="16"/>
+          <w:szCs w:val="16"/>
+          <w:lang w:val="es-MX"/>
+        </w:rPr>
+        <w:t>EL CLIENTE</w:t>
+      </w:r>
+      <w:r>
+        <w:rPr>
+          <w:rFonts w:cstheme="minorHAnsi"/>
+          <w:color w:val="000000"/>
+          <w:sz w:val="16"/>
+          <w:szCs w:val="16"/>
+          <w:lang w:val="es-MX"/>
+        </w:rPr>
+        <w:t xml:space="preserve"> una comunicación con un plazo previo de </w:t>
+      </w:r>
+      <w:r>
+        <w:rPr>
+          <w:rFonts w:cstheme="minorHAnsi"/>
+          <w:b/>
+          <w:bCs/>
+          <w:color w:val="000000"/>
+          <w:sz w:val="16"/>
+          <w:szCs w:val="16"/>
+          <w:lang w:val="es-MX"/>
+        </w:rPr>
+        <w:t>45 días calendario</w:t>
+      </w:r>
+      <w:r>
+        <w:rPr>
+          <w:rFonts w:cstheme="minorHAnsi"/>
+          <w:color w:val="000000"/>
+          <w:sz w:val="16"/>
+          <w:szCs w:val="16"/>
+          <w:lang w:val="es-MX"/>
+        </w:rPr>
+        <w:t xml:space="preserve">. Del mismo modo, se pacta que </w:t>
+      </w:r>
+      <w:r>
+        <w:rPr>
+          <w:rFonts w:cstheme="minorHAnsi"/>
+          <w:b/>
+          <w:bCs/>
+          <w:color w:val="000000"/>
+          <w:sz w:val="16"/>
+          <w:szCs w:val="16"/>
+          <w:lang w:val="es-MX"/>
+        </w:rPr>
+        <w:t>CREDIÁGIL</w:t>
+      </w:r>
+      <w:r>
+        <w:rPr>
+          <w:rFonts w:cstheme="minorHAnsi"/>
+          <w:color w:val="000000"/>
+          <w:sz w:val="16"/>
+          <w:szCs w:val="16"/>
+          <w:lang w:val="es-MX"/>
+        </w:rPr>
+        <w:t xml:space="preserve"> utilizará los medios de comunicación indirectos como: avisos en los váuchers de pago, el </w:t>
+      </w:r>
+      <w:r>
+        <w:rPr>
+          <w:rFonts w:cstheme="minorHAnsi"/>
+          <w:b/>
+          <w:bCs/>
+          <w:color w:val="000000"/>
+          <w:sz w:val="16"/>
+          <w:szCs w:val="16"/>
+          <w:lang w:val="es-MX"/>
+        </w:rPr>
+        <w:t>Tarifario vigente</w:t>
+      </w:r>
+      <w:r>
+        <w:rPr>
+          <w:rFonts w:cstheme="minorHAnsi"/>
+          <w:color w:val="000000"/>
+          <w:sz w:val="16"/>
+          <w:szCs w:val="16"/>
+          <w:lang w:val="es-MX"/>
+        </w:rPr>
+        <w:t xml:space="preserve"> y la </w:t>
+      </w:r>
+      <w:r>
+        <w:rPr>
+          <w:rFonts w:cstheme="minorHAnsi"/>
+          <w:b/>
+          <w:bCs/>
+          <w:color w:val="000000"/>
+          <w:sz w:val="16"/>
+          <w:szCs w:val="16"/>
+          <w:lang w:val="es-MX"/>
+        </w:rPr>
+        <w:t>Página Web</w:t>
+      </w:r>
+      <w:r>
+        <w:rPr>
+          <w:rFonts w:cstheme="minorHAnsi"/>
+          <w:color w:val="000000"/>
+          <w:sz w:val="16"/>
+          <w:szCs w:val="16"/>
+          <w:lang w:val="es-MX"/>
+        </w:rPr>
+        <w:t xml:space="preserve"> para comunicar modificaciones contractuales distintas a los previamente indicados o en caso estas resulten favorables a </w:t>
+      </w:r>
+      <w:r>
+        <w:rPr>
+          <w:rFonts w:cstheme="minorHAnsi"/>
+          <w:b/>
+          <w:bCs/>
+          <w:color w:val="000000"/>
+          <w:sz w:val="16"/>
+          <w:szCs w:val="16"/>
+          <w:lang w:val="es-MX"/>
+        </w:rPr>
+        <w:t>EL CLIENTE</w:t>
+      </w:r>
+      <w:r>
+        <w:rPr>
+          <w:rFonts w:cstheme="minorHAnsi"/>
+          <w:color w:val="000000"/>
+          <w:sz w:val="16"/>
+          <w:szCs w:val="16"/>
+          <w:lang w:val="es-MX"/>
+        </w:rPr>
+        <w:t xml:space="preserve">. Las penalidades, comisiones y gastos podrán ser modificadas por </w:t>
+      </w:r>
+      <w:r>
+        <w:rPr>
+          <w:rFonts w:cstheme="minorHAnsi"/>
+          <w:b/>
+          <w:bCs/>
+          <w:color w:val="000000"/>
+          <w:sz w:val="16"/>
+          <w:szCs w:val="16"/>
+          <w:lang w:val="es-MX"/>
+        </w:rPr>
+        <w:t>CREDIÁGIL</w:t>
+      </w:r>
+      <w:r>
+        <w:rPr>
+          <w:rFonts w:cstheme="minorHAnsi"/>
+          <w:color w:val="000000"/>
+          <w:sz w:val="16"/>
+          <w:szCs w:val="16"/>
+          <w:lang w:val="es-MX"/>
+        </w:rPr>
+        <w:t xml:space="preserve"> bajo los siguientes supuestos: (i) cambios en las condiciones de la economía nacional o internacional; (</w:t>
+      </w:r>
+      <w:proofErr w:type="spellStart"/>
+      <w:r>
+        <w:rPr>
+          <w:rFonts w:cstheme="minorHAnsi"/>
+          <w:color w:val="000000"/>
+          <w:sz w:val="16"/>
+          <w:szCs w:val="16"/>
+          <w:lang w:val="es-MX"/>
+        </w:rPr>
+        <w:t>ii</w:t>
+      </w:r>
+      <w:proofErr w:type="spellEnd"/>
+      <w:r>
+        <w:rPr>
+          <w:rFonts w:cstheme="minorHAnsi"/>
+          <w:color w:val="000000"/>
+          <w:sz w:val="16"/>
+          <w:szCs w:val="16"/>
+          <w:lang w:val="es-MX"/>
+        </w:rPr>
+        <w:t xml:space="preserve">) cambios en el </w:t>
       </w:r>
       <w:r>
         <w:rPr>
@@ -4288,225 +4638,7 @@
           <w:lang w:val="es-MX"/>
         </w:rPr>
         <w:lastRenderedPageBreak/>
-        <w:t xml:space="preserve">el presente párrafo, </w:t>
-      </w:r>
-      <w:r>
-        <w:rPr>
-          <w:rFonts w:cstheme="minorHAnsi"/>
-          <w:b/>
-          <w:bCs/>
-          <w:color w:val="000000"/>
-          <w:sz w:val="16"/>
-          <w:szCs w:val="16"/>
-          <w:lang w:val="es-MX"/>
-        </w:rPr>
-        <w:t>CREDIÁGIL</w:t>
-      </w:r>
-      <w:r>
-        <w:rPr>
-          <w:rFonts w:cstheme="minorHAnsi"/>
-          <w:color w:val="000000"/>
-          <w:sz w:val="16"/>
-          <w:szCs w:val="16"/>
-          <w:lang w:val="es-MX"/>
-        </w:rPr>
-        <w:t xml:space="preserve"> deberá enviar a </w:t>
-      </w:r>
-      <w:r>
-        <w:rPr>
-          <w:rFonts w:cstheme="minorHAnsi"/>
-          <w:b/>
-          <w:bCs/>
-          <w:color w:val="000000"/>
-          <w:sz w:val="16"/>
-          <w:szCs w:val="16"/>
-          <w:lang w:val="es-MX"/>
-        </w:rPr>
-        <w:t>EL CLIENTE</w:t>
-      </w:r>
-      <w:r>
-        <w:rPr>
-          <w:rFonts w:cstheme="minorHAnsi"/>
-          <w:color w:val="000000"/>
-          <w:sz w:val="16"/>
-          <w:szCs w:val="16"/>
-          <w:lang w:val="es-MX"/>
-        </w:rPr>
-        <w:t xml:space="preserve"> una comunicación con un plazo previo de </w:t>
-      </w:r>
-      <w:r>
-        <w:rPr>
-          <w:rFonts w:cstheme="minorHAnsi"/>
-          <w:b/>
-          <w:bCs/>
-          <w:color w:val="000000"/>
-          <w:sz w:val="16"/>
-          <w:szCs w:val="16"/>
-          <w:lang w:val="es-MX"/>
-        </w:rPr>
-        <w:t>45 días calendario</w:t>
-      </w:r>
-      <w:r>
-        <w:rPr>
-          <w:rFonts w:cstheme="minorHAnsi"/>
-          <w:color w:val="000000"/>
-          <w:sz w:val="16"/>
-          <w:szCs w:val="16"/>
-          <w:lang w:val="es-MX"/>
-        </w:rPr>
-        <w:t xml:space="preserve">. Del mismo modo, se pacta que </w:t>
-      </w:r>
-      <w:r>
-        <w:rPr>
-          <w:rFonts w:cstheme="minorHAnsi"/>
-          <w:b/>
-          <w:bCs/>
-          <w:color w:val="000000"/>
-          <w:sz w:val="16"/>
-          <w:szCs w:val="16"/>
-          <w:lang w:val="es-MX"/>
-        </w:rPr>
-        <w:t>CREDIÁGIL</w:t>
-      </w:r>
-      <w:r>
-        <w:rPr>
-          <w:rFonts w:cstheme="minorHAnsi"/>
-          <w:color w:val="000000"/>
-          <w:sz w:val="16"/>
-          <w:szCs w:val="16"/>
-          <w:lang w:val="es-MX"/>
-        </w:rPr>
-        <w:t xml:space="preserve"> utilizará los medios de comunicación indirectos como: avisos en los </w:t>
-      </w:r>
-      <w:r>
-        <w:rPr>
-          <w:rFonts w:cstheme="minorHAnsi"/>
-          <w:color w:val="000000"/>
-          <w:sz w:val="16"/>
-          <w:szCs w:val="16"/>
-          <w:lang w:val="es-MX"/>
-        </w:rPr>
-        <w:t>váuchers</w:t>
-      </w:r>
-      <w:r>
-        <w:rPr>
-          <w:rFonts w:cstheme="minorHAnsi"/>
-          <w:color w:val="000000"/>
-          <w:sz w:val="16"/>
-          <w:szCs w:val="16"/>
-          <w:lang w:val="es-MX"/>
-        </w:rPr>
-        <w:t xml:space="preserve"> de pago, el </w:t>
-      </w:r>
-      <w:r>
-        <w:rPr>
-          <w:rFonts w:cstheme="minorHAnsi"/>
-          <w:b/>
-          <w:bCs/>
-          <w:color w:val="000000"/>
-          <w:sz w:val="16"/>
-          <w:szCs w:val="16"/>
-          <w:lang w:val="es-MX"/>
-        </w:rPr>
-        <w:t>Tarifario vigente</w:t>
-      </w:r>
-      <w:r>
-        <w:rPr>
-          <w:rFonts w:cstheme="minorHAnsi"/>
-          <w:color w:val="000000"/>
-          <w:sz w:val="16"/>
-          <w:szCs w:val="16"/>
-          <w:lang w:val="es-MX"/>
-        </w:rPr>
-        <w:t xml:space="preserve"> y la </w:t>
-      </w:r>
-      <w:r>
-        <w:rPr>
-          <w:rFonts w:cstheme="minorHAnsi"/>
-          <w:b/>
-          <w:bCs/>
-          <w:color w:val="000000"/>
-          <w:sz w:val="16"/>
-          <w:szCs w:val="16"/>
-          <w:lang w:val="es-MX"/>
-        </w:rPr>
-        <w:t>Página Web</w:t>
-      </w:r>
-      <w:r>
-        <w:rPr>
-          <w:rFonts w:cstheme="minorHAnsi"/>
-          <w:color w:val="000000"/>
-          <w:sz w:val="16"/>
-          <w:szCs w:val="16"/>
-          <w:lang w:val="es-MX"/>
-        </w:rPr>
-        <w:t xml:space="preserve"> para comunicar modificaciones contractuales distintas a los previamente indicados o en caso estas resulten favorables a </w:t>
-      </w:r>
-      <w:r>
-        <w:rPr>
-          <w:rFonts w:cstheme="minorHAnsi"/>
-          <w:b/>
-          <w:bCs/>
-          <w:color w:val="000000"/>
-          <w:sz w:val="16"/>
-          <w:szCs w:val="16"/>
-          <w:lang w:val="es-MX"/>
-        </w:rPr>
-        <w:t>EL CLIENTE</w:t>
-      </w:r>
-      <w:r>
-        <w:rPr>
-          <w:rFonts w:cstheme="minorHAnsi"/>
-          <w:color w:val="000000"/>
-          <w:sz w:val="16"/>
-          <w:szCs w:val="16"/>
-          <w:lang w:val="es-MX"/>
-        </w:rPr>
-        <w:t xml:space="preserve">. Las penalidades, comisiones y gastos podrán ser modificadas por </w:t>
-      </w:r>
-      <w:r>
-        <w:rPr>
-          <w:rFonts w:cstheme="minorHAnsi"/>
-          <w:b/>
-          <w:bCs/>
-          <w:color w:val="000000"/>
-          <w:sz w:val="16"/>
-          <w:szCs w:val="16"/>
-          <w:lang w:val="es-MX"/>
-        </w:rPr>
-        <w:t>CREDIÁGIL</w:t>
-      </w:r>
-      <w:r>
-        <w:rPr>
-          <w:rFonts w:cstheme="minorHAnsi"/>
-          <w:color w:val="000000"/>
-          <w:sz w:val="16"/>
-          <w:szCs w:val="16"/>
-          <w:lang w:val="es-MX"/>
-        </w:rPr>
-        <w:t xml:space="preserve"> bajo los siguientes supuestos: (i) cambios en las condiciones de la economía nacional o internacional; (</w:t>
-      </w:r>
-      <w:proofErr w:type="spellStart"/>
-      <w:r>
-        <w:rPr>
-          <w:rFonts w:cstheme="minorHAnsi"/>
-          <w:color w:val="000000"/>
-          <w:sz w:val="16"/>
-          <w:szCs w:val="16"/>
-          <w:lang w:val="es-MX"/>
-        </w:rPr>
-        <w:t>ii</w:t>
-      </w:r>
-      <w:proofErr w:type="spellEnd"/>
-      <w:r>
-        <w:rPr>
-          <w:rFonts w:cstheme="minorHAnsi"/>
-          <w:color w:val="000000"/>
-          <w:sz w:val="16"/>
-          <w:szCs w:val="16"/>
-          <w:lang w:val="es-MX"/>
-        </w:rPr>
-        <w:t>) cambios en el funcionamiento o tendencias de los mercados o la competencia; (</w:t>
+        <w:t>funcionamiento o tendencias de los mercados o la competencia; (</w:t>
       </w:r>
       <w:proofErr w:type="spellStart"/>
       <w:r>
@@ -5800,16 +5932,58 @@
           <w:szCs w:val="16"/>
           <w:lang w:val="es-MX"/>
         </w:rPr>
-        <w:t xml:space="preserve">Este documento forma parte integrante del Contrato N° </w:t>
-      </w:r>
-      <w:r>
-        <w:rPr>
-          <w:rFonts w:cstheme="minorHAnsi"/>
-          <w:color w:val="000000"/>
-          <w:sz w:val="16"/>
-          <w:szCs w:val="16"/>
-        </w:rPr>
-        <w:t>{{NUM_CONTRATO}}</w:t>
+        <w:t xml:space="preserve">Este documento forma parte integrante del Contrato </w:t>
+      </w:r>
+      <w:proofErr w:type="spellStart"/>
+      <w:r>
+        <w:rPr>
+          <w:rFonts w:cstheme="minorHAnsi"/>
+          <w:b/>
+          <w:bCs/>
+          <w:color w:val="000000"/>
+          <w:sz w:val="16"/>
+          <w:szCs w:val="16"/>
+          <w:lang w:val="es-MX"/>
+        </w:rPr>
+        <w:t>Nº</w:t>
+      </w:r>
+      <w:proofErr w:type="spellEnd"/>
+      <w:r>
+        <w:rPr>
+          <w:rFonts w:cstheme="minorHAnsi"/>
+          <w:color w:val="000000"/>
+          <w:sz w:val="16"/>
+          <w:szCs w:val="16"/>
+          <w:lang w:val="es-MX"/>
+        </w:rPr>
+        <w:t xml:space="preserve"> </w:t>
+      </w:r>
+      <w:r>
+        <w:rPr>
+          <w:rFonts w:cstheme="minorHAnsi"/>
+          <w:color w:val="000000"/>
+          <w:sz w:val="16"/>
+          <w:szCs w:val="16"/>
+        </w:rPr>
+        <w:t>${</w:t>
+      </w:r>
+      <w:r>
+        <w:rPr>
+          <w:rFonts w:cstheme="minorHAnsi"/>
+          <w:color w:val="000000"/>
+          <w:sz w:val="16"/>
+          <w:szCs w:val="16"/>
+        </w:rPr>
+        <w:t>NUM_CONTRATO</w:t>
+      </w:r>
+      <w:r>
+        <w:rPr>
+          <w:rFonts w:cstheme="minorHAnsi"/>
+          <w:color w:val="000000"/>
+          <w:sz w:val="16"/>
+          <w:szCs w:val="16"/>
+        </w:rPr>
+        <w:t>}</w:t>
       </w:r>
       <w:r>
         <w:rPr>
@@ -5996,7 +6170,25 @@
           <w:sz w:val="16"/>
           <w:szCs w:val="16"/>
         </w:rPr>
-        <w:t>{{ELECTRO_MARCA}}</w:t>
+        <w:t>${</w:t>
+      </w:r>
+      <w:r>
+        <w:rPr>
+          <w:rFonts w:cstheme="minorHAnsi"/>
+          <w:color w:val="000000"/>
+          <w:sz w:val="16"/>
+          <w:szCs w:val="16"/>
+        </w:rPr>
+        <w:t>ELECTRO_MARCA</w:t>
+      </w:r>
+      <w:r>
+        <w:rPr>
+          <w:rFonts w:cstheme="minorHAnsi"/>
+          <w:color w:val="000000"/>
+          <w:sz w:val="16"/>
+          <w:szCs w:val="16"/>
+        </w:rPr>
+        <w:t>}</w:t>
       </w:r>
     </w:p>
     <w:p>
@@ -6037,7 +6229,16 @@
           <w:sz w:val="16"/>
           <w:szCs w:val="16"/>
         </w:rPr>
-        <w:t>{{ELECTRO_MODELO</w:t>
+        <w:t>${</w:t>
+      </w:r>
+      <w:r>
+        <w:rPr>
+          <w:rFonts w:cstheme="minorHAnsi"/>
+          <w:color w:val="000000"/>
+          <w:sz w:val="16"/>
+          <w:szCs w:val="16"/>
+        </w:rPr>
+        <w:t>ELECTRO_</w:t>
       </w:r>
       <w:proofErr w:type="gramStart"/>
       <w:r>
@@ -6047,7 +6248,16 @@
           <w:sz w:val="16"/>
           <w:szCs w:val="16"/>
         </w:rPr>
-        <w:t>}}</w:t>
+        <w:t>MODELO</w:t>
+      </w:r>
+      <w:r>
+        <w:rPr>
+          <w:rFonts w:cstheme="minorHAnsi"/>
+          <w:color w:val="000000"/>
+          <w:sz w:val="16"/>
+          <w:szCs w:val="16"/>
+        </w:rPr>
+        <w:t>}</w:t>
       </w:r>
       <w:r>
         <w:rPr>
@@ -6091,7 +6301,25 @@
           <w:sz w:val="16"/>
           <w:szCs w:val="16"/>
         </w:rPr>
-        <w:t>{{ELECTRO_COLOR}}</w:t>
+        <w:t>${</w:t>
+      </w:r>
+      <w:r>
+        <w:rPr>
+          <w:rFonts w:cstheme="minorHAnsi"/>
+          <w:color w:val="000000"/>
+          <w:sz w:val="16"/>
+          <w:szCs w:val="16"/>
+        </w:rPr>
+        <w:t>ELECTRO_COLOR</w:t>
+      </w:r>
+      <w:r>
+        <w:rPr>
+          <w:rFonts w:cstheme="minorHAnsi"/>
+          <w:color w:val="000000"/>
+          <w:sz w:val="16"/>
+          <w:szCs w:val="16"/>
+        </w:rPr>
+        <w:t>}</w:t>
       </w:r>
     </w:p>
     <w:p>
@@ -6132,7 +6360,16 @@
           <w:sz w:val="16"/>
           <w:szCs w:val="16"/>
         </w:rPr>
-        <w:t>{{ELECTRO_SERIE</w:t>
+        <w:t>${</w:t>
+      </w:r>
+      <w:r>
+        <w:rPr>
+          <w:rFonts w:cstheme="minorHAnsi"/>
+          <w:color w:val="000000"/>
+          <w:sz w:val="16"/>
+          <w:szCs w:val="16"/>
+        </w:rPr>
+        <w:t>ELECTRO_</w:t>
       </w:r>
       <w:proofErr w:type="gramStart"/>
       <w:r>
@@ -6142,7 +6379,16 @@
           <w:sz w:val="16"/>
           <w:szCs w:val="16"/>
         </w:rPr>
-        <w:t>}}</w:t>
+        <w:t>SERIE</w:t>
+      </w:r>
+      <w:r>
+        <w:rPr>
+          <w:rFonts w:cstheme="minorHAnsi"/>
+          <w:color w:val="000000"/>
+          <w:sz w:val="16"/>
+          <w:szCs w:val="16"/>
+        </w:rPr>
+        <w:t>}</w:t>
       </w:r>
       <w:r>
         <w:rPr>
@@ -6215,7 +6461,27 @@
           <w:szCs w:val="16"/>
           <w:lang w:val="es-MX"/>
         </w:rPr>
-        <w:t>{{ELECTRO_FABRIC}}</w:t>
+        <w:t>${</w:t>
+      </w:r>
+      <w:r>
+        <w:rPr>
+          <w:rFonts w:cstheme="minorHAnsi"/>
+          <w:color w:val="000000"/>
+          <w:sz w:val="16"/>
+          <w:szCs w:val="16"/>
+          <w:lang w:val="es-MX"/>
+        </w:rPr>
+        <w:t>ELECTRO_FABRIC</w:t>
+      </w:r>
+      <w:r>
+        <w:rPr>
+          <w:rFonts w:cstheme="minorHAnsi"/>
+          <w:color w:val="000000"/>
+          <w:sz w:val="16"/>
+          <w:szCs w:val="16"/>
+          <w:lang w:val="es-MX"/>
+        </w:rPr>
+        <w:t>}</w:t>
       </w:r>
     </w:p>
     <w:p>
@@ -6299,7 +6565,87 @@
           <w:szCs w:val="16"/>
           <w:lang w:val="es-MX"/>
         </w:rPr>
-        <w:t>S/ {{MONTO_PRESTAMO}} ({{LETRAS_PRESTAMO}} Y 00/100 SOLES)</w:t>
+        <w:t xml:space="preserve">S/ </w:t>
+      </w:r>
+      <w:r>
+        <w:rPr>
+          <w:rFonts w:cstheme="minorHAnsi"/>
+          <w:color w:val="000000"/>
+          <w:sz w:val="16"/>
+          <w:szCs w:val="16"/>
+          <w:lang w:val="es-MX"/>
+        </w:rPr>
+        <w:t>${</w:t>
+      </w:r>
+      <w:r>
+        <w:rPr>
+          <w:rFonts w:cstheme="minorHAnsi"/>
+          <w:color w:val="000000"/>
+          <w:sz w:val="16"/>
+          <w:szCs w:val="16"/>
+          <w:lang w:val="es-MX"/>
+        </w:rPr>
+        <w:t>MONTO_PRESTAMO</w:t>
+      </w:r>
+      <w:r>
+        <w:rPr>
+          <w:rFonts w:cstheme="minorHAnsi"/>
+          <w:color w:val="000000"/>
+          <w:sz w:val="16"/>
+          <w:szCs w:val="16"/>
+          <w:lang w:val="es-MX"/>
+        </w:rPr>
+        <w:t>}</w:t>
+      </w:r>
+      <w:r>
+        <w:rPr>
+          <w:rFonts w:cstheme="minorHAnsi"/>
+          <w:color w:val="000000"/>
+          <w:sz w:val="16"/>
+          <w:szCs w:val="16"/>
+          <w:lang w:val="es-MX"/>
+        </w:rPr>
+        <w:t xml:space="preserve"> (</w:t>
+      </w:r>
+      <w:r>
+        <w:rPr>
+          <w:rFonts w:cstheme="minorHAnsi"/>
+          <w:color w:val="000000"/>
+          <w:sz w:val="16"/>
+          <w:szCs w:val="16"/>
+          <w:lang w:val="es-MX"/>
+        </w:rPr>
+        <w:t>${</w:t>
+      </w:r>
+      <w:r>
+        <w:rPr>
+          <w:rFonts w:cstheme="minorHAnsi"/>
+          <w:color w:val="000000"/>
+          <w:sz w:val="16"/>
+          <w:szCs w:val="16"/>
+          <w:lang w:val="es-MX"/>
+        </w:rPr>
+        <w:t>LETRAS_PRESTAMO</w:t>
+      </w:r>
+      <w:r>
+        <w:rPr>
+          <w:rFonts w:cstheme="minorHAnsi"/>
+          <w:color w:val="000000"/>
+          <w:sz w:val="16"/>
+          <w:szCs w:val="16"/>
+          <w:lang w:val="es-MX"/>
+        </w:rPr>
+        <w:t>}</w:t>
+      </w:r>
+      <w:r>
+        <w:rPr>
+          <w:rFonts w:cstheme="minorHAnsi"/>
+          <w:color w:val="000000"/>
+          <w:sz w:val="16"/>
+          <w:szCs w:val="16"/>
+          <w:lang w:val="es-MX"/>
+        </w:rPr>
+        <w:t xml:space="preserve"> Y 00/100 SOLES)</w:t>
       </w:r>
     </w:p>
     <w:p>
@@ -6341,7 +6687,87 @@
           <w:szCs w:val="16"/>
           <w:lang w:val="es-MX"/>
         </w:rPr>
-        <w:t>S/ {{MONTO_DEVOLUCION}} ({{LETRAS_DEVOLUCION}} Y 00/100 SOLES)</w:t>
+        <w:t xml:space="preserve">S/ </w:t>
+      </w:r>
+      <w:r>
+        <w:rPr>
+          <w:rFonts w:cstheme="minorHAnsi"/>
+          <w:color w:val="000000"/>
+          <w:sz w:val="16"/>
+          <w:szCs w:val="16"/>
+          <w:lang w:val="es-MX"/>
+        </w:rPr>
+        <w:t>${</w:t>
+      </w:r>
+      <w:r>
+        <w:rPr>
+          <w:rFonts w:cstheme="minorHAnsi"/>
+          <w:color w:val="000000"/>
+          <w:sz w:val="16"/>
+          <w:szCs w:val="16"/>
+          <w:lang w:val="es-MX"/>
+        </w:rPr>
+        <w:t>MONTO_DEVOLUCION</w:t>
+      </w:r>
+      <w:r>
+        <w:rPr>
+          <w:rFonts w:cstheme="minorHAnsi"/>
+          <w:color w:val="000000"/>
+          <w:sz w:val="16"/>
+          <w:szCs w:val="16"/>
+          <w:lang w:val="es-MX"/>
+        </w:rPr>
+        <w:t>}</w:t>
+      </w:r>
+      <w:r>
+        <w:rPr>
+          <w:rFonts w:cstheme="minorHAnsi"/>
+          <w:color w:val="000000"/>
+          <w:sz w:val="16"/>
+          <w:szCs w:val="16"/>
+          <w:lang w:val="es-MX"/>
+        </w:rPr>
+        <w:t xml:space="preserve"> (</w:t>
+      </w:r>
+      <w:r>
+        <w:rPr>
+          <w:rFonts w:cstheme="minorHAnsi"/>
+          <w:color w:val="000000"/>
+          <w:sz w:val="16"/>
+          <w:szCs w:val="16"/>
+          <w:lang w:val="es-MX"/>
+        </w:rPr>
+        <w:t>${</w:t>
+      </w:r>
+      <w:r>
+        <w:rPr>
+          <w:rFonts w:cstheme="minorHAnsi"/>
+          <w:color w:val="000000"/>
+          <w:sz w:val="16"/>
+          <w:szCs w:val="16"/>
+          <w:lang w:val="es-MX"/>
+        </w:rPr>
+        <w:t>LETRAS_DEVOLUCION</w:t>
+      </w:r>
+      <w:r>
+        <w:rPr>
+          <w:rFonts w:cstheme="minorHAnsi"/>
+          <w:color w:val="000000"/>
+          <w:sz w:val="16"/>
+          <w:szCs w:val="16"/>
+          <w:lang w:val="es-MX"/>
+        </w:rPr>
+        <w:t>}</w:t>
+      </w:r>
+      <w:r>
+        <w:rPr>
+          <w:rFonts w:cstheme="minorHAnsi"/>
+          <w:color w:val="000000"/>
+          <w:sz w:val="16"/>
+          <w:szCs w:val="16"/>
+          <w:lang w:val="es-MX"/>
+        </w:rPr>
+        <w:t xml:space="preserve"> Y 00/100 SOLES)</w:t>
       </w:r>
     </w:p>
     <w:p>
@@ -6372,20 +6798,18 @@
           <w:color w:val="000000"/>
           <w:sz w:val="16"/>
           <w:szCs w:val="16"/>
-          <w:lang w:val="es-MX"/>
-        </w:rPr>
-      </w:pPr>
-      <w:r>
-        <w:rPr>
-          <w:rFonts w:cstheme="minorHAnsi"/>
-          <w:b/>
-          <w:bCs/>
-          <w:color w:val="000000"/>
-          <w:sz w:val="16"/>
-          <w:szCs w:val="16"/>
-          <w:lang w:val="es-MX"/>
-        </w:rPr>
-        <w:t>DECLARACIÓN DE CONFORMIDAD:</w:t>
+        </w:rPr>
+      </w:pPr>
+      <w:r>
+        <w:rPr>
+          <w:rFonts w:cstheme="minorHAnsi"/>
+          <w:b/>
+          <w:bCs/>
+          <w:color w:val="000000"/>
+          <w:sz w:val="16"/>
+          <w:szCs w:val="16"/>
+        </w:rPr>
+        <w:t>III. DESCRIPCIÓN Y ESTADO ESTÉTICO DEL EQUIPO</w:t>
       </w:r>
     </w:p>
     <w:p>
@@ -6398,30 +6822,52 @@
           <w:color w:val="000000"/>
           <w:sz w:val="16"/>
           <w:szCs w:val="16"/>
-          <w:lang w:val="es-MX"/>
-        </w:rPr>
-      </w:pPr>
-      <w:r>
-        <w:rPr>
-          <w:rFonts w:cstheme="minorHAnsi"/>
-          <w:b/>
-          <w:bCs/>
-          <w:color w:val="000000"/>
-          <w:sz w:val="16"/>
-          <w:szCs w:val="16"/>
-          <w:lang w:val="es-MX"/>
-        </w:rPr>
-        <w:t xml:space="preserve">EL CLIENTE </w:t>
-      </w:r>
-      <w:r>
-        <w:rPr>
-          <w:rFonts w:cstheme="minorHAnsi"/>
-          <w:color w:val="000000"/>
-          <w:sz w:val="16"/>
-          <w:szCs w:val="16"/>
-          <w:lang w:val="es-MX"/>
-        </w:rPr>
-        <w:t>declara bajo juramento que la descripción y el estado del bien arriba detallados corresponden fielmente a la realidad al momento de la entrega. Asimismo, acepta que el bien será devuelto en las mismas condiciones estéticas y funcionales, salvo el desgaste natural por el paso del tiempo, previa cancelación de la deuda.</w:t>
+        </w:rPr>
+      </w:pPr>
+      <w:r>
+        <w:rPr>
+          <w:rFonts w:cstheme="minorHAnsi"/>
+          <w:color w:val="000000"/>
+          <w:sz w:val="16"/>
+          <w:szCs w:val="16"/>
+        </w:rPr>
+        <w:t xml:space="preserve">El bien se recibe en el siguiente estado: </w:t>
+      </w:r>
+      <w:r>
+        <w:rPr>
+          <w:rFonts w:cstheme="minorHAnsi"/>
+          <w:color w:val="000000"/>
+          <w:sz w:val="16"/>
+          <w:szCs w:val="16"/>
+        </w:rPr>
+        <w:t>${</w:t>
+      </w:r>
+      <w:r>
+        <w:rPr>
+          <w:rFonts w:cstheme="minorHAnsi"/>
+          <w:color w:val="000000"/>
+          <w:sz w:val="16"/>
+          <w:szCs w:val="16"/>
+        </w:rPr>
+        <w:t>ELECTRO_DESCRIPCION</w:t>
+      </w:r>
+      <w:r>
+        <w:rPr>
+          <w:rFonts w:cstheme="minorHAnsi"/>
+          <w:color w:val="000000"/>
+          <w:sz w:val="16"/>
+          <w:szCs w:val="16"/>
+        </w:rPr>
+        <w:t>}</w:t>
+      </w:r>
+      <w:r>
+        <w:rPr>
+          <w:rFonts w:cstheme="minorHAnsi"/>
+          <w:color w:val="000000"/>
+          <w:sz w:val="16"/>
+          <w:szCs w:val="16"/>
+        </w:rPr>
+        <w:t>.</w:t>
       </w:r>
     </w:p>
     <w:p>
@@ -6431,6 +6877,8 @@
         <w:jc w:val="both"/>
         <w:rPr>
           <w:rFonts w:cstheme="minorHAnsi"/>
+          <w:b/>
+          <w:bCs/>
           <w:color w:val="000000"/>
           <w:sz w:val="16"/>
           <w:szCs w:val="16"/>
@@ -6453,75 +6901,6 @@
           <w:lang w:val="es-MX"/>
         </w:rPr>
       </w:pPr>
-      <w:r>
-        <w:rPr>
-          <w:rFonts w:cstheme="minorHAnsi"/>
-          <w:b/>
-          <w:bCs/>
-          <w:color w:val="000000"/>
-          <w:sz w:val="16"/>
-          <w:szCs w:val="16"/>
-          <w:lang w:val="es-MX"/>
-        </w:rPr>
-        <w:t xml:space="preserve">LIMA, </w:t>
-      </w:r>
-      <w:r>
-        <w:rPr>
-          <w:rFonts w:cstheme="minorHAnsi"/>
-          <w:b/>
-          <w:bCs/>
-          <w:color w:val="000000"/>
-          <w:sz w:val="16"/>
-          <w:szCs w:val="16"/>
-        </w:rPr>
-        <w:t>{{SISTEMA_DIA}}</w:t>
-      </w:r>
-      <w:r>
-        <w:rPr>
-          <w:rFonts w:cstheme="minorHAnsi"/>
-          <w:b/>
-          <w:bCs/>
-          <w:color w:val="000000"/>
-          <w:sz w:val="16"/>
-          <w:szCs w:val="16"/>
-          <w:lang w:val="es-MX"/>
-        </w:rPr>
-        <w:t xml:space="preserve"> DE </w:t>
-      </w:r>
-      <w:r>
-        <w:rPr>
-          <w:rFonts w:cstheme="minorHAnsi"/>
-          <w:b/>
-          <w:bCs/>
-          <w:color w:val="000000"/>
-          <w:sz w:val="16"/>
-          <w:szCs w:val="16"/>
-        </w:rPr>
-        <w:t>{{SISTEMA_MES}}</w:t>
-      </w:r>
-      <w:r>
-        <w:rPr>
-          <w:rFonts w:cstheme="minorHAnsi"/>
-          <w:b/>
-          <w:bCs/>
-          <w:color w:val="000000"/>
-          <w:sz w:val="16"/>
-          <w:szCs w:val="16"/>
-          <w:lang w:val="es-MX"/>
-        </w:rPr>
-        <w:t xml:space="preserve"> DE </w:t>
-      </w:r>
-      <w:r>
-        <w:rPr>
-          <w:rFonts w:cstheme="minorHAnsi"/>
-          <w:b/>
-          <w:bCs/>
-          <w:color w:val="000000"/>
-          <w:sz w:val="16"/>
-          <w:szCs w:val="16"/>
-        </w:rPr>
-        <w:t>{{SISTEMA_ANIO}}</w:t>
-      </w:r>
     </w:p>
     <w:p>
       <w:pPr>
@@ -6557,25 +6936,14 @@
       <w:r>
         <w:rPr>
           <w:rFonts w:cstheme="minorHAnsi"/>
-          <w:color w:val="000000"/>
-          <w:sz w:val="16"/>
-          <w:szCs w:val="16"/>
-          <w:lang w:val="es-MX"/>
-        </w:rPr>
-        <w:lastRenderedPageBreak/>
-        <w:br/>
-      </w:r>
-      <w:r>
-        <w:rPr>
-          <w:rFonts w:cstheme="minorHAnsi"/>
-          <w:b/>
-          <w:bCs/>
-          <w:color w:val="000000"/>
-          <w:sz w:val="16"/>
-          <w:szCs w:val="16"/>
-          <w:lang w:val="es-MX"/>
-        </w:rPr>
-        <w:t>ANEXO 02: HOJA RESUMEN INFORMATIVA</w:t>
+          <w:b/>
+          <w:bCs/>
+          <w:color w:val="000000"/>
+          <w:sz w:val="16"/>
+          <w:szCs w:val="16"/>
+          <w:lang w:val="es-MX"/>
+        </w:rPr>
+        <w:t>DECLARACIÓN DE CONFORMIDAD:</w:t>
       </w:r>
     </w:p>
     <w:p>
@@ -6594,12 +6962,322 @@
       <w:r>
         <w:rPr>
           <w:rFonts w:cstheme="minorHAnsi"/>
-          <w:color w:val="000000"/>
-          <w:sz w:val="16"/>
-          <w:szCs w:val="16"/>
-          <w:lang w:val="es-MX"/>
-        </w:rPr>
-        <w:t>Este documento forma parte integrante del Contrato N° {{NUM_CONTRATO}}</w:t>
+          <w:b/>
+          <w:bCs/>
+          <w:color w:val="000000"/>
+          <w:sz w:val="16"/>
+          <w:szCs w:val="16"/>
+          <w:lang w:val="es-MX"/>
+        </w:rPr>
+        <w:t xml:space="preserve">EL CLIENTE </w:t>
+      </w:r>
+      <w:r>
+        <w:rPr>
+          <w:rFonts w:cstheme="minorHAnsi"/>
+          <w:color w:val="000000"/>
+          <w:sz w:val="16"/>
+          <w:szCs w:val="16"/>
+          <w:lang w:val="es-MX"/>
+        </w:rPr>
+        <w:t>declara bajo juramento que la descripción y el estado del bien arriba detallados corresponden fielmente a la realidad al momento de la entrega. Asimismo, acepta que el bien será devuelto en las mismas condiciones estéticas y funcionales, salvo el desgaste natural por el paso del tiempo, previa cancelación de la deuda.</w:t>
+      </w:r>
+    </w:p>
+    <w:p>
+      <w:pPr>
+        <w:spacing w:before="10" w:after="10" w:line="240" w:lineRule="auto"/>
+        <w:ind w:right="-1085"/>
+        <w:jc w:val="both"/>
+        <w:rPr>
+          <w:rFonts w:cstheme="minorHAnsi"/>
+          <w:color w:val="000000"/>
+          <w:sz w:val="16"/>
+          <w:szCs w:val="16"/>
+          <w:lang w:val="es-MX"/>
+        </w:rPr>
+      </w:pPr>
+    </w:p>
+    <w:p>
+      <w:pPr>
+        <w:spacing w:before="10" w:after="10" w:line="240" w:lineRule="auto"/>
+        <w:ind w:right="-1085"/>
+        <w:jc w:val="both"/>
+        <w:rPr>
+          <w:rFonts w:cstheme="minorHAnsi"/>
+          <w:b/>
+          <w:bCs/>
+          <w:color w:val="000000"/>
+          <w:sz w:val="16"/>
+          <w:szCs w:val="16"/>
+          <w:lang w:val="es-MX"/>
+        </w:rPr>
+      </w:pPr>
+      <w:r>
+        <w:rPr>
+          <w:rFonts w:cstheme="minorHAnsi"/>
+          <w:b/>
+          <w:bCs/>
+          <w:color w:val="000000"/>
+          <w:sz w:val="16"/>
+          <w:szCs w:val="16"/>
+          <w:lang w:val="es-MX"/>
+        </w:rPr>
+        <w:t xml:space="preserve">LIMA, </w:t>
+      </w:r>
+      <w:r>
+        <w:rPr>
+          <w:rFonts w:cstheme="minorHAnsi"/>
+          <w:b/>
+          <w:bCs/>
+          <w:color w:val="000000"/>
+          <w:sz w:val="16"/>
+          <w:szCs w:val="16"/>
+        </w:rPr>
+        <w:t>${</w:t>
+      </w:r>
+      <w:r>
+        <w:rPr>
+          <w:rFonts w:cstheme="minorHAnsi"/>
+          <w:b/>
+          <w:bCs/>
+          <w:color w:val="000000"/>
+          <w:sz w:val="16"/>
+          <w:szCs w:val="16"/>
+        </w:rPr>
+        <w:t>SISTEMA_DIA</w:t>
+      </w:r>
+      <w:r>
+        <w:rPr>
+          <w:rFonts w:cstheme="minorHAnsi"/>
+          <w:b/>
+          <w:bCs/>
+          <w:color w:val="000000"/>
+          <w:sz w:val="16"/>
+          <w:szCs w:val="16"/>
+        </w:rPr>
+        <w:t>}</w:t>
+      </w:r>
+      <w:r>
+        <w:rPr>
+          <w:rFonts w:cstheme="minorHAnsi"/>
+          <w:b/>
+          <w:bCs/>
+          <w:color w:val="000000"/>
+          <w:sz w:val="16"/>
+          <w:szCs w:val="16"/>
+          <w:lang w:val="es-MX"/>
+        </w:rPr>
+        <w:t xml:space="preserve"> DE </w:t>
+      </w:r>
+      <w:r>
+        <w:rPr>
+          <w:rFonts w:cstheme="minorHAnsi"/>
+          <w:b/>
+          <w:bCs/>
+          <w:color w:val="000000"/>
+          <w:sz w:val="16"/>
+          <w:szCs w:val="16"/>
+        </w:rPr>
+        <w:t>${</w:t>
+      </w:r>
+      <w:r>
+        <w:rPr>
+          <w:rFonts w:cstheme="minorHAnsi"/>
+          <w:b/>
+          <w:bCs/>
+          <w:color w:val="000000"/>
+          <w:sz w:val="16"/>
+          <w:szCs w:val="16"/>
+        </w:rPr>
+        <w:t>SISTEMA_MES</w:t>
+      </w:r>
+      <w:r>
+        <w:rPr>
+          <w:rFonts w:cstheme="minorHAnsi"/>
+          <w:b/>
+          <w:bCs/>
+          <w:color w:val="000000"/>
+          <w:sz w:val="16"/>
+          <w:szCs w:val="16"/>
+        </w:rPr>
+        <w:t>}</w:t>
+      </w:r>
+      <w:r>
+        <w:rPr>
+          <w:rFonts w:cstheme="minorHAnsi"/>
+          <w:b/>
+          <w:bCs/>
+          <w:color w:val="000000"/>
+          <w:sz w:val="16"/>
+          <w:szCs w:val="16"/>
+          <w:lang w:val="es-MX"/>
+        </w:rPr>
+        <w:t xml:space="preserve"> DE </w:t>
+      </w:r>
+      <w:r>
+        <w:rPr>
+          <w:rFonts w:cstheme="minorHAnsi"/>
+          <w:b/>
+          <w:bCs/>
+          <w:color w:val="000000"/>
+          <w:sz w:val="16"/>
+          <w:szCs w:val="16"/>
+        </w:rPr>
+        <w:t>${</w:t>
+      </w:r>
+      <w:r>
+        <w:rPr>
+          <w:rFonts w:cstheme="minorHAnsi"/>
+          <w:b/>
+          <w:bCs/>
+          <w:color w:val="000000"/>
+          <w:sz w:val="16"/>
+          <w:szCs w:val="16"/>
+        </w:rPr>
+        <w:t>SISTEMA_ANIO</w:t>
+      </w:r>
+      <w:r>
+        <w:rPr>
+          <w:rFonts w:cstheme="minorHAnsi"/>
+          <w:b/>
+          <w:bCs/>
+          <w:color w:val="000000"/>
+          <w:sz w:val="16"/>
+          <w:szCs w:val="16"/>
+        </w:rPr>
+        <w:t>}</w:t>
+      </w:r>
+    </w:p>
+    <w:p>
+      <w:pPr>
+        <w:spacing w:before="10" w:after="10" w:line="240" w:lineRule="auto"/>
+        <w:ind w:right="-1085"/>
+        <w:jc w:val="both"/>
+        <w:rPr>
+          <w:rFonts w:cstheme="minorHAnsi"/>
+          <w:b/>
+          <w:bCs/>
+          <w:color w:val="000000"/>
+          <w:sz w:val="16"/>
+          <w:szCs w:val="16"/>
+          <w:lang w:val="es-MX"/>
+        </w:rPr>
+      </w:pPr>
+    </w:p>
+    <w:p>
+      <w:pPr>
+        <w:spacing w:before="10" w:after="10" w:line="240" w:lineRule="auto"/>
+        <w:ind w:right="-1085"/>
+        <w:jc w:val="both"/>
+        <w:rPr>
+          <w:rFonts w:cstheme="minorHAnsi"/>
+          <w:b/>
+          <w:bCs/>
+          <w:color w:val="000000"/>
+          <w:sz w:val="16"/>
+          <w:szCs w:val="16"/>
+          <w:lang w:val="es-MX"/>
+        </w:rPr>
+      </w:pPr>
+      <w:r>
+        <w:rPr>
+          <w:rFonts w:cstheme="minorHAnsi"/>
+          <w:color w:val="000000"/>
+          <w:sz w:val="16"/>
+          <w:szCs w:val="16"/>
+          <w:lang w:val="es-MX"/>
+        </w:rPr>
+        <w:lastRenderedPageBreak/>
+        <w:br/>
+      </w:r>
+      <w:r>
+        <w:rPr>
+          <w:rFonts w:cstheme="minorHAnsi"/>
+          <w:b/>
+          <w:bCs/>
+          <w:color w:val="000000"/>
+          <w:sz w:val="16"/>
+          <w:szCs w:val="16"/>
+          <w:lang w:val="es-MX"/>
+        </w:rPr>
+        <w:t>ANEXO 02: HOJA RESUMEN INFORMATIVA</w:t>
+      </w:r>
+    </w:p>
+    <w:p>
+      <w:pPr>
+        <w:spacing w:before="10" w:after="10" w:line="240" w:lineRule="auto"/>
+        <w:ind w:right="-1085"/>
+        <w:jc w:val="both"/>
+        <w:rPr>
+          <w:rFonts w:cstheme="minorHAnsi"/>
+          <w:color w:val="000000"/>
+          <w:sz w:val="16"/>
+          <w:szCs w:val="16"/>
+          <w:lang w:val="es-MX"/>
+        </w:rPr>
+      </w:pPr>
+      <w:r>
+        <w:rPr>
+          <w:rFonts w:cstheme="minorHAnsi"/>
+          <w:color w:val="000000"/>
+          <w:sz w:val="16"/>
+          <w:szCs w:val="16"/>
+          <w:lang w:val="es-MX"/>
+        </w:rPr>
+        <w:t xml:space="preserve">Este documento forma parte integrante del Contrato </w:t>
+      </w:r>
+      <w:proofErr w:type="spellStart"/>
+      <w:r>
+        <w:rPr>
+          <w:rFonts w:cstheme="minorHAnsi"/>
+          <w:b/>
+          <w:bCs/>
+          <w:color w:val="000000"/>
+          <w:sz w:val="16"/>
+          <w:szCs w:val="16"/>
+          <w:lang w:val="es-MX"/>
+        </w:rPr>
+        <w:t>Nº</w:t>
+      </w:r>
+      <w:proofErr w:type="spellEnd"/>
+      <w:r>
+        <w:rPr>
+          <w:rFonts w:cstheme="minorHAnsi"/>
+          <w:color w:val="000000"/>
+          <w:sz w:val="16"/>
+          <w:szCs w:val="16"/>
+          <w:lang w:val="es-MX"/>
+        </w:rPr>
+        <w:t xml:space="preserve"> </w:t>
+      </w:r>
+      <w:r>
+        <w:rPr>
+          <w:rFonts w:cstheme="minorHAnsi"/>
+          <w:color w:val="000000"/>
+          <w:sz w:val="16"/>
+          <w:szCs w:val="16"/>
+          <w:lang w:val="es-MX"/>
+        </w:rPr>
+        <w:t>${</w:t>
+      </w:r>
+      <w:r>
+        <w:rPr>
+          <w:rFonts w:cstheme="minorHAnsi"/>
+          <w:color w:val="000000"/>
+          <w:sz w:val="16"/>
+          <w:szCs w:val="16"/>
+          <w:lang w:val="es-MX"/>
+        </w:rPr>
+        <w:t>NUM_CONTRATO</w:t>
+      </w:r>
+      <w:r>
+        <w:rPr>
+          <w:rFonts w:cstheme="minorHAnsi"/>
+          <w:color w:val="000000"/>
+          <w:sz w:val="16"/>
+          <w:szCs w:val="16"/>
+          <w:lang w:val="es-MX"/>
+        </w:rPr>
+        <w:t>}</w:t>
       </w:r>
     </w:p>
     <w:p>
@@ -6685,7 +7363,37 @@
           <w:szCs w:val="16"/>
           <w:lang w:val="es-MX"/>
         </w:rPr>
-        <w:t>S/ {{MONTO_TASACION}}</w:t>
+        <w:t xml:space="preserve">S/ </w:t>
+      </w:r>
+      <w:r>
+        <w:rPr>
+          <w:rFonts w:cstheme="minorHAnsi"/>
+          <w:color w:val="000000"/>
+          <w:sz w:val="16"/>
+          <w:szCs w:val="16"/>
+          <w:lang w:val="es-MX"/>
+        </w:rPr>
+        <w:t>${</w:t>
+      </w:r>
+      <w:r>
+        <w:rPr>
+          <w:rFonts w:cstheme="minorHAnsi"/>
+          <w:color w:val="000000"/>
+          <w:sz w:val="16"/>
+          <w:szCs w:val="16"/>
+          <w:lang w:val="es-MX"/>
+        </w:rPr>
+        <w:t>MONTO_TASACION</w:t>
+      </w:r>
+      <w:r>
+        <w:rPr>
+          <w:rFonts w:cstheme="minorHAnsi"/>
+          <w:color w:val="000000"/>
+          <w:sz w:val="16"/>
+          <w:szCs w:val="16"/>
+          <w:lang w:val="es-MX"/>
+        </w:rPr>
+        <w:t>}</w:t>
       </w:r>
     </w:p>
     <w:p>
@@ -6727,7 +7435,37 @@
           <w:szCs w:val="16"/>
           <w:lang w:val="es-MX"/>
         </w:rPr>
-        <w:t>S/ {{COMISION_TOTAL}}</w:t>
+        <w:t xml:space="preserve">S/ </w:t>
+      </w:r>
+      <w:r>
+        <w:rPr>
+          <w:rFonts w:cstheme="minorHAnsi"/>
+          <w:color w:val="000000"/>
+          <w:sz w:val="16"/>
+          <w:szCs w:val="16"/>
+          <w:lang w:val="es-MX"/>
+        </w:rPr>
+        <w:t>${</w:t>
+      </w:r>
+      <w:r>
+        <w:rPr>
+          <w:rFonts w:cstheme="minorHAnsi"/>
+          <w:color w:val="000000"/>
+          <w:sz w:val="16"/>
+          <w:szCs w:val="16"/>
+          <w:lang w:val="es-MX"/>
+        </w:rPr>
+        <w:t>COMISION_TOTAL</w:t>
+      </w:r>
+      <w:r>
+        <w:rPr>
+          <w:rFonts w:cstheme="minorHAnsi"/>
+          <w:color w:val="000000"/>
+          <w:sz w:val="16"/>
+          <w:szCs w:val="16"/>
+          <w:lang w:val="es-MX"/>
+        </w:rPr>
+        <w:t>}</w:t>
       </w:r>
     </w:p>
     <w:p>
@@ -6769,7 +7507,37 @@
           <w:szCs w:val="16"/>
           <w:lang w:val="es-MX"/>
         </w:rPr>
-        <w:t>S/ {{MONTO_DEVOLUCION}}</w:t>
+        <w:t xml:space="preserve">S/ </w:t>
+      </w:r>
+      <w:r>
+        <w:rPr>
+          <w:rFonts w:cstheme="minorHAnsi"/>
+          <w:color w:val="000000"/>
+          <w:sz w:val="16"/>
+          <w:szCs w:val="16"/>
+          <w:lang w:val="es-MX"/>
+        </w:rPr>
+        <w:t>${</w:t>
+      </w:r>
+      <w:r>
+        <w:rPr>
+          <w:rFonts w:cstheme="minorHAnsi"/>
+          <w:color w:val="000000"/>
+          <w:sz w:val="16"/>
+          <w:szCs w:val="16"/>
+          <w:lang w:val="es-MX"/>
+        </w:rPr>
+        <w:t>MONTO_DEVOLUCION</w:t>
+      </w:r>
+      <w:r>
+        <w:rPr>
+          <w:rFonts w:cstheme="minorHAnsi"/>
+          <w:color w:val="000000"/>
+          <w:sz w:val="16"/>
+          <w:szCs w:val="16"/>
+          <w:lang w:val="es-MX"/>
+        </w:rPr>
+        <w:t>}</w:t>
       </w:r>
     </w:p>
     <w:p>
@@ -6809,7 +7577,107 @@
           <w:szCs w:val="16"/>
           <w:lang w:val="es-MX"/>
         </w:rPr>
-        <w:t>{{SISTEMA_DIA}} / {{SISTEMA_MES_NUM}} / {{SISTEMA_ANIO}}</w:t>
+        <w:t>${</w:t>
+      </w:r>
+      <w:r>
+        <w:rPr>
+          <w:rFonts w:cstheme="minorHAnsi"/>
+          <w:color w:val="000000"/>
+          <w:sz w:val="16"/>
+          <w:szCs w:val="16"/>
+          <w:lang w:val="es-MX"/>
+        </w:rPr>
+        <w:t>SISTEMA_DIA</w:t>
+      </w:r>
+      <w:r>
+        <w:rPr>
+          <w:rFonts w:cstheme="minorHAnsi"/>
+          <w:color w:val="000000"/>
+          <w:sz w:val="16"/>
+          <w:szCs w:val="16"/>
+          <w:lang w:val="es-MX"/>
+        </w:rPr>
+        <w:t>}</w:t>
+      </w:r>
+      <w:r>
+        <w:rPr>
+          <w:rFonts w:cstheme="minorHAnsi"/>
+          <w:color w:val="000000"/>
+          <w:sz w:val="16"/>
+          <w:szCs w:val="16"/>
+          <w:lang w:val="es-MX"/>
+        </w:rPr>
+        <w:t xml:space="preserve"> / </w:t>
+      </w:r>
+      <w:r>
+        <w:rPr>
+          <w:rFonts w:cstheme="minorHAnsi"/>
+          <w:color w:val="000000"/>
+          <w:sz w:val="16"/>
+          <w:szCs w:val="16"/>
+          <w:lang w:val="es-MX"/>
+        </w:rPr>
+        <w:t>${</w:t>
+      </w:r>
+      <w:r>
+        <w:rPr>
+          <w:rFonts w:cstheme="minorHAnsi"/>
+          <w:color w:val="000000"/>
+          <w:sz w:val="16"/>
+          <w:szCs w:val="16"/>
+          <w:lang w:val="es-MX"/>
+        </w:rPr>
+        <w:t>SISTEMA_MES_NUM</w:t>
+      </w:r>
+      <w:r>
+        <w:rPr>
+          <w:rFonts w:cstheme="minorHAnsi"/>
+          <w:color w:val="000000"/>
+          <w:sz w:val="16"/>
+          <w:szCs w:val="16"/>
+          <w:lang w:val="es-MX"/>
+        </w:rPr>
+        <w:t>}</w:t>
+      </w:r>
+      <w:r>
+        <w:rPr>
+          <w:rFonts w:cstheme="minorHAnsi"/>
+          <w:color w:val="000000"/>
+          <w:sz w:val="16"/>
+          <w:szCs w:val="16"/>
+          <w:lang w:val="es-MX"/>
+        </w:rPr>
+        <w:t xml:space="preserve"> / </w:t>
+      </w:r>
+      <w:r>
+        <w:rPr>
+          <w:rFonts w:cstheme="minorHAnsi"/>
+          <w:color w:val="000000"/>
+          <w:sz w:val="16"/>
+          <w:szCs w:val="16"/>
+          <w:lang w:val="es-MX"/>
+        </w:rPr>
+        <w:t>${</w:t>
+      </w:r>
+      <w:r>
+        <w:rPr>
+          <w:rFonts w:cstheme="minorHAnsi"/>
+          <w:color w:val="000000"/>
+          <w:sz w:val="16"/>
+          <w:szCs w:val="16"/>
+          <w:lang w:val="es-MX"/>
+        </w:rPr>
+        <w:t>SISTEMA_ANIO</w:t>
+      </w:r>
+      <w:r>
+        <w:rPr>
+          <w:rFonts w:cstheme="minorHAnsi"/>
+          <w:color w:val="000000"/>
+          <w:sz w:val="16"/>
+          <w:szCs w:val="16"/>
+          <w:lang w:val="es-MX"/>
+        </w:rPr>
+        <w:t>}</w:t>
       </w:r>
     </w:p>
     <w:p>
@@ -6851,7 +7719,37 @@
           <w:szCs w:val="16"/>
           <w:lang w:val="es-MX"/>
         </w:rPr>
-        <w:t>{{PLAZO_DIAS}} días calendario.</w:t>
+        <w:t>${</w:t>
+      </w:r>
+      <w:r>
+        <w:rPr>
+          <w:rFonts w:cstheme="minorHAnsi"/>
+          <w:color w:val="000000"/>
+          <w:sz w:val="16"/>
+          <w:szCs w:val="16"/>
+          <w:lang w:val="es-MX"/>
+        </w:rPr>
+        <w:t>PLAZO_DIAS</w:t>
+      </w:r>
+      <w:r>
+        <w:rPr>
+          <w:rFonts w:cstheme="minorHAnsi"/>
+          <w:color w:val="000000"/>
+          <w:sz w:val="16"/>
+          <w:szCs w:val="16"/>
+          <w:lang w:val="es-MX"/>
+        </w:rPr>
+        <w:t>}</w:t>
+      </w:r>
+      <w:r>
+        <w:rPr>
+          <w:rFonts w:cstheme="minorHAnsi"/>
+          <w:color w:val="000000"/>
+          <w:sz w:val="16"/>
+          <w:szCs w:val="16"/>
+          <w:lang w:val="es-MX"/>
+        </w:rPr>
+        <w:t xml:space="preserve"> días calendario.</w:t>
       </w:r>
     </w:p>
     <w:p>
@@ -6919,7 +7817,47 @@
           <w:szCs w:val="16"/>
           <w:lang w:val="es-MX"/>
         </w:rPr>
-        <w:t xml:space="preserve">Se deja expresa constancia de que vencido el plazo de {{PLAZO_DIAS}} días pactado sin que </w:t>
+        <w:t xml:space="preserve">Se deja expresa constancia de que vencido el plazo de </w:t>
+      </w:r>
+      <w:r>
+        <w:rPr>
+          <w:rFonts w:cstheme="minorHAnsi"/>
+          <w:color w:val="000000"/>
+          <w:sz w:val="16"/>
+          <w:szCs w:val="16"/>
+          <w:lang w:val="es-MX"/>
+        </w:rPr>
+        <w:t>${</w:t>
+      </w:r>
+      <w:r>
+        <w:rPr>
+          <w:rFonts w:cstheme="minorHAnsi"/>
+          <w:color w:val="000000"/>
+          <w:sz w:val="16"/>
+          <w:szCs w:val="16"/>
+          <w:lang w:val="es-MX"/>
+        </w:rPr>
+        <w:t>PLAZO_DIAS</w:t>
+      </w:r>
+      <w:r>
+        <w:rPr>
+          <w:rFonts w:cstheme="minorHAnsi"/>
+          <w:color w:val="000000"/>
+          <w:sz w:val="16"/>
+          <w:szCs w:val="16"/>
+          <w:lang w:val="es-MX"/>
+        </w:rPr>
+        <w:t>}</w:t>
+      </w:r>
+      <w:r>
+        <w:rPr>
+          <w:rFonts w:cstheme="minorHAnsi"/>
+          <w:color w:val="000000"/>
+          <w:sz w:val="16"/>
+          <w:szCs w:val="16"/>
+          <w:lang w:val="es-MX"/>
+        </w:rPr>
+        <w:t xml:space="preserve"> días pactado sin que </w:t>
       </w:r>
       <w:r>
         <w:rPr>
@@ -7155,7 +8093,117 @@
           <w:szCs w:val="16"/>
           <w:lang w:val="es-MX"/>
         </w:rPr>
-        <w:t>Lima, {{SISTEMA_DIA}} DE {{SISTEMA_MES_TEXTO}} DE {{SISTEMA_ANIO}}</w:t>
+        <w:t xml:space="preserve">Lima, </w:t>
+      </w:r>
+      <w:r>
+        <w:rPr>
+          <w:rFonts w:cstheme="minorHAnsi"/>
+          <w:color w:val="000000"/>
+          <w:sz w:val="16"/>
+          <w:szCs w:val="16"/>
+          <w:lang w:val="es-MX"/>
+        </w:rPr>
+        <w:t>${</w:t>
+      </w:r>
+      <w:r>
+        <w:rPr>
+          <w:rFonts w:cstheme="minorHAnsi"/>
+          <w:color w:val="000000"/>
+          <w:sz w:val="16"/>
+          <w:szCs w:val="16"/>
+          <w:lang w:val="es-MX"/>
+        </w:rPr>
+        <w:t>SISTEMA_DIA</w:t>
+      </w:r>
+      <w:r>
+        <w:rPr>
+          <w:rFonts w:cstheme="minorHAnsi"/>
+          <w:color w:val="000000"/>
+          <w:sz w:val="16"/>
+          <w:szCs w:val="16"/>
+          <w:lang w:val="es-MX"/>
+        </w:rPr>
+        <w:t>}</w:t>
+      </w:r>
+      <w:r>
+        <w:rPr>
+          <w:rFonts w:cstheme="minorHAnsi"/>
+          <w:color w:val="000000"/>
+          <w:sz w:val="16"/>
+          <w:szCs w:val="16"/>
+          <w:lang w:val="es-MX"/>
+        </w:rPr>
+        <w:t xml:space="preserve"> DE </w:t>
+      </w:r>
+      <w:r>
+        <w:rPr>
+          <w:rFonts w:cstheme="minorHAnsi"/>
+          <w:color w:val="000000"/>
+          <w:sz w:val="16"/>
+          <w:szCs w:val="16"/>
+          <w:lang w:val="es-MX"/>
+        </w:rPr>
+        <w:t>${</w:t>
+      </w:r>
+      <w:r>
+        <w:rPr>
+          <w:rFonts w:cstheme="minorHAnsi"/>
+          <w:color w:val="000000"/>
+          <w:sz w:val="16"/>
+          <w:szCs w:val="16"/>
+          <w:lang w:val="es-MX"/>
+        </w:rPr>
+        <w:t>SISTEMA_MES_TEXTO</w:t>
+      </w:r>
+      <w:r>
+        <w:rPr>
+          <w:rFonts w:cstheme="minorHAnsi"/>
+          <w:color w:val="000000"/>
+          <w:sz w:val="16"/>
+          <w:szCs w:val="16"/>
+          <w:lang w:val="es-MX"/>
+        </w:rPr>
+        <w:t>}</w:t>
+      </w:r>
+      <w:r>
+        <w:rPr>
+          <w:rFonts w:cstheme="minorHAnsi"/>
+          <w:color w:val="000000"/>
+          <w:sz w:val="16"/>
+          <w:szCs w:val="16"/>
+          <w:lang w:val="es-MX"/>
+        </w:rPr>
+        <w:t xml:space="preserve"> DE </w:t>
+      </w:r>
+      <w:r>
+        <w:rPr>
+          <w:rFonts w:cstheme="minorHAnsi"/>
+          <w:color w:val="000000"/>
+          <w:sz w:val="16"/>
+          <w:szCs w:val="16"/>
+          <w:lang w:val="es-MX"/>
+        </w:rPr>
+        <w:t>${</w:t>
+      </w:r>
+      <w:r>
+        <w:rPr>
+          <w:rFonts w:cstheme="minorHAnsi"/>
+          <w:color w:val="000000"/>
+          <w:sz w:val="16"/>
+          <w:szCs w:val="16"/>
+          <w:lang w:val="es-MX"/>
+        </w:rPr>
+        <w:t>SISTEMA_ANIO</w:t>
+      </w:r>
+      <w:r>
+        <w:rPr>
+          <w:rFonts w:cstheme="minorHAnsi"/>
+          <w:color w:val="000000"/>
+          <w:sz w:val="16"/>
+          <w:szCs w:val="16"/>
+          <w:lang w:val="es-MX"/>
+        </w:rPr>
+        <w:t>}</w:t>
       </w:r>
     </w:p>
     <w:p>
@@ -7186,240 +8234,12 @@
         <w:br/>
       </w:r>
     </w:p>
-    <w:p>
-      <w:pPr>
-        <w:spacing w:before="10" w:after="10" w:line="240" w:lineRule="auto"/>
-        <w:ind w:right="-1085"/>
-        <w:jc w:val="both"/>
-        <w:rPr>
-          <w:rFonts w:cstheme="minorHAnsi"/>
-          <w:color w:val="000000"/>
-          <w:sz w:val="16"/>
-          <w:szCs w:val="16"/>
-        </w:rPr>
-      </w:pPr>
-    </w:p>
-    <w:p>
-      <w:pPr>
-        <w:spacing w:before="10" w:after="10" w:line="240" w:lineRule="auto"/>
-        <w:ind w:right="-1085"/>
-        <w:jc w:val="both"/>
-        <w:rPr>
-          <w:rFonts w:cstheme="minorHAnsi"/>
-          <w:color w:val="000000"/>
-          <w:sz w:val="16"/>
-          <w:szCs w:val="16"/>
-        </w:rPr>
-      </w:pPr>
-    </w:p>
-    <w:p>
-      <w:pPr>
-        <w:spacing w:before="10" w:after="10" w:line="240" w:lineRule="auto"/>
-        <w:ind w:right="-1085"/>
-        <w:jc w:val="both"/>
-        <w:rPr>
-          <w:rFonts w:cstheme="minorHAnsi"/>
-          <w:color w:val="000000"/>
-          <w:sz w:val="16"/>
-          <w:szCs w:val="16"/>
-        </w:rPr>
-      </w:pPr>
-    </w:p>
-    <w:p>
-      <w:pPr>
-        <w:spacing w:before="10" w:after="10" w:line="240" w:lineRule="auto"/>
-        <w:ind w:right="-1085"/>
-        <w:jc w:val="both"/>
-        <w:rPr>
-          <w:rFonts w:cstheme="minorHAnsi"/>
-          <w:color w:val="000000"/>
-          <w:sz w:val="16"/>
-          <w:szCs w:val="16"/>
-        </w:rPr>
-      </w:pPr>
-    </w:p>
-    <w:p>
-      <w:pPr>
-        <w:spacing w:before="10" w:after="10" w:line="240" w:lineRule="auto"/>
-        <w:ind w:right="-1085"/>
-        <w:jc w:val="both"/>
-        <w:rPr>
-          <w:rFonts w:cstheme="minorHAnsi"/>
-          <w:color w:val="000000"/>
-          <w:sz w:val="16"/>
-          <w:szCs w:val="16"/>
-        </w:rPr>
-      </w:pPr>
-    </w:p>
-    <w:p>
-      <w:pPr>
-        <w:spacing w:before="10" w:after="10" w:line="240" w:lineRule="auto"/>
-        <w:ind w:right="-1085"/>
-        <w:jc w:val="both"/>
-        <w:rPr>
-          <w:rFonts w:cstheme="minorHAnsi"/>
-          <w:color w:val="000000"/>
-          <w:sz w:val="16"/>
-          <w:szCs w:val="16"/>
-        </w:rPr>
-      </w:pPr>
-    </w:p>
-    <w:p>
-      <w:pPr>
-        <w:spacing w:before="10" w:after="10" w:line="240" w:lineRule="auto"/>
-        <w:ind w:right="-1085"/>
-        <w:jc w:val="both"/>
-        <w:rPr>
-          <w:rFonts w:cstheme="minorHAnsi"/>
-          <w:color w:val="000000"/>
-          <w:sz w:val="16"/>
-          <w:szCs w:val="16"/>
-        </w:rPr>
-      </w:pPr>
-    </w:p>
-    <w:p>
-      <w:pPr>
-        <w:spacing w:before="10" w:after="10" w:line="240" w:lineRule="auto"/>
-        <w:ind w:right="-1085"/>
-        <w:jc w:val="both"/>
-        <w:rPr>
-          <w:rFonts w:cstheme="minorHAnsi"/>
-          <w:color w:val="000000"/>
-          <w:sz w:val="16"/>
-          <w:szCs w:val="16"/>
-        </w:rPr>
-      </w:pPr>
-    </w:p>
-    <w:p>
-      <w:pPr>
-        <w:spacing w:before="10" w:after="10" w:line="240" w:lineRule="auto"/>
-        <w:ind w:right="-1085"/>
-        <w:jc w:val="both"/>
-        <w:rPr>
-          <w:rFonts w:cstheme="minorHAnsi"/>
-          <w:color w:val="000000"/>
-          <w:sz w:val="16"/>
-          <w:szCs w:val="16"/>
-        </w:rPr>
-      </w:pPr>
-    </w:p>
-    <w:p>
-      <w:pPr>
-        <w:spacing w:before="10" w:after="10" w:line="240" w:lineRule="auto"/>
-        <w:ind w:right="-1085"/>
-        <w:jc w:val="both"/>
-        <w:rPr>
-          <w:rFonts w:cstheme="minorHAnsi"/>
-          <w:color w:val="000000"/>
-          <w:sz w:val="16"/>
-          <w:szCs w:val="16"/>
-        </w:rPr>
-      </w:pPr>
-    </w:p>
-    <w:p>
-      <w:pPr>
-        <w:spacing w:before="10" w:after="10" w:line="240" w:lineRule="auto"/>
-        <w:ind w:right="-1085"/>
-        <w:jc w:val="both"/>
-        <w:rPr>
-          <w:rFonts w:cstheme="minorHAnsi"/>
-          <w:color w:val="000000"/>
-          <w:sz w:val="16"/>
-          <w:szCs w:val="16"/>
-        </w:rPr>
-      </w:pPr>
-    </w:p>
-    <w:p>
-      <w:pPr>
-        <w:spacing w:before="10" w:after="10" w:line="240" w:lineRule="auto"/>
-        <w:ind w:right="-1085"/>
-        <w:jc w:val="both"/>
-        <w:rPr>
-          <w:rFonts w:cstheme="minorHAnsi"/>
-          <w:color w:val="000000"/>
-          <w:sz w:val="16"/>
-          <w:szCs w:val="16"/>
-        </w:rPr>
-      </w:pPr>
-    </w:p>
-    <w:p>
-      <w:pPr>
-        <w:spacing w:before="10" w:after="10" w:line="240" w:lineRule="auto"/>
-        <w:ind w:right="-1085"/>
-        <w:jc w:val="both"/>
-        <w:rPr>
-          <w:rFonts w:cstheme="minorHAnsi"/>
-          <w:color w:val="000000"/>
-          <w:sz w:val="16"/>
-          <w:szCs w:val="16"/>
-        </w:rPr>
-      </w:pPr>
-    </w:p>
-    <w:p>
-      <w:pPr>
-        <w:spacing w:before="10" w:after="10" w:line="240" w:lineRule="auto"/>
-        <w:ind w:right="-1085"/>
-        <w:jc w:val="both"/>
-        <w:rPr>
-          <w:rFonts w:cstheme="minorHAnsi"/>
-          <w:color w:val="000000"/>
-          <w:sz w:val="16"/>
-          <w:szCs w:val="16"/>
-        </w:rPr>
-      </w:pPr>
-    </w:p>
-    <w:p>
-      <w:pPr>
-        <w:spacing w:before="10" w:after="10" w:line="240" w:lineRule="auto"/>
-        <w:ind w:right="-1085"/>
-        <w:jc w:val="both"/>
-        <w:rPr>
-          <w:rFonts w:cstheme="minorHAnsi"/>
-          <w:color w:val="000000"/>
-          <w:sz w:val="16"/>
-          <w:szCs w:val="16"/>
-        </w:rPr>
-      </w:pPr>
-    </w:p>
-    <w:p>
-      <w:pPr>
-        <w:spacing w:before="10" w:after="10" w:line="240" w:lineRule="auto"/>
-        <w:ind w:right="-1085"/>
-        <w:jc w:val="both"/>
-        <w:rPr>
-          <w:rFonts w:cstheme="minorHAnsi"/>
-          <w:color w:val="000000"/>
-          <w:sz w:val="16"/>
-          <w:szCs w:val="16"/>
-        </w:rPr>
-      </w:pPr>
-    </w:p>
-    <w:p>
-      <w:pPr>
-        <w:spacing w:before="10" w:after="10" w:line="240" w:lineRule="auto"/>
-        <w:ind w:right="-1085"/>
-        <w:jc w:val="both"/>
-        <w:rPr>
-          <w:rFonts w:cstheme="minorHAnsi"/>
-          <w:color w:val="000000"/>
-          <w:sz w:val="16"/>
-          <w:szCs w:val="16"/>
-        </w:rPr>
-      </w:pPr>
-    </w:p>
-    <w:p>
-      <w:pPr>
-        <w:spacing w:before="10" w:after="10" w:line="240" w:lineRule="auto"/>
-        <w:ind w:right="-1085"/>
-        <w:jc w:val="both"/>
-        <w:rPr>
-          <w:rFonts w:cstheme="minorHAnsi"/>
-          <w:color w:val="000000"/>
-          <w:sz w:val="16"/>
-          <w:szCs w:val="16"/>
-        </w:rPr>
-      </w:pPr>
-    </w:p>
+    <w:p/>
+    <w:p/>
+    <w:p/>
+    <w:p/>
+    <w:p/>
+    <w:p/>
     <w:p>
       <w:pPr>
         <w:spacing w:before="10" w:after="10" w:line="240" w:lineRule="auto"/>
@@ -7527,7 +8347,7 @@
         <mc:AlternateContent>
           <mc:Choice Requires="wps">
             <w:drawing>
-              <wp:anchor distT="0" distB="0" distL="114300" distR="114300" simplePos="0" relativeHeight="251661312" behindDoc="0" locked="0" layoutInCell="1" allowOverlap="1" wp14:anchorId="43B990BB" wp14:editId="6C829EB5">
+              <wp:anchor distT="0" distB="0" distL="114300" distR="114300" simplePos="0" relativeHeight="251658240" behindDoc="0" locked="0" layoutInCell="1" allowOverlap="1" wp14:anchorId="370E6392" wp14:editId="3E0E9781">
                 <wp:simplePos x="0" y="0"/>
                 <wp:positionH relativeFrom="column">
                   <wp:posOffset>5822950</wp:posOffset>
@@ -7586,7 +8406,7 @@
           </mc:Choice>
           <mc:Fallback>
             <w:pict>
-              <v:rect w14:anchorId="5EDA5C84" id="15 Rectángulo" o:spid="_x0000_s1026" style="position:absolute;margin-left:458.5pt;margin-top:.3pt;width:61.5pt;height:70.5pt;z-index:251661312;visibility:visible;mso-wrap-style:square;mso-wrap-distance-left:9pt;mso-wrap-distance-top:0;mso-wrap-distance-right:9pt;mso-wrap-distance-bottom:0;mso-position-horizontal:absolute;mso-position-horizontal-relative:text;mso-position-vertical:absolute;mso-position-vertical-relative:text;v-text-anchor:middle" o:gfxdata="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" fillcolor="white [3201]" strokecolor="black [3213]" strokeweight="2pt"/>
+              <v:rect w14:anchorId="0F73B8C9" id="15 Rectángulo" o:spid="_x0000_s1026" style="position:absolute;margin-left:458.5pt;margin-top:.3pt;width:61.5pt;height:70.5pt;z-index:251658240;visibility:visible;mso-wrap-style:square;mso-wrap-distance-left:9pt;mso-wrap-distance-top:0;mso-wrap-distance-right:9pt;mso-wrap-distance-bottom:0;mso-position-horizontal:absolute;mso-position-horizontal-relative:text;mso-position-vertical:absolute;mso-position-vertical-relative:text;v-text-anchor:middle" o:gfxdata="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" fillcolor="white [3201]" strokecolor="black [3213]" strokeweight="2pt"/>
             </w:pict>
           </mc:Fallback>
         </mc:AlternateContent>
@@ -7603,7 +8423,7 @@
         <mc:AlternateContent>
           <mc:Choice Requires="wps">
             <w:drawing>
-              <wp:anchor distT="0" distB="0" distL="114300" distR="114300" simplePos="0" relativeHeight="251657216" behindDoc="0" locked="0" layoutInCell="1" allowOverlap="1" wp14:anchorId="26F1672A" wp14:editId="63CAA25C">
+              <wp:anchor distT="0" distB="0" distL="114300" distR="114300" simplePos="0" relativeHeight="251656192" behindDoc="0" locked="0" layoutInCell="1" allowOverlap="1" wp14:anchorId="50D703EF" wp14:editId="63BEBA05">
                 <wp:simplePos x="0" y="0"/>
                 <wp:positionH relativeFrom="column">
                   <wp:posOffset>2078990</wp:posOffset>
@@ -7662,7 +8482,7 @@
           </mc:Choice>
           <mc:Fallback>
             <w:pict>
-              <v:rect w14:anchorId="50F8FB79" id="14 Rectángulo" o:spid="_x0000_s1026" style="position:absolute;margin-left:163.7pt;margin-top:.4pt;width:61.5pt;height:70.5pt;z-index:251657216;visibility:visible;mso-wrap-style:square;mso-wrap-distance-left:9pt;mso-wrap-distance-top:0;mso-wrap-distance-right:9pt;mso-wrap-distance-bottom:0;mso-position-horizontal:absolute;mso-position-horizontal-relative:text;mso-position-vertical:absolute;mso-position-vertical-relative:text;v-text-anchor:middle" o:gfxdata="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" fillcolor="white [3201]" strokecolor="black [3213]" strokeweight="2pt"/>
+              <v:rect w14:anchorId="4DF38746" id="14 Rectángulo" o:spid="_x0000_s1026" style="position:absolute;margin-left:163.7pt;margin-top:.4pt;width:61.5pt;height:70.5pt;z-index:251656192;visibility:visible;mso-wrap-style:square;mso-wrap-distance-left:9pt;mso-wrap-distance-top:0;mso-wrap-distance-right:9pt;mso-wrap-distance-bottom:0;mso-position-horizontal:absolute;mso-position-horizontal-relative:text;mso-position-vertical:absolute;mso-position-vertical-relative:text;v-text-anchor:middle" o:gfxdata="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" fillcolor="white [3201]" strokecolor="black [3213]" strokeweight="2pt"/>
             </w:pict>
           </mc:Fallback>
         </mc:AlternateContent>
@@ -7674,61 +8494,7 @@
           <w:sz w:val="18"/>
           <w:szCs w:val="20"/>
         </w:rPr>
-        <w:t xml:space="preserve">  </w:t>
-      </w:r>
-      <w:r>
-        <w:rPr>
-          <w:rFonts w:cstheme="minorHAnsi"/>
-          <w:color w:val="000000"/>
-          <w:sz w:val="18"/>
-          <w:szCs w:val="20"/>
-        </w:rPr>
-        <w:t xml:space="preserve">  </w:t>
-      </w:r>
-      <w:r>
-        <w:rPr>
-          <w:rFonts w:cstheme="minorHAnsi"/>
-          <w:color w:val="000000"/>
-          <w:sz w:val="18"/>
-          <w:szCs w:val="20"/>
-        </w:rPr>
-        <w:t>CREDIÁGIL</w:t>
-      </w:r>
-      <w:r>
-        <w:rPr>
-          <w:rFonts w:cstheme="minorHAnsi"/>
-          <w:color w:val="000000"/>
-          <w:sz w:val="18"/>
-          <w:szCs w:val="20"/>
-        </w:rPr>
-        <w:t xml:space="preserve">        </w:t>
-      </w:r>
-      <w:r>
-        <w:rPr>
-          <w:rFonts w:cstheme="minorHAnsi"/>
-          <w:color w:val="000000"/>
-          <w:sz w:val="18"/>
-          <w:szCs w:val="20"/>
-        </w:rPr>
-        <w:t xml:space="preserve">                                                                                       </w:t>
-      </w:r>
-      <w:r>
-        <w:rPr>
-          <w:rFonts w:cstheme="minorHAnsi"/>
-          <w:color w:val="000000"/>
-          <w:sz w:val="18"/>
-          <w:szCs w:val="20"/>
-        </w:rPr>
-        <w:t xml:space="preserve">      </w:t>
-      </w:r>
-      <w:r>
-        <w:rPr>
-          <w:rFonts w:cstheme="minorHAnsi"/>
-          <w:color w:val="000000"/>
-          <w:sz w:val="18"/>
-          <w:szCs w:val="20"/>
-        </w:rPr>
-        <w:t xml:space="preserve"> </w:t>
+        <w:t xml:space="preserve">    CREDIÁGIL                                                                                                      </w:t>
       </w:r>
       <w:r>
         <w:rPr>
@@ -7778,7 +8544,7 @@
           <w:sz w:val="18"/>
           <w:szCs w:val="20"/>
         </w:rPr>
-        <w:t xml:space="preserve">  </w:t>
+        <w:t xml:space="preserve">    </w:t>
       </w:r>
       <w:r>
         <w:rPr>
@@ -7787,7 +8553,7 @@
           <w:sz w:val="18"/>
           <w:szCs w:val="20"/>
         </w:rPr>
-        <w:t xml:space="preserve">  </w:t>
+        <w:t>NOMBRE:</w:t>
       </w:r>
       <w:r>
         <w:rPr>
@@ -7796,7 +8562,7 @@
           <w:sz w:val="18"/>
           <w:szCs w:val="20"/>
         </w:rPr>
-        <w:t>NOMBRE:</w:t>
+        <w:t xml:space="preserve"> </w:t>
       </w:r>
       <w:r>
         <w:rPr>
@@ -7805,7 +8571,7 @@
           <w:sz w:val="18"/>
           <w:szCs w:val="20"/>
         </w:rPr>
-        <w:t xml:space="preserve"> </w:t>
+        <w:t>${</w:t>
       </w:r>
       <w:r>
         <w:rPr>
@@ -7814,7 +8580,7 @@
           <w:sz w:val="18"/>
           <w:szCs w:val="20"/>
         </w:rPr>
-        <w:t>{{NOMBRE_APODERADO_CA</w:t>
+        <w:t>NOMBRE_APODERADO_</w:t>
       </w:r>
       <w:proofErr w:type="gramStart"/>
       <w:r>
@@ -7824,7 +8590,7 @@
           <w:sz w:val="18"/>
           <w:szCs w:val="20"/>
         </w:rPr>
-        <w:t xml:space="preserve">}} </w:t>
+        <w:t>CA</w:t>
       </w:r>
       <w:r>
         <w:rPr>
@@ -7833,9 +8599,8 @@
           <w:sz w:val="18"/>
           <w:szCs w:val="20"/>
         </w:rPr>
-        <w:t xml:space="preserve">  </w:t>
-      </w:r>
-      <w:proofErr w:type="gramEnd"/>
+        <w:t>}</w:t>
+      </w:r>
       <w:r>
         <w:rPr>
           <w:rFonts w:cstheme="minorHAnsi"/>
@@ -7843,7 +8608,7 @@
           <w:sz w:val="18"/>
           <w:szCs w:val="20"/>
         </w:rPr>
-        <w:t xml:space="preserve">                                        </w:t>
+        <w:t xml:space="preserve"> </w:t>
       </w:r>
       <w:r>
         <w:rPr>
@@ -7852,8 +8617,9 @@
           <w:sz w:val="18"/>
           <w:szCs w:val="20"/>
         </w:rPr>
-        <w:t xml:space="preserve">    </w:t>
-      </w:r>
+        <w:t xml:space="preserve">  </w:t>
+      </w:r>
+      <w:proofErr w:type="gramEnd"/>
       <w:r>
         <w:rPr>
           <w:rFonts w:cstheme="minorHAnsi"/>
@@ -7861,7 +8627,7 @@
           <w:sz w:val="18"/>
           <w:szCs w:val="20"/>
         </w:rPr>
-        <w:t xml:space="preserve"> </w:t>
+        <w:t xml:space="preserve">                                              </w:t>
       </w:r>
       <w:r>
         <w:rPr>
@@ -7870,7 +8636,7 @@
           <w:sz w:val="18"/>
           <w:szCs w:val="20"/>
         </w:rPr>
-        <w:t xml:space="preserve"> </w:t>
+        <w:t xml:space="preserve">NOMBRE: </w:t>
       </w:r>
       <w:r>
         <w:rPr>
@@ -7879,7 +8645,7 @@
           <w:sz w:val="18"/>
           <w:szCs w:val="20"/>
         </w:rPr>
-        <w:t xml:space="preserve">NOMBRE: </w:t>
+        <w:t>${</w:t>
       </w:r>
       <w:r>
         <w:rPr>
@@ -7888,7 +8654,16 @@
           <w:sz w:val="18"/>
           <w:szCs w:val="20"/>
         </w:rPr>
-        <w:t>{{NOMBRE_CLIENTE}}</w:t>
+        <w:t>NOMBRE_CLIENTE</w:t>
+      </w:r>
+      <w:r>
+        <w:rPr>
+          <w:rFonts w:cstheme="minorHAnsi"/>
+          <w:color w:val="000000"/>
+          <w:sz w:val="18"/>
+          <w:szCs w:val="20"/>
+        </w:rPr>
+        <w:t>}</w:t>
       </w:r>
     </w:p>
     <w:p>
@@ -7909,7 +8684,7 @@
           <w:sz w:val="18"/>
           <w:szCs w:val="20"/>
         </w:rPr>
-        <w:t xml:space="preserve">  </w:t>
+        <w:t xml:space="preserve">    </w:t>
       </w:r>
       <w:r>
         <w:rPr>
@@ -7918,7 +8693,7 @@
           <w:sz w:val="18"/>
           <w:szCs w:val="20"/>
         </w:rPr>
-        <w:t xml:space="preserve">  </w:t>
+        <w:t>DNI:</w:t>
       </w:r>
       <w:r>
         <w:rPr>
@@ -7927,7 +8702,7 @@
           <w:sz w:val="18"/>
           <w:szCs w:val="20"/>
         </w:rPr>
-        <w:t>DNI:</w:t>
+        <w:t xml:space="preserve"> </w:t>
       </w:r>
       <w:r>
         <w:rPr>
@@ -7936,7 +8711,7 @@
           <w:sz w:val="18"/>
           <w:szCs w:val="20"/>
         </w:rPr>
-        <w:t xml:space="preserve"> </w:t>
+        <w:t>${</w:t>
       </w:r>
       <w:r>
         <w:rPr>
@@ -7945,7 +8720,7 @@
           <w:sz w:val="18"/>
           <w:szCs w:val="20"/>
         </w:rPr>
-        <w:t>{{DNI_APODERADO_CA</w:t>
+        <w:t>DNI_APODERADO_</w:t>
       </w:r>
       <w:proofErr w:type="gramStart"/>
       <w:r>
@@ -7955,7 +8730,7 @@
           <w:sz w:val="18"/>
           <w:szCs w:val="20"/>
         </w:rPr>
-        <w:t>}}  </w:t>
+        <w:t>CA</w:t>
       </w:r>
       <w:r>
         <w:rPr>
@@ -7964,9 +8739,8 @@
           <w:sz w:val="18"/>
           <w:szCs w:val="20"/>
         </w:rPr>
-        <w:t xml:space="preserve"> </w:t>
-      </w:r>
-      <w:proofErr w:type="gramEnd"/>
+        <w:t>}</w:t>
+      </w:r>
       <w:r>
         <w:rPr>
           <w:rFonts w:cstheme="minorHAnsi"/>
@@ -7974,7 +8748,7 @@
           <w:sz w:val="18"/>
           <w:szCs w:val="20"/>
         </w:rPr>
-        <w:t xml:space="preserve">                                                          </w:t>
+        <w:t xml:space="preserve">  </w:t>
       </w:r>
       <w:r>
         <w:rPr>
@@ -7983,8 +8757,9 @@
           <w:sz w:val="18"/>
           <w:szCs w:val="20"/>
         </w:rPr>
-        <w:t xml:space="preserve">    </w:t>
-      </w:r>
+        <w:t xml:space="preserve"> </w:t>
+      </w:r>
+      <w:proofErr w:type="gramEnd"/>
       <w:r>
         <w:rPr>
           <w:rFonts w:cstheme="minorHAnsi"/>
@@ -7992,7 +8767,7 @@
           <w:sz w:val="18"/>
           <w:szCs w:val="20"/>
         </w:rPr>
-        <w:t xml:space="preserve">   </w:t>
+        <w:t xml:space="preserve">                                                                  </w:t>
       </w:r>
       <w:r>
         <w:rPr>
@@ -8001,7 +8776,7 @@
           <w:sz w:val="18"/>
           <w:szCs w:val="20"/>
         </w:rPr>
-        <w:t xml:space="preserve"> </w:t>
+        <w:t>DNI:</w:t>
       </w:r>
       <w:r>
         <w:rPr>
@@ -8010,7 +8785,7 @@
           <w:sz w:val="18"/>
           <w:szCs w:val="20"/>
         </w:rPr>
-        <w:t>DNI:</w:t>
+        <w:t xml:space="preserve"> </w:t>
       </w:r>
       <w:r>
         <w:rPr>
@@ -8019,7 +8794,7 @@
           <w:sz w:val="18"/>
           <w:szCs w:val="20"/>
         </w:rPr>
-        <w:t xml:space="preserve"> </w:t>
+        <w:t>${</w:t>
       </w:r>
       <w:r>
         <w:rPr>
@@ -8028,23 +8803,20 @@
           <w:sz w:val="18"/>
           <w:szCs w:val="20"/>
         </w:rPr>
-        <w:t>{{DNI_CLIENTE}}</w:t>
+        <w:t>DNI_CLIENTE</w:t>
+      </w:r>
+      <w:r>
+        <w:rPr>
+          <w:rFonts w:cstheme="minorHAnsi"/>
+          <w:color w:val="000000"/>
+          <w:sz w:val="18"/>
+          <w:szCs w:val="20"/>
+        </w:rPr>
+        <w:t>}</w:t>
       </w:r>
     </w:p>
     <w:bookmarkEnd w:id="3"/>
-    <w:p>
-      <w:pPr>
-        <w:spacing w:before="10" w:after="10" w:line="240" w:lineRule="auto"/>
-        <w:ind w:right="-1085"/>
-        <w:jc w:val="both"/>
-        <w:rPr>
-          <w:rFonts w:cstheme="minorHAnsi"/>
-          <w:color w:val="000000"/>
-          <w:sz w:val="16"/>
-          <w:szCs w:val="16"/>
-        </w:rPr>
-      </w:pPr>
-    </w:p>
+    <w:p/>
     <w:sectPr>
       <w:headerReference w:type="default" r:id="rId7"/>
       <w:footerReference w:type="default" r:id="rId8"/>
@@ -8164,7 +8936,7 @@
         </mc:Choice>
         <mc:Fallback>
           <w:pict>
-            <v:line w14:anchorId="1CCF1232" id="17 Conector recto" o:spid="_x0000_s1026" style="position:absolute;z-index:251676672;visibility:visible;mso-wrap-style:square;mso-wrap-distance-left:9pt;mso-wrap-distance-top:0;mso-wrap-distance-right:9pt;mso-wrap-distance-bottom:0;mso-position-horizontal:absolute;mso-position-horizontal-relative:text;mso-position-vertical:absolute;mso-position-vertical-relative:text" from="-42.9pt,-6.6pt" to="551.1pt,-6.6pt" o:gfxdata="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" strokecolor="black [3213]" strokeweight="1.75pt"/>
+            <v:line w14:anchorId="0C26DB78" id="17 Conector recto" o:spid="_x0000_s1026" style="position:absolute;z-index:251676672;visibility:visible;mso-wrap-style:square;mso-wrap-distance-left:9pt;mso-wrap-distance-top:0;mso-wrap-distance-right:9pt;mso-wrap-distance-bottom:0;mso-position-horizontal:absolute;mso-position-horizontal-relative:text;mso-position-vertical:absolute;mso-position-vertical-relative:text" from="-42.9pt,-6.6pt" to="551.1pt,-6.6pt" o:gfxdata="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" strokecolor="black [3213]" strokeweight="1.75pt"/>
           </w:pict>
         </mc:Fallback>
       </mc:AlternateContent>
@@ -8177,7 +8949,7 @@
         <w:sz w:val="14"/>
         <w:szCs w:val="14"/>
       </w:rPr>
-      <w:t>CREDIÁGIL</w:t>
+      <w:t xml:space="preserve"> </w:t>
     </w:r>
     <w:r>
       <w:rPr>
@@ -8187,7 +8959,7 @@
         <w:sz w:val="14"/>
         <w:szCs w:val="14"/>
       </w:rPr>
-      <w:t xml:space="preserve"> </w:t>
+      <w:t>CREDIÁGIL</w:t>
     </w:r>
     <w:r>
       <w:rPr>
@@ -8197,7 +8969,7 @@
         <w:sz w:val="14"/>
         <w:szCs w:val="14"/>
       </w:rPr>
-      <w:t>DEL PERÚ</w:t>
+      <w:t xml:space="preserve"> </w:t>
     </w:r>
     <w:r>
       <w:rPr>
@@ -8207,7 +8979,7 @@
         <w:sz w:val="14"/>
         <w:szCs w:val="14"/>
       </w:rPr>
-      <w:t xml:space="preserve"> </w:t>
+      <w:t>DEL PERÚ</w:t>
     </w:r>
     <w:r>
       <w:rPr>
@@ -8217,9 +8989,8 @@
         <w:sz w:val="14"/>
         <w:szCs w:val="14"/>
       </w:rPr>
-      <w:t xml:space="preserve">/ Av. Próceres de independencia 2517 </w:t>
+      <w:t xml:space="preserve"> </w:t>
     </w:r>
-    <w:proofErr w:type="gramStart"/>
     <w:r>
       <w:rPr>
         <w:rFonts w:ascii="Verdana" w:hAnsi="Verdana" w:cs="Courier New"/>
@@ -8228,7 +8999,7 @@
         <w:sz w:val="14"/>
         <w:szCs w:val="14"/>
       </w:rPr>
-      <w:t>/  J</w:t>
+      <w:t xml:space="preserve">/ Av. Próceres de independencia 2517 </w:t>
     </w:r>
     <w:r>
       <w:rPr>
@@ -8238,9 +9009,8 @@
         <w:sz w:val="14"/>
         <w:szCs w:val="14"/>
       </w:rPr>
-      <w:t>r.</w:t>
+      <w:t>/ Jr.</w:t>
     </w:r>
-    <w:proofErr w:type="gramEnd"/>
     <w:r>
       <w:rPr>
         <w:rFonts w:ascii="Verdana" w:hAnsi="Verdana" w:cs="Courier New"/>

--- a/CrediAgil/Templates/CONTRATO - PRENDA ELECTRO - PERSONA.docx
+++ b/CrediAgil/Templates/CONTRATO - PRENDA ELECTRO - PERSONA.docx
@@ -351,7 +351,6 @@
           <w:color w:val="000000"/>
           <w:sz w:val="16"/>
           <w:szCs w:val="16"/>
-          <w:lang w:val="es-MX"/>
         </w:rPr>
       </w:pPr>
       <w:bookmarkStart w:id="1" w:name="_Hlk223339298"/>
@@ -363,77 +362,185 @@
           <w:color w:val="000000"/>
           <w:sz w:val="16"/>
           <w:szCs w:val="16"/>
-          <w:lang w:val="es-MX"/>
-        </w:rPr>
-        <w:t>EL CLIENTE:</w:t>
-      </w:r>
-      <w:r>
-        <w:rPr>
-          <w:rFonts w:cstheme="minorHAnsi"/>
-          <w:color w:val="000000"/>
-          <w:sz w:val="16"/>
-          <w:szCs w:val="16"/>
-          <w:lang w:val="es-MX"/>
-        </w:rPr>
-        <w:t xml:space="preserve"> El señor(a)</w:t>
-      </w:r>
-      <w:r>
-        <w:rPr>
-          <w:rFonts w:cstheme="minorHAnsi"/>
-          <w:color w:val="000000"/>
-          <w:sz w:val="16"/>
-          <w:szCs w:val="16"/>
-          <w:lang w:val="es-MX"/>
+        </w:rPr>
+        <w:t>EL CLIENTE (PERSONA):</w:t>
+      </w:r>
+      <w:r>
+        <w:rPr>
+          <w:rFonts w:cstheme="minorHAnsi"/>
+          <w:color w:val="000000"/>
+          <w:sz w:val="16"/>
+          <w:szCs w:val="16"/>
+        </w:rPr>
+        <w:t xml:space="preserve"> El señor(a) </w:t>
+      </w:r>
+      <w:r>
+        <w:rPr>
+          <w:rFonts w:cstheme="minorHAnsi"/>
+          <w:b/>
+          <w:bCs/>
+          <w:color w:val="000000"/>
+          <w:sz w:val="16"/>
+          <w:szCs w:val="16"/>
+        </w:rPr>
+        <w:t>${NOMBRE_CLIENTE}</w:t>
+      </w:r>
+      <w:r>
+        <w:rPr>
+          <w:rFonts w:cstheme="minorHAnsi"/>
+          <w:color w:val="000000"/>
+          <w:sz w:val="16"/>
+          <w:szCs w:val="16"/>
+        </w:rPr>
+        <w:t xml:space="preserve"> identificado con DNI </w:t>
+      </w:r>
+      <w:proofErr w:type="spellStart"/>
+      <w:r>
+        <w:rPr>
+          <w:rFonts w:cstheme="minorHAnsi"/>
+          <w:color w:val="000000"/>
+          <w:sz w:val="16"/>
+          <w:szCs w:val="16"/>
+        </w:rPr>
+        <w:t>N°</w:t>
+      </w:r>
+      <w:proofErr w:type="spellEnd"/>
+      <w:r>
+        <w:rPr>
+          <w:rFonts w:cstheme="minorHAnsi"/>
+          <w:color w:val="000000"/>
+          <w:sz w:val="16"/>
+          <w:szCs w:val="16"/>
         </w:rPr>
         <w:t xml:space="preserve"> </w:t>
       </w:r>
       <w:r>
         <w:rPr>
           <w:rFonts w:cstheme="minorHAnsi"/>
-          <w:color w:val="000000"/>
-          <w:sz w:val="16"/>
-          <w:szCs w:val="16"/>
-        </w:rPr>
-        <w:t>${</w:t>
-      </w:r>
-      <w:r>
-        <w:rPr>
-          <w:rFonts w:cstheme="minorHAnsi"/>
-          <w:color w:val="000000"/>
-          <w:sz w:val="16"/>
-          <w:szCs w:val="16"/>
-        </w:rPr>
-        <w:t>NOMBRE_CLIENTE</w:t>
-      </w:r>
-      <w:r>
-        <w:rPr>
-          <w:rFonts w:cstheme="minorHAnsi"/>
-          <w:color w:val="000000"/>
-          <w:sz w:val="16"/>
-          <w:szCs w:val="16"/>
-        </w:rPr>
-        <w:t>}</w:t>
-      </w:r>
-      <w:r>
-        <w:rPr>
-          <w:rFonts w:cstheme="minorHAnsi"/>
-          <w:color w:val="000000"/>
-          <w:sz w:val="16"/>
-          <w:szCs w:val="16"/>
-          <w:lang w:val="es-MX"/>
-        </w:rPr>
-        <w:t xml:space="preserve"> identificado con DNI </w:t>
+          <w:b/>
+          <w:bCs/>
+          <w:color w:val="000000"/>
+          <w:sz w:val="16"/>
+          <w:szCs w:val="16"/>
+        </w:rPr>
+        <w:t>${DNI_CLIENTE}</w:t>
+      </w:r>
+      <w:r>
+        <w:rPr>
+          <w:rFonts w:cstheme="minorHAnsi"/>
+          <w:color w:val="000000"/>
+          <w:sz w:val="16"/>
+          <w:szCs w:val="16"/>
+        </w:rPr>
+        <w:t xml:space="preserve">, con domicilio en </w:t>
+      </w:r>
+      <w:r>
+        <w:rPr>
+          <w:rFonts w:cstheme="minorHAnsi"/>
+          <w:b/>
+          <w:bCs/>
+          <w:color w:val="000000"/>
+          <w:sz w:val="16"/>
+          <w:szCs w:val="16"/>
+        </w:rPr>
+        <w:t>${DIRECCION_CLIENTE}</w:t>
+      </w:r>
+      <w:r>
+        <w:rPr>
+          <w:rFonts w:cstheme="minorHAnsi"/>
+          <w:color w:val="000000"/>
+          <w:sz w:val="16"/>
+          <w:szCs w:val="16"/>
+        </w:rPr>
+        <w:t xml:space="preserve">, distrito de </w:t>
+      </w:r>
+      <w:r>
+        <w:rPr>
+          <w:rFonts w:cstheme="minorHAnsi"/>
+          <w:b/>
+          <w:bCs/>
+          <w:color w:val="000000"/>
+          <w:sz w:val="16"/>
+          <w:szCs w:val="16"/>
+        </w:rPr>
+        <w:t>${DISTRITO_CLIENTE}</w:t>
+      </w:r>
+      <w:r>
+        <w:rPr>
+          <w:rFonts w:cstheme="minorHAnsi"/>
+          <w:color w:val="000000"/>
+          <w:sz w:val="16"/>
+          <w:szCs w:val="16"/>
+        </w:rPr>
+        <w:t xml:space="preserve">, provincia de </w:t>
+      </w:r>
+      <w:r>
+        <w:rPr>
+          <w:rFonts w:cstheme="minorHAnsi"/>
+          <w:b/>
+          <w:bCs/>
+          <w:color w:val="000000"/>
+          <w:sz w:val="16"/>
+          <w:szCs w:val="16"/>
+        </w:rPr>
+        <w:t>${PROVINCIA_CLIENTE}</w:t>
+      </w:r>
+      <w:r>
+        <w:rPr>
+          <w:rFonts w:cstheme="minorHAnsi"/>
+          <w:color w:val="000000"/>
+          <w:sz w:val="16"/>
+          <w:szCs w:val="16"/>
+        </w:rPr>
+        <w:t xml:space="preserve"> y departamento de </w:t>
+      </w:r>
+      <w:r>
+        <w:rPr>
+          <w:rFonts w:cstheme="minorHAnsi"/>
+          <w:b/>
+          <w:bCs/>
+          <w:color w:val="000000"/>
+          <w:sz w:val="16"/>
+          <w:szCs w:val="16"/>
+        </w:rPr>
+        <w:t>${DEPARTAMENTO_CLIENTE}</w:t>
+      </w:r>
+      <w:r>
+        <w:rPr>
+          <w:rFonts w:cstheme="minorHAnsi"/>
+          <w:color w:val="000000"/>
+          <w:sz w:val="16"/>
+          <w:szCs w:val="16"/>
+        </w:rPr>
+        <w:t xml:space="preserve">; y/o su cónyuge el señor(a) </w:t>
+      </w:r>
+      <w:r>
+        <w:rPr>
+          <w:rFonts w:cstheme="minorHAnsi"/>
+          <w:b/>
+          <w:bCs/>
+          <w:color w:val="000000"/>
+          <w:sz w:val="16"/>
+          <w:szCs w:val="16"/>
+        </w:rPr>
+        <w:t>${NOMBRE_CONYUGE}</w:t>
+      </w:r>
+      <w:r>
+        <w:rPr>
+          <w:rFonts w:cstheme="minorHAnsi"/>
+          <w:color w:val="000000"/>
+          <w:sz w:val="16"/>
+          <w:szCs w:val="16"/>
+        </w:rPr>
+        <w:t xml:space="preserve"> con DNI </w:t>
       </w:r>
       <w:proofErr w:type="spellStart"/>
       <w:r>
         <w:rPr>
           <w:rFonts w:cstheme="minorHAnsi"/>
-          <w:b/>
-          <w:bCs/>
-          <w:color w:val="000000"/>
-          <w:sz w:val="16"/>
-          <w:szCs w:val="16"/>
-          <w:lang w:val="es-MX"/>
+          <w:color w:val="000000"/>
+          <w:sz w:val="16"/>
+          <w:szCs w:val="16"/>
         </w:rPr>
         <w:t>Nº</w:t>
       </w:r>
@@ -444,209 +551,106 @@
           <w:color w:val="000000"/>
           <w:sz w:val="16"/>
           <w:szCs w:val="16"/>
-          <w:lang w:val="es-MX"/>
         </w:rPr>
         <w:t xml:space="preserve"> </w:t>
       </w:r>
       <w:r>
         <w:rPr>
           <w:rFonts w:cstheme="minorHAnsi"/>
-          <w:color w:val="000000"/>
-          <w:sz w:val="16"/>
-          <w:szCs w:val="16"/>
-        </w:rPr>
-        <w:t>${</w:t>
-      </w:r>
-      <w:r>
-        <w:rPr>
-          <w:rFonts w:cstheme="minorHAnsi"/>
-          <w:color w:val="000000"/>
-          <w:sz w:val="16"/>
-          <w:szCs w:val="16"/>
-        </w:rPr>
-        <w:t>DNI_CLIENTE</w:t>
-      </w:r>
-      <w:r>
-        <w:rPr>
-          <w:rFonts w:cstheme="minorHAnsi"/>
-          <w:color w:val="000000"/>
-          <w:sz w:val="16"/>
-          <w:szCs w:val="16"/>
-        </w:rPr>
-        <w:t>}</w:t>
-      </w:r>
-      <w:r>
-        <w:rPr>
-          <w:rFonts w:cstheme="minorHAnsi"/>
-          <w:b/>
-          <w:bCs/>
-          <w:color w:val="000000"/>
-          <w:sz w:val="16"/>
-          <w:szCs w:val="16"/>
-          <w:lang w:val="es-MX"/>
-        </w:rPr>
-        <w:t>, y/o su cónyuge</w:t>
-      </w:r>
-      <w:r>
-        <w:rPr>
-          <w:rFonts w:cstheme="minorHAnsi"/>
-          <w:b/>
-          <w:bCs/>
-          <w:color w:val="000000"/>
-          <w:sz w:val="16"/>
-          <w:szCs w:val="16"/>
-          <w:lang w:val="es-MX"/>
-        </w:rPr>
-        <w:t xml:space="preserve"> </w:t>
-      </w:r>
-      <w:r>
-        <w:rPr>
-          <w:rFonts w:cstheme="minorHAnsi"/>
-          <w:b/>
-          <w:bCs/>
-          <w:color w:val="000000"/>
-          <w:sz w:val="16"/>
-          <w:szCs w:val="16"/>
-        </w:rPr>
-        <w:t>${</w:t>
-      </w:r>
-      <w:r>
-        <w:rPr>
-          <w:rFonts w:cstheme="minorHAnsi"/>
-          <w:b/>
-          <w:bCs/>
-          <w:color w:val="000000"/>
-          <w:sz w:val="16"/>
-          <w:szCs w:val="16"/>
-        </w:rPr>
-        <w:t>NOMBRE_CONYUGE</w:t>
-      </w:r>
-      <w:r>
-        <w:rPr>
-          <w:rFonts w:cstheme="minorHAnsi"/>
-          <w:b/>
-          <w:bCs/>
-          <w:color w:val="000000"/>
-          <w:sz w:val="16"/>
-          <w:szCs w:val="16"/>
-        </w:rPr>
-        <w:t>}</w:t>
-      </w:r>
-      <w:r>
-        <w:rPr>
-          <w:rFonts w:cstheme="minorHAnsi"/>
-          <w:b/>
-          <w:bCs/>
-          <w:color w:val="000000"/>
-          <w:sz w:val="16"/>
-          <w:szCs w:val="16"/>
-          <w:lang w:val="es-MX"/>
-        </w:rPr>
-        <w:t xml:space="preserve"> con DNI </w:t>
-      </w:r>
-      <w:proofErr w:type="spellStart"/>
-      <w:r>
-        <w:rPr>
-          <w:rFonts w:cstheme="minorHAnsi"/>
-          <w:b/>
-          <w:bCs/>
-          <w:color w:val="000000"/>
-          <w:sz w:val="16"/>
-          <w:szCs w:val="16"/>
-          <w:lang w:val="es-MX"/>
-        </w:rPr>
-        <w:t>Nº</w:t>
-      </w:r>
-      <w:proofErr w:type="spellEnd"/>
-      <w:r>
-        <w:rPr>
-          <w:rFonts w:cstheme="minorHAnsi"/>
-          <w:b/>
-          <w:bCs/>
-          <w:color w:val="000000"/>
-          <w:sz w:val="16"/>
-          <w:szCs w:val="16"/>
-          <w:lang w:val="es-MX"/>
-        </w:rPr>
-        <w:t xml:space="preserve"> </w:t>
-      </w:r>
-      <w:r>
-        <w:rPr>
-          <w:rFonts w:cstheme="minorHAnsi"/>
-          <w:b/>
-          <w:bCs/>
-          <w:color w:val="000000"/>
-          <w:sz w:val="16"/>
-          <w:szCs w:val="16"/>
-        </w:rPr>
-        <w:t>${</w:t>
-      </w:r>
-      <w:r>
-        <w:rPr>
-          <w:rFonts w:cstheme="minorHAnsi"/>
-          <w:b/>
-          <w:bCs/>
-          <w:color w:val="000000"/>
-          <w:sz w:val="16"/>
-          <w:szCs w:val="16"/>
-        </w:rPr>
-        <w:t>DNI_CONYUGE</w:t>
-      </w:r>
-      <w:r>
-        <w:rPr>
-          <w:rFonts w:cstheme="minorHAnsi"/>
-          <w:b/>
-          <w:bCs/>
-          <w:color w:val="000000"/>
-          <w:sz w:val="16"/>
-          <w:szCs w:val="16"/>
-        </w:rPr>
-        <w:t>}</w:t>
-      </w:r>
-      <w:r>
-        <w:rPr>
-          <w:rFonts w:cstheme="minorHAnsi"/>
-          <w:color w:val="000000"/>
-          <w:sz w:val="16"/>
-          <w:szCs w:val="16"/>
-          <w:lang w:val="es-MX"/>
+          <w:b/>
+          <w:bCs/>
+          <w:color w:val="000000"/>
+          <w:sz w:val="16"/>
+          <w:szCs w:val="16"/>
+        </w:rPr>
+        <w:t>${DNI_CONYUGE}</w:t>
+      </w:r>
+      <w:r>
+        <w:rPr>
+          <w:rFonts w:cstheme="minorHAnsi"/>
+          <w:color w:val="000000"/>
+          <w:sz w:val="16"/>
+          <w:szCs w:val="16"/>
         </w:rPr>
         <w:t xml:space="preserve">, con domicilio en </w:t>
       </w:r>
       <w:r>
         <w:rPr>
           <w:rFonts w:cstheme="minorHAnsi"/>
-          <w:color w:val="000000"/>
-          <w:sz w:val="16"/>
-          <w:szCs w:val="16"/>
-        </w:rPr>
-        <w:t>${</w:t>
-      </w:r>
-      <w:r>
-        <w:rPr>
-          <w:rFonts w:cstheme="minorHAnsi"/>
-          <w:color w:val="000000"/>
-          <w:sz w:val="16"/>
-          <w:szCs w:val="16"/>
-        </w:rPr>
-        <w:t>DOMICILIO_CLIENTE</w:t>
-      </w:r>
-      <w:r>
-        <w:rPr>
-          <w:rFonts w:cstheme="minorHAnsi"/>
-          <w:color w:val="000000"/>
-          <w:sz w:val="16"/>
-          <w:szCs w:val="16"/>
-        </w:rPr>
-        <w:t>}</w:t>
-      </w:r>
-      <w:r>
-        <w:rPr>
-          <w:rFonts w:cstheme="minorHAnsi"/>
-          <w:color w:val="000000"/>
-          <w:sz w:val="16"/>
-          <w:szCs w:val="16"/>
-          <w:lang w:val="es-MX"/>
+          <w:b/>
+          <w:bCs/>
+          <w:color w:val="000000"/>
+          <w:sz w:val="16"/>
+          <w:szCs w:val="16"/>
+        </w:rPr>
+        <w:t>${DIRECCION_CONYUGE}</w:t>
+      </w:r>
+      <w:r>
+        <w:rPr>
+          <w:rFonts w:cstheme="minorHAnsi"/>
+          <w:color w:val="000000"/>
+          <w:sz w:val="16"/>
+          <w:szCs w:val="16"/>
+        </w:rPr>
+        <w:t xml:space="preserve">, distrito de </w:t>
+      </w:r>
+      <w:r>
+        <w:rPr>
+          <w:rFonts w:cstheme="minorHAnsi"/>
+          <w:b/>
+          <w:bCs/>
+          <w:color w:val="000000"/>
+          <w:sz w:val="16"/>
+          <w:szCs w:val="16"/>
+        </w:rPr>
+        <w:t>${DISTRITO_CONYUGE}</w:t>
+      </w:r>
+      <w:r>
+        <w:rPr>
+          <w:rFonts w:cstheme="minorHAnsi"/>
+          <w:color w:val="000000"/>
+          <w:sz w:val="16"/>
+          <w:szCs w:val="16"/>
+        </w:rPr>
+        <w:t xml:space="preserve">, provincia de </w:t>
+      </w:r>
+      <w:r>
+        <w:rPr>
+          <w:rFonts w:cstheme="minorHAnsi"/>
+          <w:b/>
+          <w:bCs/>
+          <w:color w:val="000000"/>
+          <w:sz w:val="16"/>
+          <w:szCs w:val="16"/>
+        </w:rPr>
+        <w:t>${PROVINCIA_CONYUGE}</w:t>
+      </w:r>
+      <w:r>
+        <w:rPr>
+          <w:rFonts w:cstheme="minorHAnsi"/>
+          <w:color w:val="000000"/>
+          <w:sz w:val="16"/>
+          <w:szCs w:val="16"/>
+        </w:rPr>
+        <w:t xml:space="preserve"> y departamento de </w:t>
+      </w:r>
+      <w:r>
+        <w:rPr>
+          <w:rFonts w:cstheme="minorHAnsi"/>
+          <w:b/>
+          <w:bCs/>
+          <w:color w:val="000000"/>
+          <w:sz w:val="16"/>
+          <w:szCs w:val="16"/>
+        </w:rPr>
+        <w:t>${DEPARTAMENTO_CONYUGE}</w:t>
+      </w:r>
+      <w:r>
+        <w:rPr>
+          <w:rFonts w:cstheme="minorHAnsi"/>
+          <w:color w:val="000000"/>
+          <w:sz w:val="16"/>
+          <w:szCs w:val="16"/>
         </w:rPr>
         <w:t>.</w:t>
       </w:r>
@@ -2131,7 +2135,7 @@
         <w:pStyle w:val="Prrafodelista"/>
         <w:numPr>
           <w:ilvl w:val="0"/>
-          <w:numId w:val="26"/>
+          <w:numId w:val="5"/>
         </w:numPr>
         <w:spacing w:before="10" w:after="10" w:line="240" w:lineRule="auto"/>
         <w:ind w:right="-1085"/>
@@ -2154,7 +2158,6 @@
           <w:szCs w:val="16"/>
           <w:lang w:val="es-MX"/>
         </w:rPr>
-        <w:lastRenderedPageBreak/>
         <w:t>Carta Poder con firma legalizada:</w:t>
       </w:r>
       <w:r>
@@ -2173,7 +2176,7 @@
         <w:pStyle w:val="Prrafodelista"/>
         <w:numPr>
           <w:ilvl w:val="0"/>
-          <w:numId w:val="26"/>
+          <w:numId w:val="5"/>
         </w:numPr>
         <w:spacing w:before="10" w:after="10" w:line="240" w:lineRule="auto"/>
         <w:ind w:right="-1085"/>
@@ -2196,6 +2199,7 @@
           <w:szCs w:val="16"/>
           <w:lang w:val="es-MX"/>
         </w:rPr>
+        <w:lastRenderedPageBreak/>
         <w:t>Poder fuera de registro:</w:t>
       </w:r>
       <w:r>
@@ -2214,7 +2218,7 @@
         <w:pStyle w:val="Prrafodelista"/>
         <w:numPr>
           <w:ilvl w:val="0"/>
-          <w:numId w:val="26"/>
+          <w:numId w:val="5"/>
         </w:numPr>
         <w:spacing w:before="10" w:after="10" w:line="240" w:lineRule="auto"/>
         <w:ind w:right="-1085"/>
@@ -4627,7 +4631,7 @@
           <w:szCs w:val="16"/>
           <w:lang w:val="es-MX"/>
         </w:rPr>
-        <w:t xml:space="preserve">) cambios en el </w:t>
+        <w:t xml:space="preserve">) cambios en el funcionamiento o tendencias de los mercados o la </w:t>
       </w:r>
       <w:r>
         <w:rPr>
@@ -4638,7 +4642,7 @@
           <w:lang w:val="es-MX"/>
         </w:rPr>
         <w:lastRenderedPageBreak/>
-        <w:t>funcionamiento o tendencias de los mercados o la competencia; (</w:t>
+        <w:t>competencia; (</w:t>
       </w:r>
       <w:proofErr w:type="spellStart"/>
       <w:r>
@@ -6102,7 +6106,7 @@
       <w:pPr>
         <w:numPr>
           <w:ilvl w:val="0"/>
-          <w:numId w:val="20"/>
+          <w:numId w:val="4"/>
         </w:numPr>
         <w:spacing w:before="10" w:after="10" w:line="240" w:lineRule="auto"/>
         <w:ind w:right="-1085"/>
@@ -6195,7 +6199,7 @@
       <w:pPr>
         <w:numPr>
           <w:ilvl w:val="0"/>
-          <w:numId w:val="20"/>
+          <w:numId w:val="4"/>
         </w:numPr>
         <w:spacing w:before="10" w:after="10" w:line="240" w:lineRule="auto"/>
         <w:ind w:right="-1085"/>
@@ -6326,7 +6330,7 @@
       <w:pPr>
         <w:numPr>
           <w:ilvl w:val="0"/>
-          <w:numId w:val="20"/>
+          <w:numId w:val="4"/>
         </w:numPr>
         <w:spacing w:before="10" w:after="10" w:line="240" w:lineRule="auto"/>
         <w:ind w:right="-1085"/>
@@ -6532,7 +6536,7 @@
       <w:pPr>
         <w:numPr>
           <w:ilvl w:val="0"/>
-          <w:numId w:val="27"/>
+          <w:numId w:val="6"/>
         </w:numPr>
         <w:spacing w:before="10" w:after="10" w:line="240" w:lineRule="auto"/>
         <w:ind w:right="-1085"/>
@@ -6652,7 +6656,7 @@
       <w:pPr>
         <w:numPr>
           <w:ilvl w:val="0"/>
-          <w:numId w:val="27"/>
+          <w:numId w:val="6"/>
         </w:numPr>
         <w:spacing w:before="10" w:after="10" w:line="240" w:lineRule="auto"/>
         <w:ind w:right="-1085"/>
@@ -7189,18 +7193,6 @@
         <w:lastRenderedPageBreak/>
         <w:br/>
       </w:r>
-      <w:r>
-        <w:rPr>
-          <w:rFonts w:cstheme="minorHAnsi"/>
-          <w:b/>
-          <w:bCs/>
-          <w:color w:val="000000"/>
-          <w:sz w:val="16"/>
-          <w:szCs w:val="16"/>
-          <w:lang w:val="es-MX"/>
-        </w:rPr>
-        <w:t>ANEXO 02: HOJA RESUMEN INFORMATIVA</w:t>
-      </w:r>
     </w:p>
     <w:p>
       <w:pPr>
@@ -7209,76 +7201,14 @@
         <w:jc w:val="both"/>
         <w:rPr>
           <w:rFonts w:cstheme="minorHAnsi"/>
-          <w:color w:val="000000"/>
-          <w:sz w:val="16"/>
-          <w:szCs w:val="16"/>
-          <w:lang w:val="es-MX"/>
-        </w:rPr>
-      </w:pPr>
-      <w:r>
-        <w:rPr>
-          <w:rFonts w:cstheme="minorHAnsi"/>
-          <w:color w:val="000000"/>
-          <w:sz w:val="16"/>
-          <w:szCs w:val="16"/>
-          <w:lang w:val="es-MX"/>
-        </w:rPr>
-        <w:t xml:space="preserve">Este documento forma parte integrante del Contrato </w:t>
-      </w:r>
-      <w:proofErr w:type="spellStart"/>
-      <w:r>
-        <w:rPr>
-          <w:rFonts w:cstheme="minorHAnsi"/>
-          <w:b/>
-          <w:bCs/>
-          <w:color w:val="000000"/>
-          <w:sz w:val="16"/>
-          <w:szCs w:val="16"/>
-          <w:lang w:val="es-MX"/>
-        </w:rPr>
-        <w:t>Nº</w:t>
-      </w:r>
-      <w:proofErr w:type="spellEnd"/>
-      <w:r>
-        <w:rPr>
-          <w:rFonts w:cstheme="minorHAnsi"/>
-          <w:color w:val="000000"/>
-          <w:sz w:val="16"/>
-          <w:szCs w:val="16"/>
-          <w:lang w:val="es-MX"/>
-        </w:rPr>
-        <w:t xml:space="preserve"> </w:t>
-      </w:r>
-      <w:r>
-        <w:rPr>
-          <w:rFonts w:cstheme="minorHAnsi"/>
-          <w:color w:val="000000"/>
-          <w:sz w:val="16"/>
-          <w:szCs w:val="16"/>
-          <w:lang w:val="es-MX"/>
-        </w:rPr>
-        <w:t>${</w:t>
-      </w:r>
-      <w:r>
-        <w:rPr>
-          <w:rFonts w:cstheme="minorHAnsi"/>
-          <w:color w:val="000000"/>
-          <w:sz w:val="16"/>
-          <w:szCs w:val="16"/>
-          <w:lang w:val="es-MX"/>
-        </w:rPr>
-        <w:t>NUM_CONTRATO</w:t>
-      </w:r>
-      <w:r>
-        <w:rPr>
-          <w:rFonts w:cstheme="minorHAnsi"/>
-          <w:color w:val="000000"/>
-          <w:sz w:val="16"/>
-          <w:szCs w:val="16"/>
-          <w:lang w:val="es-MX"/>
-        </w:rPr>
-        <w:t>}</w:t>
-      </w:r>
+          <w:b/>
+          <w:bCs/>
+          <w:color w:val="000000"/>
+          <w:sz w:val="16"/>
+          <w:szCs w:val="16"/>
+          <w:lang w:val="es-MX"/>
+        </w:rPr>
+      </w:pPr>
     </w:p>
     <w:p>
       <w:pPr>
@@ -7321,14 +7251,136 @@
           <w:szCs w:val="16"/>
           <w:lang w:val="es-MX"/>
         </w:rPr>
-        <w:t>CONCEPTOS PRINCIPALES:</w:t>
+        <w:t>ANEXO 02: HOJA RESUMEN INFORMATIVA</w:t>
       </w:r>
     </w:p>
     <w:p>
       <w:pPr>
+        <w:spacing w:before="10" w:after="10" w:line="240" w:lineRule="auto"/>
+        <w:ind w:right="-1085"/>
+        <w:jc w:val="both"/>
+        <w:rPr>
+          <w:rFonts w:cstheme="minorHAnsi"/>
+          <w:color w:val="000000"/>
+          <w:sz w:val="16"/>
+          <w:szCs w:val="16"/>
+          <w:lang w:val="es-MX"/>
+        </w:rPr>
+      </w:pPr>
+      <w:r>
+        <w:rPr>
+          <w:rFonts w:cstheme="minorHAnsi"/>
+          <w:color w:val="000000"/>
+          <w:sz w:val="16"/>
+          <w:szCs w:val="16"/>
+          <w:lang w:val="es-MX"/>
+        </w:rPr>
+        <w:t xml:space="preserve">Este documento forma parte integrante del Contrato </w:t>
+      </w:r>
+      <w:proofErr w:type="spellStart"/>
+      <w:r>
+        <w:rPr>
+          <w:rFonts w:cstheme="minorHAnsi"/>
+          <w:b/>
+          <w:bCs/>
+          <w:color w:val="000000"/>
+          <w:sz w:val="16"/>
+          <w:szCs w:val="16"/>
+          <w:lang w:val="es-MX"/>
+        </w:rPr>
+        <w:t>Nº</w:t>
+      </w:r>
+      <w:proofErr w:type="spellEnd"/>
+      <w:r>
+        <w:rPr>
+          <w:rFonts w:cstheme="minorHAnsi"/>
+          <w:color w:val="000000"/>
+          <w:sz w:val="16"/>
+          <w:szCs w:val="16"/>
+          <w:lang w:val="es-MX"/>
+        </w:rPr>
+        <w:t xml:space="preserve"> </w:t>
+      </w:r>
+      <w:r>
+        <w:rPr>
+          <w:rFonts w:cstheme="minorHAnsi"/>
+          <w:color w:val="000000"/>
+          <w:sz w:val="16"/>
+          <w:szCs w:val="16"/>
+          <w:lang w:val="es-MX"/>
+        </w:rPr>
+        <w:t>${</w:t>
+      </w:r>
+      <w:r>
+        <w:rPr>
+          <w:rFonts w:cstheme="minorHAnsi"/>
+          <w:color w:val="000000"/>
+          <w:sz w:val="16"/>
+          <w:szCs w:val="16"/>
+          <w:lang w:val="es-MX"/>
+        </w:rPr>
+        <w:t>NUM_CONTRATO</w:t>
+      </w:r>
+      <w:r>
+        <w:rPr>
+          <w:rFonts w:cstheme="minorHAnsi"/>
+          <w:color w:val="000000"/>
+          <w:sz w:val="16"/>
+          <w:szCs w:val="16"/>
+          <w:lang w:val="es-MX"/>
+        </w:rPr>
+        <w:t>}</w:t>
+      </w:r>
+    </w:p>
+    <w:p>
+      <w:pPr>
+        <w:spacing w:before="10" w:after="10" w:line="240" w:lineRule="auto"/>
+        <w:ind w:right="-1085"/>
+        <w:jc w:val="both"/>
+        <w:rPr>
+          <w:rFonts w:cstheme="minorHAnsi"/>
+          <w:b/>
+          <w:bCs/>
+          <w:color w:val="000000"/>
+          <w:sz w:val="16"/>
+          <w:szCs w:val="16"/>
+          <w:lang w:val="es-MX"/>
+        </w:rPr>
+      </w:pPr>
+    </w:p>
+    <w:p>
+      <w:pPr>
+        <w:spacing w:before="10" w:after="10" w:line="240" w:lineRule="auto"/>
+        <w:ind w:right="-1085"/>
+        <w:jc w:val="both"/>
+        <w:rPr>
+          <w:rFonts w:cstheme="minorHAnsi"/>
+          <w:b/>
+          <w:bCs/>
+          <w:color w:val="000000"/>
+          <w:sz w:val="16"/>
+          <w:szCs w:val="16"/>
+          <w:lang w:val="es-MX"/>
+        </w:rPr>
+      </w:pPr>
+      <w:r>
+        <w:rPr>
+          <w:rFonts w:cstheme="minorHAnsi"/>
+          <w:b/>
+          <w:bCs/>
+          <w:color w:val="000000"/>
+          <w:sz w:val="16"/>
+          <w:szCs w:val="16"/>
+          <w:lang w:val="es-MX"/>
+        </w:rPr>
+        <w:t>CONCEPTOS PRINCIPALES:</w:t>
+      </w:r>
+    </w:p>
+    <w:p>
+      <w:pPr>
         <w:numPr>
           <w:ilvl w:val="0"/>
-          <w:numId w:val="28"/>
+          <w:numId w:val="7"/>
         </w:numPr>
         <w:spacing w:before="10" w:after="10" w:line="240" w:lineRule="auto"/>
         <w:ind w:right="-1085"/>
@@ -7400,7 +7452,7 @@
       <w:pPr>
         <w:numPr>
           <w:ilvl w:val="0"/>
-          <w:numId w:val="28"/>
+          <w:numId w:val="7"/>
         </w:numPr>
         <w:spacing w:before="10" w:after="10" w:line="240" w:lineRule="auto"/>
         <w:ind w:right="-1085"/>
@@ -7472,7 +7524,7 @@
       <w:pPr>
         <w:numPr>
           <w:ilvl w:val="0"/>
-          <w:numId w:val="28"/>
+          <w:numId w:val="7"/>
         </w:numPr>
         <w:spacing w:before="10" w:after="10" w:line="240" w:lineRule="auto"/>
         <w:ind w:right="-1085"/>
@@ -7544,7 +7596,7 @@
       <w:pPr>
         <w:numPr>
           <w:ilvl w:val="0"/>
-          <w:numId w:val="28"/>
+          <w:numId w:val="7"/>
         </w:numPr>
         <w:spacing w:before="10" w:after="10" w:line="240" w:lineRule="auto"/>
         <w:ind w:right="-1085"/>
@@ -7684,7 +7736,7 @@
       <w:pPr>
         <w:numPr>
           <w:ilvl w:val="0"/>
-          <w:numId w:val="28"/>
+          <w:numId w:val="7"/>
         </w:numPr>
         <w:spacing w:before="10" w:after="10" w:line="240" w:lineRule="auto"/>
         <w:ind w:right="-1085"/>
@@ -8240,6 +8292,9 @@
     <w:p/>
     <w:p/>
     <w:p/>
+    <w:p/>
+    <w:p/>
+    <w:p/>
     <w:p>
       <w:pPr>
         <w:spacing w:before="10" w:after="10" w:line="240" w:lineRule="auto"/>
@@ -8300,7 +8355,7 @@
           <w:sz w:val="16"/>
           <w:szCs w:val="16"/>
         </w:rPr>
-        <w:t>________________________________________________________            _____________________________________________________________________</w:t>
+        <w:t>_____________________________________________________________            _____________________________________________________________________</w:t>
       </w:r>
     </w:p>
     <w:bookmarkEnd w:id="2"/>
@@ -8319,22 +8374,6 @@
           <w:szCs w:val="20"/>
         </w:rPr>
       </w:pPr>
-    </w:p>
-    <w:p>
-      <w:pPr>
-        <w:autoSpaceDE w:val="0"/>
-        <w:autoSpaceDN w:val="0"/>
-        <w:adjustRightInd w:val="0"/>
-        <w:spacing w:after="0" w:line="240" w:lineRule="auto"/>
-        <w:ind w:left="-142" w:right="-1085"/>
-        <w:jc w:val="both"/>
-        <w:rPr>
-          <w:rFonts w:cstheme="minorHAnsi"/>
-          <w:color w:val="000000"/>
-          <w:sz w:val="18"/>
-          <w:szCs w:val="20"/>
-        </w:rPr>
-      </w:pPr>
       <w:r>
         <w:rPr>
           <w:rFonts w:cstheme="minorHAnsi"/>
@@ -8347,18 +8386,18 @@
         <mc:AlternateContent>
           <mc:Choice Requires="wps">
             <w:drawing>
-              <wp:anchor distT="0" distB="0" distL="114300" distR="114300" simplePos="0" relativeHeight="251658240" behindDoc="0" locked="0" layoutInCell="1" allowOverlap="1" wp14:anchorId="370E6392" wp14:editId="3E0E9781">
+              <wp:anchor distT="0" distB="0" distL="114300" distR="114300" simplePos="0" relativeHeight="251659264" behindDoc="0" locked="0" layoutInCell="1" allowOverlap="1" wp14:anchorId="6FC93107" wp14:editId="4495F09B">
                 <wp:simplePos x="0" y="0"/>
                 <wp:positionH relativeFrom="column">
-                  <wp:posOffset>5822950</wp:posOffset>
+                  <wp:posOffset>2099310</wp:posOffset>
                 </wp:positionH>
                 <wp:positionV relativeFrom="paragraph">
-                  <wp:posOffset>3810</wp:posOffset>
+                  <wp:posOffset>143510</wp:posOffset>
                 </wp:positionV>
-                <wp:extent cx="781050" cy="895350"/>
+                <wp:extent cx="723900" cy="857250"/>
                 <wp:effectExtent l="0" t="0" r="19050" b="19050"/>
                 <wp:wrapNone/>
-                <wp:docPr id="15" name="15 Rectángulo"/>
+                <wp:docPr id="14" name="14 Rectángulo"/>
                 <wp:cNvGraphicFramePr/>
                 <a:graphic xmlns:a="http://schemas.openxmlformats.org/drawingml/2006/main">
                   <a:graphicData uri="http://schemas.microsoft.com/office/word/2010/wordprocessingShape">
@@ -8367,7 +8406,7 @@
                       <wps:spPr>
                         <a:xfrm>
                           <a:off x="0" y="0"/>
-                          <a:ext cx="781050" cy="895350"/>
+                          <a:ext cx="723900" cy="857250"/>
                         </a:xfrm>
                         <a:prstGeom prst="rect">
                           <a:avLst/>
@@ -8401,16 +8440,38 @@
                     </wps:wsp>
                   </a:graphicData>
                 </a:graphic>
+                <wp14:sizeRelH relativeFrom="margin">
+                  <wp14:pctWidth>0</wp14:pctWidth>
+                </wp14:sizeRelH>
+                <wp14:sizeRelV relativeFrom="margin">
+                  <wp14:pctHeight>0</wp14:pctHeight>
+                </wp14:sizeRelV>
               </wp:anchor>
             </w:drawing>
           </mc:Choice>
           <mc:Fallback>
             <w:pict>
-              <v:rect w14:anchorId="0F73B8C9" id="15 Rectángulo" o:spid="_x0000_s1026" style="position:absolute;margin-left:458.5pt;margin-top:.3pt;width:61.5pt;height:70.5pt;z-index:251658240;visibility:visible;mso-wrap-style:square;mso-wrap-distance-left:9pt;mso-wrap-distance-top:0;mso-wrap-distance-right:9pt;mso-wrap-distance-bottom:0;mso-position-horizontal:absolute;mso-position-horizontal-relative:text;mso-position-vertical:absolute;mso-position-vertical-relative:text;v-text-anchor:middle" o:gfxdata="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" fillcolor="white [3201]" strokecolor="black [3213]" strokeweight="2pt"/>
+              <v:rect w14:anchorId="5257931E" id="14 Rectángulo" o:spid="_x0000_s1026" style="position:absolute;margin-left:165.3pt;margin-top:11.3pt;width:57pt;height:67.5pt;z-index:251659264;visibility:visible;mso-wrap-style:square;mso-width-percent:0;mso-height-percent:0;mso-wrap-distance-left:9pt;mso-wrap-distance-top:0;mso-wrap-distance-right:9pt;mso-wrap-distance-bottom:0;mso-position-horizontal:absolute;mso-position-horizontal-relative:text;mso-position-vertical:absolute;mso-position-vertical-relative:text;mso-width-percent:0;mso-height-percent:0;mso-width-relative:margin;mso-height-relative:margin;v-text-anchor:middle" o:gfxdata="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" fillcolor="white [3201]" strokecolor="black [3213]" strokeweight="1pt"/>
             </w:pict>
           </mc:Fallback>
         </mc:AlternateContent>
       </w:r>
+    </w:p>
+    <w:p>
+      <w:pPr>
+        <w:autoSpaceDE w:val="0"/>
+        <w:autoSpaceDN w:val="0"/>
+        <w:adjustRightInd w:val="0"/>
+        <w:spacing w:after="0" w:line="240" w:lineRule="auto"/>
+        <w:ind w:left="-142" w:right="-1085"/>
+        <w:jc w:val="both"/>
+        <w:rPr>
+          <w:rFonts w:cstheme="minorHAnsi"/>
+          <w:color w:val="000000"/>
+          <w:sz w:val="18"/>
+          <w:szCs w:val="20"/>
+        </w:rPr>
+      </w:pPr>
       <w:r>
         <w:rPr>
           <w:rFonts w:cstheme="minorHAnsi"/>
@@ -8423,18 +8484,18 @@
         <mc:AlternateContent>
           <mc:Choice Requires="wps">
             <w:drawing>
-              <wp:anchor distT="0" distB="0" distL="114300" distR="114300" simplePos="0" relativeHeight="251656192" behindDoc="0" locked="0" layoutInCell="1" allowOverlap="1" wp14:anchorId="50D703EF" wp14:editId="63BEBA05">
+              <wp:anchor distT="0" distB="0" distL="114300" distR="114300" simplePos="0" relativeHeight="251660288" behindDoc="0" locked="0" layoutInCell="1" allowOverlap="1" wp14:anchorId="78A3C9F4" wp14:editId="1AEA11F3">
                 <wp:simplePos x="0" y="0"/>
                 <wp:positionH relativeFrom="column">
-                  <wp:posOffset>2078990</wp:posOffset>
+                  <wp:posOffset>5452109</wp:posOffset>
                 </wp:positionH>
                 <wp:positionV relativeFrom="paragraph">
-                  <wp:posOffset>5080</wp:posOffset>
+                  <wp:posOffset>13334</wp:posOffset>
                 </wp:positionV>
-                <wp:extent cx="781050" cy="895350"/>
-                <wp:effectExtent l="0" t="0" r="19050" b="19050"/>
+                <wp:extent cx="771525" cy="904875"/>
+                <wp:effectExtent l="0" t="0" r="28575" b="28575"/>
                 <wp:wrapNone/>
-                <wp:docPr id="14" name="14 Rectángulo"/>
+                <wp:docPr id="15" name="15 Rectángulo"/>
                 <wp:cNvGraphicFramePr/>
                 <a:graphic xmlns:a="http://schemas.openxmlformats.org/drawingml/2006/main">
                   <a:graphicData uri="http://schemas.microsoft.com/office/word/2010/wordprocessingShape">
@@ -8443,7 +8504,7 @@
                       <wps:spPr>
                         <a:xfrm>
                           <a:off x="0" y="0"/>
-                          <a:ext cx="781050" cy="895350"/>
+                          <a:ext cx="771525" cy="904875"/>
                         </a:xfrm>
                         <a:prstGeom prst="rect">
                           <a:avLst/>
@@ -8477,12 +8538,18 @@
                     </wps:wsp>
                   </a:graphicData>
                 </a:graphic>
+                <wp14:sizeRelH relativeFrom="margin">
+                  <wp14:pctWidth>0</wp14:pctWidth>
+                </wp14:sizeRelH>
+                <wp14:sizeRelV relativeFrom="margin">
+                  <wp14:pctHeight>0</wp14:pctHeight>
+                </wp14:sizeRelV>
               </wp:anchor>
             </w:drawing>
           </mc:Choice>
           <mc:Fallback>
             <w:pict>
-              <v:rect w14:anchorId="4DF38746" id="14 Rectángulo" o:spid="_x0000_s1026" style="position:absolute;margin-left:163.7pt;margin-top:.4pt;width:61.5pt;height:70.5pt;z-index:251656192;visibility:visible;mso-wrap-style:square;mso-wrap-distance-left:9pt;mso-wrap-distance-top:0;mso-wrap-distance-right:9pt;mso-wrap-distance-bottom:0;mso-position-horizontal:absolute;mso-position-horizontal-relative:text;mso-position-vertical:absolute;mso-position-vertical-relative:text;v-text-anchor:middle" o:gfxdata="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" fillcolor="white [3201]" strokecolor="black [3213]" strokeweight="2pt"/>
+              <v:rect w14:anchorId="61A21275" id="15 Rectángulo" o:spid="_x0000_s1026" style="position:absolute;margin-left:429.3pt;margin-top:1.05pt;width:60.75pt;height:71.25pt;z-index:251660288;visibility:visible;mso-wrap-style:square;mso-width-percent:0;mso-height-percent:0;mso-wrap-distance-left:9pt;mso-wrap-distance-top:0;mso-wrap-distance-right:9pt;mso-wrap-distance-bottom:0;mso-position-horizontal:absolute;mso-position-horizontal-relative:text;mso-position-vertical:absolute;mso-position-vertical-relative:text;mso-width-percent:0;mso-height-percent:0;mso-width-relative:margin;mso-height-relative:margin;v-text-anchor:middle" o:gfxdata="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" fillcolor="white [3201]" strokecolor="black [3213]" strokeweight="1pt"/>
             </w:pict>
           </mc:Fallback>
         </mc:AlternateContent>
@@ -8494,7 +8561,7 @@
           <w:sz w:val="18"/>
           <w:szCs w:val="20"/>
         </w:rPr>
-        <w:t xml:space="preserve">    CREDIÁGIL                                                                                                      </w:t>
+        <w:t xml:space="preserve">    CREDIÁGIL                                                                                                               </w:t>
       </w:r>
       <w:r>
         <w:rPr>
@@ -8562,16 +8629,7 @@
           <w:sz w:val="18"/>
           <w:szCs w:val="20"/>
         </w:rPr>
-        <w:t xml:space="preserve"> </w:t>
-      </w:r>
-      <w:r>
-        <w:rPr>
-          <w:rFonts w:cstheme="minorHAnsi"/>
-          <w:color w:val="000000"/>
-          <w:sz w:val="18"/>
-          <w:szCs w:val="20"/>
-        </w:rPr>
-        <w:t>${</w:t>
+        <w:t xml:space="preserve"> ${</w:t>
       </w:r>
       <w:r>
         <w:rPr>
@@ -8702,7 +8760,7 @@
           <w:sz w:val="18"/>
           <w:szCs w:val="20"/>
         </w:rPr>
-        <w:t xml:space="preserve"> </w:t>
+        <w:t xml:space="preserve"> ${</w:t>
       </w:r>
       <w:r>
         <w:rPr>
@@ -8711,8 +8769,9 @@
           <w:sz w:val="18"/>
           <w:szCs w:val="20"/>
         </w:rPr>
-        <w:t>${</w:t>
-      </w:r>
+        <w:t>DNI_APODERADO_</w:t>
+      </w:r>
+      <w:proofErr w:type="gramStart"/>
       <w:r>
         <w:rPr>
           <w:rFonts w:cstheme="minorHAnsi"/>
@@ -8720,9 +8779,8 @@
           <w:sz w:val="18"/>
           <w:szCs w:val="20"/>
         </w:rPr>
-        <w:t>DNI_APODERADO_</w:t>
-      </w:r>
-      <w:proofErr w:type="gramStart"/>
+        <w:t>CA</w:t>
+      </w:r>
       <w:r>
         <w:rPr>
           <w:rFonts w:cstheme="minorHAnsi"/>
@@ -8730,7 +8788,7 @@
           <w:sz w:val="18"/>
           <w:szCs w:val="20"/>
         </w:rPr>
-        <w:t>CA</w:t>
+        <w:t>}</w:t>
       </w:r>
       <w:r>
         <w:rPr>
@@ -8739,7 +8797,7 @@
           <w:sz w:val="18"/>
           <w:szCs w:val="20"/>
         </w:rPr>
-        <w:t>}</w:t>
+        <w:t xml:space="preserve">  </w:t>
       </w:r>
       <w:r>
         <w:rPr>
@@ -8748,8 +8806,9 @@
           <w:sz w:val="18"/>
           <w:szCs w:val="20"/>
         </w:rPr>
-        <w:t xml:space="preserve">  </w:t>
-      </w:r>
+        <w:t xml:space="preserve"> </w:t>
+      </w:r>
+      <w:proofErr w:type="gramEnd"/>
       <w:r>
         <w:rPr>
           <w:rFonts w:cstheme="minorHAnsi"/>
@@ -8757,9 +8816,8 @@
           <w:sz w:val="18"/>
           <w:szCs w:val="20"/>
         </w:rPr>
-        <w:t xml:space="preserve"> </w:t>
-      </w:r>
-      <w:proofErr w:type="gramEnd"/>
+        <w:t xml:space="preserve">                                                                     </w:t>
+      </w:r>
       <w:r>
         <w:rPr>
           <w:rFonts w:cstheme="minorHAnsi"/>
@@ -8767,7 +8825,7 @@
           <w:sz w:val="18"/>
           <w:szCs w:val="20"/>
         </w:rPr>
-        <w:t xml:space="preserve">                                                                  </w:t>
+        <w:t>DNI:</w:t>
       </w:r>
       <w:r>
         <w:rPr>
@@ -8776,25 +8834,7 @@
           <w:sz w:val="18"/>
           <w:szCs w:val="20"/>
         </w:rPr>
-        <w:t>DNI:</w:t>
-      </w:r>
-      <w:r>
-        <w:rPr>
-          <w:rFonts w:cstheme="minorHAnsi"/>
-          <w:color w:val="000000"/>
-          <w:sz w:val="18"/>
-          <w:szCs w:val="20"/>
-        </w:rPr>
-        <w:t xml:space="preserve"> </w:t>
-      </w:r>
-      <w:r>
-        <w:rPr>
-          <w:rFonts w:cstheme="minorHAnsi"/>
-          <w:color w:val="000000"/>
-          <w:sz w:val="18"/>
-          <w:szCs w:val="20"/>
-        </w:rPr>
-        <w:t>${</w:t>
+        <w:t xml:space="preserve"> ${</w:t>
       </w:r>
       <w:r>
         <w:rPr>
@@ -8817,11 +8857,18 @@
     </w:p>
     <w:bookmarkEnd w:id="3"/>
     <w:p/>
+    <w:p>
+      <w:pPr>
+        <w:tabs>
+          <w:tab w:val="left" w:pos="3357"/>
+        </w:tabs>
+      </w:pPr>
+    </w:p>
     <w:sectPr>
       <w:headerReference w:type="default" r:id="rId7"/>
       <w:footerReference w:type="default" r:id="rId8"/>
-      <w:pgSz w:w="12240" w:h="15840"/>
-      <w:pgMar w:top="1418" w:right="1892" w:bottom="2269" w:left="993" w:header="708" w:footer="708" w:gutter="0"/>
+      <w:pgSz w:w="11906" w:h="16838" w:code="9"/>
+      <w:pgMar w:top="1418" w:right="1985" w:bottom="1418" w:left="1134" w:header="1985" w:footer="709" w:gutter="0"/>
       <w:cols w:space="708"/>
       <w:docGrid w:linePitch="360"/>
     </w:sectPr>
@@ -8858,76 +8905,624 @@
 <w:ftr xmlns:wpc="http://schemas.microsoft.com/office/word/2010/wordprocessingCanvas" xmlns:cx="http://schemas.microsoft.com/office/drawing/2014/chartex" xmlns:cx1="http://schemas.microsoft.com/office/drawing/2015/9/8/chartex" xmlns:cx2="http://schemas.microsoft.com/office/drawing/2015/10/21/chartex" xmlns:cx3="http://schemas.microsoft.com/office/drawing/2016/5/9/chartex" xmlns:cx4="http://schemas.microsoft.com/office/drawing/2016/5/10/chartex" xmlns:cx5="http://schemas.microsoft.com/office/drawing/2016/5/11/chartex" xmlns:cx6="http://schemas.microsoft.com/office/drawing/2016/5/12/chartex" xmlns:cx7="http://schemas.microsoft.com/office/drawing/2016/5/13/chartex" xmlns:cx8="http://schemas.microsoft.com/office/drawing/2016/5/14/chartex" xmlns:mc="http://schemas.openxmlformats.org/markup-compatibility/2006" xmlns:aink="http://schemas.microsoft.com/office/drawing/2016/ink" xmlns:am3d="http://schemas.microsoft.com/office/drawing/2017/model3d" xmlns:o="urn:schemas-microsoft-com:office:office" xmlns:oel="http://schemas.microsoft.com/office/2019/extlst" xmlns:r="http://schemas.openxmlformats.org/officeDocument/2006/relationships" xmlns:m="http://schemas.openxmlformats.org/officeDocument/2006/math" xmlns:v="urn:schemas-microsoft-com:vml" xmlns:wp14="http://schemas.microsoft.com/office/word/2010/wordprocessingDrawing" xmlns:wp="http://schemas.openxmlformats.org/drawingml/2006/wordprocessingDrawing" xmlns:w10="urn:schemas-microsoft-com:office:word" xmlns:w="http://schemas.openxmlformats.org/wordprocessingml/2006/main" xmlns:w14="http://schemas.microsoft.com/office/word/2010/wordml" xmlns:w15="http://schemas.microsoft.com/office/word/2012/wordml" xmlns:w16cex="http://schemas.microsoft.com/office/word/2018/wordml/cex" xmlns:w16cid="http://schemas.microsoft.com/office/word/2016/wordml/cid" xmlns:w16="http://schemas.microsoft.com/office/word/2018/wordml" xmlns:w16sdtdh="http://schemas.microsoft.com/office/word/2020/wordml/sdtdatahash" xmlns:w16se="http://schemas.microsoft.com/office/word/2015/wordml/symex" xmlns:wpg="http://schemas.microsoft.com/office/word/2010/wordprocessingGroup" xmlns:wpi="http://schemas.microsoft.com/office/word/2010/wordprocessingInk" xmlns:wne="http://schemas.microsoft.com/office/word/2006/wordml" xmlns:wps="http://schemas.microsoft.com/office/word/2010/wordprocessingShape" mc:Ignorable="w14 w15 w16se w16cid w16 w16cex w16sdtdh wp14">
   <w:p>
     <w:pPr>
-      <w:spacing w:before="30" w:after="30"/>
-      <w:ind w:left="-709"/>
-      <w:jc w:val="center"/>
-      <w:rPr>
-        <w:rFonts w:ascii="Verdana" w:hAnsi="Verdana" w:cs="Courier New"/>
-        <w:b/>
-        <w:bCs/>
-        <w:sz w:val="14"/>
-        <w:szCs w:val="14"/>
-      </w:rPr>
+      <w:pStyle w:val="Piedepgina"/>
+      <w:tabs>
+        <w:tab w:val="clear" w:pos="4419"/>
+        <w:tab w:val="clear" w:pos="8838"/>
+        <w:tab w:val="left" w:pos="8103"/>
+      </w:tabs>
     </w:pPr>
     <w:r>
       <w:rPr>
-        <w:rFonts w:ascii="Verdana" w:hAnsi="Verdana" w:cs="Courier New"/>
-        <w:b/>
-        <w:bCs/>
         <w:noProof/>
-        <w:sz w:val="14"/>
-        <w:szCs w:val="14"/>
-        <w:lang w:eastAsia="es-PE"/>
+        <w:sz w:val="20"/>
+      </w:rPr>
+      <mc:AlternateContent>
+        <mc:Choice Requires="wpg">
+          <w:drawing>
+            <wp:anchor distT="0" distB="0" distL="0" distR="0" simplePos="0" relativeHeight="251668480" behindDoc="1" locked="0" layoutInCell="1" allowOverlap="1" wp14:anchorId="40E26A71" wp14:editId="4F96BD57">
+              <wp:simplePos x="0" y="0"/>
+              <wp:positionH relativeFrom="page">
+                <wp:posOffset>5166614</wp:posOffset>
+              </wp:positionH>
+              <wp:positionV relativeFrom="page">
+                <wp:posOffset>9919335</wp:posOffset>
+              </wp:positionV>
+              <wp:extent cx="298450" cy="298450"/>
+              <wp:effectExtent l="0" t="0" r="0" b="0"/>
+              <wp:wrapNone/>
+              <wp:docPr id="8" name="Group 8"/>
+              <wp:cNvGraphicFramePr>
+                <a:graphicFrameLocks xmlns:a="http://schemas.openxmlformats.org/drawingml/2006/main"/>
+              </wp:cNvGraphicFramePr>
+              <a:graphic xmlns:a="http://schemas.openxmlformats.org/drawingml/2006/main">
+                <a:graphicData uri="http://schemas.microsoft.com/office/word/2010/wordprocessingGroup">
+                  <wpg:wgp>
+                    <wpg:cNvGrpSpPr>
+                      <a:grpSpLocks/>
+                    </wpg:cNvGrpSpPr>
+                    <wpg:grpSpPr>
+                      <a:xfrm>
+                        <a:off x="0" y="0"/>
+                        <a:ext cx="298450" cy="298450"/>
+                        <a:chOff x="0" y="0"/>
+                        <a:chExt cx="298450" cy="298450"/>
+                      </a:xfrm>
+                    </wpg:grpSpPr>
+                    <wps:wsp>
+                      <wps:cNvPr id="9" name="Graphic 9"/>
+                      <wps:cNvSpPr/>
+                      <wps:spPr>
+                        <a:xfrm>
+                          <a:off x="0" y="0"/>
+                          <a:ext cx="298450" cy="298450"/>
+                        </a:xfrm>
+                        <a:custGeom>
+                          <a:avLst/>
+                          <a:gdLst/>
+                          <a:ahLst/>
+                          <a:cxnLst/>
+                          <a:rect l="l" t="t" r="r" b="b"/>
+                          <a:pathLst>
+                            <a:path w="298450" h="298450">
+                              <a:moveTo>
+                                <a:pt x="149148" y="0"/>
+                              </a:moveTo>
+                              <a:lnTo>
+                                <a:pt x="102006" y="7603"/>
+                              </a:lnTo>
+                              <a:lnTo>
+                                <a:pt x="61063" y="28777"/>
+                              </a:lnTo>
+                              <a:lnTo>
+                                <a:pt x="28777" y="61063"/>
+                              </a:lnTo>
+                              <a:lnTo>
+                                <a:pt x="7603" y="102006"/>
+                              </a:lnTo>
+                              <a:lnTo>
+                                <a:pt x="0" y="149148"/>
+                              </a:lnTo>
+                              <a:lnTo>
+                                <a:pt x="7603" y="196291"/>
+                              </a:lnTo>
+                              <a:lnTo>
+                                <a:pt x="28777" y="237233"/>
+                              </a:lnTo>
+                              <a:lnTo>
+                                <a:pt x="61063" y="269520"/>
+                              </a:lnTo>
+                              <a:lnTo>
+                                <a:pt x="102006" y="290693"/>
+                              </a:lnTo>
+                              <a:lnTo>
+                                <a:pt x="149148" y="298297"/>
+                              </a:lnTo>
+                              <a:lnTo>
+                                <a:pt x="196291" y="290693"/>
+                              </a:lnTo>
+                              <a:lnTo>
+                                <a:pt x="237233" y="269520"/>
+                              </a:lnTo>
+                              <a:lnTo>
+                                <a:pt x="269520" y="237233"/>
+                              </a:lnTo>
+                              <a:lnTo>
+                                <a:pt x="290693" y="196291"/>
+                              </a:lnTo>
+                              <a:lnTo>
+                                <a:pt x="298297" y="149148"/>
+                              </a:lnTo>
+                              <a:lnTo>
+                                <a:pt x="290693" y="102006"/>
+                              </a:lnTo>
+                              <a:lnTo>
+                                <a:pt x="269520" y="61063"/>
+                              </a:lnTo>
+                              <a:lnTo>
+                                <a:pt x="237233" y="28777"/>
+                              </a:lnTo>
+                              <a:lnTo>
+                                <a:pt x="196291" y="7603"/>
+                              </a:lnTo>
+                              <a:lnTo>
+                                <a:pt x="149148" y="0"/>
+                              </a:lnTo>
+                              <a:close/>
+                            </a:path>
+                          </a:pathLst>
+                        </a:custGeom>
+                        <a:solidFill>
+                          <a:srgbClr val="F5812A"/>
+                        </a:solidFill>
+                      </wps:spPr>
+                      <wps:bodyPr wrap="square" lIns="0" tIns="0" rIns="0" bIns="0" rtlCol="0">
+                        <a:prstTxWarp prst="textNoShape">
+                          <a:avLst/>
+                        </a:prstTxWarp>
+                        <a:noAutofit/>
+                      </wps:bodyPr>
+                    </wps:wsp>
+                    <pic:pic xmlns:pic="http://schemas.openxmlformats.org/drawingml/2006/picture">
+                      <pic:nvPicPr>
+                        <pic:cNvPr id="10" name="Image 10"/>
+                        <pic:cNvPicPr/>
+                      </pic:nvPicPr>
+                      <pic:blipFill>
+                        <a:blip r:embed="rId1" cstate="print"/>
+                        <a:stretch>
+                          <a:fillRect/>
+                        </a:stretch>
+                      </pic:blipFill>
+                      <pic:spPr>
+                        <a:xfrm>
+                          <a:off x="73120" y="70459"/>
+                          <a:ext cx="152044" cy="157378"/>
+                        </a:xfrm>
+                        <a:prstGeom prst="rect">
+                          <a:avLst/>
+                        </a:prstGeom>
+                      </pic:spPr>
+                    </pic:pic>
+                  </wpg:wgp>
+                </a:graphicData>
+              </a:graphic>
+            </wp:anchor>
+          </w:drawing>
+        </mc:Choice>
+        <mc:Fallback>
+          <w:pict>
+            <v:group w14:anchorId="4488A9E8" id="Group 8" o:spid="_x0000_s1026" style="position:absolute;margin-left:406.8pt;margin-top:781.05pt;width:23.5pt;height:23.5pt;z-index:-251648000;mso-wrap-distance-left:0;mso-wrap-distance-right:0;mso-position-horizontal-relative:page;mso-position-vertical-relative:page" coordsize="298450,298450" o:gfxdata="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">
+              <v:shape id="Graphic 9" o:spid="_x0000_s1027" style="position:absolute;width:298450;height:298450;visibility:visible;mso-wrap-style:square;v-text-anchor:top" coordsize="298450,298450" o:gfxdata="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" path="m149148,l102006,7603,61063,28777,28777,61063,7603,102006,,149148r7603,47143l28777,237233r32286,32287l102006,290693r47142,7604l196291,290693r40942,-21173l269520,237233r21173,-40942l298297,149148r-7604,-47142l269520,61063,237233,28777,196291,7603,149148,xe" fillcolor="#f5812a" stroked="f">
+                <v:path arrowok="t"/>
+              </v:shape>
+              <v:shapetype id="_x0000_t75" coordsize="21600,21600" o:spt="75" o:preferrelative="t" path="m@4@5l@4@11@9@11@9@5xe" filled="f" stroked="f">
+                <v:stroke joinstyle="miter"/>
+                <v:formulas>
+                  <v:f eqn="if lineDrawn pixelLineWidth 0"/>
+                  <v:f eqn="sum @0 1 0"/>
+                  <v:f eqn="sum 0 0 @1"/>
+                  <v:f eqn="prod @2 1 2"/>
+                  <v:f eqn="prod @3 21600 pixelWidth"/>
+                  <v:f eqn="prod @3 21600 pixelHeight"/>
+                  <v:f eqn="sum @0 0 1"/>
+                  <v:f eqn="prod @6 1 2"/>
+                  <v:f eqn="prod @7 21600 pixelWidth"/>
+                  <v:f eqn="sum @8 21600 0"/>
+                  <v:f eqn="prod @7 21600 pixelHeight"/>
+                  <v:f eqn="sum @10 21600 0"/>
+                </v:formulas>
+                <v:path o:extrusionok="f" gradientshapeok="t" o:connecttype="rect"/>
+                <o:lock v:ext="edit" aspectratio="t"/>
+              </v:shapetype>
+              <v:shape id="Image 10" o:spid="_x0000_s1028" type="#_x0000_t75" style="position:absolute;left:73120;top:70459;width:152044;height:157378;visibility:visible;mso-wrap-style:square" o:gfxdata="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">
+                <v:imagedata r:id="rId2" o:title=""/>
+              </v:shape>
+              <w10:wrap anchorx="page" anchory="page"/>
+            </v:group>
+          </w:pict>
+        </mc:Fallback>
+      </mc:AlternateContent>
+    </w:r>
+    <w:r>
+      <w:rPr>
+        <w:noProof/>
+        <w:sz w:val="20"/>
+      </w:rPr>
+      <mc:AlternateContent>
+        <mc:Choice Requires="wpg">
+          <w:drawing>
+            <wp:anchor distT="0" distB="0" distL="0" distR="0" simplePos="0" relativeHeight="251665408" behindDoc="1" locked="0" layoutInCell="1" allowOverlap="1" wp14:anchorId="79D4D615" wp14:editId="42877D1E">
+              <wp:simplePos x="0" y="0"/>
+              <wp:positionH relativeFrom="page">
+                <wp:posOffset>2634310</wp:posOffset>
+              </wp:positionH>
+              <wp:positionV relativeFrom="page">
+                <wp:posOffset>9930181</wp:posOffset>
+              </wp:positionV>
+              <wp:extent cx="298450" cy="298450"/>
+              <wp:effectExtent l="0" t="0" r="0" b="0"/>
+              <wp:wrapNone/>
+              <wp:docPr id="5" name="Group 5"/>
+              <wp:cNvGraphicFramePr>
+                <a:graphicFrameLocks xmlns:a="http://schemas.openxmlformats.org/drawingml/2006/main"/>
+              </wp:cNvGraphicFramePr>
+              <a:graphic xmlns:a="http://schemas.openxmlformats.org/drawingml/2006/main">
+                <a:graphicData uri="http://schemas.microsoft.com/office/word/2010/wordprocessingGroup">
+                  <wpg:wgp>
+                    <wpg:cNvGrpSpPr>
+                      <a:grpSpLocks/>
+                    </wpg:cNvGrpSpPr>
+                    <wpg:grpSpPr>
+                      <a:xfrm>
+                        <a:off x="0" y="0"/>
+                        <a:ext cx="298450" cy="298450"/>
+                        <a:chOff x="0" y="0"/>
+                        <a:chExt cx="298450" cy="298450"/>
+                      </a:xfrm>
+                    </wpg:grpSpPr>
+                    <wps:wsp>
+                      <wps:cNvPr id="6" name="Graphic 6"/>
+                      <wps:cNvSpPr/>
+                      <wps:spPr>
+                        <a:xfrm>
+                          <a:off x="0" y="0"/>
+                          <a:ext cx="298450" cy="298450"/>
+                        </a:xfrm>
+                        <a:custGeom>
+                          <a:avLst/>
+                          <a:gdLst/>
+                          <a:ahLst/>
+                          <a:cxnLst/>
+                          <a:rect l="l" t="t" r="r" b="b"/>
+                          <a:pathLst>
+                            <a:path w="298450" h="298450">
+                              <a:moveTo>
+                                <a:pt x="149148" y="0"/>
+                              </a:moveTo>
+                              <a:lnTo>
+                                <a:pt x="102006" y="7603"/>
+                              </a:lnTo>
+                              <a:lnTo>
+                                <a:pt x="61063" y="28777"/>
+                              </a:lnTo>
+                              <a:lnTo>
+                                <a:pt x="28777" y="61063"/>
+                              </a:lnTo>
+                              <a:lnTo>
+                                <a:pt x="7603" y="102006"/>
+                              </a:lnTo>
+                              <a:lnTo>
+                                <a:pt x="0" y="149148"/>
+                              </a:lnTo>
+                              <a:lnTo>
+                                <a:pt x="7603" y="196291"/>
+                              </a:lnTo>
+                              <a:lnTo>
+                                <a:pt x="28777" y="237233"/>
+                              </a:lnTo>
+                              <a:lnTo>
+                                <a:pt x="61063" y="269520"/>
+                              </a:lnTo>
+                              <a:lnTo>
+                                <a:pt x="102006" y="290693"/>
+                              </a:lnTo>
+                              <a:lnTo>
+                                <a:pt x="149148" y="298297"/>
+                              </a:lnTo>
+                              <a:lnTo>
+                                <a:pt x="196291" y="290693"/>
+                              </a:lnTo>
+                              <a:lnTo>
+                                <a:pt x="237233" y="269520"/>
+                              </a:lnTo>
+                              <a:lnTo>
+                                <a:pt x="269520" y="237233"/>
+                              </a:lnTo>
+                              <a:lnTo>
+                                <a:pt x="290693" y="196291"/>
+                              </a:lnTo>
+                              <a:lnTo>
+                                <a:pt x="298297" y="149148"/>
+                              </a:lnTo>
+                              <a:lnTo>
+                                <a:pt x="290693" y="102006"/>
+                              </a:lnTo>
+                              <a:lnTo>
+                                <a:pt x="269520" y="61063"/>
+                              </a:lnTo>
+                              <a:lnTo>
+                                <a:pt x="237233" y="28777"/>
+                              </a:lnTo>
+                              <a:lnTo>
+                                <a:pt x="196291" y="7603"/>
+                              </a:lnTo>
+                              <a:lnTo>
+                                <a:pt x="149148" y="0"/>
+                              </a:lnTo>
+                              <a:close/>
+                            </a:path>
+                          </a:pathLst>
+                        </a:custGeom>
+                        <a:solidFill>
+                          <a:srgbClr val="184897"/>
+                        </a:solidFill>
+                      </wps:spPr>
+                      <wps:bodyPr wrap="square" lIns="0" tIns="0" rIns="0" bIns="0" rtlCol="0">
+                        <a:prstTxWarp prst="textNoShape">
+                          <a:avLst/>
+                        </a:prstTxWarp>
+                        <a:noAutofit/>
+                      </wps:bodyPr>
+                    </wps:wsp>
+                    <pic:pic xmlns:pic="http://schemas.openxmlformats.org/drawingml/2006/picture">
+                      <pic:nvPicPr>
+                        <pic:cNvPr id="7" name="Image 7"/>
+                        <pic:cNvPicPr/>
+                      </pic:nvPicPr>
+                      <pic:blipFill>
+                        <a:blip r:embed="rId3" cstate="print"/>
+                        <a:stretch>
+                          <a:fillRect/>
+                        </a:stretch>
+                      </pic:blipFill>
+                      <pic:spPr>
+                        <a:xfrm>
+                          <a:off x="65772" y="90545"/>
+                          <a:ext cx="166750" cy="117335"/>
+                        </a:xfrm>
+                        <a:prstGeom prst="rect">
+                          <a:avLst/>
+                        </a:prstGeom>
+                      </pic:spPr>
+                    </pic:pic>
+                  </wpg:wgp>
+                </a:graphicData>
+              </a:graphic>
+              <wp14:sizeRelH relativeFrom="margin">
+                <wp14:pctWidth>0</wp14:pctWidth>
+              </wp14:sizeRelH>
+              <wp14:sizeRelV relativeFrom="margin">
+                <wp14:pctHeight>0</wp14:pctHeight>
+              </wp14:sizeRelV>
+            </wp:anchor>
+          </w:drawing>
+        </mc:Choice>
+        <mc:Fallback>
+          <w:pict>
+            <v:group w14:anchorId="05EBE8E9" id="Group 5" o:spid="_x0000_s1026" style="position:absolute;margin-left:207.45pt;margin-top:781.9pt;width:23.5pt;height:23.5pt;z-index:-251651072;mso-wrap-distance-left:0;mso-wrap-distance-right:0;mso-position-horizontal-relative:page;mso-position-vertical-relative:page;mso-width-relative:margin;mso-height-relative:margin" coordsize="298450,298450" o:gfxdata="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">
+              <v:shape id="Graphic 6" o:spid="_x0000_s1027" style="position:absolute;width:298450;height:298450;visibility:visible;mso-wrap-style:square;v-text-anchor:top" coordsize="298450,298450" o:gfxdata="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" path="m149148,l102006,7603,61063,28777,28777,61063,7603,102006,,149148r7603,47143l28777,237233r32286,32287l102006,290693r47142,7604l196291,290693r40942,-21173l269520,237233r21173,-40942l298297,149148r-7604,-47142l269520,61063,237233,28777,196291,7603,149148,xe" fillcolor="#184897" stroked="f">
+                <v:path arrowok="t"/>
+              </v:shape>
+              <v:shape id="Image 7" o:spid="_x0000_s1028" type="#_x0000_t75" style="position:absolute;left:65772;top:90545;width:166750;height:117335;visibility:visible;mso-wrap-style:square" o:gfxdata="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">
+                <v:imagedata r:id="rId4" o:title=""/>
+              </v:shape>
+              <w10:wrap anchorx="page" anchory="page"/>
+            </v:group>
+          </w:pict>
+        </mc:Fallback>
+      </mc:AlternateContent>
+    </w:r>
+    <w:r>
+      <w:rPr>
+        <w:noProof/>
+        <w:sz w:val="20"/>
+      </w:rPr>
+      <mc:AlternateContent>
+        <mc:Choice Requires="wpg">
+          <w:drawing>
+            <wp:anchor distT="0" distB="0" distL="0" distR="0" simplePos="0" relativeHeight="251662336" behindDoc="1" locked="0" layoutInCell="1" allowOverlap="1" wp14:anchorId="535F91ED" wp14:editId="7DD8BE87">
+              <wp:simplePos x="0" y="0"/>
+              <wp:positionH relativeFrom="page">
+                <wp:posOffset>661136</wp:posOffset>
+              </wp:positionH>
+              <wp:positionV relativeFrom="page">
+                <wp:posOffset>9921240</wp:posOffset>
+              </wp:positionV>
+              <wp:extent cx="298450" cy="298450"/>
+              <wp:effectExtent l="0" t="0" r="0" b="0"/>
+              <wp:wrapNone/>
+              <wp:docPr id="3" name="Group 2"/>
+              <wp:cNvGraphicFramePr>
+                <a:graphicFrameLocks xmlns:a="http://schemas.openxmlformats.org/drawingml/2006/main"/>
+              </wp:cNvGraphicFramePr>
+              <a:graphic xmlns:a="http://schemas.openxmlformats.org/drawingml/2006/main">
+                <a:graphicData uri="http://schemas.microsoft.com/office/word/2010/wordprocessingGroup">
+                  <wpg:wgp>
+                    <wpg:cNvGrpSpPr>
+                      <a:grpSpLocks/>
+                    </wpg:cNvGrpSpPr>
+                    <wpg:grpSpPr>
+                      <a:xfrm>
+                        <a:off x="0" y="0"/>
+                        <a:ext cx="298450" cy="298450"/>
+                        <a:chOff x="0" y="0"/>
+                        <a:chExt cx="298450" cy="298450"/>
+                      </a:xfrm>
+                    </wpg:grpSpPr>
+                    <wps:wsp>
+                      <wps:cNvPr id="4" name="Graphic 3"/>
+                      <wps:cNvSpPr/>
+                      <wps:spPr>
+                        <a:xfrm>
+                          <a:off x="0" y="0"/>
+                          <a:ext cx="298450" cy="298450"/>
+                        </a:xfrm>
+                        <a:custGeom>
+                          <a:avLst/>
+                          <a:gdLst/>
+                          <a:ahLst/>
+                          <a:cxnLst/>
+                          <a:rect l="l" t="t" r="r" b="b"/>
+                          <a:pathLst>
+                            <a:path w="298450" h="298450">
+                              <a:moveTo>
+                                <a:pt x="149148" y="0"/>
+                              </a:moveTo>
+                              <a:lnTo>
+                                <a:pt x="102006" y="7603"/>
+                              </a:lnTo>
+                              <a:lnTo>
+                                <a:pt x="61063" y="28777"/>
+                              </a:lnTo>
+                              <a:lnTo>
+                                <a:pt x="28777" y="61063"/>
+                              </a:lnTo>
+                              <a:lnTo>
+                                <a:pt x="7603" y="102006"/>
+                              </a:lnTo>
+                              <a:lnTo>
+                                <a:pt x="0" y="149148"/>
+                              </a:lnTo>
+                              <a:lnTo>
+                                <a:pt x="7603" y="196291"/>
+                              </a:lnTo>
+                              <a:lnTo>
+                                <a:pt x="28777" y="237233"/>
+                              </a:lnTo>
+                              <a:lnTo>
+                                <a:pt x="61063" y="269520"/>
+                              </a:lnTo>
+                              <a:lnTo>
+                                <a:pt x="102006" y="290693"/>
+                              </a:lnTo>
+                              <a:lnTo>
+                                <a:pt x="149148" y="298297"/>
+                              </a:lnTo>
+                              <a:lnTo>
+                                <a:pt x="196291" y="290693"/>
+                              </a:lnTo>
+                              <a:lnTo>
+                                <a:pt x="237233" y="269520"/>
+                              </a:lnTo>
+                              <a:lnTo>
+                                <a:pt x="269520" y="237233"/>
+                              </a:lnTo>
+                              <a:lnTo>
+                                <a:pt x="290693" y="196291"/>
+                              </a:lnTo>
+                              <a:lnTo>
+                                <a:pt x="298297" y="149148"/>
+                              </a:lnTo>
+                              <a:lnTo>
+                                <a:pt x="290693" y="102006"/>
+                              </a:lnTo>
+                              <a:lnTo>
+                                <a:pt x="269520" y="61063"/>
+                              </a:lnTo>
+                              <a:lnTo>
+                                <a:pt x="237233" y="28777"/>
+                              </a:lnTo>
+                              <a:lnTo>
+                                <a:pt x="196291" y="7603"/>
+                              </a:lnTo>
+                              <a:lnTo>
+                                <a:pt x="149148" y="0"/>
+                              </a:lnTo>
+                              <a:close/>
+                            </a:path>
+                          </a:pathLst>
+                        </a:custGeom>
+                        <a:solidFill>
+                          <a:srgbClr val="F5812A"/>
+                        </a:solidFill>
+                      </wps:spPr>
+                      <wps:bodyPr wrap="square" lIns="0" tIns="0" rIns="0" bIns="0" rtlCol="0">
+                        <a:prstTxWarp prst="textNoShape">
+                          <a:avLst/>
+                        </a:prstTxWarp>
+                        <a:noAutofit/>
+                      </wps:bodyPr>
+                    </wps:wsp>
+                    <pic:pic xmlns:pic="http://schemas.openxmlformats.org/drawingml/2006/picture">
+                      <pic:nvPicPr>
+                        <pic:cNvPr id="11" name="Image 4"/>
+                        <pic:cNvPicPr/>
+                      </pic:nvPicPr>
+                      <pic:blipFill>
+                        <a:blip r:embed="rId5" cstate="print"/>
+                        <a:stretch>
+                          <a:fillRect/>
+                        </a:stretch>
+                      </pic:blipFill>
+                      <pic:spPr>
+                        <a:xfrm>
+                          <a:off x="73228" y="73388"/>
+                          <a:ext cx="151668" cy="151684"/>
+                        </a:xfrm>
+                        <a:prstGeom prst="rect">
+                          <a:avLst/>
+                        </a:prstGeom>
+                      </pic:spPr>
+                    </pic:pic>
+                  </wpg:wgp>
+                </a:graphicData>
+              </a:graphic>
+            </wp:anchor>
+          </w:drawing>
+        </mc:Choice>
+        <mc:Fallback>
+          <w:pict>
+            <v:group w14:anchorId="36964D77" id="Group 2" o:spid="_x0000_s1026" style="position:absolute;margin-left:52.05pt;margin-top:781.2pt;width:23.5pt;height:23.5pt;z-index:-251654144;mso-wrap-distance-left:0;mso-wrap-distance-right:0;mso-position-horizontal-relative:page;mso-position-vertical-relative:page" coordsize="298450,298450" o:gfxdata="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">
+              <v:shape id="Graphic 3" o:spid="_x0000_s1027" style="position:absolute;width:298450;height:298450;visibility:visible;mso-wrap-style:square;v-text-anchor:top" coordsize="298450,298450" o:gfxdata="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" path="m149148,l102006,7603,61063,28777,28777,61063,7603,102006,,149148r7603,47143l28777,237233r32286,32287l102006,290693r47142,7604l196291,290693r40942,-21173l269520,237233r21173,-40942l298297,149148r-7604,-47142l269520,61063,237233,28777,196291,7603,149148,xe" fillcolor="#f5812a" stroked="f">
+                <v:path arrowok="t"/>
+              </v:shape>
+              <v:shape id="Image 4" o:spid="_x0000_s1028" type="#_x0000_t75" style="position:absolute;left:73228;top:73388;width:151668;height:151684;visibility:visible;mso-wrap-style:square" o:gfxdata="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">
+                <v:imagedata r:id="rId6" o:title=""/>
+              </v:shape>
+              <w10:wrap anchorx="page" anchory="page"/>
+            </v:group>
+          </w:pict>
+        </mc:Fallback>
+      </mc:AlternateContent>
+    </w:r>
+    <w:r>
+      <w:tab/>
+    </w:r>
+  </w:p>
+  <w:p>
+    <w:r>
+      <w:rPr>
+        <w:noProof/>
+        <w:sz w:val="20"/>
       </w:rPr>
       <mc:AlternateContent>
         <mc:Choice Requires="wps">
           <w:drawing>
-            <wp:anchor distT="0" distB="0" distL="114300" distR="114300" simplePos="0" relativeHeight="251676672" behindDoc="0" locked="0" layoutInCell="1" allowOverlap="1" wp14:anchorId="7404B254" wp14:editId="733A2930">
+            <wp:anchor distT="0" distB="0" distL="0" distR="0" simplePos="0" relativeHeight="251669504" behindDoc="1" locked="0" layoutInCell="1" allowOverlap="1" wp14:anchorId="120DEF1D" wp14:editId="01AEE4EC">
               <wp:simplePos x="0" y="0"/>
-              <wp:positionH relativeFrom="column">
-                <wp:posOffset>-544830</wp:posOffset>
+              <wp:positionH relativeFrom="page">
+                <wp:posOffset>5529580</wp:posOffset>
               </wp:positionH>
-              <wp:positionV relativeFrom="paragraph">
-                <wp:posOffset>-83820</wp:posOffset>
+              <wp:positionV relativeFrom="page">
+                <wp:posOffset>10006330</wp:posOffset>
               </wp:positionV>
-              <wp:extent cx="7543800" cy="0"/>
-              <wp:effectExtent l="0" t="0" r="19050" b="19050"/>
+              <wp:extent cx="1414145" cy="139700"/>
+              <wp:effectExtent l="0" t="0" r="0" b="0"/>
               <wp:wrapNone/>
-              <wp:docPr id="17" name="17 Conector recto"/>
-              <wp:cNvGraphicFramePr/>
+              <wp:docPr id="12" name="Textbox 12"/>
+              <wp:cNvGraphicFramePr>
+                <a:graphicFrameLocks xmlns:a="http://schemas.openxmlformats.org/drawingml/2006/main"/>
+              </wp:cNvGraphicFramePr>
               <a:graphic xmlns:a="http://schemas.openxmlformats.org/drawingml/2006/main">
                 <a:graphicData uri="http://schemas.microsoft.com/office/word/2010/wordprocessingShape">
                   <wps:wsp>
-                    <wps:cNvCnPr/>
+                    <wps:cNvSpPr txBox="1">
+                      <a:spLocks/>
+                    </wps:cNvSpPr>
                     <wps:spPr>
                       <a:xfrm>
                         <a:off x="0" y="0"/>
-                        <a:ext cx="7543800" cy="0"/>
+                        <a:ext cx="1414145" cy="139700"/>
                       </a:xfrm>
-                      <a:prstGeom prst="line">
+                      <a:prstGeom prst="rect">
                         <a:avLst/>
                       </a:prstGeom>
-                      <a:ln w="22225">
-                        <a:solidFill>
-                          <a:schemeClr val="tx1"/>
-                        </a:solidFill>
-                      </a:ln>
                     </wps:spPr>
-                    <wps:style>
-                      <a:lnRef idx="1">
-                        <a:schemeClr val="accent1"/>
-                      </a:lnRef>
-                      <a:fillRef idx="0">
-                        <a:schemeClr val="accent1"/>
-                      </a:fillRef>
-                      <a:effectRef idx="0">
-                        <a:schemeClr val="accent1"/>
-                      </a:effectRef>
-                      <a:fontRef idx="minor">
-                        <a:schemeClr val="tx1"/>
-                      </a:fontRef>
-                    </wps:style>
-                    <wps:bodyPr/>
+                    <wps:txbx>
+                      <w:txbxContent>
+                        <w:p>
+                          <w:pPr>
+                            <w:pStyle w:val="Textoindependiente"/>
+                            <w:spacing w:line="197" w:lineRule="exact"/>
+                            <w:ind w:left="20"/>
+                          </w:pPr>
+                          <w:hyperlink r:id="rId7">
+                            <w:r>
+                              <w:rPr>
+                                <w:color w:val="323031"/>
+                                <w:spacing w:val="-2"/>
+                                <w:w w:val="105"/>
+                              </w:rPr>
+                              <w:t>www.crediagildelperu.com</w:t>
+                            </w:r>
+                          </w:hyperlink>
+                        </w:p>
+                      </w:txbxContent>
+                    </wps:txbx>
+                    <wps:bodyPr wrap="square" lIns="0" tIns="0" rIns="0" bIns="0" rtlCol="0">
+                      <a:noAutofit/>
+                    </wps:bodyPr>
                   </wps:wsp>
                 </a:graphicData>
               </a:graphic>
@@ -8936,502 +9531,410 @@
         </mc:Choice>
         <mc:Fallback>
           <w:pict>
-            <v:line w14:anchorId="0C26DB78" id="17 Conector recto" o:spid="_x0000_s1026" style="position:absolute;z-index:251676672;visibility:visible;mso-wrap-style:square;mso-wrap-distance-left:9pt;mso-wrap-distance-top:0;mso-wrap-distance-right:9pt;mso-wrap-distance-bottom:0;mso-position-horizontal:absolute;mso-position-horizontal-relative:text;mso-position-vertical:absolute;mso-position-vertical-relative:text" from="-42.9pt,-6.6pt" to="551.1pt,-6.6pt" o:gfxdata="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" strokecolor="black [3213]" strokeweight="1.75pt"/>
+            <v:shapetype w14:anchorId="120DEF1D" id="_x0000_t202" coordsize="21600,21600" o:spt="202" path="m,l,21600r21600,l21600,xe">
+              <v:stroke joinstyle="miter"/>
+              <v:path gradientshapeok="t" o:connecttype="rect"/>
+            </v:shapetype>
+            <v:shape id="Textbox 12" o:spid="_x0000_s1040" type="#_x0000_t202" style="position:absolute;margin-left:435.4pt;margin-top:787.9pt;width:111.35pt;height:11pt;z-index:-251646976;visibility:visible;mso-wrap-style:square;mso-wrap-distance-left:0;mso-wrap-distance-top:0;mso-wrap-distance-right:0;mso-wrap-distance-bottom:0;mso-position-horizontal:absolute;mso-position-horizontal-relative:page;mso-position-vertical:absolute;mso-position-vertical-relative:page;v-text-anchor:top" o:gfxdata="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" filled="f" stroked="f">
+              <v:textbox inset="0,0,0,0">
+                <w:txbxContent>
+                  <w:p>
+                    <w:pPr>
+                      <w:pStyle w:val="Textoindependiente"/>
+                      <w:spacing w:line="197" w:lineRule="exact"/>
+                      <w:ind w:left="20"/>
+                    </w:pPr>
+                    <w:hyperlink r:id="rId8">
+                      <w:r>
+                        <w:rPr>
+                          <w:color w:val="323031"/>
+                          <w:spacing w:val="-2"/>
+                          <w:w w:val="105"/>
+                        </w:rPr>
+                        <w:t>www.crediagildelperu.com</w:t>
+                      </w:r>
+                    </w:hyperlink>
+                  </w:p>
+                </w:txbxContent>
+              </v:textbox>
+              <w10:wrap anchorx="page" anchory="page"/>
+            </v:shape>
           </w:pict>
         </mc:Fallback>
       </mc:AlternateContent>
     </w:r>
     <w:r>
       <w:rPr>
-        <w:rFonts w:ascii="Verdana" w:hAnsi="Verdana" w:cs="Courier New"/>
-        <w:b/>
-        <w:bCs/>
-        <w:sz w:val="14"/>
-        <w:szCs w:val="14"/>
+        <w:noProof/>
+        <w:sz w:val="20"/>
       </w:rPr>
-      <w:t xml:space="preserve"> </w:t>
-    </w:r>
-    <w:r>
-      <w:rPr>
-        <w:rFonts w:ascii="Verdana" w:hAnsi="Verdana" w:cs="Courier New"/>
-        <w:b/>
-        <w:bCs/>
-        <w:sz w:val="14"/>
-        <w:szCs w:val="14"/>
-      </w:rPr>
-      <w:t>CREDIÁGIL</w:t>
-    </w:r>
-    <w:r>
-      <w:rPr>
-        <w:rFonts w:ascii="Verdana" w:hAnsi="Verdana" w:cs="Courier New"/>
-        <w:b/>
-        <w:bCs/>
-        <w:sz w:val="14"/>
-        <w:szCs w:val="14"/>
-      </w:rPr>
-      <w:t xml:space="preserve"> </w:t>
-    </w:r>
-    <w:r>
-      <w:rPr>
-        <w:rFonts w:ascii="Verdana" w:hAnsi="Verdana" w:cs="Courier New"/>
-        <w:b/>
-        <w:bCs/>
-        <w:sz w:val="14"/>
-        <w:szCs w:val="14"/>
-      </w:rPr>
-      <w:t>DEL PERÚ</w:t>
-    </w:r>
-    <w:r>
-      <w:rPr>
-        <w:rFonts w:ascii="Verdana" w:hAnsi="Verdana" w:cs="Courier New"/>
-        <w:b/>
-        <w:bCs/>
-        <w:sz w:val="14"/>
-        <w:szCs w:val="14"/>
-      </w:rPr>
-      <w:t xml:space="preserve"> </w:t>
-    </w:r>
-    <w:r>
-      <w:rPr>
-        <w:rFonts w:ascii="Verdana" w:hAnsi="Verdana" w:cs="Courier New"/>
-        <w:b/>
-        <w:bCs/>
-        <w:sz w:val="14"/>
-        <w:szCs w:val="14"/>
-      </w:rPr>
-      <w:t xml:space="preserve">/ Av. Próceres de independencia 2517 </w:t>
-    </w:r>
-    <w:r>
-      <w:rPr>
-        <w:rFonts w:ascii="Verdana" w:hAnsi="Verdana" w:cs="Courier New"/>
-        <w:b/>
-        <w:bCs/>
-        <w:sz w:val="14"/>
-        <w:szCs w:val="14"/>
-      </w:rPr>
-      <w:t>/ Jr.</w:t>
-    </w:r>
-    <w:r>
-      <w:rPr>
-        <w:rFonts w:ascii="Verdana" w:hAnsi="Verdana" w:cs="Courier New"/>
-        <w:b/>
-        <w:bCs/>
-        <w:sz w:val="14"/>
-        <w:szCs w:val="14"/>
-      </w:rPr>
-      <w:t xml:space="preserve"> las aleñas 200 SJL </w:t>
-    </w:r>
-    <w:r>
-      <w:rPr>
-        <w:rFonts w:ascii="Verdana" w:hAnsi="Verdana" w:cs="Courier New"/>
-        <w:b/>
-        <w:bCs/>
-        <w:sz w:val="14"/>
-        <w:szCs w:val="14"/>
-      </w:rPr>
-      <w:t xml:space="preserve">/ </w:t>
-    </w:r>
-    <w:r>
-      <w:rPr>
-        <w:rFonts w:ascii="Verdana" w:hAnsi="Verdana" w:cs="Courier New"/>
-        <w:b/>
-        <w:bCs/>
-        <w:sz w:val="14"/>
-        <w:szCs w:val="14"/>
-      </w:rPr>
-      <w:t>CREDI FONO:</w:t>
-    </w:r>
-    <w:r>
-      <w:rPr>
-        <w:rFonts w:ascii="Verdana" w:hAnsi="Verdana" w:cs="Courier New"/>
-        <w:b/>
-        <w:bCs/>
-        <w:sz w:val="14"/>
-        <w:szCs w:val="14"/>
-      </w:rPr>
-      <w:t xml:space="preserve"> </w:t>
-    </w:r>
-    <w:r>
-      <w:rPr>
-        <w:rFonts w:ascii="Verdana" w:hAnsi="Verdana" w:cs="Courier New"/>
-        <w:b/>
-        <w:bCs/>
-        <w:sz w:val="14"/>
-        <w:szCs w:val="14"/>
-      </w:rPr>
-      <w:t>(+511) 622 1940 / (+511)</w:t>
-    </w:r>
-    <w:r>
-      <w:rPr>
-        <w:rFonts w:ascii="Verdana" w:hAnsi="Verdana" w:cs="Courier New"/>
-        <w:b/>
-        <w:bCs/>
-        <w:sz w:val="14"/>
-        <w:szCs w:val="14"/>
-      </w:rPr>
-      <w:t xml:space="preserve"> </w:t>
-    </w:r>
-    <w:r>
-      <w:rPr>
-        <w:rFonts w:ascii="Verdana" w:hAnsi="Verdana" w:cs="Courier New"/>
-        <w:b/>
-        <w:bCs/>
-        <w:sz w:val="14"/>
-        <w:szCs w:val="14"/>
-      </w:rPr>
-      <w:t>994839057</w:t>
-    </w:r>
-  </w:p>
-  <w:p>
-    <w:pPr>
-      <w:spacing w:before="30" w:after="30"/>
-      <w:ind w:left="-709"/>
-      <w:jc w:val="center"/>
-      <w:rPr>
-        <w:lang w:val="en-US"/>
-      </w:rPr>
-    </w:pPr>
-    <w:r>
-      <w:rPr>
-        <w:noProof/>
-        <w:lang w:eastAsia="es-PE"/>
-      </w:rPr>
-      <w:drawing>
-        <wp:anchor distT="0" distB="0" distL="114300" distR="114300" simplePos="0" relativeHeight="251653120" behindDoc="1" locked="0" layoutInCell="1" allowOverlap="1" wp14:anchorId="73372949" wp14:editId="230D2389">
-          <wp:simplePos x="0" y="0"/>
-          <wp:positionH relativeFrom="column">
-            <wp:posOffset>5177155</wp:posOffset>
-          </wp:positionH>
-          <wp:positionV relativeFrom="paragraph">
-            <wp:posOffset>140970</wp:posOffset>
-          </wp:positionV>
-          <wp:extent cx="1957705" cy="612775"/>
-          <wp:effectExtent l="0" t="0" r="4445" b="0"/>
-          <wp:wrapTight wrapText="bothSides">
-            <wp:wrapPolygon edited="0">
-              <wp:start x="0" y="0"/>
-              <wp:lineTo x="0" y="20817"/>
-              <wp:lineTo x="21439" y="20817"/>
-              <wp:lineTo x="21439" y="0"/>
-              <wp:lineTo x="0" y="0"/>
-            </wp:wrapPolygon>
-          </wp:wrapTight>
-          <wp:docPr id="3" name="Imagen 3"/>
-          <wp:cNvGraphicFramePr>
-            <a:graphicFrameLocks xmlns:a="http://schemas.openxmlformats.org/drawingml/2006/main" noChangeAspect="1"/>
-          </wp:cNvGraphicFramePr>
-          <a:graphic xmlns:a="http://schemas.openxmlformats.org/drawingml/2006/main">
-            <a:graphicData uri="http://schemas.openxmlformats.org/drawingml/2006/picture">
-              <pic:pic xmlns:pic="http://schemas.openxmlformats.org/drawingml/2006/picture">
-                <pic:nvPicPr>
-                  <pic:cNvPr id="0" name="Picture 3"/>
-                  <pic:cNvPicPr>
-                    <a:picLocks noChangeAspect="1" noChangeArrowheads="1"/>
-                  </pic:cNvPicPr>
-                </pic:nvPicPr>
-                <pic:blipFill>
-                  <a:blip r:embed="rId1">
-                    <a:extLst>
-                      <a:ext uri="{28A0092B-C50C-407E-A947-70E740481C1C}">
-                        <a14:useLocalDpi xmlns:a14="http://schemas.microsoft.com/office/drawing/2010/main" val="0"/>
-                      </a:ext>
-                    </a:extLst>
-                  </a:blip>
-                  <a:srcRect/>
-                  <a:stretch>
-                    <a:fillRect/>
-                  </a:stretch>
-                </pic:blipFill>
-                <pic:spPr bwMode="auto">
-                  <a:xfrm>
-                    <a:off x="0" y="0"/>
-                    <a:ext cx="1957705" cy="612775"/>
-                  </a:xfrm>
-                  <a:prstGeom prst="rect">
-                    <a:avLst/>
-                  </a:prstGeom>
-                  <a:noFill/>
-                  <a:ln>
-                    <a:noFill/>
-                  </a:ln>
-                </pic:spPr>
-              </pic:pic>
-            </a:graphicData>
-          </a:graphic>
-          <wp14:sizeRelH relativeFrom="page">
-            <wp14:pctWidth>0</wp14:pctWidth>
-          </wp14:sizeRelH>
-          <wp14:sizeRelV relativeFrom="page">
-            <wp14:pctHeight>0</wp14:pctHeight>
-          </wp14:sizeRelV>
-        </wp:anchor>
-      </w:drawing>
+      <mc:AlternateContent>
+        <mc:Choice Requires="wps">
+          <w:drawing>
+            <wp:anchor distT="0" distB="0" distL="0" distR="0" simplePos="0" relativeHeight="251666432" behindDoc="1" locked="0" layoutInCell="1" allowOverlap="1" wp14:anchorId="4A4BCC92" wp14:editId="60D70EF5">
+              <wp:simplePos x="0" y="0"/>
+              <wp:positionH relativeFrom="page">
+                <wp:align>center</wp:align>
+              </wp:positionH>
+              <wp:positionV relativeFrom="page">
+                <wp:posOffset>9993893</wp:posOffset>
+              </wp:positionV>
+              <wp:extent cx="1506855" cy="139700"/>
+              <wp:effectExtent l="0" t="0" r="0" b="0"/>
+              <wp:wrapNone/>
+              <wp:docPr id="13" name="Textbox 11"/>
+              <wp:cNvGraphicFramePr>
+                <a:graphicFrameLocks xmlns:a="http://schemas.openxmlformats.org/drawingml/2006/main"/>
+              </wp:cNvGraphicFramePr>
+              <a:graphic xmlns:a="http://schemas.openxmlformats.org/drawingml/2006/main">
+                <a:graphicData uri="http://schemas.microsoft.com/office/word/2010/wordprocessingShape">
+                  <wps:wsp>
+                    <wps:cNvSpPr txBox="1">
+                      <a:spLocks/>
+                    </wps:cNvSpPr>
+                    <wps:spPr>
+                      <a:xfrm>
+                        <a:off x="0" y="0"/>
+                        <a:ext cx="1506855" cy="139700"/>
+                      </a:xfrm>
+                      <a:prstGeom prst="rect">
+                        <a:avLst/>
+                      </a:prstGeom>
+                    </wps:spPr>
+                    <wps:txbx>
+                      <w:txbxContent>
+                        <w:p>
+                          <w:pPr>
+                            <w:pStyle w:val="Textoindependiente"/>
+                            <w:spacing w:line="197" w:lineRule="exact"/>
+                            <w:ind w:left="20"/>
+                          </w:pPr>
+                          <w:hyperlink r:id="rId9">
+                            <w:r>
+                              <w:rPr>
+                                <w:color w:val="323031"/>
+                                <w:spacing w:val="-2"/>
+                              </w:rPr>
+                              <w:t>informes@crediagilperu.com</w:t>
+                            </w:r>
+                          </w:hyperlink>
+                        </w:p>
+                      </w:txbxContent>
+                    </wps:txbx>
+                    <wps:bodyPr wrap="square" lIns="0" tIns="0" rIns="0" bIns="0" rtlCol="0">
+                      <a:noAutofit/>
+                    </wps:bodyPr>
+                  </wps:wsp>
+                </a:graphicData>
+              </a:graphic>
+            </wp:anchor>
+          </w:drawing>
+        </mc:Choice>
+        <mc:Fallback>
+          <w:pict>
+            <v:shape w14:anchorId="4A4BCC92" id="Textbox 11" o:spid="_x0000_s1041" type="#_x0000_t202" style="position:absolute;margin-left:0;margin-top:786.9pt;width:118.65pt;height:11pt;z-index:-251650048;visibility:visible;mso-wrap-style:square;mso-wrap-distance-left:0;mso-wrap-distance-top:0;mso-wrap-distance-right:0;mso-wrap-distance-bottom:0;mso-position-horizontal:center;mso-position-horizontal-relative:page;mso-position-vertical:absolute;mso-position-vertical-relative:page;v-text-anchor:top" o:gfxdata="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" filled="f" stroked="f">
+              <v:textbox inset="0,0,0,0">
+                <w:txbxContent>
+                  <w:p>
+                    <w:pPr>
+                      <w:pStyle w:val="Textoindependiente"/>
+                      <w:spacing w:line="197" w:lineRule="exact"/>
+                      <w:ind w:left="20"/>
+                    </w:pPr>
+                    <w:hyperlink r:id="rId10">
+                      <w:r>
+                        <w:rPr>
+                          <w:color w:val="323031"/>
+                          <w:spacing w:val="-2"/>
+                        </w:rPr>
+                        <w:t>informes@crediagilperu.com</w:t>
+                      </w:r>
+                    </w:hyperlink>
+                  </w:p>
+                </w:txbxContent>
+              </v:textbox>
+              <w10:wrap anchorx="page" anchory="page"/>
+            </v:shape>
+          </w:pict>
+        </mc:Fallback>
+      </mc:AlternateContent>
     </w:r>
     <w:r>
       <w:rPr>
         <w:noProof/>
-        <w:lang w:eastAsia="es-PE"/>
+        <w:sz w:val="20"/>
       </w:rPr>
-      <w:drawing>
-        <wp:anchor distT="0" distB="0" distL="114300" distR="114300" simplePos="0" relativeHeight="251685888" behindDoc="1" locked="0" layoutInCell="1" allowOverlap="1" wp14:anchorId="4360165F" wp14:editId="45DB5FE2">
-          <wp:simplePos x="0" y="0"/>
-          <wp:positionH relativeFrom="column">
-            <wp:posOffset>3236595</wp:posOffset>
-          </wp:positionH>
-          <wp:positionV relativeFrom="paragraph">
-            <wp:posOffset>137826</wp:posOffset>
-          </wp:positionV>
-          <wp:extent cx="1974850" cy="615919"/>
-          <wp:effectExtent l="0" t="0" r="6350" b="0"/>
-          <wp:wrapTight wrapText="bothSides">
-            <wp:wrapPolygon edited="0">
-              <wp:start x="0" y="0"/>
-              <wp:lineTo x="0" y="20731"/>
-              <wp:lineTo x="21461" y="20731"/>
-              <wp:lineTo x="21461" y="0"/>
-              <wp:lineTo x="0" y="0"/>
-            </wp:wrapPolygon>
-          </wp:wrapTight>
-          <wp:docPr id="2" name="Imagen 2"/>
-          <wp:cNvGraphicFramePr>
-            <a:graphicFrameLocks xmlns:a="http://schemas.openxmlformats.org/drawingml/2006/main" noChangeAspect="1"/>
-          </wp:cNvGraphicFramePr>
-          <a:graphic xmlns:a="http://schemas.openxmlformats.org/drawingml/2006/main">
-            <a:graphicData uri="http://schemas.openxmlformats.org/drawingml/2006/picture">
-              <pic:pic xmlns:pic="http://schemas.openxmlformats.org/drawingml/2006/picture">
-                <pic:nvPicPr>
-                  <pic:cNvPr id="0" name="Picture 2"/>
-                  <pic:cNvPicPr>
-                    <a:picLocks noChangeAspect="1" noChangeArrowheads="1"/>
-                  </pic:cNvPicPr>
-                </pic:nvPicPr>
-                <pic:blipFill>
-                  <a:blip r:embed="rId2">
-                    <a:extLst>
-                      <a:ext uri="{28A0092B-C50C-407E-A947-70E740481C1C}">
-                        <a14:useLocalDpi xmlns:a14="http://schemas.microsoft.com/office/drawing/2010/main" val="0"/>
-                      </a:ext>
-                    </a:extLst>
-                  </a:blip>
-                  <a:srcRect/>
-                  <a:stretch>
-                    <a:fillRect/>
-                  </a:stretch>
-                </pic:blipFill>
-                <pic:spPr bwMode="auto">
-                  <a:xfrm>
-                    <a:off x="0" y="0"/>
-                    <a:ext cx="1974850" cy="615919"/>
-                  </a:xfrm>
-                  <a:prstGeom prst="rect">
-                    <a:avLst/>
-                  </a:prstGeom>
-                  <a:noFill/>
-                  <a:ln>
-                    <a:noFill/>
-                  </a:ln>
-                </pic:spPr>
-              </pic:pic>
-            </a:graphicData>
-          </a:graphic>
-          <wp14:sizeRelH relativeFrom="page">
-            <wp14:pctWidth>0</wp14:pctWidth>
-          </wp14:sizeRelH>
-          <wp14:sizeRelV relativeFrom="page">
-            <wp14:pctHeight>0</wp14:pctHeight>
-          </wp14:sizeRelV>
-        </wp:anchor>
-      </w:drawing>
+      <mc:AlternateContent>
+        <mc:Choice Requires="wps">
+          <w:drawing>
+            <wp:anchor distT="0" distB="0" distL="0" distR="0" simplePos="0" relativeHeight="251663360" behindDoc="1" locked="0" layoutInCell="1" allowOverlap="1" wp14:anchorId="5D3BE422" wp14:editId="2C0A04BC">
+              <wp:simplePos x="0" y="0"/>
+              <wp:positionH relativeFrom="margin">
+                <wp:posOffset>310230</wp:posOffset>
+              </wp:positionH>
+              <wp:positionV relativeFrom="page">
+                <wp:posOffset>10003790</wp:posOffset>
+              </wp:positionV>
+              <wp:extent cx="806450" cy="139700"/>
+              <wp:effectExtent l="0" t="0" r="0" b="0"/>
+              <wp:wrapNone/>
+              <wp:docPr id="26" name="Textbox 13"/>
+              <wp:cNvGraphicFramePr>
+                <a:graphicFrameLocks xmlns:a="http://schemas.openxmlformats.org/drawingml/2006/main"/>
+              </wp:cNvGraphicFramePr>
+              <a:graphic xmlns:a="http://schemas.openxmlformats.org/drawingml/2006/main">
+                <a:graphicData uri="http://schemas.microsoft.com/office/word/2010/wordprocessingShape">
+                  <wps:wsp>
+                    <wps:cNvSpPr txBox="1">
+                      <a:spLocks/>
+                    </wps:cNvSpPr>
+                    <wps:spPr>
+                      <a:xfrm>
+                        <a:off x="0" y="0"/>
+                        <a:ext cx="806450" cy="139700"/>
+                      </a:xfrm>
+                      <a:prstGeom prst="rect">
+                        <a:avLst/>
+                      </a:prstGeom>
+                    </wps:spPr>
+                    <wps:txbx>
+                      <w:txbxContent>
+                        <w:p>
+                          <w:pPr>
+                            <w:pStyle w:val="Textoindependiente"/>
+                            <w:spacing w:line="197" w:lineRule="exact"/>
+                            <w:ind w:left="20"/>
+                          </w:pPr>
+                          <w:r>
+                            <w:rPr>
+                              <w:color w:val="323031"/>
+                              <w:w w:val="90"/>
+                            </w:rPr>
+                            <w:t>+51</w:t>
+                          </w:r>
+                          <w:r>
+                            <w:rPr>
+                              <w:color w:val="323031"/>
+                              <w:spacing w:val="-2"/>
+                              <w:w w:val="90"/>
+                            </w:rPr>
+                            <w:t xml:space="preserve"> </w:t>
+                          </w:r>
+                          <w:r>
+                            <w:rPr>
+                              <w:color w:val="323031"/>
+                              <w:w w:val="90"/>
+                            </w:rPr>
+                            <w:t>998</w:t>
+                          </w:r>
+                          <w:r>
+                            <w:rPr>
+                              <w:color w:val="323031"/>
+                              <w:spacing w:val="-1"/>
+                              <w:w w:val="90"/>
+                            </w:rPr>
+                            <w:t xml:space="preserve"> </w:t>
+                          </w:r>
+                          <w:r>
+                            <w:rPr>
+                              <w:color w:val="323031"/>
+                              <w:w w:val="90"/>
+                            </w:rPr>
+                            <w:t>277</w:t>
+                          </w:r>
+                          <w:r>
+                            <w:rPr>
+                              <w:color w:val="323031"/>
+                              <w:spacing w:val="-1"/>
+                              <w:w w:val="90"/>
+                            </w:rPr>
+                            <w:t xml:space="preserve"> </w:t>
+                          </w:r>
+                          <w:r>
+                            <w:rPr>
+                              <w:color w:val="323031"/>
+                              <w:spacing w:val="-5"/>
+                              <w:w w:val="90"/>
+                            </w:rPr>
+                            <w:t>396</w:t>
+                          </w:r>
+                        </w:p>
+                      </w:txbxContent>
+                    </wps:txbx>
+                    <wps:bodyPr wrap="square" lIns="0" tIns="0" rIns="0" bIns="0" rtlCol="0">
+                      <a:noAutofit/>
+                    </wps:bodyPr>
+                  </wps:wsp>
+                </a:graphicData>
+              </a:graphic>
+            </wp:anchor>
+          </w:drawing>
+        </mc:Choice>
+        <mc:Fallback>
+          <w:pict>
+            <v:shape w14:anchorId="5D3BE422" id="Textbox 13" o:spid="_x0000_s1042" type="#_x0000_t202" style="position:absolute;margin-left:24.45pt;margin-top:787.7pt;width:63.5pt;height:11pt;z-index:-251653120;visibility:visible;mso-wrap-style:square;mso-wrap-distance-left:0;mso-wrap-distance-top:0;mso-wrap-distance-right:0;mso-wrap-distance-bottom:0;mso-position-horizontal:absolute;mso-position-horizontal-relative:margin;mso-position-vertical:absolute;mso-position-vertical-relative:page;v-text-anchor:top" o:gfxdata="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" filled="f" stroked="f">
+              <v:textbox inset="0,0,0,0">
+                <w:txbxContent>
+                  <w:p>
+                    <w:pPr>
+                      <w:pStyle w:val="Textoindependiente"/>
+                      <w:spacing w:line="197" w:lineRule="exact"/>
+                      <w:ind w:left="20"/>
+                    </w:pPr>
+                    <w:r>
+                      <w:rPr>
+                        <w:color w:val="323031"/>
+                        <w:w w:val="90"/>
+                      </w:rPr>
+                      <w:t>+51</w:t>
+                    </w:r>
+                    <w:r>
+                      <w:rPr>
+                        <w:color w:val="323031"/>
+                        <w:spacing w:val="-2"/>
+                        <w:w w:val="90"/>
+                      </w:rPr>
+                      <w:t xml:space="preserve"> </w:t>
+                    </w:r>
+                    <w:r>
+                      <w:rPr>
+                        <w:color w:val="323031"/>
+                        <w:w w:val="90"/>
+                      </w:rPr>
+                      <w:t>998</w:t>
+                    </w:r>
+                    <w:r>
+                      <w:rPr>
+                        <w:color w:val="323031"/>
+                        <w:spacing w:val="-1"/>
+                        <w:w w:val="90"/>
+                      </w:rPr>
+                      <w:t xml:space="preserve"> </w:t>
+                    </w:r>
+                    <w:r>
+                      <w:rPr>
+                        <w:color w:val="323031"/>
+                        <w:w w:val="90"/>
+                      </w:rPr>
+                      <w:t>277</w:t>
+                    </w:r>
+                    <w:r>
+                      <w:rPr>
+                        <w:color w:val="323031"/>
+                        <w:spacing w:val="-1"/>
+                        <w:w w:val="90"/>
+                      </w:rPr>
+                      <w:t xml:space="preserve"> </w:t>
+                    </w:r>
+                    <w:r>
+                      <w:rPr>
+                        <w:color w:val="323031"/>
+                        <w:spacing w:val="-5"/>
+                        <w:w w:val="90"/>
+                      </w:rPr>
+                      <w:t>396</w:t>
+                    </w:r>
+                  </w:p>
+                </w:txbxContent>
+              </v:textbox>
+              <w10:wrap anchorx="margin" anchory="page"/>
+            </v:shape>
+          </w:pict>
+        </mc:Fallback>
+      </mc:AlternateContent>
     </w:r>
     <w:r>
       <w:rPr>
         <w:noProof/>
-        <w:lang w:eastAsia="es-PE"/>
+        <w:sz w:val="20"/>
       </w:rPr>
-      <w:drawing>
-        <wp:anchor distT="0" distB="0" distL="114300" distR="114300" simplePos="0" relativeHeight="251671552" behindDoc="1" locked="0" layoutInCell="1" allowOverlap="1" wp14:anchorId="194B0D34" wp14:editId="702AFC64">
-          <wp:simplePos x="0" y="0"/>
-          <wp:positionH relativeFrom="column">
-            <wp:posOffset>-630555</wp:posOffset>
-          </wp:positionH>
-          <wp:positionV relativeFrom="paragraph">
-            <wp:posOffset>147320</wp:posOffset>
-          </wp:positionV>
-          <wp:extent cx="2044700" cy="614680"/>
-          <wp:effectExtent l="0" t="0" r="0" b="0"/>
-          <wp:wrapTight wrapText="bothSides">
-            <wp:wrapPolygon edited="0">
-              <wp:start x="0" y="0"/>
-              <wp:lineTo x="0" y="20752"/>
-              <wp:lineTo x="21332" y="20752"/>
-              <wp:lineTo x="21332" y="0"/>
-              <wp:lineTo x="0" y="0"/>
-            </wp:wrapPolygon>
-          </wp:wrapTight>
-          <wp:docPr id="6" name="Imagen 6"/>
-          <wp:cNvGraphicFramePr>
-            <a:graphicFrameLocks xmlns:a="http://schemas.openxmlformats.org/drawingml/2006/main" noChangeAspect="1"/>
-          </wp:cNvGraphicFramePr>
-          <a:graphic xmlns:a="http://schemas.openxmlformats.org/drawingml/2006/main">
-            <a:graphicData uri="http://schemas.openxmlformats.org/drawingml/2006/picture">
-              <pic:pic xmlns:pic="http://schemas.openxmlformats.org/drawingml/2006/picture">
-                <pic:nvPicPr>
-                  <pic:cNvPr id="0" name="Picture 6"/>
-                  <pic:cNvPicPr>
-                    <a:picLocks noChangeAspect="1" noChangeArrowheads="1"/>
-                  </pic:cNvPicPr>
-                </pic:nvPicPr>
-                <pic:blipFill>
-                  <a:blip r:embed="rId3">
-                    <a:extLst>
-                      <a:ext uri="{28A0092B-C50C-407E-A947-70E740481C1C}">
-                        <a14:useLocalDpi xmlns:a14="http://schemas.microsoft.com/office/drawing/2010/main" val="0"/>
-                      </a:ext>
-                    </a:extLst>
-                  </a:blip>
-                  <a:srcRect/>
-                  <a:stretch>
-                    <a:fillRect/>
-                  </a:stretch>
-                </pic:blipFill>
-                <pic:spPr bwMode="auto">
-                  <a:xfrm>
-                    <a:off x="0" y="0"/>
-                    <a:ext cx="2044700" cy="614680"/>
-                  </a:xfrm>
-                  <a:prstGeom prst="rect">
-                    <a:avLst/>
-                  </a:prstGeom>
-                  <a:noFill/>
-                  <a:ln>
-                    <a:noFill/>
-                  </a:ln>
-                </pic:spPr>
-              </pic:pic>
-            </a:graphicData>
-          </a:graphic>
-          <wp14:sizeRelH relativeFrom="page">
-            <wp14:pctWidth>0</wp14:pctWidth>
-          </wp14:sizeRelH>
-          <wp14:sizeRelV relativeFrom="page">
-            <wp14:pctHeight>0</wp14:pctHeight>
-          </wp14:sizeRelV>
-        </wp:anchor>
-      </w:drawing>
-    </w:r>
-    <w:r>
-      <w:rPr>
-        <w:rFonts w:ascii="Verdana" w:hAnsi="Verdana" w:cs="Courier New"/>
-        <w:b/>
-        <w:bCs/>
-        <w:sz w:val="14"/>
-        <w:szCs w:val="14"/>
-        <w:lang w:val="en-US"/>
-      </w:rPr>
-      <w:t>CREDIÁGIL</w:t>
-    </w:r>
-    <w:r>
-      <w:rPr>
-        <w:rFonts w:ascii="Verdana" w:hAnsi="Verdana" w:cs="Courier New"/>
-        <w:b/>
-        <w:bCs/>
-        <w:sz w:val="14"/>
-        <w:szCs w:val="14"/>
-        <w:lang w:val="en-US"/>
-      </w:rPr>
-      <w:t xml:space="preserve">peru@outlook.com - Facebook: </w:t>
-    </w:r>
-    <w:r>
-      <w:rPr>
-        <w:rFonts w:ascii="Verdana" w:hAnsi="Verdana" w:cs="Courier New"/>
-        <w:b/>
-        <w:bCs/>
-        <w:sz w:val="14"/>
-        <w:szCs w:val="14"/>
-        <w:lang w:val="en-US"/>
-      </w:rPr>
-      <w:t>CREDIÁGIL</w:t>
-    </w:r>
-  </w:p>
-  <w:p>
-    <w:pPr>
-      <w:pStyle w:val="Piedepgina"/>
-    </w:pPr>
-    <w:r>
-      <w:rPr>
-        <w:noProof/>
-        <w:lang w:eastAsia="es-PE"/>
-      </w:rPr>
-      <w:drawing>
-        <wp:anchor distT="0" distB="0" distL="114300" distR="114300" simplePos="0" relativeHeight="251661312" behindDoc="1" locked="0" layoutInCell="1" allowOverlap="1" wp14:anchorId="3C379799" wp14:editId="46407224">
-          <wp:simplePos x="0" y="0"/>
-          <wp:positionH relativeFrom="column">
-            <wp:posOffset>1414145</wp:posOffset>
-          </wp:positionH>
-          <wp:positionV relativeFrom="paragraph">
-            <wp:posOffset>4445</wp:posOffset>
-          </wp:positionV>
-          <wp:extent cx="1911350" cy="610235"/>
-          <wp:effectExtent l="0" t="0" r="0" b="0"/>
-          <wp:wrapTight wrapText="bothSides">
-            <wp:wrapPolygon edited="0">
-              <wp:start x="0" y="0"/>
-              <wp:lineTo x="0" y="20903"/>
-              <wp:lineTo x="21313" y="20903"/>
-              <wp:lineTo x="21313" y="0"/>
-              <wp:lineTo x="0" y="0"/>
-            </wp:wrapPolygon>
-          </wp:wrapTight>
-          <wp:docPr id="4" name="Imagen 4"/>
-          <wp:cNvGraphicFramePr>
-            <a:graphicFrameLocks xmlns:a="http://schemas.openxmlformats.org/drawingml/2006/main" noChangeAspect="1"/>
-          </wp:cNvGraphicFramePr>
-          <a:graphic xmlns:a="http://schemas.openxmlformats.org/drawingml/2006/main">
-            <a:graphicData uri="http://schemas.openxmlformats.org/drawingml/2006/picture">
-              <pic:pic xmlns:pic="http://schemas.openxmlformats.org/drawingml/2006/picture">
-                <pic:nvPicPr>
-                  <pic:cNvPr id="0" name="Picture 4"/>
-                  <pic:cNvPicPr>
-                    <a:picLocks noChangeAspect="1" noChangeArrowheads="1"/>
-                  </pic:cNvPicPr>
-                </pic:nvPicPr>
-                <pic:blipFill>
-                  <a:blip r:embed="rId4">
-                    <a:extLst>
-                      <a:ext uri="{28A0092B-C50C-407E-A947-70E740481C1C}">
-                        <a14:useLocalDpi xmlns:a14="http://schemas.microsoft.com/office/drawing/2010/main" val="0"/>
-                      </a:ext>
-                    </a:extLst>
-                  </a:blip>
-                  <a:srcRect/>
-                  <a:stretch>
-                    <a:fillRect/>
-                  </a:stretch>
-                </pic:blipFill>
-                <pic:spPr bwMode="auto">
-                  <a:xfrm>
-                    <a:off x="0" y="0"/>
-                    <a:ext cx="1911350" cy="610235"/>
-                  </a:xfrm>
-                  <a:prstGeom prst="rect">
-                    <a:avLst/>
-                  </a:prstGeom>
-                  <a:noFill/>
-                  <a:ln>
-                    <a:noFill/>
-                  </a:ln>
-                </pic:spPr>
-              </pic:pic>
-            </a:graphicData>
-          </a:graphic>
-          <wp14:sizeRelH relativeFrom="page">
-            <wp14:pctWidth>0</wp14:pctWidth>
-          </wp14:sizeRelH>
-          <wp14:sizeRelV relativeFrom="page">
-            <wp14:pctHeight>0</wp14:pctHeight>
-          </wp14:sizeRelV>
-        </wp:anchor>
-      </w:drawing>
+      <mc:AlternateContent>
+        <mc:Choice Requires="wps">
+          <w:drawing>
+            <wp:anchor distT="0" distB="0" distL="0" distR="0" simplePos="0" relativeHeight="251660288" behindDoc="1" locked="0" layoutInCell="1" allowOverlap="1" wp14:anchorId="6CE49176" wp14:editId="4CF0B60D">
+              <wp:simplePos x="0" y="0"/>
+              <wp:positionH relativeFrom="page">
+                <wp:align>right</wp:align>
+              </wp:positionH>
+              <wp:positionV relativeFrom="page">
+                <wp:align>bottom</wp:align>
+              </wp:positionV>
+              <wp:extent cx="7772400" cy="226337"/>
+              <wp:effectExtent l="0" t="0" r="0" b="2540"/>
+              <wp:wrapNone/>
+              <wp:docPr id="29" name="Graphic 1"/>
+              <wp:cNvGraphicFramePr>
+                <a:graphicFrameLocks xmlns:a="http://schemas.openxmlformats.org/drawingml/2006/main"/>
+              </wp:cNvGraphicFramePr>
+              <a:graphic xmlns:a="http://schemas.openxmlformats.org/drawingml/2006/main">
+                <a:graphicData uri="http://schemas.microsoft.com/office/word/2010/wordprocessingShape">
+                  <wps:wsp>
+                    <wps:cNvSpPr>
+                      <a:spLocks/>
+                    </wps:cNvSpPr>
+                    <wps:spPr>
+                      <a:xfrm>
+                        <a:off x="0" y="0"/>
+                        <a:ext cx="7772400" cy="226337"/>
+                      </a:xfrm>
+                      <a:custGeom>
+                        <a:avLst/>
+                        <a:gdLst/>
+                        <a:ahLst/>
+                        <a:cxnLst/>
+                        <a:rect l="l" t="t" r="r" b="b"/>
+                        <a:pathLst>
+                          <a:path w="7560309" h="206375">
+                            <a:moveTo>
+                              <a:pt x="7560005" y="0"/>
+                            </a:moveTo>
+                            <a:lnTo>
+                              <a:pt x="0" y="0"/>
+                            </a:lnTo>
+                            <a:lnTo>
+                              <a:pt x="0" y="206133"/>
+                            </a:lnTo>
+                            <a:lnTo>
+                              <a:pt x="7560005" y="206133"/>
+                            </a:lnTo>
+                            <a:lnTo>
+                              <a:pt x="7560005" y="0"/>
+                            </a:lnTo>
+                            <a:close/>
+                          </a:path>
+                        </a:pathLst>
+                      </a:custGeom>
+                      <a:solidFill>
+                        <a:srgbClr val="F5812A"/>
+                      </a:solidFill>
+                    </wps:spPr>
+                    <wps:bodyPr wrap="square" lIns="0" tIns="0" rIns="0" bIns="0" rtlCol="0">
+                      <a:prstTxWarp prst="textNoShape">
+                        <a:avLst/>
+                      </a:prstTxWarp>
+                      <a:noAutofit/>
+                    </wps:bodyPr>
+                  </wps:wsp>
+                </a:graphicData>
+              </a:graphic>
+              <wp14:sizeRelH relativeFrom="margin">
+                <wp14:pctWidth>0</wp14:pctWidth>
+              </wp14:sizeRelH>
+              <wp14:sizeRelV relativeFrom="margin">
+                <wp14:pctHeight>0</wp14:pctHeight>
+              </wp14:sizeRelV>
+            </wp:anchor>
+          </w:drawing>
+        </mc:Choice>
+        <mc:Fallback>
+          <w:pict>
+            <v:shape w14:anchorId="32E2AE4A" id="Graphic 1" o:spid="_x0000_s1026" style="position:absolute;margin-left:560.8pt;margin-top:0;width:612pt;height:17.8pt;z-index:-251656192;visibility:visible;mso-wrap-style:square;mso-width-percent:0;mso-height-percent:0;mso-wrap-distance-left:0;mso-wrap-distance-top:0;mso-wrap-distance-right:0;mso-wrap-distance-bottom:0;mso-position-horizontal:right;mso-position-horizontal-relative:page;mso-position-vertical:bottom;mso-position-vertical-relative:page;mso-width-percent:0;mso-height-percent:0;mso-width-relative:margin;mso-height-relative:margin;v-text-anchor:top" coordsize="7560309,206375" o:gfxdata="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" path="m7560005,l,,,206133r7560005,l7560005,xe" fillcolor="#f5812a" stroked="f">
+              <v:path arrowok="t"/>
+              <w10:wrap anchorx="page" anchory="page"/>
+            </v:shape>
+          </w:pict>
+        </mc:Fallback>
+      </mc:AlternateContent>
     </w:r>
   </w:p>
 </w:ftr>
@@ -9471,70 +9974,1265 @@
     <w:r>
       <w:rPr>
         <w:noProof/>
-        <w:lang w:eastAsia="es-PE"/>
       </w:rPr>
-      <w:drawing>
-        <wp:anchor distT="0" distB="0" distL="114300" distR="114300" simplePos="0" relativeHeight="251670528" behindDoc="0" locked="0" layoutInCell="1" allowOverlap="1" wp14:anchorId="02F40F14" wp14:editId="73E44732">
-          <wp:simplePos x="0" y="0"/>
-          <wp:positionH relativeFrom="column">
-            <wp:posOffset>-633730</wp:posOffset>
-          </wp:positionH>
-          <wp:positionV relativeFrom="paragraph">
-            <wp:posOffset>-449580</wp:posOffset>
-          </wp:positionV>
-          <wp:extent cx="2555240" cy="771525"/>
-          <wp:effectExtent l="0" t="0" r="0" b="9525"/>
-          <wp:wrapSquare wrapText="bothSides"/>
-          <wp:docPr id="16" name="Imagen 16" descr="Q:\BACKUP  - CREDIAGIL\CREDIAGIL\logo.jpg"/>
-          <wp:cNvGraphicFramePr>
-            <a:graphicFrameLocks xmlns:a="http://schemas.openxmlformats.org/drawingml/2006/main" noChangeAspect="1"/>
-          </wp:cNvGraphicFramePr>
-          <a:graphic xmlns:a="http://schemas.openxmlformats.org/drawingml/2006/main">
-            <a:graphicData uri="http://schemas.openxmlformats.org/drawingml/2006/picture">
-              <pic:pic xmlns:pic="http://schemas.openxmlformats.org/drawingml/2006/picture">
-                <pic:nvPicPr>
-                  <pic:cNvPr id="0" name="Picture 1" descr="Q:\BACKUP  - CREDIAGIL\CREDIAGIL\logo.jpg"/>
-                  <pic:cNvPicPr>
-                    <a:picLocks noChangeAspect="1" noChangeArrowheads="1"/>
-                  </pic:cNvPicPr>
-                </pic:nvPicPr>
-                <pic:blipFill>
-                  <a:blip r:embed="rId1" cstate="print">
-                    <a:extLst>
-                      <a:ext uri="{28A0092B-C50C-407E-A947-70E740481C1C}">
-                        <a14:useLocalDpi xmlns:a14="http://schemas.microsoft.com/office/drawing/2010/main" val="0"/>
-                      </a:ext>
-                    </a:extLst>
-                  </a:blip>
-                  <a:srcRect/>
-                  <a:stretch>
-                    <a:fillRect/>
-                  </a:stretch>
-                </pic:blipFill>
-                <pic:spPr bwMode="auto">
-                  <a:xfrm>
-                    <a:off x="0" y="0"/>
-                    <a:ext cx="2555240" cy="771525"/>
-                  </a:xfrm>
-                  <a:prstGeom prst="rect">
-                    <a:avLst/>
-                  </a:prstGeom>
-                  <a:noFill/>
-                  <a:ln>
-                    <a:noFill/>
-                  </a:ln>
-                </pic:spPr>
-              </pic:pic>
-            </a:graphicData>
-          </a:graphic>
-          <wp14:sizeRelH relativeFrom="page">
-            <wp14:pctWidth>0</wp14:pctWidth>
-          </wp14:sizeRelH>
-          <wp14:sizeRelV relativeFrom="page">
-            <wp14:pctHeight>0</wp14:pctHeight>
-          </wp14:sizeRelV>
-        </wp:anchor>
-      </w:drawing>
+      <mc:AlternateContent>
+        <mc:Choice Requires="wpg">
+          <w:drawing>
+            <wp:anchor distT="0" distB="0" distL="114300" distR="114300" simplePos="0" relativeHeight="251671552" behindDoc="0" locked="0" layoutInCell="1" allowOverlap="1" wp14:anchorId="6E0C7674" wp14:editId="7B8AEA67">
+              <wp:simplePos x="0" y="0"/>
+              <wp:positionH relativeFrom="page">
+                <wp:align>right</wp:align>
+              </wp:positionH>
+              <wp:positionV relativeFrom="paragraph">
+                <wp:posOffset>-1259840</wp:posOffset>
+              </wp:positionV>
+              <wp:extent cx="7559644" cy="1367074"/>
+              <wp:effectExtent l="0" t="0" r="3810" b="5080"/>
+              <wp:wrapNone/>
+              <wp:docPr id="23" name="Grupo 23"/>
+              <wp:cNvGraphicFramePr/>
+              <a:graphic xmlns:a="http://schemas.openxmlformats.org/drawingml/2006/main">
+                <a:graphicData uri="http://schemas.microsoft.com/office/word/2010/wordprocessingGroup">
+                  <wpg:wgp>
+                    <wpg:cNvGrpSpPr/>
+                    <wpg:grpSpPr>
+                      <a:xfrm>
+                        <a:off x="0" y="0"/>
+                        <a:ext cx="7559644" cy="1367074"/>
+                        <a:chOff x="0" y="0"/>
+                        <a:chExt cx="7549755" cy="1375434"/>
+                      </a:xfrm>
+                    </wpg:grpSpPr>
+                    <wpg:grpSp>
+                      <wpg:cNvPr id="28" name="Grupo 28"/>
+                      <wpg:cNvGrpSpPr/>
+                      <wpg:grpSpPr>
+                        <a:xfrm>
+                          <a:off x="0" y="0"/>
+                          <a:ext cx="7549755" cy="1375434"/>
+                          <a:chOff x="0" y="0"/>
+                          <a:chExt cx="7560309" cy="1335352"/>
+                        </a:xfrm>
+                      </wpg:grpSpPr>
+                      <wpg:grpSp>
+                        <wpg:cNvPr id="25" name="Grupo 25"/>
+                        <wpg:cNvGrpSpPr/>
+                        <wpg:grpSpPr>
+                          <a:xfrm>
+                            <a:off x="0" y="0"/>
+                            <a:ext cx="7560309" cy="1335352"/>
+                            <a:chOff x="0" y="0"/>
+                            <a:chExt cx="7560309" cy="1335352"/>
+                          </a:xfrm>
+                        </wpg:grpSpPr>
+                        <wpg:grpSp>
+                          <wpg:cNvPr id="22" name="Grupo 22"/>
+                          <wpg:cNvGrpSpPr/>
+                          <wpg:grpSpPr>
+                            <a:xfrm>
+                              <a:off x="0" y="0"/>
+                              <a:ext cx="7560309" cy="1335352"/>
+                              <a:chOff x="0" y="0"/>
+                              <a:chExt cx="7560309" cy="1335352"/>
+                            </a:xfrm>
+                          </wpg:grpSpPr>
+                          <wps:wsp>
+                            <wps:cNvPr id="1" name="Graphic 15"/>
+                            <wps:cNvSpPr/>
+                            <wps:spPr>
+                              <a:xfrm>
+                                <a:off x="0" y="0"/>
+                                <a:ext cx="7560309" cy="1028700"/>
+                              </a:xfrm>
+                              <a:custGeom>
+                                <a:avLst/>
+                                <a:gdLst/>
+                                <a:ahLst/>
+                                <a:cxnLst/>
+                                <a:rect l="l" t="t" r="r" b="b"/>
+                                <a:pathLst>
+                                  <a:path w="7560309" h="1028700">
+                                    <a:moveTo>
+                                      <a:pt x="7560005" y="0"/>
+                                    </a:moveTo>
+                                    <a:lnTo>
+                                      <a:pt x="0" y="0"/>
+                                    </a:lnTo>
+                                    <a:lnTo>
+                                      <a:pt x="0" y="1028496"/>
+                                    </a:lnTo>
+                                    <a:lnTo>
+                                      <a:pt x="7560005" y="1028496"/>
+                                    </a:lnTo>
+                                    <a:lnTo>
+                                      <a:pt x="7560005" y="0"/>
+                                    </a:lnTo>
+                                    <a:close/>
+                                  </a:path>
+                                </a:pathLst>
+                              </a:custGeom>
+                              <a:solidFill>
+                                <a:srgbClr val="F5812A"/>
+                              </a:solidFill>
+                            </wps:spPr>
+                            <wps:bodyPr wrap="square" lIns="0" tIns="0" rIns="0" bIns="0" rtlCol="0">
+                              <a:prstTxWarp prst="textNoShape">
+                                <a:avLst/>
+                              </a:prstTxWarp>
+                              <a:noAutofit/>
+                            </wps:bodyPr>
+                          </wps:wsp>
+                          <pic:pic xmlns:pic="http://schemas.openxmlformats.org/drawingml/2006/picture">
+                            <pic:nvPicPr>
+                              <pic:cNvPr id="17" name="Image 17"/>
+                              <pic:cNvPicPr/>
+                            </pic:nvPicPr>
+                            <pic:blipFill>
+                              <a:blip r:embed="rId1" cstate="print"/>
+                              <a:stretch>
+                                <a:fillRect/>
+                              </a:stretch>
+                            </pic:blipFill>
+                            <pic:spPr>
+                              <a:xfrm>
+                                <a:off x="6193786" y="680112"/>
+                                <a:ext cx="136888" cy="169545"/>
+                              </a:xfrm>
+                              <a:prstGeom prst="rect">
+                                <a:avLst/>
+                              </a:prstGeom>
+                            </pic:spPr>
+                          </pic:pic>
+                          <wps:wsp>
+                            <wps:cNvPr id="16" name="Graphic 16"/>
+                            <wps:cNvSpPr/>
+                            <wps:spPr>
+                              <a:xfrm>
+                                <a:off x="0" y="1"/>
+                                <a:ext cx="7560309" cy="1335351"/>
+                              </a:xfrm>
+                              <a:custGeom>
+                                <a:avLst/>
+                                <a:gdLst/>
+                                <a:ahLst/>
+                                <a:cxnLst/>
+                                <a:rect l="l" t="t" r="r" b="b"/>
+                                <a:pathLst>
+                                  <a:path w="7560309" h="1445895">
+                                    <a:moveTo>
+                                      <a:pt x="7560005" y="0"/>
+                                    </a:moveTo>
+                                    <a:lnTo>
+                                      <a:pt x="0" y="0"/>
+                                    </a:lnTo>
+                                    <a:lnTo>
+                                      <a:pt x="0" y="1445700"/>
+                                    </a:lnTo>
+                                    <a:lnTo>
+                                      <a:pt x="1877684" y="1445700"/>
+                                    </a:lnTo>
+                                    <a:lnTo>
+                                      <a:pt x="1924017" y="1444692"/>
+                                    </a:lnTo>
+                                    <a:lnTo>
+                                      <a:pt x="1968249" y="1441721"/>
+                                    </a:lnTo>
+                                    <a:lnTo>
+                                      <a:pt x="2010469" y="1436864"/>
+                                    </a:lnTo>
+                                    <a:lnTo>
+                                      <a:pt x="2050764" y="1430201"/>
+                                    </a:lnTo>
+                                    <a:lnTo>
+                                      <a:pt x="2089221" y="1421809"/>
+                                    </a:lnTo>
+                                    <a:lnTo>
+                                      <a:pt x="2160977" y="1400157"/>
+                                    </a:lnTo>
+                                    <a:lnTo>
+                                      <a:pt x="2226440" y="1372535"/>
+                                    </a:lnTo>
+                                    <a:lnTo>
+                                      <a:pt x="2286313" y="1339572"/>
+                                    </a:lnTo>
+                                    <a:lnTo>
+                                      <a:pt x="2341299" y="1301897"/>
+                                    </a:lnTo>
+                                    <a:lnTo>
+                                      <a:pt x="2392102" y="1260137"/>
+                                    </a:lnTo>
+                                    <a:lnTo>
+                                      <a:pt x="2439424" y="1214921"/>
+                                    </a:lnTo>
+                                    <a:lnTo>
+                                      <a:pt x="2483969" y="1166877"/>
+                                    </a:lnTo>
+                                    <a:lnTo>
+                                      <a:pt x="2526440" y="1116634"/>
+                                    </a:lnTo>
+                                    <a:lnTo>
+                                      <a:pt x="2567540" y="1064820"/>
+                                    </a:lnTo>
+                                    <a:lnTo>
+                                      <a:pt x="2648440" y="958993"/>
+                                    </a:lnTo>
+                                    <a:lnTo>
+                                      <a:pt x="2668907" y="932537"/>
+                                    </a:lnTo>
+                                    <a:lnTo>
+                                      <a:pt x="2710746" y="880173"/>
+                                    </a:lnTo>
+                                    <a:lnTo>
+                                      <a:pt x="2754379" y="829066"/>
+                                    </a:lnTo>
+                                    <a:lnTo>
+                                      <a:pt x="2800508" y="779844"/>
+                                    </a:lnTo>
+                                    <a:lnTo>
+                                      <a:pt x="2849837" y="733136"/>
+                                    </a:lnTo>
+                                    <a:lnTo>
+                                      <a:pt x="2903069" y="689569"/>
+                                    </a:lnTo>
+                                    <a:lnTo>
+                                      <a:pt x="2960906" y="649773"/>
+                                    </a:lnTo>
+                                    <a:lnTo>
+                                      <a:pt x="3024054" y="614375"/>
+                                    </a:lnTo>
+                                    <a:lnTo>
+                                      <a:pt x="3093213" y="584004"/>
+                                    </a:lnTo>
+                                    <a:lnTo>
+                                      <a:pt x="3130267" y="570900"/>
+                                    </a:lnTo>
+                                    <a:lnTo>
+                                      <a:pt x="3169088" y="559288"/>
+                                    </a:lnTo>
+                                    <a:lnTo>
+                                      <a:pt x="3209764" y="549248"/>
+                                    </a:lnTo>
+                                    <a:lnTo>
+                                      <a:pt x="3252382" y="540856"/>
+                                    </a:lnTo>
+                                    <a:lnTo>
+                                      <a:pt x="3297031" y="534193"/>
+                                    </a:lnTo>
+                                    <a:lnTo>
+                                      <a:pt x="3343798" y="529336"/>
+                                    </a:lnTo>
+                                    <a:lnTo>
+                                      <a:pt x="3392771" y="526365"/>
+                                    </a:lnTo>
+                                    <a:lnTo>
+                                      <a:pt x="3444039" y="525357"/>
+                                    </a:lnTo>
+                                    <a:lnTo>
+                                      <a:pt x="7560005" y="525357"/>
+                                    </a:lnTo>
+                                    <a:lnTo>
+                                      <a:pt x="7560005" y="0"/>
+                                    </a:lnTo>
+                                    <a:close/>
+                                  </a:path>
+                                </a:pathLst>
+                              </a:custGeom>
+                              <a:solidFill>
+                                <a:srgbClr val="12499F"/>
+                              </a:solidFill>
+                            </wps:spPr>
+                            <wps:bodyPr wrap="square" lIns="0" tIns="0" rIns="0" bIns="0" rtlCol="0">
+                              <a:prstTxWarp prst="textNoShape">
+                                <a:avLst/>
+                              </a:prstTxWarp>
+                              <a:noAutofit/>
+                            </wps:bodyPr>
+                          </wps:wsp>
+                          <wps:wsp>
+                            <wps:cNvPr id="18" name="Graphic 18"/>
+                            <wps:cNvSpPr/>
+                            <wps:spPr>
+                              <a:xfrm>
+                                <a:off x="1063162" y="284378"/>
+                                <a:ext cx="202565" cy="354965"/>
+                              </a:xfrm>
+                              <a:custGeom>
+                                <a:avLst/>
+                                <a:gdLst/>
+                                <a:ahLst/>
+                                <a:cxnLst/>
+                                <a:rect l="l" t="t" r="r" b="b"/>
+                                <a:pathLst>
+                                  <a:path w="202565" h="354965">
+                                    <a:moveTo>
+                                      <a:pt x="138264" y="0"/>
+                                    </a:moveTo>
+                                    <a:lnTo>
+                                      <a:pt x="80845" y="15884"/>
+                                    </a:lnTo>
+                                    <a:lnTo>
+                                      <a:pt x="43014" y="43268"/>
+                                    </a:lnTo>
+                                    <a:lnTo>
+                                      <a:pt x="11106" y="90889"/>
+                                    </a:lnTo>
+                                    <a:lnTo>
+                                      <a:pt x="0" y="147129"/>
+                                    </a:lnTo>
+                                    <a:lnTo>
+                                      <a:pt x="2820" y="176000"/>
+                                    </a:lnTo>
+                                    <a:lnTo>
+                                      <a:pt x="24592" y="228564"/>
+                                    </a:lnTo>
+                                    <a:lnTo>
+                                      <a:pt x="135458" y="343420"/>
+                                    </a:lnTo>
+                                    <a:lnTo>
+                                      <a:pt x="163220" y="354914"/>
+                                    </a:lnTo>
+                                    <a:lnTo>
+                                      <a:pt x="170935" y="354161"/>
+                                    </a:lnTo>
+                                    <a:lnTo>
+                                      <a:pt x="202482" y="315636"/>
+                                    </a:lnTo>
+                                    <a:lnTo>
+                                      <a:pt x="199610" y="300851"/>
+                                    </a:lnTo>
+                                    <a:lnTo>
+                                      <a:pt x="190995" y="287870"/>
+                                    </a:lnTo>
+                                    <a:lnTo>
+                                      <a:pt x="98552" y="195440"/>
+                                    </a:lnTo>
+                                    <a:lnTo>
+                                      <a:pt x="89983" y="185014"/>
+                                    </a:lnTo>
+                                    <a:lnTo>
+                                      <a:pt x="83712" y="173289"/>
+                                    </a:lnTo>
+                                    <a:lnTo>
+                                      <a:pt x="79860" y="160562"/>
+                                    </a:lnTo>
+                                    <a:lnTo>
+                                      <a:pt x="78549" y="147129"/>
+                                    </a:lnTo>
+                                    <a:lnTo>
+                                      <a:pt x="79860" y="133688"/>
+                                    </a:lnTo>
+                                    <a:lnTo>
+                                      <a:pt x="98552" y="98806"/>
+                                    </a:lnTo>
+                                    <a:lnTo>
+                                      <a:pt x="138315" y="78905"/>
+                                    </a:lnTo>
+                                    <a:lnTo>
+                                      <a:pt x="138264" y="0"/>
+                                    </a:lnTo>
+                                    <a:close/>
+                                  </a:path>
+                                </a:pathLst>
+                              </a:custGeom>
+                              <a:solidFill>
+                                <a:srgbClr val="F5812A"/>
+                              </a:solidFill>
+                            </wps:spPr>
+                            <wps:txbx>
+                              <w:txbxContent>
+                                <w:p>
+                                  <w:pPr>
+                                    <w:jc w:val="center"/>
+                                  </w:pPr>
+                                </w:p>
+                              </w:txbxContent>
+                            </wps:txbx>
+                            <wps:bodyPr wrap="square" lIns="0" tIns="0" rIns="0" bIns="0" rtlCol="0">
+                              <a:prstTxWarp prst="textNoShape">
+                                <a:avLst/>
+                              </a:prstTxWarp>
+                              <a:noAutofit/>
+                            </wps:bodyPr>
+                          </wps:wsp>
+                          <pic:pic xmlns:pic="http://schemas.openxmlformats.org/drawingml/2006/picture">
+                            <pic:nvPicPr>
+                              <pic:cNvPr id="19" name="Image 19"/>
+                              <pic:cNvPicPr/>
+                            </pic:nvPicPr>
+                            <pic:blipFill>
+                              <a:blip r:embed="rId2" cstate="print"/>
+                              <a:stretch>
+                                <a:fillRect/>
+                              </a:stretch>
+                            </pic:blipFill>
+                            <pic:spPr>
+                              <a:xfrm>
+                                <a:off x="1015536" y="541554"/>
+                                <a:ext cx="182245" cy="200660"/>
+                              </a:xfrm>
+                              <a:prstGeom prst="rect">
+                                <a:avLst/>
+                              </a:prstGeom>
+                            </pic:spPr>
+                          </pic:pic>
+                          <pic:pic xmlns:pic="http://schemas.openxmlformats.org/drawingml/2006/picture">
+                            <pic:nvPicPr>
+                              <pic:cNvPr id="20" name="Image 20"/>
+                              <pic:cNvPicPr/>
+                            </pic:nvPicPr>
+                            <pic:blipFill>
+                              <a:blip r:embed="rId3" cstate="print"/>
+                              <a:stretch>
+                                <a:fillRect/>
+                              </a:stretch>
+                            </pic:blipFill>
+                            <pic:spPr>
+                              <a:xfrm>
+                                <a:off x="1234612" y="284378"/>
+                                <a:ext cx="182245" cy="200660"/>
+                              </a:xfrm>
+                              <a:prstGeom prst="rect">
+                                <a:avLst/>
+                              </a:prstGeom>
+                            </pic:spPr>
+                          </pic:pic>
+                          <wps:wsp>
+                            <wps:cNvPr id="21" name="Graphic 21"/>
+                            <wps:cNvSpPr/>
+                            <wps:spPr>
+                              <a:xfrm>
+                                <a:off x="1167937" y="389152"/>
+                                <a:ext cx="202565" cy="354965"/>
+                              </a:xfrm>
+                              <a:custGeom>
+                                <a:avLst/>
+                                <a:gdLst/>
+                                <a:ahLst/>
+                                <a:cxnLst/>
+                                <a:rect l="l" t="t" r="r" b="b"/>
+                                <a:pathLst>
+                                  <a:path w="202565" h="354965">
+                                    <a:moveTo>
+                                      <a:pt x="39242" y="0"/>
+                                    </a:moveTo>
+                                    <a:lnTo>
+                                      <a:pt x="2867" y="24486"/>
+                                    </a:lnTo>
+                                    <a:lnTo>
+                                      <a:pt x="0" y="39269"/>
+                                    </a:lnTo>
+                                    <a:lnTo>
+                                      <a:pt x="2867" y="54056"/>
+                                    </a:lnTo>
+                                    <a:lnTo>
+                                      <a:pt x="11468" y="67043"/>
+                                    </a:lnTo>
+                                    <a:lnTo>
+                                      <a:pt x="103911" y="159473"/>
+                                    </a:lnTo>
+                                    <a:lnTo>
+                                      <a:pt x="112482" y="169899"/>
+                                    </a:lnTo>
+                                    <a:lnTo>
+                                      <a:pt x="118757" y="181625"/>
+                                    </a:lnTo>
+                                    <a:lnTo>
+                                      <a:pt x="122613" y="194356"/>
+                                    </a:lnTo>
+                                    <a:lnTo>
+                                      <a:pt x="123926" y="207797"/>
+                                    </a:lnTo>
+                                    <a:lnTo>
+                                      <a:pt x="122613" y="221230"/>
+                                    </a:lnTo>
+                                    <a:lnTo>
+                                      <a:pt x="103911" y="256120"/>
+                                    </a:lnTo>
+                                    <a:lnTo>
+                                      <a:pt x="64185" y="276059"/>
+                                    </a:lnTo>
+                                    <a:lnTo>
+                                      <a:pt x="64185" y="354939"/>
+                                    </a:lnTo>
+                                    <a:lnTo>
+                                      <a:pt x="121589" y="339082"/>
+                                    </a:lnTo>
+                                    <a:lnTo>
+                                      <a:pt x="159448" y="311645"/>
+                                    </a:lnTo>
+                                    <a:lnTo>
+                                      <a:pt x="191368" y="264031"/>
+                                    </a:lnTo>
+                                    <a:lnTo>
+                                      <a:pt x="202476" y="207797"/>
+                                    </a:lnTo>
+                                    <a:lnTo>
+                                      <a:pt x="199655" y="178921"/>
+                                    </a:lnTo>
+                                    <a:lnTo>
+                                      <a:pt x="177878" y="126355"/>
+                                    </a:lnTo>
+                                    <a:lnTo>
+                                      <a:pt x="67017" y="11506"/>
+                                    </a:lnTo>
+                                    <a:lnTo>
+                                      <a:pt x="46970" y="754"/>
+                                    </a:lnTo>
+                                    <a:lnTo>
+                                      <a:pt x="39242" y="0"/>
+                                    </a:lnTo>
+                                    <a:close/>
+                                  </a:path>
+                                </a:pathLst>
+                              </a:custGeom>
+                              <a:solidFill>
+                                <a:srgbClr val="FFFFFF"/>
+                              </a:solidFill>
+                            </wps:spPr>
+                            <wps:bodyPr wrap="square" lIns="0" tIns="0" rIns="0" bIns="0" rtlCol="0">
+                              <a:prstTxWarp prst="textNoShape">
+                                <a:avLst/>
+                              </a:prstTxWarp>
+                              <a:noAutofit/>
+                            </wps:bodyPr>
+                          </wps:wsp>
+                        </wpg:grpSp>
+                        <wps:wsp>
+                          <wps:cNvPr id="24" name="Cuadro de texto 24"/>
+                          <wps:cNvSpPr txBox="1"/>
+                          <wps:spPr>
+                            <a:xfrm>
+                              <a:off x="3196424" y="659958"/>
+                              <a:ext cx="3220278" cy="219075"/>
+                            </a:xfrm>
+                            <a:prstGeom prst="rect">
+                              <a:avLst/>
+                            </a:prstGeom>
+                            <a:noFill/>
+                            <a:ln w="6350">
+                              <a:noFill/>
+                            </a:ln>
+                          </wps:spPr>
+                          <wps:txbx>
+                            <w:txbxContent>
+                              <w:p>
+                                <w:pPr>
+                                  <w:rPr>
+                                    <w:color w:val="FFFFFF" w:themeColor="background1"/>
+                                  </w:rPr>
+                                </w:pPr>
+                                <w:r>
+                                  <w:rPr>
+                                    <w:b/>
+                                    <w:color w:val="FFFFFF" w:themeColor="background1"/>
+                                    <w:spacing w:val="-6"/>
+                                    <w:sz w:val="18"/>
+                                  </w:rPr>
+                                  <w:t>Av.</w:t>
+                                </w:r>
+                                <w:r>
+                                  <w:rPr>
+                                    <w:b/>
+                                    <w:color w:val="FFFFFF" w:themeColor="background1"/>
+                                    <w:sz w:val="18"/>
+                                  </w:rPr>
+                                  <w:t xml:space="preserve"> </w:t>
+                                </w:r>
+                                <w:r>
+                                  <w:rPr>
+                                    <w:b/>
+                                    <w:color w:val="FFFFFF" w:themeColor="background1"/>
+                                    <w:spacing w:val="-6"/>
+                                    <w:sz w:val="18"/>
+                                  </w:rPr>
+                                  <w:t>Proceres</w:t>
+                                </w:r>
+                                <w:r>
+                                  <w:rPr>
+                                    <w:b/>
+                                    <w:color w:val="FFFFFF" w:themeColor="background1"/>
+                                    <w:sz w:val="18"/>
+                                  </w:rPr>
+                                  <w:t xml:space="preserve"> </w:t>
+                                </w:r>
+                                <w:r>
+                                  <w:rPr>
+                                    <w:b/>
+                                    <w:color w:val="FFFFFF" w:themeColor="background1"/>
+                                    <w:spacing w:val="-6"/>
+                                    <w:sz w:val="18"/>
+                                  </w:rPr>
+                                  <w:t>de</w:t>
+                                </w:r>
+                                <w:r>
+                                  <w:rPr>
+                                    <w:b/>
+                                    <w:color w:val="FFFFFF" w:themeColor="background1"/>
+                                    <w:spacing w:val="1"/>
+                                    <w:sz w:val="18"/>
+                                  </w:rPr>
+                                  <w:t xml:space="preserve"> </w:t>
+                                </w:r>
+                                <w:r>
+                                  <w:rPr>
+                                    <w:b/>
+                                    <w:color w:val="FFFFFF" w:themeColor="background1"/>
+                                    <w:spacing w:val="-6"/>
+                                    <w:sz w:val="18"/>
+                                  </w:rPr>
+                                  <w:t>la</w:t>
+                                </w:r>
+                                <w:r>
+                                  <w:rPr>
+                                    <w:b/>
+                                    <w:color w:val="FFFFFF" w:themeColor="background1"/>
+                                    <w:sz w:val="18"/>
+                                  </w:rPr>
+                                  <w:t xml:space="preserve"> </w:t>
+                                </w:r>
+                                <w:r>
+                                  <w:rPr>
+                                    <w:b/>
+                                    <w:color w:val="FFFFFF" w:themeColor="background1"/>
+                                    <w:spacing w:val="-6"/>
+                                    <w:sz w:val="18"/>
+                                  </w:rPr>
+                                  <w:t>Independencia</w:t>
+                                </w:r>
+                                <w:r>
+                                  <w:rPr>
+                                    <w:b/>
+                                    <w:color w:val="FFFFFF" w:themeColor="background1"/>
+                                    <w:sz w:val="18"/>
+                                  </w:rPr>
+                                  <w:t xml:space="preserve"> </w:t>
+                                </w:r>
+                                <w:r>
+                                  <w:rPr>
+                                    <w:b/>
+                                    <w:color w:val="FFFFFF" w:themeColor="background1"/>
+                                    <w:spacing w:val="-6"/>
+                                    <w:sz w:val="18"/>
+                                  </w:rPr>
+                                  <w:t>2517</w:t>
+                                </w:r>
+                                <w:r>
+                                  <w:rPr>
+                                    <w:b/>
+                                    <w:color w:val="FFFFFF" w:themeColor="background1"/>
+                                    <w:spacing w:val="1"/>
+                                    <w:sz w:val="18"/>
+                                  </w:rPr>
+                                  <w:t xml:space="preserve"> </w:t>
+                                </w:r>
+                                <w:r>
+                                  <w:rPr>
+                                    <w:b/>
+                                    <w:color w:val="FFFFFF" w:themeColor="background1"/>
+                                    <w:spacing w:val="-6"/>
+                                    <w:sz w:val="18"/>
+                                  </w:rPr>
+                                  <w:t>Asc.</w:t>
+                                </w:r>
+                                <w:r>
+                                  <w:rPr>
+                                    <w:b/>
+                                    <w:color w:val="FFFFFF" w:themeColor="background1"/>
+                                    <w:sz w:val="18"/>
+                                  </w:rPr>
+                                  <w:t xml:space="preserve"> </w:t>
+                                </w:r>
+                                <w:r>
+                                  <w:rPr>
+                                    <w:b/>
+                                    <w:color w:val="FFFFFF" w:themeColor="background1"/>
+                                    <w:spacing w:val="-6"/>
+                                    <w:sz w:val="18"/>
+                                  </w:rPr>
+                                  <w:t>Jorge</w:t>
+                                </w:r>
+                                <w:r>
+                                  <w:rPr>
+                                    <w:b/>
+                                    <w:color w:val="FFFFFF" w:themeColor="background1"/>
+                                    <w:sz w:val="18"/>
+                                  </w:rPr>
+                                  <w:t xml:space="preserve"> </w:t>
+                                </w:r>
+                                <w:r>
+                                  <w:rPr>
+                                    <w:b/>
+                                    <w:color w:val="FFFFFF" w:themeColor="background1"/>
+                                    <w:spacing w:val="-6"/>
+                                    <w:sz w:val="18"/>
+                                  </w:rPr>
+                                  <w:t>Basadre</w:t>
+                                </w:r>
+                              </w:p>
+                            </w:txbxContent>
+                          </wps:txbx>
+                          <wps:bodyPr rot="0" spcFirstLastPara="0" vertOverflow="overflow" horzOverflow="overflow" vert="horz" wrap="square" lIns="91440" tIns="45720" rIns="91440" bIns="45720" numCol="1" spcCol="0" rtlCol="0" fromWordArt="0" anchor="t" anchorCtr="0" forceAA="0" compatLnSpc="1">
+                            <a:prstTxWarp prst="textNoShape">
+                              <a:avLst/>
+                            </a:prstTxWarp>
+                            <a:noAutofit/>
+                          </wps:bodyPr>
+                        </wps:wsp>
+                      </wpg:grpSp>
+                      <wps:wsp>
+                        <wps:cNvPr id="27" name="Cuadro de texto 27"/>
+                        <wps:cNvSpPr txBox="1"/>
+                        <wps:spPr>
+                          <a:xfrm>
+                            <a:off x="494901" y="655695"/>
+                            <a:ext cx="1407381" cy="390418"/>
+                          </a:xfrm>
+                          <a:prstGeom prst="rect">
+                            <a:avLst/>
+                          </a:prstGeom>
+                          <a:noFill/>
+                          <a:ln w="6350">
+                            <a:noFill/>
+                          </a:ln>
+                        </wps:spPr>
+                        <wps:txbx>
+                          <w:txbxContent>
+                            <w:p>
+                              <w:pPr>
+                                <w:jc w:val="center"/>
+                                <w:rPr>
+                                  <w:b/>
+                                  <w:bCs/>
+                                  <w:color w:val="FFFFFF" w:themeColor="background1"/>
+                                  <w:sz w:val="14"/>
+                                  <w:szCs w:val="14"/>
+                                </w:rPr>
+                              </w:pPr>
+                              <w:r>
+                                <w:rPr>
+                                  <w:b/>
+                                  <w:bCs/>
+                                  <w:color w:val="FFFFFF" w:themeColor="background1"/>
+                                  <w:sz w:val="42"/>
+                                  <w:szCs w:val="42"/>
+                                </w:rPr>
+                                <w:t>Cre</w:t>
+                              </w:r>
+                              <w:r>
+                                <w:rPr>
+                                  <w:b/>
+                                  <w:bCs/>
+                                  <w:color w:val="FFFFFF" w:themeColor="background1"/>
+                                  <w:sz w:val="42"/>
+                                  <w:szCs w:val="42"/>
+                                </w:rPr>
+                                <w:t>d</w:t>
+                              </w:r>
+                              <w:r>
+                                <w:rPr>
+                                  <w:b/>
+                                  <w:bCs/>
+                                  <w:color w:val="FFFFFF" w:themeColor="background1"/>
+                                  <w:sz w:val="42"/>
+                                  <w:szCs w:val="42"/>
+                                </w:rPr>
+                                <w:t>iÁgi</w:t>
+                              </w:r>
+                              <w:r>
+                                <w:rPr>
+                                  <w:b/>
+                                  <w:bCs/>
+                                  <w:color w:val="FFFFFF" w:themeColor="background1"/>
+                                  <w:sz w:val="42"/>
+                                  <w:szCs w:val="42"/>
+                                </w:rPr>
+                                <w:t>l</w:t>
+                              </w:r>
+                            </w:p>
+                            <w:p>
+                              <w:pPr>
+                                <w:rPr>
+                                  <w:b/>
+                                  <w:bCs/>
+                                  <w:sz w:val="42"/>
+                                  <w:szCs w:val="42"/>
+                                </w:rPr>
+                              </w:pPr>
+                            </w:p>
+                            <w:p/>
+                          </w:txbxContent>
+                        </wps:txbx>
+                        <wps:bodyPr rot="0" spcFirstLastPara="0" vertOverflow="overflow" horzOverflow="overflow" vert="horz" wrap="square" lIns="91440" tIns="45720" rIns="91440" bIns="45720" numCol="1" spcCol="0" rtlCol="0" fromWordArt="0" anchor="t" anchorCtr="0" forceAA="0" compatLnSpc="1">
+                          <a:prstTxWarp prst="textNoShape">
+                            <a:avLst/>
+                          </a:prstTxWarp>
+                          <a:noAutofit/>
+                        </wps:bodyPr>
+                      </wps:wsp>
+                    </wpg:grpSp>
+                    <wps:wsp>
+                      <wps:cNvPr id="2" name="Cuadro de texto 14"/>
+                      <wps:cNvSpPr txBox="1"/>
+                      <wps:spPr>
+                        <a:xfrm>
+                          <a:off x="650193" y="968514"/>
+                          <a:ext cx="1127156" cy="219426"/>
+                        </a:xfrm>
+                        <a:prstGeom prst="rect">
+                          <a:avLst/>
+                        </a:prstGeom>
+                        <a:noFill/>
+                        <a:ln w="6350">
+                          <a:noFill/>
+                        </a:ln>
+                      </wps:spPr>
+                      <wps:txbx>
+                        <w:txbxContent>
+                          <w:p>
+                            <w:pPr>
+                              <w:rPr>
+                                <w:bCs/>
+                                <w:color w:val="FFFFFF" w:themeColor="background1"/>
+                                <w:sz w:val="14"/>
+                                <w:szCs w:val="14"/>
+                              </w:rPr>
+                            </w:pPr>
+                            <w:r>
+                              <w:rPr>
+                                <w:bCs/>
+                                <w:color w:val="FFFFFF" w:themeColor="background1"/>
+                                <w:spacing w:val="-2"/>
+                                <w:sz w:val="14"/>
+                                <w:szCs w:val="14"/>
+                              </w:rPr>
+                              <w:t>Préstamos</w:t>
+                            </w:r>
+                            <w:r>
+                              <w:rPr>
+                                <w:bCs/>
+                                <w:color w:val="FFFFFF" w:themeColor="background1"/>
+                                <w:spacing w:val="-6"/>
+                                <w:sz w:val="14"/>
+                                <w:szCs w:val="14"/>
+                              </w:rPr>
+                              <w:t xml:space="preserve"> </w:t>
+                            </w:r>
+                            <w:r>
+                              <w:rPr>
+                                <w:bCs/>
+                                <w:color w:val="FFFFFF" w:themeColor="background1"/>
+                                <w:spacing w:val="-2"/>
+                                <w:sz w:val="14"/>
+                                <w:szCs w:val="14"/>
+                              </w:rPr>
+                              <w:t>con</w:t>
+                            </w:r>
+                            <w:r>
+                              <w:rPr>
+                                <w:bCs/>
+                                <w:color w:val="FFFFFF" w:themeColor="background1"/>
+                                <w:spacing w:val="-5"/>
+                                <w:sz w:val="14"/>
+                                <w:szCs w:val="14"/>
+                              </w:rPr>
+                              <w:t xml:space="preserve"> </w:t>
+                            </w:r>
+                            <w:r>
+                              <w:rPr>
+                                <w:bCs/>
+                                <w:color w:val="FFFFFF" w:themeColor="background1"/>
+                                <w:spacing w:val="-2"/>
+                                <w:sz w:val="14"/>
+                                <w:szCs w:val="14"/>
+                              </w:rPr>
+                              <w:t>Garantía</w:t>
+                            </w:r>
+                          </w:p>
+                        </w:txbxContent>
+                      </wps:txbx>
+                      <wps:bodyPr rot="0" spcFirstLastPara="0" vertOverflow="overflow" horzOverflow="overflow" vert="horz" wrap="square" lIns="91440" tIns="45720" rIns="91440" bIns="45720" numCol="1" spcCol="0" rtlCol="0" fromWordArt="0" anchor="t" anchorCtr="0" forceAA="0" compatLnSpc="1">
+                        <a:prstTxWarp prst="textNoShape">
+                          <a:avLst/>
+                        </a:prstTxWarp>
+                        <a:noAutofit/>
+                      </wps:bodyPr>
+                    </wps:wsp>
+                  </wpg:wgp>
+                </a:graphicData>
+              </a:graphic>
+              <wp14:sizeRelH relativeFrom="margin">
+                <wp14:pctWidth>0</wp14:pctWidth>
+              </wp14:sizeRelH>
+              <wp14:sizeRelV relativeFrom="margin">
+                <wp14:pctHeight>0</wp14:pctHeight>
+              </wp14:sizeRelV>
+            </wp:anchor>
+          </w:drawing>
+        </mc:Choice>
+        <mc:Fallback>
+          <w:pict>
+            <v:group w14:anchorId="6E0C7674" id="Grupo 23" o:spid="_x0000_s1026" style="position:absolute;margin-left:544.05pt;margin-top:-99.2pt;width:595.25pt;height:107.65pt;z-index:251671552;mso-position-horizontal:right;mso-position-horizontal-relative:page;mso-width-relative:margin;mso-height-relative:margin" coordsize="75497,13754" o:gfxdata="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">
+              <v:group id="Grupo 28" o:spid="_x0000_s1027" style="position:absolute;width:75497;height:13754" coordsize="75603,13353" o:gfxdata="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">
+                <v:group id="Grupo 25" o:spid="_x0000_s1028" style="position:absolute;width:75603;height:13353" coordsize="75603,13353" o:gfxdata="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">
+                  <v:group id="Grupo 22" o:spid="_x0000_s1029" style="position:absolute;width:75603;height:13353" coordsize="75603,13353" o:gfxdata="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">
+                    <v:shape id="Graphic 15" o:spid="_x0000_s1030" style="position:absolute;width:75603;height:10287;visibility:visible;mso-wrap-style:square;v-text-anchor:top" coordsize="7560309,1028700" o:gfxdata="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" path="m7560005,l,,,1028496r7560005,l7560005,xe" fillcolor="#f5812a" stroked="f">
+                      <v:path arrowok="t"/>
+                    </v:shape>
+                    <v:shapetype id="_x0000_t75" coordsize="21600,21600" o:spt="75" o:preferrelative="t" path="m@4@5l@4@11@9@11@9@5xe" filled="f" stroked="f">
+                      <v:stroke joinstyle="miter"/>
+                      <v:formulas>
+                        <v:f eqn="if lineDrawn pixelLineWidth 0"/>
+                        <v:f eqn="sum @0 1 0"/>
+                        <v:f eqn="sum 0 0 @1"/>
+                        <v:f eqn="prod @2 1 2"/>
+                        <v:f eqn="prod @3 21600 pixelWidth"/>
+                        <v:f eqn="prod @3 21600 pixelHeight"/>
+                        <v:f eqn="sum @0 0 1"/>
+                        <v:f eqn="prod @6 1 2"/>
+                        <v:f eqn="prod @7 21600 pixelWidth"/>
+                        <v:f eqn="sum @8 21600 0"/>
+                        <v:f eqn="prod @7 21600 pixelHeight"/>
+                        <v:f eqn="sum @10 21600 0"/>
+                      </v:formulas>
+                      <v:path o:extrusionok="f" gradientshapeok="t" o:connecttype="rect"/>
+                      <o:lock v:ext="edit" aspectratio="t"/>
+                    </v:shapetype>
+                    <v:shape id="Image 17" o:spid="_x0000_s1031" type="#_x0000_t75" style="position:absolute;left:61937;top:6801;width:1369;height:1695;visibility:visible;mso-wrap-style:square" o:gfxdata="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">
+                      <v:imagedata r:id="rId4" o:title=""/>
+                    </v:shape>
+                    <v:shape id="Graphic 16" o:spid="_x0000_s1032" style="position:absolute;width:75603;height:13353;visibility:visible;mso-wrap-style:square;v-text-anchor:top" coordsize="7560309,1445895" o:gfxdata="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" path="m7560005,l,,,1445700r1877684,l1924017,1444692r44232,-2971l2010469,1436864r40295,-6663l2089221,1421809r71756,-21652l2226440,1372535r59873,-32963l2341299,1301897r50803,-41760l2439424,1214921r44545,-48044l2526440,1116634r41100,-51814l2648440,958993r20467,-26456l2710746,880173r43633,-51107l2800508,779844r49329,-46708l2903069,689569r57837,-39796l3024054,614375r69159,-30371l3130267,570900r38821,-11612l3209764,549248r42618,-8392l3297031,534193r46767,-4857l3392771,526365r51268,-1008l7560005,525357,7560005,xe" fillcolor="#12499f" stroked="f">
+                      <v:path arrowok="t"/>
+                    </v:shape>
+                    <v:shape id="Graphic 18" o:spid="_x0000_s1033" style="position:absolute;left:10631;top:2843;width:2026;height:3550;visibility:visible;mso-wrap-style:square;v-text-anchor:top" coordsize="202565,354965" o:spt="100" o:gfxdata="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" adj="-11796480,,5400" path="m138264,l80845,15884,43014,43268,11106,90889,,147129r2820,28871l24592,228564,135458,343420r27762,11494l170935,354161r31547,-38525l199610,300851r-8615,-12981l98552,195440,89983,185014,83712,173289,79860,160562,78549,147129r1311,-13441l98552,98806,138315,78905,138264,xe" fillcolor="#f5812a" stroked="f">
+                      <v:stroke joinstyle="miter"/>
+                      <v:formulas/>
+                      <v:path arrowok="t" o:connecttype="custom" textboxrect="0,0,202565,354965"/>
+                      <v:textbox inset="0,0,0,0">
+                        <w:txbxContent>
+                          <w:p>
+                            <w:pPr>
+                              <w:jc w:val="center"/>
+                            </w:pPr>
+                          </w:p>
+                        </w:txbxContent>
+                      </v:textbox>
+                    </v:shape>
+                    <v:shape id="Image 19" o:spid="_x0000_s1034" type="#_x0000_t75" style="position:absolute;left:10155;top:5415;width:1822;height:2007;visibility:visible;mso-wrap-style:square" o:gfxdata="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">
+                      <v:imagedata r:id="rId5" o:title=""/>
+                    </v:shape>
+                    <v:shape id="Image 20" o:spid="_x0000_s1035" type="#_x0000_t75" style="position:absolute;left:12346;top:2843;width:1822;height:2007;visibility:visible;mso-wrap-style:square" o:gfxdata="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">
+                      <v:imagedata r:id="rId6" o:title=""/>
+                    </v:shape>
+                    <v:shape id="Graphic 21" o:spid="_x0000_s1036" style="position:absolute;left:11679;top:3891;width:2026;height:3550;visibility:visible;mso-wrap-style:square;v-text-anchor:top" coordsize="202565,354965" o:gfxdata="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" path="m39242,l2867,24486,,39269,2867,54056r8601,12987l103911,159473r8571,10426l118757,181625r3856,12731l123926,207797r-1313,13433l103911,256120,64185,276059r,78880l121589,339082r37859,-27437l191368,264031r11108,-56234l199655,178921,177878,126355,67017,11506,46970,754,39242,xe" stroked="f">
+                      <v:path arrowok="t"/>
+                    </v:shape>
+                  </v:group>
+                  <v:shapetype id="_x0000_t202" coordsize="21600,21600" o:spt="202" path="m,l,21600r21600,l21600,xe">
+                    <v:stroke joinstyle="miter"/>
+                    <v:path gradientshapeok="t" o:connecttype="rect"/>
+                  </v:shapetype>
+                  <v:shape id="Cuadro de texto 24" o:spid="_x0000_s1037" type="#_x0000_t202" style="position:absolute;left:31964;top:6599;width:32203;height:2191;visibility:visible;mso-wrap-style:square;v-text-anchor:top" o:gfxdata="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" filled="f" stroked="f" strokeweight=".5pt">
+                    <v:textbox>
+                      <w:txbxContent>
+                        <w:p>
+                          <w:pPr>
+                            <w:rPr>
+                              <w:color w:val="FFFFFF" w:themeColor="background1"/>
+                            </w:rPr>
+                          </w:pPr>
+                          <w:r>
+                            <w:rPr>
+                              <w:b/>
+                              <w:color w:val="FFFFFF" w:themeColor="background1"/>
+                              <w:spacing w:val="-6"/>
+                              <w:sz w:val="18"/>
+                            </w:rPr>
+                            <w:t>Av.</w:t>
+                          </w:r>
+                          <w:r>
+                            <w:rPr>
+                              <w:b/>
+                              <w:color w:val="FFFFFF" w:themeColor="background1"/>
+                              <w:sz w:val="18"/>
+                            </w:rPr>
+                            <w:t xml:space="preserve"> </w:t>
+                          </w:r>
+                          <w:r>
+                            <w:rPr>
+                              <w:b/>
+                              <w:color w:val="FFFFFF" w:themeColor="background1"/>
+                              <w:spacing w:val="-6"/>
+                              <w:sz w:val="18"/>
+                            </w:rPr>
+                            <w:t>Proceres</w:t>
+                          </w:r>
+                          <w:r>
+                            <w:rPr>
+                              <w:b/>
+                              <w:color w:val="FFFFFF" w:themeColor="background1"/>
+                              <w:sz w:val="18"/>
+                            </w:rPr>
+                            <w:t xml:space="preserve"> </w:t>
+                          </w:r>
+                          <w:r>
+                            <w:rPr>
+                              <w:b/>
+                              <w:color w:val="FFFFFF" w:themeColor="background1"/>
+                              <w:spacing w:val="-6"/>
+                              <w:sz w:val="18"/>
+                            </w:rPr>
+                            <w:t>de</w:t>
+                          </w:r>
+                          <w:r>
+                            <w:rPr>
+                              <w:b/>
+                              <w:color w:val="FFFFFF" w:themeColor="background1"/>
+                              <w:spacing w:val="1"/>
+                              <w:sz w:val="18"/>
+                            </w:rPr>
+                            <w:t xml:space="preserve"> </w:t>
+                          </w:r>
+                          <w:r>
+                            <w:rPr>
+                              <w:b/>
+                              <w:color w:val="FFFFFF" w:themeColor="background1"/>
+                              <w:spacing w:val="-6"/>
+                              <w:sz w:val="18"/>
+                            </w:rPr>
+                            <w:t>la</w:t>
+                          </w:r>
+                          <w:r>
+                            <w:rPr>
+                              <w:b/>
+                              <w:color w:val="FFFFFF" w:themeColor="background1"/>
+                              <w:sz w:val="18"/>
+                            </w:rPr>
+                            <w:t xml:space="preserve"> </w:t>
+                          </w:r>
+                          <w:r>
+                            <w:rPr>
+                              <w:b/>
+                              <w:color w:val="FFFFFF" w:themeColor="background1"/>
+                              <w:spacing w:val="-6"/>
+                              <w:sz w:val="18"/>
+                            </w:rPr>
+                            <w:t>Independencia</w:t>
+                          </w:r>
+                          <w:r>
+                            <w:rPr>
+                              <w:b/>
+                              <w:color w:val="FFFFFF" w:themeColor="background1"/>
+                              <w:sz w:val="18"/>
+                            </w:rPr>
+                            <w:t xml:space="preserve"> </w:t>
+                          </w:r>
+                          <w:r>
+                            <w:rPr>
+                              <w:b/>
+                              <w:color w:val="FFFFFF" w:themeColor="background1"/>
+                              <w:spacing w:val="-6"/>
+                              <w:sz w:val="18"/>
+                            </w:rPr>
+                            <w:t>2517</w:t>
+                          </w:r>
+                          <w:r>
+                            <w:rPr>
+                              <w:b/>
+                              <w:color w:val="FFFFFF" w:themeColor="background1"/>
+                              <w:spacing w:val="1"/>
+                              <w:sz w:val="18"/>
+                            </w:rPr>
+                            <w:t xml:space="preserve"> </w:t>
+                          </w:r>
+                          <w:r>
+                            <w:rPr>
+                              <w:b/>
+                              <w:color w:val="FFFFFF" w:themeColor="background1"/>
+                              <w:spacing w:val="-6"/>
+                              <w:sz w:val="18"/>
+                            </w:rPr>
+                            <w:t>Asc.</w:t>
+                          </w:r>
+                          <w:r>
+                            <w:rPr>
+                              <w:b/>
+                              <w:color w:val="FFFFFF" w:themeColor="background1"/>
+                              <w:sz w:val="18"/>
+                            </w:rPr>
+                            <w:t xml:space="preserve"> </w:t>
+                          </w:r>
+                          <w:r>
+                            <w:rPr>
+                              <w:b/>
+                              <w:color w:val="FFFFFF" w:themeColor="background1"/>
+                              <w:spacing w:val="-6"/>
+                              <w:sz w:val="18"/>
+                            </w:rPr>
+                            <w:t>Jorge</w:t>
+                          </w:r>
+                          <w:r>
+                            <w:rPr>
+                              <w:b/>
+                              <w:color w:val="FFFFFF" w:themeColor="background1"/>
+                              <w:sz w:val="18"/>
+                            </w:rPr>
+                            <w:t xml:space="preserve"> </w:t>
+                          </w:r>
+                          <w:r>
+                            <w:rPr>
+                              <w:b/>
+                              <w:color w:val="FFFFFF" w:themeColor="background1"/>
+                              <w:spacing w:val="-6"/>
+                              <w:sz w:val="18"/>
+                            </w:rPr>
+                            <w:t>Basadre</w:t>
+                          </w:r>
+                        </w:p>
+                      </w:txbxContent>
+                    </v:textbox>
+                  </v:shape>
+                </v:group>
+                <v:shape id="Cuadro de texto 27" o:spid="_x0000_s1038" type="#_x0000_t202" style="position:absolute;left:4949;top:6556;width:14073;height:3905;visibility:visible;mso-wrap-style:square;v-text-anchor:top" o:gfxdata="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" filled="f" stroked="f" strokeweight=".5pt">
+                  <v:textbox>
+                    <w:txbxContent>
+                      <w:p>
+                        <w:pPr>
+                          <w:jc w:val="center"/>
+                          <w:rPr>
+                            <w:b/>
+                            <w:bCs/>
+                            <w:color w:val="FFFFFF" w:themeColor="background1"/>
+                            <w:sz w:val="14"/>
+                            <w:szCs w:val="14"/>
+                          </w:rPr>
+                        </w:pPr>
+                        <w:r>
+                          <w:rPr>
+                            <w:b/>
+                            <w:bCs/>
+                            <w:color w:val="FFFFFF" w:themeColor="background1"/>
+                            <w:sz w:val="42"/>
+                            <w:szCs w:val="42"/>
+                          </w:rPr>
+                          <w:t>Cre</w:t>
+                        </w:r>
+                        <w:r>
+                          <w:rPr>
+                            <w:b/>
+                            <w:bCs/>
+                            <w:color w:val="FFFFFF" w:themeColor="background1"/>
+                            <w:sz w:val="42"/>
+                            <w:szCs w:val="42"/>
+                          </w:rPr>
+                          <w:t>d</w:t>
+                        </w:r>
+                        <w:r>
+                          <w:rPr>
+                            <w:b/>
+                            <w:bCs/>
+                            <w:color w:val="FFFFFF" w:themeColor="background1"/>
+                            <w:sz w:val="42"/>
+                            <w:szCs w:val="42"/>
+                          </w:rPr>
+                          <w:t>iÁgi</w:t>
+                        </w:r>
+                        <w:r>
+                          <w:rPr>
+                            <w:b/>
+                            <w:bCs/>
+                            <w:color w:val="FFFFFF" w:themeColor="background1"/>
+                            <w:sz w:val="42"/>
+                            <w:szCs w:val="42"/>
+                          </w:rPr>
+                          <w:t>l</w:t>
+                        </w:r>
+                      </w:p>
+                      <w:p>
+                        <w:pPr>
+                          <w:rPr>
+                            <w:b/>
+                            <w:bCs/>
+                            <w:sz w:val="42"/>
+                            <w:szCs w:val="42"/>
+                          </w:rPr>
+                        </w:pPr>
+                      </w:p>
+                      <w:p/>
+                    </w:txbxContent>
+                  </v:textbox>
+                </v:shape>
+              </v:group>
+              <v:shape id="Cuadro de texto 14" o:spid="_x0000_s1039" type="#_x0000_t202" style="position:absolute;left:6501;top:9685;width:11272;height:2194;visibility:visible;mso-wrap-style:square;v-text-anchor:top" o:gfxdata="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" filled="f" stroked="f" strokeweight=".5pt">
+                <v:textbox>
+                  <w:txbxContent>
+                    <w:p>
+                      <w:pPr>
+                        <w:rPr>
+                          <w:bCs/>
+                          <w:color w:val="FFFFFF" w:themeColor="background1"/>
+                          <w:sz w:val="14"/>
+                          <w:szCs w:val="14"/>
+                        </w:rPr>
+                      </w:pPr>
+                      <w:r>
+                        <w:rPr>
+                          <w:bCs/>
+                          <w:color w:val="FFFFFF" w:themeColor="background1"/>
+                          <w:spacing w:val="-2"/>
+                          <w:sz w:val="14"/>
+                          <w:szCs w:val="14"/>
+                        </w:rPr>
+                        <w:t>Préstamos</w:t>
+                      </w:r>
+                      <w:r>
+                        <w:rPr>
+                          <w:bCs/>
+                          <w:color w:val="FFFFFF" w:themeColor="background1"/>
+                          <w:spacing w:val="-6"/>
+                          <w:sz w:val="14"/>
+                          <w:szCs w:val="14"/>
+                        </w:rPr>
+                        <w:t xml:space="preserve"> </w:t>
+                      </w:r>
+                      <w:r>
+                        <w:rPr>
+                          <w:bCs/>
+                          <w:color w:val="FFFFFF" w:themeColor="background1"/>
+                          <w:spacing w:val="-2"/>
+                          <w:sz w:val="14"/>
+                          <w:szCs w:val="14"/>
+                        </w:rPr>
+                        <w:t>con</w:t>
+                      </w:r>
+                      <w:r>
+                        <w:rPr>
+                          <w:bCs/>
+                          <w:color w:val="FFFFFF" w:themeColor="background1"/>
+                          <w:spacing w:val="-5"/>
+                          <w:sz w:val="14"/>
+                          <w:szCs w:val="14"/>
+                        </w:rPr>
+                        <w:t xml:space="preserve"> </w:t>
+                      </w:r>
+                      <w:r>
+                        <w:rPr>
+                          <w:bCs/>
+                          <w:color w:val="FFFFFF" w:themeColor="background1"/>
+                          <w:spacing w:val="-2"/>
+                          <w:sz w:val="14"/>
+                          <w:szCs w:val="14"/>
+                        </w:rPr>
+                        <w:t>Garantía</w:t>
+                      </w:r>
+                    </w:p>
+                  </w:txbxContent>
+                </v:textbox>
+              </v:shape>
+              <w10:wrap anchorx="page"/>
+            </v:group>
+          </w:pict>
+        </mc:Fallback>
+      </mc:AlternateContent>
     </w:r>
   </w:p>
 </w:hdr>
@@ -9543,294 +11241,9 @@
 <file path=word/numbering.xml><?xml version="1.0" encoding="utf-8"?>
 <w:numbering xmlns:wpc="http://schemas.microsoft.com/office/word/2010/wordprocessingCanvas" xmlns:cx="http://schemas.microsoft.com/office/drawing/2014/chartex" xmlns:cx1="http://schemas.microsoft.com/office/drawing/2015/9/8/chartex" xmlns:cx2="http://schemas.microsoft.com/office/drawing/2015/10/21/chartex" xmlns:cx3="http://schemas.microsoft.com/office/drawing/2016/5/9/chartex" xmlns:cx4="http://schemas.microsoft.com/office/drawing/2016/5/10/chartex" xmlns:cx5="http://schemas.microsoft.com/office/drawing/2016/5/11/chartex" xmlns:cx6="http://schemas.microsoft.com/office/drawing/2016/5/12/chartex" xmlns:cx7="http://schemas.microsoft.com/office/drawing/2016/5/13/chartex" xmlns:cx8="http://schemas.microsoft.com/office/drawing/2016/5/14/chartex" xmlns:mc="http://schemas.openxmlformats.org/markup-compatibility/2006" xmlns:aink="http://schemas.microsoft.com/office/drawing/2016/ink" xmlns:am3d="http://schemas.microsoft.com/office/drawing/2017/model3d" xmlns:o="urn:schemas-microsoft-com:office:office" xmlns:oel="http://schemas.microsoft.com/office/2019/extlst" xmlns:r="http://schemas.openxmlformats.org/officeDocument/2006/relationships" xmlns:m="http://schemas.openxmlformats.org/officeDocument/2006/math" xmlns:v="urn:schemas-microsoft-com:vml" xmlns:wp14="http://schemas.microsoft.com/office/word/2010/wordprocessingDrawing" xmlns:wp="http://schemas.openxmlformats.org/drawingml/2006/wordprocessingDrawing" xmlns:w10="urn:schemas-microsoft-com:office:word" xmlns:w="http://schemas.openxmlformats.org/wordprocessingml/2006/main" xmlns:w14="http://schemas.microsoft.com/office/word/2010/wordml" xmlns:w15="http://schemas.microsoft.com/office/word/2012/wordml" xmlns:w16cex="http://schemas.microsoft.com/office/word/2018/wordml/cex" xmlns:w16cid="http://schemas.microsoft.com/office/word/2016/wordml/cid" xmlns:w16="http://schemas.microsoft.com/office/word/2018/wordml" xmlns:w16sdtdh="http://schemas.microsoft.com/office/word/2020/wordml/sdtdatahash" xmlns:w16se="http://schemas.microsoft.com/office/word/2015/wordml/symex" xmlns:wpg="http://schemas.microsoft.com/office/word/2010/wordprocessingGroup" xmlns:wpi="http://schemas.microsoft.com/office/word/2010/wordprocessingInk" xmlns:wne="http://schemas.microsoft.com/office/word/2006/wordml" xmlns:wps="http://schemas.microsoft.com/office/word/2010/wordprocessingShape" mc:Ignorable="w14 w15 w16se w16cid w16 w16cex w16sdtdh wp14">
   <w:abstractNum w:abstractNumId="0" w15:restartNumberingAfterBreak="0">
-    <w:nsid w:val="00043700"/>
-    <w:multiLevelType w:val="hybridMultilevel"/>
-    <w:tmpl w:val="6682F042"/>
-    <w:lvl w:ilvl="0" w:tplc="280A0017">
-      <w:start w:val="1"/>
-      <w:numFmt w:val="lowerLetter"/>
-      <w:lvlText w:val="%1)"/>
-      <w:lvlJc w:val="left"/>
-      <w:pPr>
-        <w:ind w:left="360" w:hanging="360"/>
-      </w:pPr>
-    </w:lvl>
-    <w:lvl w:ilvl="1" w:tplc="280A0019" w:tentative="1">
-      <w:start w:val="1"/>
-      <w:numFmt w:val="lowerLetter"/>
-      <w:lvlText w:val="%2."/>
-      <w:lvlJc w:val="left"/>
-      <w:pPr>
-        <w:ind w:left="1080" w:hanging="360"/>
-      </w:pPr>
-    </w:lvl>
-    <w:lvl w:ilvl="2" w:tplc="280A001B" w:tentative="1">
-      <w:start w:val="1"/>
-      <w:numFmt w:val="lowerRoman"/>
-      <w:lvlText w:val="%3."/>
-      <w:lvlJc w:val="right"/>
-      <w:pPr>
-        <w:ind w:left="1800" w:hanging="180"/>
-      </w:pPr>
-    </w:lvl>
-    <w:lvl w:ilvl="3" w:tplc="280A000F" w:tentative="1">
-      <w:start w:val="1"/>
-      <w:numFmt w:val="decimal"/>
-      <w:lvlText w:val="%4."/>
-      <w:lvlJc w:val="left"/>
-      <w:pPr>
-        <w:ind w:left="2520" w:hanging="360"/>
-      </w:pPr>
-    </w:lvl>
-    <w:lvl w:ilvl="4" w:tplc="280A0019" w:tentative="1">
-      <w:start w:val="1"/>
-      <w:numFmt w:val="lowerLetter"/>
-      <w:lvlText w:val="%5."/>
-      <w:lvlJc w:val="left"/>
-      <w:pPr>
-        <w:ind w:left="3240" w:hanging="360"/>
-      </w:pPr>
-    </w:lvl>
-    <w:lvl w:ilvl="5" w:tplc="280A001B" w:tentative="1">
-      <w:start w:val="1"/>
-      <w:numFmt w:val="lowerRoman"/>
-      <w:lvlText w:val="%6."/>
-      <w:lvlJc w:val="right"/>
-      <w:pPr>
-        <w:ind w:left="3960" w:hanging="180"/>
-      </w:pPr>
-    </w:lvl>
-    <w:lvl w:ilvl="6" w:tplc="280A000F" w:tentative="1">
-      <w:start w:val="1"/>
-      <w:numFmt w:val="decimal"/>
-      <w:lvlText w:val="%7."/>
-      <w:lvlJc w:val="left"/>
-      <w:pPr>
-        <w:ind w:left="4680" w:hanging="360"/>
-      </w:pPr>
-    </w:lvl>
-    <w:lvl w:ilvl="7" w:tplc="280A0019" w:tentative="1">
-      <w:start w:val="1"/>
-      <w:numFmt w:val="lowerLetter"/>
-      <w:lvlText w:val="%8."/>
-      <w:lvlJc w:val="left"/>
-      <w:pPr>
-        <w:ind w:left="5400" w:hanging="360"/>
-      </w:pPr>
-    </w:lvl>
-    <w:lvl w:ilvl="8" w:tplc="280A001B" w:tentative="1">
-      <w:start w:val="1"/>
-      <w:numFmt w:val="lowerRoman"/>
-      <w:lvlText w:val="%9."/>
-      <w:lvlJc w:val="right"/>
-      <w:pPr>
-        <w:ind w:left="6120" w:hanging="180"/>
-      </w:pPr>
-    </w:lvl>
-  </w:abstractNum>
-  <w:abstractNum w:abstractNumId="1" w15:restartNumberingAfterBreak="0">
-    <w:nsid w:val="00114907"/>
-    <w:multiLevelType w:val="hybridMultilevel"/>
-    <w:tmpl w:val="C34272AA"/>
-    <w:lvl w:ilvl="0" w:tplc="280A0001">
-      <w:start w:val="1"/>
-      <w:numFmt w:val="bullet"/>
-      <w:lvlText w:val=""/>
-      <w:lvlJc w:val="left"/>
-      <w:pPr>
-        <w:ind w:left="720" w:hanging="360"/>
-      </w:pPr>
-      <w:rPr>
-        <w:rFonts w:ascii="Symbol" w:hAnsi="Symbol" w:hint="default"/>
-      </w:rPr>
-    </w:lvl>
-    <w:lvl w:ilvl="1" w:tplc="280A0003" w:tentative="1">
-      <w:start w:val="1"/>
-      <w:numFmt w:val="bullet"/>
-      <w:lvlText w:val="o"/>
-      <w:lvlJc w:val="left"/>
-      <w:pPr>
-        <w:ind w:left="1440" w:hanging="360"/>
-      </w:pPr>
-      <w:rPr>
-        <w:rFonts w:ascii="Courier New" w:hAnsi="Courier New" w:cs="Courier New" w:hint="default"/>
-      </w:rPr>
-    </w:lvl>
-    <w:lvl w:ilvl="2" w:tplc="280A0005" w:tentative="1">
-      <w:start w:val="1"/>
-      <w:numFmt w:val="bullet"/>
-      <w:lvlText w:val=""/>
-      <w:lvlJc w:val="left"/>
-      <w:pPr>
-        <w:ind w:left="2160" w:hanging="360"/>
-      </w:pPr>
-      <w:rPr>
-        <w:rFonts w:ascii="Wingdings" w:hAnsi="Wingdings" w:hint="default"/>
-      </w:rPr>
-    </w:lvl>
-    <w:lvl w:ilvl="3" w:tplc="280A0001" w:tentative="1">
-      <w:start w:val="1"/>
-      <w:numFmt w:val="bullet"/>
-      <w:lvlText w:val=""/>
-      <w:lvlJc w:val="left"/>
-      <w:pPr>
-        <w:ind w:left="2880" w:hanging="360"/>
-      </w:pPr>
-      <w:rPr>
-        <w:rFonts w:ascii="Symbol" w:hAnsi="Symbol" w:hint="default"/>
-      </w:rPr>
-    </w:lvl>
-    <w:lvl w:ilvl="4" w:tplc="280A0003" w:tentative="1">
-      <w:start w:val="1"/>
-      <w:numFmt w:val="bullet"/>
-      <w:lvlText w:val="o"/>
-      <w:lvlJc w:val="left"/>
-      <w:pPr>
-        <w:ind w:left="3600" w:hanging="360"/>
-      </w:pPr>
-      <w:rPr>
-        <w:rFonts w:ascii="Courier New" w:hAnsi="Courier New" w:cs="Courier New" w:hint="default"/>
-      </w:rPr>
-    </w:lvl>
-    <w:lvl w:ilvl="5" w:tplc="280A0005" w:tentative="1">
-      <w:start w:val="1"/>
-      <w:numFmt w:val="bullet"/>
-      <w:lvlText w:val=""/>
-      <w:lvlJc w:val="left"/>
-      <w:pPr>
-        <w:ind w:left="4320" w:hanging="360"/>
-      </w:pPr>
-      <w:rPr>
-        <w:rFonts w:ascii="Wingdings" w:hAnsi="Wingdings" w:hint="default"/>
-      </w:rPr>
-    </w:lvl>
-    <w:lvl w:ilvl="6" w:tplc="280A0001" w:tentative="1">
-      <w:start w:val="1"/>
-      <w:numFmt w:val="bullet"/>
-      <w:lvlText w:val=""/>
-      <w:lvlJc w:val="left"/>
-      <w:pPr>
-        <w:ind w:left="5040" w:hanging="360"/>
-      </w:pPr>
-      <w:rPr>
-        <w:rFonts w:ascii="Symbol" w:hAnsi="Symbol" w:hint="default"/>
-      </w:rPr>
-    </w:lvl>
-    <w:lvl w:ilvl="7" w:tplc="280A0003" w:tentative="1">
-      <w:start w:val="1"/>
-      <w:numFmt w:val="bullet"/>
-      <w:lvlText w:val="o"/>
-      <w:lvlJc w:val="left"/>
-      <w:pPr>
-        <w:ind w:left="5760" w:hanging="360"/>
-      </w:pPr>
-      <w:rPr>
-        <w:rFonts w:ascii="Courier New" w:hAnsi="Courier New" w:cs="Courier New" w:hint="default"/>
-      </w:rPr>
-    </w:lvl>
-    <w:lvl w:ilvl="8" w:tplc="280A0005" w:tentative="1">
-      <w:start w:val="1"/>
-      <w:numFmt w:val="bullet"/>
-      <w:lvlText w:val=""/>
-      <w:lvlJc w:val="left"/>
-      <w:pPr>
-        <w:ind w:left="6480" w:hanging="360"/>
-      </w:pPr>
-      <w:rPr>
-        <w:rFonts w:ascii="Wingdings" w:hAnsi="Wingdings" w:hint="default"/>
-      </w:rPr>
-    </w:lvl>
-  </w:abstractNum>
-  <w:abstractNum w:abstractNumId="2" w15:restartNumberingAfterBreak="0">
-    <w:nsid w:val="052A52F0"/>
-    <w:multiLevelType w:val="hybridMultilevel"/>
-    <w:tmpl w:val="18C6E556"/>
-    <w:lvl w:ilvl="0" w:tplc="280A0017">
-      <w:start w:val="1"/>
-      <w:numFmt w:val="lowerLetter"/>
-      <w:lvlText w:val="%1)"/>
-      <w:lvlJc w:val="left"/>
-      <w:pPr>
-        <w:ind w:left="360" w:hanging="360"/>
-      </w:pPr>
-    </w:lvl>
-    <w:lvl w:ilvl="1" w:tplc="280A0019" w:tentative="1">
-      <w:start w:val="1"/>
-      <w:numFmt w:val="lowerLetter"/>
-      <w:lvlText w:val="%2."/>
-      <w:lvlJc w:val="left"/>
-      <w:pPr>
-        <w:ind w:left="589" w:hanging="360"/>
-      </w:pPr>
-    </w:lvl>
-    <w:lvl w:ilvl="2" w:tplc="280A001B" w:tentative="1">
-      <w:start w:val="1"/>
-      <w:numFmt w:val="lowerRoman"/>
-      <w:lvlText w:val="%3."/>
-      <w:lvlJc w:val="right"/>
-      <w:pPr>
-        <w:ind w:left="1309" w:hanging="180"/>
-      </w:pPr>
-    </w:lvl>
-    <w:lvl w:ilvl="3" w:tplc="280A000F" w:tentative="1">
-      <w:start w:val="1"/>
-      <w:numFmt w:val="decimal"/>
-      <w:lvlText w:val="%4."/>
-      <w:lvlJc w:val="left"/>
-      <w:pPr>
-        <w:ind w:left="2029" w:hanging="360"/>
-      </w:pPr>
-    </w:lvl>
-    <w:lvl w:ilvl="4" w:tplc="280A0019" w:tentative="1">
-      <w:start w:val="1"/>
-      <w:numFmt w:val="lowerLetter"/>
-      <w:lvlText w:val="%5."/>
-      <w:lvlJc w:val="left"/>
-      <w:pPr>
-        <w:ind w:left="2749" w:hanging="360"/>
-      </w:pPr>
-    </w:lvl>
-    <w:lvl w:ilvl="5" w:tplc="280A001B" w:tentative="1">
-      <w:start w:val="1"/>
-      <w:numFmt w:val="lowerRoman"/>
-      <w:lvlText w:val="%6."/>
-      <w:lvlJc w:val="right"/>
-      <w:pPr>
-        <w:ind w:left="3469" w:hanging="180"/>
-      </w:pPr>
-    </w:lvl>
-    <w:lvl w:ilvl="6" w:tplc="280A000F" w:tentative="1">
-      <w:start w:val="1"/>
-      <w:numFmt w:val="decimal"/>
-      <w:lvlText w:val="%7."/>
-      <w:lvlJc w:val="left"/>
-      <w:pPr>
-        <w:ind w:left="4189" w:hanging="360"/>
-      </w:pPr>
-    </w:lvl>
-    <w:lvl w:ilvl="7" w:tplc="280A0019" w:tentative="1">
-      <w:start w:val="1"/>
-      <w:numFmt w:val="lowerLetter"/>
-      <w:lvlText w:val="%8."/>
-      <w:lvlJc w:val="left"/>
-      <w:pPr>
-        <w:ind w:left="4909" w:hanging="360"/>
-      </w:pPr>
-    </w:lvl>
-    <w:lvl w:ilvl="8" w:tplc="280A001B" w:tentative="1">
-      <w:start w:val="1"/>
-      <w:numFmt w:val="lowerRoman"/>
-      <w:lvlText w:val="%9."/>
-      <w:lvlJc w:val="right"/>
-      <w:pPr>
-        <w:ind w:left="5629" w:hanging="180"/>
-      </w:pPr>
-    </w:lvl>
-  </w:abstractNum>
-  <w:abstractNum w:abstractNumId="3" w15:restartNumberingAfterBreak="0">
-    <w:nsid w:val="1CC0202B"/>
+    <w:nsid w:val="0FD47B4A"/>
     <w:multiLevelType w:val="multilevel"/>
-    <w:tmpl w:val="7A3240E0"/>
+    <w:tmpl w:val="5492D3D2"/>
     <w:lvl w:ilvl="0">
       <w:start w:val="1"/>
       <w:numFmt w:val="bullet"/>
@@ -9976,185 +11389,10 @@
       </w:rPr>
     </w:lvl>
   </w:abstractNum>
-  <w:abstractNum w:abstractNumId="4" w15:restartNumberingAfterBreak="0">
-    <w:nsid w:val="1E6C5C5C"/>
-    <w:multiLevelType w:val="hybridMultilevel"/>
-    <w:tmpl w:val="7C1A6E44"/>
-    <w:lvl w:ilvl="0" w:tplc="280A0017">
-      <w:start w:val="7"/>
-      <w:numFmt w:val="lowerLetter"/>
-      <w:lvlText w:val="%1)"/>
-      <w:lvlJc w:val="left"/>
-      <w:pPr>
-        <w:ind w:left="720" w:hanging="360"/>
-      </w:pPr>
-      <w:rPr>
-        <w:rFonts w:hint="default"/>
-      </w:rPr>
-    </w:lvl>
-    <w:lvl w:ilvl="1" w:tplc="280A0019" w:tentative="1">
-      <w:start w:val="1"/>
-      <w:numFmt w:val="lowerLetter"/>
-      <w:lvlText w:val="%2."/>
-      <w:lvlJc w:val="left"/>
-      <w:pPr>
-        <w:ind w:left="1440" w:hanging="360"/>
-      </w:pPr>
-    </w:lvl>
-    <w:lvl w:ilvl="2" w:tplc="280A001B" w:tentative="1">
-      <w:start w:val="1"/>
-      <w:numFmt w:val="lowerRoman"/>
-      <w:lvlText w:val="%3."/>
-      <w:lvlJc w:val="right"/>
-      <w:pPr>
-        <w:ind w:left="2160" w:hanging="180"/>
-      </w:pPr>
-    </w:lvl>
-    <w:lvl w:ilvl="3" w:tplc="280A000F" w:tentative="1">
-      <w:start w:val="1"/>
-      <w:numFmt w:val="decimal"/>
-      <w:lvlText w:val="%4."/>
-      <w:lvlJc w:val="left"/>
-      <w:pPr>
-        <w:ind w:left="2880" w:hanging="360"/>
-      </w:pPr>
-    </w:lvl>
-    <w:lvl w:ilvl="4" w:tplc="280A0019" w:tentative="1">
-      <w:start w:val="1"/>
-      <w:numFmt w:val="lowerLetter"/>
-      <w:lvlText w:val="%5."/>
-      <w:lvlJc w:val="left"/>
-      <w:pPr>
-        <w:ind w:left="3600" w:hanging="360"/>
-      </w:pPr>
-    </w:lvl>
-    <w:lvl w:ilvl="5" w:tplc="280A001B" w:tentative="1">
-      <w:start w:val="1"/>
-      <w:numFmt w:val="lowerRoman"/>
-      <w:lvlText w:val="%6."/>
-      <w:lvlJc w:val="right"/>
-      <w:pPr>
-        <w:ind w:left="4320" w:hanging="180"/>
-      </w:pPr>
-    </w:lvl>
-    <w:lvl w:ilvl="6" w:tplc="280A000F" w:tentative="1">
-      <w:start w:val="1"/>
-      <w:numFmt w:val="decimal"/>
-      <w:lvlText w:val="%7."/>
-      <w:lvlJc w:val="left"/>
-      <w:pPr>
-        <w:ind w:left="5040" w:hanging="360"/>
-      </w:pPr>
-    </w:lvl>
-    <w:lvl w:ilvl="7" w:tplc="280A0019" w:tentative="1">
-      <w:start w:val="1"/>
-      <w:numFmt w:val="lowerLetter"/>
-      <w:lvlText w:val="%8."/>
-      <w:lvlJc w:val="left"/>
-      <w:pPr>
-        <w:ind w:left="5760" w:hanging="360"/>
-      </w:pPr>
-    </w:lvl>
-    <w:lvl w:ilvl="8" w:tplc="280A001B" w:tentative="1">
-      <w:start w:val="1"/>
-      <w:numFmt w:val="lowerRoman"/>
-      <w:lvlText w:val="%9."/>
-      <w:lvlJc w:val="right"/>
-      <w:pPr>
-        <w:ind w:left="6480" w:hanging="180"/>
-      </w:pPr>
-    </w:lvl>
-  </w:abstractNum>
-  <w:abstractNum w:abstractNumId="5" w15:restartNumberingAfterBreak="0">
-    <w:nsid w:val="21CD730F"/>
-    <w:multiLevelType w:val="hybridMultilevel"/>
-    <w:tmpl w:val="BB74C10C"/>
-    <w:lvl w:ilvl="0" w:tplc="280A0017">
-      <w:start w:val="1"/>
-      <w:numFmt w:val="lowerLetter"/>
-      <w:lvlText w:val="%1)"/>
-      <w:lvlJc w:val="left"/>
-      <w:pPr>
-        <w:ind w:left="-131" w:hanging="360"/>
-      </w:pPr>
-    </w:lvl>
-    <w:lvl w:ilvl="1" w:tplc="280A0019" w:tentative="1">
-      <w:start w:val="1"/>
-      <w:numFmt w:val="lowerLetter"/>
-      <w:lvlText w:val="%2."/>
-      <w:lvlJc w:val="left"/>
-      <w:pPr>
-        <w:ind w:left="589" w:hanging="360"/>
-      </w:pPr>
-    </w:lvl>
-    <w:lvl w:ilvl="2" w:tplc="280A001B" w:tentative="1">
-      <w:start w:val="1"/>
-      <w:numFmt w:val="lowerRoman"/>
-      <w:lvlText w:val="%3."/>
-      <w:lvlJc w:val="right"/>
-      <w:pPr>
-        <w:ind w:left="1309" w:hanging="180"/>
-      </w:pPr>
-    </w:lvl>
-    <w:lvl w:ilvl="3" w:tplc="280A000F" w:tentative="1">
-      <w:start w:val="1"/>
-      <w:numFmt w:val="decimal"/>
-      <w:lvlText w:val="%4."/>
-      <w:lvlJc w:val="left"/>
-      <w:pPr>
-        <w:ind w:left="2029" w:hanging="360"/>
-      </w:pPr>
-    </w:lvl>
-    <w:lvl w:ilvl="4" w:tplc="280A0019" w:tentative="1">
-      <w:start w:val="1"/>
-      <w:numFmt w:val="lowerLetter"/>
-      <w:lvlText w:val="%5."/>
-      <w:lvlJc w:val="left"/>
-      <w:pPr>
-        <w:ind w:left="2749" w:hanging="360"/>
-      </w:pPr>
-    </w:lvl>
-    <w:lvl w:ilvl="5" w:tplc="280A001B" w:tentative="1">
-      <w:start w:val="1"/>
-      <w:numFmt w:val="lowerRoman"/>
-      <w:lvlText w:val="%6."/>
-      <w:lvlJc w:val="right"/>
-      <w:pPr>
-        <w:ind w:left="3469" w:hanging="180"/>
-      </w:pPr>
-    </w:lvl>
-    <w:lvl w:ilvl="6" w:tplc="280A000F" w:tentative="1">
-      <w:start w:val="1"/>
-      <w:numFmt w:val="decimal"/>
-      <w:lvlText w:val="%7."/>
-      <w:lvlJc w:val="left"/>
-      <w:pPr>
-        <w:ind w:left="4189" w:hanging="360"/>
-      </w:pPr>
-    </w:lvl>
-    <w:lvl w:ilvl="7" w:tplc="280A0019" w:tentative="1">
-      <w:start w:val="1"/>
-      <w:numFmt w:val="lowerLetter"/>
-      <w:lvlText w:val="%8."/>
-      <w:lvlJc w:val="left"/>
-      <w:pPr>
-        <w:ind w:left="4909" w:hanging="360"/>
-      </w:pPr>
-    </w:lvl>
-    <w:lvl w:ilvl="8" w:tplc="280A001B" w:tentative="1">
-      <w:start w:val="1"/>
-      <w:numFmt w:val="lowerRoman"/>
-      <w:lvlText w:val="%9."/>
-      <w:lvlJc w:val="right"/>
-      <w:pPr>
-        <w:ind w:left="5629" w:hanging="180"/>
-      </w:pPr>
-    </w:lvl>
-  </w:abstractNum>
-  <w:abstractNum w:abstractNumId="6" w15:restartNumberingAfterBreak="0">
-    <w:nsid w:val="23B10661"/>
+  <w:abstractNum w:abstractNumId="1" w15:restartNumberingAfterBreak="0">
+    <w:nsid w:val="4DD223BF"/>
     <w:multiLevelType w:val="multilevel"/>
-    <w:tmpl w:val="ADAE8C32"/>
+    <w:tmpl w:val="3CC6E1EE"/>
     <w:lvl w:ilvl="0">
       <w:start w:val="1"/>
       <w:numFmt w:val="bullet"/>
@@ -10174,7 +11412,7 @@
     <w:lvl w:ilvl="1" w:tentative="1">
       <w:start w:val="1"/>
       <w:numFmt w:val="bullet"/>
-      <w:lvlText w:val=""/>
+      <w:lvlText w:val="o"/>
       <w:lvlJc w:val="left"/>
       <w:pPr>
         <w:tabs>
@@ -10183,14 +11421,14 @@
         <w:ind w:left="1440" w:hanging="360"/>
       </w:pPr>
       <w:rPr>
-        <w:rFonts w:ascii="Symbol" w:hAnsi="Symbol" w:hint="default"/>
+        <w:rFonts w:ascii="Courier New" w:hAnsi="Courier New" w:hint="default"/>
         <w:sz w:val="20"/>
       </w:rPr>
     </w:lvl>
     <w:lvl w:ilvl="2" w:tentative="1">
       <w:start w:val="1"/>
       <w:numFmt w:val="bullet"/>
-      <w:lvlText w:val=""/>
+      <w:lvlText w:val=""/>
       <w:lvlJc w:val="left"/>
       <w:pPr>
         <w:tabs>
@@ -10199,14 +11437,14 @@
         <w:ind w:left="2160" w:hanging="360"/>
       </w:pPr>
       <w:rPr>
-        <w:rFonts w:ascii="Symbol" w:hAnsi="Symbol" w:hint="default"/>
+        <w:rFonts w:ascii="Wingdings" w:hAnsi="Wingdings" w:hint="default"/>
         <w:sz w:val="20"/>
       </w:rPr>
     </w:lvl>
     <w:lvl w:ilvl="3" w:tentative="1">
       <w:start w:val="1"/>
       <w:numFmt w:val="bullet"/>
-      <w:lvlText w:val=""/>
+      <w:lvlText w:val=""/>
       <w:lvlJc w:val="left"/>
       <w:pPr>
         <w:tabs>
@@ -10215,14 +11453,14 @@
         <w:ind w:left="2880" w:hanging="360"/>
       </w:pPr>
       <w:rPr>
-        <w:rFonts w:ascii="Symbol" w:hAnsi="Symbol" w:hint="default"/>
+        <w:rFonts w:ascii="Wingdings" w:hAnsi="Wingdings" w:hint="default"/>
         <w:sz w:val="20"/>
       </w:rPr>
     </w:lvl>
     <w:lvl w:ilvl="4" w:tentative="1">
       <w:start w:val="1"/>
       <w:numFmt w:val="bullet"/>
-      <w:lvlText w:val=""/>
+      <w:lvlText w:val=""/>
       <w:lvlJc w:val="left"/>
       <w:pPr>
         <w:tabs>
@@ -10231,14 +11469,14 @@
         <w:ind w:left="3600" w:hanging="360"/>
       </w:pPr>
       <w:rPr>
-        <w:rFonts w:ascii="Symbol" w:hAnsi="Symbol" w:hint="default"/>
+        <w:rFonts w:ascii="Wingdings" w:hAnsi="Wingdings" w:hint="default"/>
         <w:sz w:val="20"/>
       </w:rPr>
     </w:lvl>
     <w:lvl w:ilvl="5" w:tentative="1">
       <w:start w:val="1"/>
       <w:numFmt w:val="bullet"/>
-      <w:lvlText w:val=""/>
+      <w:lvlText w:val=""/>
       <w:lvlJc w:val="left"/>
       <w:pPr>
         <w:tabs>
@@ -10247,14 +11485,14 @@
         <w:ind w:left="4320" w:hanging="360"/>
       </w:pPr>
       <w:rPr>
-        <w:rFonts w:ascii="Symbol" w:hAnsi="Symbol" w:hint="default"/>
+        <w:rFonts w:ascii="Wingdings" w:hAnsi="Wingdings" w:hint="default"/>
         <w:sz w:val="20"/>
       </w:rPr>
     </w:lvl>
     <w:lvl w:ilvl="6" w:tentative="1">
       <w:start w:val="1"/>
       <w:numFmt w:val="bullet"/>
-      <w:lvlText w:val=""/>
+      <w:lvlText w:val=""/>
       <w:lvlJc w:val="left"/>
       <w:pPr>
         <w:tabs>
@@ -10263,14 +11501,14 @@
         <w:ind w:left="5040" w:hanging="360"/>
       </w:pPr>
       <w:rPr>
-        <w:rFonts w:ascii="Symbol" w:hAnsi="Symbol" w:hint="default"/>
+        <w:rFonts w:ascii="Wingdings" w:hAnsi="Wingdings" w:hint="default"/>
         <w:sz w:val="20"/>
       </w:rPr>
     </w:lvl>
     <w:lvl w:ilvl="7" w:tentative="1">
       <w:start w:val="1"/>
       <w:numFmt w:val="bullet"/>
-      <w:lvlText w:val=""/>
+      <w:lvlText w:val=""/>
       <w:lvlJc w:val="left"/>
       <w:pPr>
         <w:tabs>
@@ -10279,128 +11517,485 @@
         <w:ind w:left="5760" w:hanging="360"/>
       </w:pPr>
       <w:rPr>
-        <w:rFonts w:ascii="Symbol" w:hAnsi="Symbol" w:hint="default"/>
+        <w:rFonts w:ascii="Wingdings" w:hAnsi="Wingdings" w:hint="default"/>
         <w:sz w:val="20"/>
       </w:rPr>
     </w:lvl>
     <w:lvl w:ilvl="8" w:tentative="1">
       <w:start w:val="1"/>
       <w:numFmt w:val="bullet"/>
-      <w:lvlText w:val=""/>
+      <w:lvlText w:val=""/>
       <w:lvlJc w:val="left"/>
       <w:pPr>
         <w:tabs>
           <w:tab w:val="num" w:pos="6480"/>
         </w:tabs>
         <w:ind w:left="6480" w:hanging="360"/>
+      </w:pPr>
+      <w:rPr>
+        <w:rFonts w:ascii="Wingdings" w:hAnsi="Wingdings" w:hint="default"/>
+        <w:sz w:val="20"/>
+      </w:rPr>
+    </w:lvl>
+  </w:abstractNum>
+  <w:abstractNum w:abstractNumId="2" w15:restartNumberingAfterBreak="0">
+    <w:nsid w:val="4FB233F9"/>
+    <w:multiLevelType w:val="multilevel"/>
+    <w:tmpl w:val="31EA6B1C"/>
+    <w:lvl w:ilvl="0">
+      <w:start w:val="1"/>
+      <w:numFmt w:val="bullet"/>
+      <w:lvlText w:val=""/>
+      <w:lvlJc w:val="left"/>
+      <w:pPr>
+        <w:tabs>
+          <w:tab w:val="num" w:pos="720"/>
+        </w:tabs>
+        <w:ind w:left="720" w:hanging="360"/>
       </w:pPr>
       <w:rPr>
         <w:rFonts w:ascii="Symbol" w:hAnsi="Symbol" w:hint="default"/>
         <w:sz w:val="20"/>
       </w:rPr>
     </w:lvl>
-  </w:abstractNum>
-  <w:abstractNum w:abstractNumId="7" w15:restartNumberingAfterBreak="0">
-    <w:nsid w:val="260A754E"/>
-    <w:multiLevelType w:val="hybridMultilevel"/>
-    <w:tmpl w:val="156E9E7A"/>
-    <w:lvl w:ilvl="0" w:tplc="0F327376">
+    <w:lvl w:ilvl="1" w:tentative="1">
       <w:start w:val="1"/>
-      <w:numFmt w:val="lowerLetter"/>
-      <w:lvlText w:val="%1)"/>
+      <w:numFmt w:val="bullet"/>
+      <w:lvlText w:val="o"/>
       <w:lvlJc w:val="left"/>
       <w:pPr>
-        <w:ind w:left="-491" w:hanging="360"/>
+        <w:tabs>
+          <w:tab w:val="num" w:pos="1440"/>
+        </w:tabs>
+        <w:ind w:left="1440" w:hanging="360"/>
       </w:pPr>
       <w:rPr>
-        <w:rFonts w:hint="default"/>
-        <w:b/>
+        <w:rFonts w:ascii="Courier New" w:hAnsi="Courier New" w:hint="default"/>
+        <w:sz w:val="20"/>
       </w:rPr>
     </w:lvl>
-    <w:lvl w:ilvl="1" w:tplc="280A0019" w:tentative="1">
+    <w:lvl w:ilvl="2" w:tentative="1">
       <w:start w:val="1"/>
-      <w:numFmt w:val="lowerLetter"/>
-      <w:lvlText w:val="%2."/>
+      <w:numFmt w:val="bullet"/>
+      <w:lvlText w:val=""/>
       <w:lvlJc w:val="left"/>
       <w:pPr>
-        <w:ind w:left="229" w:hanging="360"/>
-      </w:pPr>
+        <w:tabs>
+          <w:tab w:val="num" w:pos="2160"/>
+        </w:tabs>
+        <w:ind w:left="2160" w:hanging="360"/>
+      </w:pPr>
+      <w:rPr>
+        <w:rFonts w:ascii="Wingdings" w:hAnsi="Wingdings" w:hint="default"/>
+        <w:sz w:val="20"/>
+      </w:rPr>
     </w:lvl>
-    <w:lvl w:ilvl="2" w:tplc="280A001B" w:tentative="1">
+    <w:lvl w:ilvl="3" w:tentative="1">
       <w:start w:val="1"/>
-      <w:numFmt w:val="lowerRoman"/>
-      <w:lvlText w:val="%3."/>
-      <w:lvlJc w:val="right"/>
-      <w:pPr>
-        <w:ind w:left="949" w:hanging="180"/>
-      </w:pPr>
+      <w:numFmt w:val="bullet"/>
+      <w:lvlText w:val=""/>
+      <w:lvlJc w:val="left"/>
+      <w:pPr>
+        <w:tabs>
+          <w:tab w:val="num" w:pos="2880"/>
+        </w:tabs>
+        <w:ind w:left="2880" w:hanging="360"/>
+      </w:pPr>
+      <w:rPr>
+        <w:rFonts w:ascii="Wingdings" w:hAnsi="Wingdings" w:hint="default"/>
+        <w:sz w:val="20"/>
+      </w:rPr>
     </w:lvl>
-    <w:lvl w:ilvl="3" w:tplc="280A000F" w:tentative="1">
+    <w:lvl w:ilvl="4" w:tentative="1">
       <w:start w:val="1"/>
-      <w:numFmt w:val="decimal"/>
-      <w:lvlText w:val="%4."/>
+      <w:numFmt w:val="bullet"/>
+      <w:lvlText w:val=""/>
       <w:lvlJc w:val="left"/>
       <w:pPr>
-        <w:ind w:left="1669" w:hanging="360"/>
-      </w:pPr>
+        <w:tabs>
+          <w:tab w:val="num" w:pos="3600"/>
+        </w:tabs>
+        <w:ind w:left="3600" w:hanging="360"/>
+      </w:pPr>
+      <w:rPr>
+        <w:rFonts w:ascii="Wingdings" w:hAnsi="Wingdings" w:hint="default"/>
+        <w:sz w:val="20"/>
+      </w:rPr>
     </w:lvl>
-    <w:lvl w:ilvl="4" w:tplc="280A0019" w:tentative="1">
+    <w:lvl w:ilvl="5" w:tentative="1">
       <w:start w:val="1"/>
-      <w:numFmt w:val="lowerLetter"/>
-      <w:lvlText w:val="%5."/>
+      <w:numFmt w:val="bullet"/>
+      <w:lvlText w:val=""/>
       <w:lvlJc w:val="left"/>
       <w:pPr>
-        <w:ind w:left="2389" w:hanging="360"/>
-      </w:pPr>
+        <w:tabs>
+          <w:tab w:val="num" w:pos="4320"/>
+        </w:tabs>
+        <w:ind w:left="4320" w:hanging="360"/>
+      </w:pPr>
+      <w:rPr>
+        <w:rFonts w:ascii="Wingdings" w:hAnsi="Wingdings" w:hint="default"/>
+        <w:sz w:val="20"/>
+      </w:rPr>
     </w:lvl>
-    <w:lvl w:ilvl="5" w:tplc="280A001B" w:tentative="1">
+    <w:lvl w:ilvl="6" w:tentative="1">
       <w:start w:val="1"/>
-      <w:numFmt w:val="lowerRoman"/>
-      <w:lvlText w:val="%6."/>
-      <w:lvlJc w:val="right"/>
-      <w:pPr>
-        <w:ind w:left="3109" w:hanging="180"/>
-      </w:pPr>
+      <w:numFmt w:val="bullet"/>
+      <w:lvlText w:val=""/>
+      <w:lvlJc w:val="left"/>
+      <w:pPr>
+        <w:tabs>
+          <w:tab w:val="num" w:pos="5040"/>
+        </w:tabs>
+        <w:ind w:left="5040" w:hanging="360"/>
+      </w:pPr>
+      <w:rPr>
+        <w:rFonts w:ascii="Wingdings" w:hAnsi="Wingdings" w:hint="default"/>
+        <w:sz w:val="20"/>
+      </w:rPr>
     </w:lvl>
-    <w:lvl w:ilvl="6" w:tplc="280A000F" w:tentative="1">
+    <w:lvl w:ilvl="7" w:tentative="1">
       <w:start w:val="1"/>
-      <w:numFmt w:val="decimal"/>
-      <w:lvlText w:val="%7."/>
+      <w:numFmt w:val="bullet"/>
+      <w:lvlText w:val=""/>
       <w:lvlJc w:val="left"/>
       <w:pPr>
-        <w:ind w:left="3829" w:hanging="360"/>
-      </w:pPr>
+        <w:tabs>
+          <w:tab w:val="num" w:pos="5760"/>
+        </w:tabs>
+        <w:ind w:left="5760" w:hanging="360"/>
+      </w:pPr>
+      <w:rPr>
+        <w:rFonts w:ascii="Wingdings" w:hAnsi="Wingdings" w:hint="default"/>
+        <w:sz w:val="20"/>
+      </w:rPr>
     </w:lvl>
-    <w:lvl w:ilvl="7" w:tplc="280A0019" w:tentative="1">
+    <w:lvl w:ilvl="8" w:tentative="1">
       <w:start w:val="1"/>
-      <w:numFmt w:val="lowerLetter"/>
-      <w:lvlText w:val="%8."/>
+      <w:numFmt w:val="bullet"/>
+      <w:lvlText w:val=""/>
       <w:lvlJc w:val="left"/>
       <w:pPr>
-        <w:ind w:left="4549" w:hanging="360"/>
-      </w:pPr>
-    </w:lvl>
-    <w:lvl w:ilvl="8" w:tplc="280A001B" w:tentative="1">
-      <w:start w:val="1"/>
-      <w:numFmt w:val="lowerRoman"/>
-      <w:lvlText w:val="%9."/>
-      <w:lvlJc w:val="right"/>
-      <w:pPr>
-        <w:ind w:left="5269" w:hanging="180"/>
-      </w:pPr>
+        <w:tabs>
+          <w:tab w:val="num" w:pos="6480"/>
+        </w:tabs>
+        <w:ind w:left="6480" w:hanging="360"/>
+      </w:pPr>
+      <w:rPr>
+        <w:rFonts w:ascii="Wingdings" w:hAnsi="Wingdings" w:hint="default"/>
+        <w:sz w:val="20"/>
+      </w:rPr>
     </w:lvl>
   </w:abstractNum>
-  <w:abstractNum w:abstractNumId="8" w15:restartNumberingAfterBreak="0">
-    <w:nsid w:val="264B3C87"/>
+  <w:abstractNum w:abstractNumId="3" w15:restartNumberingAfterBreak="0">
+    <w:nsid w:val="511276BF"/>
+    <w:multiLevelType w:val="multilevel"/>
+    <w:tmpl w:val="B0F2C288"/>
+    <w:lvl w:ilvl="0">
+      <w:start w:val="1"/>
+      <w:numFmt w:val="bullet"/>
+      <w:lvlText w:val=""/>
+      <w:lvlJc w:val="left"/>
+      <w:pPr>
+        <w:tabs>
+          <w:tab w:val="num" w:pos="720"/>
+        </w:tabs>
+        <w:ind w:left="720" w:hanging="360"/>
+      </w:pPr>
+      <w:rPr>
+        <w:rFonts w:ascii="Symbol" w:hAnsi="Symbol" w:hint="default"/>
+        <w:sz w:val="20"/>
+      </w:rPr>
+    </w:lvl>
+    <w:lvl w:ilvl="1" w:tentative="1">
+      <w:start w:val="1"/>
+      <w:numFmt w:val="bullet"/>
+      <w:lvlText w:val="o"/>
+      <w:lvlJc w:val="left"/>
+      <w:pPr>
+        <w:tabs>
+          <w:tab w:val="num" w:pos="1440"/>
+        </w:tabs>
+        <w:ind w:left="1440" w:hanging="360"/>
+      </w:pPr>
+      <w:rPr>
+        <w:rFonts w:ascii="Courier New" w:hAnsi="Courier New" w:hint="default"/>
+        <w:sz w:val="20"/>
+      </w:rPr>
+    </w:lvl>
+    <w:lvl w:ilvl="2" w:tentative="1">
+      <w:start w:val="1"/>
+      <w:numFmt w:val="bullet"/>
+      <w:lvlText w:val=""/>
+      <w:lvlJc w:val="left"/>
+      <w:pPr>
+        <w:tabs>
+          <w:tab w:val="num" w:pos="2160"/>
+        </w:tabs>
+        <w:ind w:left="2160" w:hanging="360"/>
+      </w:pPr>
+      <w:rPr>
+        <w:rFonts w:ascii="Wingdings" w:hAnsi="Wingdings" w:hint="default"/>
+        <w:sz w:val="20"/>
+      </w:rPr>
+    </w:lvl>
+    <w:lvl w:ilvl="3" w:tentative="1">
+      <w:start w:val="1"/>
+      <w:numFmt w:val="bullet"/>
+      <w:lvlText w:val=""/>
+      <w:lvlJc w:val="left"/>
+      <w:pPr>
+        <w:tabs>
+          <w:tab w:val="num" w:pos="2880"/>
+        </w:tabs>
+        <w:ind w:left="2880" w:hanging="360"/>
+      </w:pPr>
+      <w:rPr>
+        <w:rFonts w:ascii="Wingdings" w:hAnsi="Wingdings" w:hint="default"/>
+        <w:sz w:val="20"/>
+      </w:rPr>
+    </w:lvl>
+    <w:lvl w:ilvl="4" w:tentative="1">
+      <w:start w:val="1"/>
+      <w:numFmt w:val="bullet"/>
+      <w:lvlText w:val=""/>
+      <w:lvlJc w:val="left"/>
+      <w:pPr>
+        <w:tabs>
+          <w:tab w:val="num" w:pos="3600"/>
+        </w:tabs>
+        <w:ind w:left="3600" w:hanging="360"/>
+      </w:pPr>
+      <w:rPr>
+        <w:rFonts w:ascii="Wingdings" w:hAnsi="Wingdings" w:hint="default"/>
+        <w:sz w:val="20"/>
+      </w:rPr>
+    </w:lvl>
+    <w:lvl w:ilvl="5" w:tentative="1">
+      <w:start w:val="1"/>
+      <w:numFmt w:val="bullet"/>
+      <w:lvlText w:val=""/>
+      <w:lvlJc w:val="left"/>
+      <w:pPr>
+        <w:tabs>
+          <w:tab w:val="num" w:pos="4320"/>
+        </w:tabs>
+        <w:ind w:left="4320" w:hanging="360"/>
+      </w:pPr>
+      <w:rPr>
+        <w:rFonts w:ascii="Wingdings" w:hAnsi="Wingdings" w:hint="default"/>
+        <w:sz w:val="20"/>
+      </w:rPr>
+    </w:lvl>
+    <w:lvl w:ilvl="6" w:tentative="1">
+      <w:start w:val="1"/>
+      <w:numFmt w:val="bullet"/>
+      <w:lvlText w:val=""/>
+      <w:lvlJc w:val="left"/>
+      <w:pPr>
+        <w:tabs>
+          <w:tab w:val="num" w:pos="5040"/>
+        </w:tabs>
+        <w:ind w:left="5040" w:hanging="360"/>
+      </w:pPr>
+      <w:rPr>
+        <w:rFonts w:ascii="Wingdings" w:hAnsi="Wingdings" w:hint="default"/>
+        <w:sz w:val="20"/>
+      </w:rPr>
+    </w:lvl>
+    <w:lvl w:ilvl="7" w:tentative="1">
+      <w:start w:val="1"/>
+      <w:numFmt w:val="bullet"/>
+      <w:lvlText w:val=""/>
+      <w:lvlJc w:val="left"/>
+      <w:pPr>
+        <w:tabs>
+          <w:tab w:val="num" w:pos="5760"/>
+        </w:tabs>
+        <w:ind w:left="5760" w:hanging="360"/>
+      </w:pPr>
+      <w:rPr>
+        <w:rFonts w:ascii="Wingdings" w:hAnsi="Wingdings" w:hint="default"/>
+        <w:sz w:val="20"/>
+      </w:rPr>
+    </w:lvl>
+    <w:lvl w:ilvl="8" w:tentative="1">
+      <w:start w:val="1"/>
+      <w:numFmt w:val="bullet"/>
+      <w:lvlText w:val=""/>
+      <w:lvlJc w:val="left"/>
+      <w:pPr>
+        <w:tabs>
+          <w:tab w:val="num" w:pos="6480"/>
+        </w:tabs>
+        <w:ind w:left="6480" w:hanging="360"/>
+      </w:pPr>
+      <w:rPr>
+        <w:rFonts w:ascii="Wingdings" w:hAnsi="Wingdings" w:hint="default"/>
+        <w:sz w:val="20"/>
+      </w:rPr>
+    </w:lvl>
+  </w:abstractNum>
+  <w:abstractNum w:abstractNumId="4" w15:restartNumberingAfterBreak="0">
+    <w:nsid w:val="5D320D3B"/>
+    <w:multiLevelType w:val="multilevel"/>
+    <w:tmpl w:val="853CE798"/>
+    <w:lvl w:ilvl="0">
+      <w:start w:val="1"/>
+      <w:numFmt w:val="bullet"/>
+      <w:lvlText w:val=""/>
+      <w:lvlJc w:val="left"/>
+      <w:pPr>
+        <w:tabs>
+          <w:tab w:val="num" w:pos="720"/>
+        </w:tabs>
+        <w:ind w:left="720" w:hanging="360"/>
+      </w:pPr>
+      <w:rPr>
+        <w:rFonts w:ascii="Symbol" w:hAnsi="Symbol" w:hint="default"/>
+        <w:sz w:val="20"/>
+      </w:rPr>
+    </w:lvl>
+    <w:lvl w:ilvl="1" w:tentative="1">
+      <w:start w:val="1"/>
+      <w:numFmt w:val="bullet"/>
+      <w:lvlText w:val="o"/>
+      <w:lvlJc w:val="left"/>
+      <w:pPr>
+        <w:tabs>
+          <w:tab w:val="num" w:pos="1440"/>
+        </w:tabs>
+        <w:ind w:left="1440" w:hanging="360"/>
+      </w:pPr>
+      <w:rPr>
+        <w:rFonts w:ascii="Courier New" w:hAnsi="Courier New" w:hint="default"/>
+        <w:sz w:val="20"/>
+      </w:rPr>
+    </w:lvl>
+    <w:lvl w:ilvl="2" w:tentative="1">
+      <w:start w:val="1"/>
+      <w:numFmt w:val="bullet"/>
+      <w:lvlText w:val=""/>
+      <w:lvlJc w:val="left"/>
+      <w:pPr>
+        <w:tabs>
+          <w:tab w:val="num" w:pos="2160"/>
+        </w:tabs>
+        <w:ind w:left="2160" w:hanging="360"/>
+      </w:pPr>
+      <w:rPr>
+        <w:rFonts w:ascii="Wingdings" w:hAnsi="Wingdings" w:hint="default"/>
+        <w:sz w:val="20"/>
+      </w:rPr>
+    </w:lvl>
+    <w:lvl w:ilvl="3" w:tentative="1">
+      <w:start w:val="1"/>
+      <w:numFmt w:val="bullet"/>
+      <w:lvlText w:val=""/>
+      <w:lvlJc w:val="left"/>
+      <w:pPr>
+        <w:tabs>
+          <w:tab w:val="num" w:pos="2880"/>
+        </w:tabs>
+        <w:ind w:left="2880" w:hanging="360"/>
+      </w:pPr>
+      <w:rPr>
+        <w:rFonts w:ascii="Wingdings" w:hAnsi="Wingdings" w:hint="default"/>
+        <w:sz w:val="20"/>
+      </w:rPr>
+    </w:lvl>
+    <w:lvl w:ilvl="4" w:tentative="1">
+      <w:start w:val="1"/>
+      <w:numFmt w:val="bullet"/>
+      <w:lvlText w:val=""/>
+      <w:lvlJc w:val="left"/>
+      <w:pPr>
+        <w:tabs>
+          <w:tab w:val="num" w:pos="3600"/>
+        </w:tabs>
+        <w:ind w:left="3600" w:hanging="360"/>
+      </w:pPr>
+      <w:rPr>
+        <w:rFonts w:ascii="Wingdings" w:hAnsi="Wingdings" w:hint="default"/>
+        <w:sz w:val="20"/>
+      </w:rPr>
+    </w:lvl>
+    <w:lvl w:ilvl="5" w:tentative="1">
+      <w:start w:val="1"/>
+      <w:numFmt w:val="bullet"/>
+      <w:lvlText w:val=""/>
+      <w:lvlJc w:val="left"/>
+      <w:pPr>
+        <w:tabs>
+          <w:tab w:val="num" w:pos="4320"/>
+        </w:tabs>
+        <w:ind w:left="4320" w:hanging="360"/>
+      </w:pPr>
+      <w:rPr>
+        <w:rFonts w:ascii="Wingdings" w:hAnsi="Wingdings" w:hint="default"/>
+        <w:sz w:val="20"/>
+      </w:rPr>
+    </w:lvl>
+    <w:lvl w:ilvl="6" w:tentative="1">
+      <w:start w:val="1"/>
+      <w:numFmt w:val="bullet"/>
+      <w:lvlText w:val=""/>
+      <w:lvlJc w:val="left"/>
+      <w:pPr>
+        <w:tabs>
+          <w:tab w:val="num" w:pos="5040"/>
+        </w:tabs>
+        <w:ind w:left="5040" w:hanging="360"/>
+      </w:pPr>
+      <w:rPr>
+        <w:rFonts w:ascii="Wingdings" w:hAnsi="Wingdings" w:hint="default"/>
+        <w:sz w:val="20"/>
+      </w:rPr>
+    </w:lvl>
+    <w:lvl w:ilvl="7" w:tentative="1">
+      <w:start w:val="1"/>
+      <w:numFmt w:val="bullet"/>
+      <w:lvlText w:val=""/>
+      <w:lvlJc w:val="left"/>
+      <w:pPr>
+        <w:tabs>
+          <w:tab w:val="num" w:pos="5760"/>
+        </w:tabs>
+        <w:ind w:left="5760" w:hanging="360"/>
+      </w:pPr>
+      <w:rPr>
+        <w:rFonts w:ascii="Wingdings" w:hAnsi="Wingdings" w:hint="default"/>
+        <w:sz w:val="20"/>
+      </w:rPr>
+    </w:lvl>
+    <w:lvl w:ilvl="8" w:tentative="1">
+      <w:start w:val="1"/>
+      <w:numFmt w:val="bullet"/>
+      <w:lvlText w:val=""/>
+      <w:lvlJc w:val="left"/>
+      <w:pPr>
+        <w:tabs>
+          <w:tab w:val="num" w:pos="6480"/>
+        </w:tabs>
+        <w:ind w:left="6480" w:hanging="360"/>
+      </w:pPr>
+      <w:rPr>
+        <w:rFonts w:ascii="Wingdings" w:hAnsi="Wingdings" w:hint="default"/>
+        <w:sz w:val="20"/>
+      </w:rPr>
+    </w:lvl>
+  </w:abstractNum>
+  <w:abstractNum w:abstractNumId="5" w15:restartNumberingAfterBreak="0">
+    <w:nsid w:val="67BB4976"/>
     <w:multiLevelType w:val="hybridMultilevel"/>
-    <w:tmpl w:val="56A4362E"/>
-    <w:lvl w:ilvl="0" w:tplc="36C8F0AA">
-      <w:start w:val="3"/>
+    <w:tmpl w:val="6E38F170"/>
+    <w:lvl w:ilvl="0" w:tplc="95AA44D8">
+      <w:start w:val="6"/>
       <w:numFmt w:val="bullet"/>
       <w:lvlText w:val="-"/>
       <w:lvlJc w:val="left"/>
       <w:pPr>
-        <w:ind w:left="1080" w:hanging="360"/>
+        <w:ind w:left="720" w:hanging="360"/>
       </w:pPr>
       <w:rPr>
         <w:rFonts w:ascii="Calibri" w:eastAsiaTheme="minorHAnsi" w:hAnsi="Calibri" w:cs="Calibri" w:hint="default"/>
@@ -10413,7 +12008,7 @@
       <w:lvlText w:val="o"/>
       <w:lvlJc w:val="left"/>
       <w:pPr>
-        <w:ind w:left="1800" w:hanging="360"/>
+        <w:ind w:left="1440" w:hanging="360"/>
       </w:pPr>
       <w:rPr>
         <w:rFonts w:ascii="Courier New" w:hAnsi="Courier New" w:cs="Courier New" w:hint="default"/>
@@ -10425,7 +12020,7 @@
       <w:lvlText w:val=""/>
       <w:lvlJc w:val="left"/>
       <w:pPr>
-        <w:ind w:left="2520" w:hanging="360"/>
+        <w:ind w:left="2160" w:hanging="360"/>
       </w:pPr>
       <w:rPr>
         <w:rFonts w:ascii="Wingdings" w:hAnsi="Wingdings" w:hint="default"/>
@@ -10437,7 +12032,7 @@
       <w:lvlText w:val=""/>
       <w:lvlJc w:val="left"/>
       <w:pPr>
-        <w:ind w:left="3240" w:hanging="360"/>
+        <w:ind w:left="2880" w:hanging="360"/>
       </w:pPr>
       <w:rPr>
         <w:rFonts w:ascii="Symbol" w:hAnsi="Symbol" w:hint="default"/>
@@ -10449,7 +12044,7 @@
       <w:lvlText w:val="o"/>
       <w:lvlJc w:val="left"/>
       <w:pPr>
-        <w:ind w:left="3960" w:hanging="360"/>
+        <w:ind w:left="3600" w:hanging="360"/>
       </w:pPr>
       <w:rPr>
         <w:rFonts w:ascii="Courier New" w:hAnsi="Courier New" w:cs="Courier New" w:hint="default"/>
@@ -10461,7 +12056,7 @@
       <w:lvlText w:val=""/>
       <w:lvlJc w:val="left"/>
       <w:pPr>
-        <w:ind w:left="4680" w:hanging="360"/>
+        <w:ind w:left="4320" w:hanging="360"/>
       </w:pPr>
       <w:rPr>
         <w:rFonts w:ascii="Wingdings" w:hAnsi="Wingdings" w:hint="default"/>
@@ -10473,7 +12068,7 @@
       <w:lvlText w:val=""/>
       <w:lvlJc w:val="left"/>
       <w:pPr>
-        <w:ind w:left="5400" w:hanging="360"/>
+        <w:ind w:left="5040" w:hanging="360"/>
       </w:pPr>
       <w:rPr>
         <w:rFonts w:ascii="Symbol" w:hAnsi="Symbol" w:hint="default"/>
@@ -10485,7 +12080,7 @@
       <w:lvlText w:val="o"/>
       <w:lvlJc w:val="left"/>
       <w:pPr>
-        <w:ind w:left="6120" w:hanging="360"/>
+        <w:ind w:left="5760" w:hanging="360"/>
       </w:pPr>
       <w:rPr>
         <w:rFonts w:ascii="Courier New" w:hAnsi="Courier New" w:cs="Courier New" w:hint="default"/>
@@ -10497,695 +12092,17 @@
       <w:lvlText w:val=""/>
       <w:lvlJc w:val="left"/>
       <w:pPr>
-        <w:ind w:left="6840" w:hanging="360"/>
+        <w:ind w:left="6480" w:hanging="360"/>
       </w:pPr>
       <w:rPr>
         <w:rFonts w:ascii="Wingdings" w:hAnsi="Wingdings" w:hint="default"/>
       </w:rPr>
     </w:lvl>
   </w:abstractNum>
-  <w:abstractNum w:abstractNumId="9" w15:restartNumberingAfterBreak="0">
-    <w:nsid w:val="30B41E0D"/>
-    <w:multiLevelType w:val="hybridMultilevel"/>
-    <w:tmpl w:val="64D832D6"/>
-    <w:lvl w:ilvl="0" w:tplc="FFE83400">
-      <w:start w:val="1"/>
-      <w:numFmt w:val="lowerLetter"/>
-      <w:lvlText w:val="%1)"/>
-      <w:lvlJc w:val="left"/>
-      <w:pPr>
-        <w:ind w:left="-491" w:hanging="360"/>
-      </w:pPr>
-      <w:rPr>
-        <w:rFonts w:hint="default"/>
-      </w:rPr>
-    </w:lvl>
-    <w:lvl w:ilvl="1" w:tplc="280A0019" w:tentative="1">
-      <w:start w:val="1"/>
-      <w:numFmt w:val="lowerLetter"/>
-      <w:lvlText w:val="%2."/>
-      <w:lvlJc w:val="left"/>
-      <w:pPr>
-        <w:ind w:left="229" w:hanging="360"/>
-      </w:pPr>
-    </w:lvl>
-    <w:lvl w:ilvl="2" w:tplc="280A001B" w:tentative="1">
-      <w:start w:val="1"/>
-      <w:numFmt w:val="lowerRoman"/>
-      <w:lvlText w:val="%3."/>
-      <w:lvlJc w:val="right"/>
-      <w:pPr>
-        <w:ind w:left="949" w:hanging="180"/>
-      </w:pPr>
-    </w:lvl>
-    <w:lvl w:ilvl="3" w:tplc="280A000F" w:tentative="1">
-      <w:start w:val="1"/>
-      <w:numFmt w:val="decimal"/>
-      <w:lvlText w:val="%4."/>
-      <w:lvlJc w:val="left"/>
-      <w:pPr>
-        <w:ind w:left="1669" w:hanging="360"/>
-      </w:pPr>
-    </w:lvl>
-    <w:lvl w:ilvl="4" w:tplc="280A0019" w:tentative="1">
-      <w:start w:val="1"/>
-      <w:numFmt w:val="lowerLetter"/>
-      <w:lvlText w:val="%5."/>
-      <w:lvlJc w:val="left"/>
-      <w:pPr>
-        <w:ind w:left="2389" w:hanging="360"/>
-      </w:pPr>
-    </w:lvl>
-    <w:lvl w:ilvl="5" w:tplc="280A001B" w:tentative="1">
-      <w:start w:val="1"/>
-      <w:numFmt w:val="lowerRoman"/>
-      <w:lvlText w:val="%6."/>
-      <w:lvlJc w:val="right"/>
-      <w:pPr>
-        <w:ind w:left="3109" w:hanging="180"/>
-      </w:pPr>
-    </w:lvl>
-    <w:lvl w:ilvl="6" w:tplc="280A000F" w:tentative="1">
-      <w:start w:val="1"/>
-      <w:numFmt w:val="decimal"/>
-      <w:lvlText w:val="%7."/>
-      <w:lvlJc w:val="left"/>
-      <w:pPr>
-        <w:ind w:left="3829" w:hanging="360"/>
-      </w:pPr>
-    </w:lvl>
-    <w:lvl w:ilvl="7" w:tplc="280A0019" w:tentative="1">
-      <w:start w:val="1"/>
-      <w:numFmt w:val="lowerLetter"/>
-      <w:lvlText w:val="%8."/>
-      <w:lvlJc w:val="left"/>
-      <w:pPr>
-        <w:ind w:left="4549" w:hanging="360"/>
-      </w:pPr>
-    </w:lvl>
-    <w:lvl w:ilvl="8" w:tplc="280A001B" w:tentative="1">
-      <w:start w:val="1"/>
-      <w:numFmt w:val="lowerRoman"/>
-      <w:lvlText w:val="%9."/>
-      <w:lvlJc w:val="right"/>
-      <w:pPr>
-        <w:ind w:left="5269" w:hanging="180"/>
-      </w:pPr>
-    </w:lvl>
-  </w:abstractNum>
-  <w:abstractNum w:abstractNumId="10" w15:restartNumberingAfterBreak="0">
-    <w:nsid w:val="42586F91"/>
-    <w:multiLevelType w:val="hybridMultilevel"/>
-    <w:tmpl w:val="E6002BA4"/>
-    <w:lvl w:ilvl="0" w:tplc="E3DCFD52">
-      <w:start w:val="7"/>
-      <w:numFmt w:val="lowerLetter"/>
-      <w:lvlText w:val="%1)"/>
-      <w:lvlJc w:val="left"/>
-      <w:pPr>
-        <w:ind w:left="229" w:hanging="360"/>
-      </w:pPr>
-      <w:rPr>
-        <w:rFonts w:hint="default"/>
-      </w:rPr>
-    </w:lvl>
-    <w:lvl w:ilvl="1" w:tplc="280A0019" w:tentative="1">
-      <w:start w:val="1"/>
-      <w:numFmt w:val="lowerLetter"/>
-      <w:lvlText w:val="%2."/>
-      <w:lvlJc w:val="left"/>
-      <w:pPr>
-        <w:ind w:left="949" w:hanging="360"/>
-      </w:pPr>
-    </w:lvl>
-    <w:lvl w:ilvl="2" w:tplc="280A001B" w:tentative="1">
-      <w:start w:val="1"/>
-      <w:numFmt w:val="lowerRoman"/>
-      <w:lvlText w:val="%3."/>
-      <w:lvlJc w:val="right"/>
-      <w:pPr>
-        <w:ind w:left="1669" w:hanging="180"/>
-      </w:pPr>
-    </w:lvl>
-    <w:lvl w:ilvl="3" w:tplc="280A000F" w:tentative="1">
-      <w:start w:val="1"/>
-      <w:numFmt w:val="decimal"/>
-      <w:lvlText w:val="%4."/>
-      <w:lvlJc w:val="left"/>
-      <w:pPr>
-        <w:ind w:left="2389" w:hanging="360"/>
-      </w:pPr>
-    </w:lvl>
-    <w:lvl w:ilvl="4" w:tplc="280A0019" w:tentative="1">
-      <w:start w:val="1"/>
-      <w:numFmt w:val="lowerLetter"/>
-      <w:lvlText w:val="%5."/>
-      <w:lvlJc w:val="left"/>
-      <w:pPr>
-        <w:ind w:left="3109" w:hanging="360"/>
-      </w:pPr>
-    </w:lvl>
-    <w:lvl w:ilvl="5" w:tplc="280A001B" w:tentative="1">
-      <w:start w:val="1"/>
-      <w:numFmt w:val="lowerRoman"/>
-      <w:lvlText w:val="%6."/>
-      <w:lvlJc w:val="right"/>
-      <w:pPr>
-        <w:ind w:left="3829" w:hanging="180"/>
-      </w:pPr>
-    </w:lvl>
-    <w:lvl w:ilvl="6" w:tplc="280A000F" w:tentative="1">
-      <w:start w:val="1"/>
-      <w:numFmt w:val="decimal"/>
-      <w:lvlText w:val="%7."/>
-      <w:lvlJc w:val="left"/>
-      <w:pPr>
-        <w:ind w:left="4549" w:hanging="360"/>
-      </w:pPr>
-    </w:lvl>
-    <w:lvl w:ilvl="7" w:tplc="280A0019" w:tentative="1">
-      <w:start w:val="1"/>
-      <w:numFmt w:val="lowerLetter"/>
-      <w:lvlText w:val="%8."/>
-      <w:lvlJc w:val="left"/>
-      <w:pPr>
-        <w:ind w:left="5269" w:hanging="360"/>
-      </w:pPr>
-    </w:lvl>
-    <w:lvl w:ilvl="8" w:tplc="280A001B" w:tentative="1">
-      <w:start w:val="1"/>
-      <w:numFmt w:val="lowerRoman"/>
-      <w:lvlText w:val="%9."/>
-      <w:lvlJc w:val="right"/>
-      <w:pPr>
-        <w:ind w:left="5989" w:hanging="180"/>
-      </w:pPr>
-    </w:lvl>
-  </w:abstractNum>
-  <w:abstractNum w:abstractNumId="11" w15:restartNumberingAfterBreak="0">
-    <w:nsid w:val="42F02BFB"/>
-    <w:multiLevelType w:val="hybridMultilevel"/>
-    <w:tmpl w:val="5BC86D9C"/>
-    <w:lvl w:ilvl="0" w:tplc="EA78A7CA">
-      <w:start w:val="1"/>
-      <w:numFmt w:val="lowerLetter"/>
-      <w:lvlText w:val="%1."/>
-      <w:lvlJc w:val="left"/>
-      <w:pPr>
-        <w:ind w:left="-491" w:hanging="360"/>
-      </w:pPr>
-      <w:rPr>
-        <w:rFonts w:hint="default"/>
-      </w:rPr>
-    </w:lvl>
-    <w:lvl w:ilvl="1" w:tplc="280A0019" w:tentative="1">
-      <w:start w:val="1"/>
-      <w:numFmt w:val="lowerLetter"/>
-      <w:lvlText w:val="%2."/>
-      <w:lvlJc w:val="left"/>
-      <w:pPr>
-        <w:ind w:left="229" w:hanging="360"/>
-      </w:pPr>
-    </w:lvl>
-    <w:lvl w:ilvl="2" w:tplc="280A001B" w:tentative="1">
-      <w:start w:val="1"/>
-      <w:numFmt w:val="lowerRoman"/>
-      <w:lvlText w:val="%3."/>
-      <w:lvlJc w:val="right"/>
-      <w:pPr>
-        <w:ind w:left="949" w:hanging="180"/>
-      </w:pPr>
-    </w:lvl>
-    <w:lvl w:ilvl="3" w:tplc="280A000F" w:tentative="1">
-      <w:start w:val="1"/>
-      <w:numFmt w:val="decimal"/>
-      <w:lvlText w:val="%4."/>
-      <w:lvlJc w:val="left"/>
-      <w:pPr>
-        <w:ind w:left="1669" w:hanging="360"/>
-      </w:pPr>
-    </w:lvl>
-    <w:lvl w:ilvl="4" w:tplc="280A0019" w:tentative="1">
-      <w:start w:val="1"/>
-      <w:numFmt w:val="lowerLetter"/>
-      <w:lvlText w:val="%5."/>
-      <w:lvlJc w:val="left"/>
-      <w:pPr>
-        <w:ind w:left="2389" w:hanging="360"/>
-      </w:pPr>
-    </w:lvl>
-    <w:lvl w:ilvl="5" w:tplc="280A001B" w:tentative="1">
-      <w:start w:val="1"/>
-      <w:numFmt w:val="lowerRoman"/>
-      <w:lvlText w:val="%6."/>
-      <w:lvlJc w:val="right"/>
-      <w:pPr>
-        <w:ind w:left="3109" w:hanging="180"/>
-      </w:pPr>
-    </w:lvl>
-    <w:lvl w:ilvl="6" w:tplc="280A000F" w:tentative="1">
-      <w:start w:val="1"/>
-      <w:numFmt w:val="decimal"/>
-      <w:lvlText w:val="%7."/>
-      <w:lvlJc w:val="left"/>
-      <w:pPr>
-        <w:ind w:left="3829" w:hanging="360"/>
-      </w:pPr>
-    </w:lvl>
-    <w:lvl w:ilvl="7" w:tplc="280A0019" w:tentative="1">
-      <w:start w:val="1"/>
-      <w:numFmt w:val="lowerLetter"/>
-      <w:lvlText w:val="%8."/>
-      <w:lvlJc w:val="left"/>
-      <w:pPr>
-        <w:ind w:left="4549" w:hanging="360"/>
-      </w:pPr>
-    </w:lvl>
-    <w:lvl w:ilvl="8" w:tplc="280A001B" w:tentative="1">
-      <w:start w:val="1"/>
-      <w:numFmt w:val="lowerRoman"/>
-      <w:lvlText w:val="%9."/>
-      <w:lvlJc w:val="right"/>
-      <w:pPr>
-        <w:ind w:left="5269" w:hanging="180"/>
-      </w:pPr>
-    </w:lvl>
-  </w:abstractNum>
-  <w:abstractNum w:abstractNumId="12" w15:restartNumberingAfterBreak="0">
-    <w:nsid w:val="43793F8F"/>
-    <w:multiLevelType w:val="hybridMultilevel"/>
-    <w:tmpl w:val="2296229E"/>
-    <w:lvl w:ilvl="0" w:tplc="280A0001">
-      <w:start w:val="1"/>
-      <w:numFmt w:val="bullet"/>
-      <w:lvlText w:val=""/>
-      <w:lvlJc w:val="left"/>
-      <w:pPr>
-        <w:ind w:left="153" w:hanging="360"/>
-      </w:pPr>
-      <w:rPr>
-        <w:rFonts w:ascii="Symbol" w:hAnsi="Symbol" w:hint="default"/>
-      </w:rPr>
-    </w:lvl>
-    <w:lvl w:ilvl="1" w:tplc="280A0003" w:tentative="1">
-      <w:start w:val="1"/>
-      <w:numFmt w:val="bullet"/>
-      <w:lvlText w:val="o"/>
-      <w:lvlJc w:val="left"/>
-      <w:pPr>
-        <w:ind w:left="873" w:hanging="360"/>
-      </w:pPr>
-      <w:rPr>
-        <w:rFonts w:ascii="Courier New" w:hAnsi="Courier New" w:cs="Courier New" w:hint="default"/>
-      </w:rPr>
-    </w:lvl>
-    <w:lvl w:ilvl="2" w:tplc="280A0005" w:tentative="1">
-      <w:start w:val="1"/>
-      <w:numFmt w:val="bullet"/>
-      <w:lvlText w:val=""/>
-      <w:lvlJc w:val="left"/>
-      <w:pPr>
-        <w:ind w:left="1593" w:hanging="360"/>
-      </w:pPr>
-      <w:rPr>
-        <w:rFonts w:ascii="Wingdings" w:hAnsi="Wingdings" w:hint="default"/>
-      </w:rPr>
-    </w:lvl>
-    <w:lvl w:ilvl="3" w:tplc="280A0001" w:tentative="1">
-      <w:start w:val="1"/>
-      <w:numFmt w:val="bullet"/>
-      <w:lvlText w:val=""/>
-      <w:lvlJc w:val="left"/>
-      <w:pPr>
-        <w:ind w:left="2313" w:hanging="360"/>
-      </w:pPr>
-      <w:rPr>
-        <w:rFonts w:ascii="Symbol" w:hAnsi="Symbol" w:hint="default"/>
-      </w:rPr>
-    </w:lvl>
-    <w:lvl w:ilvl="4" w:tplc="280A0003" w:tentative="1">
-      <w:start w:val="1"/>
-      <w:numFmt w:val="bullet"/>
-      <w:lvlText w:val="o"/>
-      <w:lvlJc w:val="left"/>
-      <w:pPr>
-        <w:ind w:left="3033" w:hanging="360"/>
-      </w:pPr>
-      <w:rPr>
-        <w:rFonts w:ascii="Courier New" w:hAnsi="Courier New" w:cs="Courier New" w:hint="default"/>
-      </w:rPr>
-    </w:lvl>
-    <w:lvl w:ilvl="5" w:tplc="280A0005" w:tentative="1">
-      <w:start w:val="1"/>
-      <w:numFmt w:val="bullet"/>
-      <w:lvlText w:val=""/>
-      <w:lvlJc w:val="left"/>
-      <w:pPr>
-        <w:ind w:left="3753" w:hanging="360"/>
-      </w:pPr>
-      <w:rPr>
-        <w:rFonts w:ascii="Wingdings" w:hAnsi="Wingdings" w:hint="default"/>
-      </w:rPr>
-    </w:lvl>
-    <w:lvl w:ilvl="6" w:tplc="280A0001" w:tentative="1">
-      <w:start w:val="1"/>
-      <w:numFmt w:val="bullet"/>
-      <w:lvlText w:val=""/>
-      <w:lvlJc w:val="left"/>
-      <w:pPr>
-        <w:ind w:left="4473" w:hanging="360"/>
-      </w:pPr>
-      <w:rPr>
-        <w:rFonts w:ascii="Symbol" w:hAnsi="Symbol" w:hint="default"/>
-      </w:rPr>
-    </w:lvl>
-    <w:lvl w:ilvl="7" w:tplc="280A0003" w:tentative="1">
-      <w:start w:val="1"/>
-      <w:numFmt w:val="bullet"/>
-      <w:lvlText w:val="o"/>
-      <w:lvlJc w:val="left"/>
-      <w:pPr>
-        <w:ind w:left="5193" w:hanging="360"/>
-      </w:pPr>
-      <w:rPr>
-        <w:rFonts w:ascii="Courier New" w:hAnsi="Courier New" w:cs="Courier New" w:hint="default"/>
-      </w:rPr>
-    </w:lvl>
-    <w:lvl w:ilvl="8" w:tplc="280A0005" w:tentative="1">
-      <w:start w:val="1"/>
-      <w:numFmt w:val="bullet"/>
-      <w:lvlText w:val=""/>
-      <w:lvlJc w:val="left"/>
-      <w:pPr>
-        <w:ind w:left="5913" w:hanging="360"/>
-      </w:pPr>
-      <w:rPr>
-        <w:rFonts w:ascii="Wingdings" w:hAnsi="Wingdings" w:hint="default"/>
-      </w:rPr>
-    </w:lvl>
-  </w:abstractNum>
-  <w:abstractNum w:abstractNumId="13" w15:restartNumberingAfterBreak="0">
-    <w:nsid w:val="44C86BE4"/>
+  <w:abstractNum w:abstractNumId="6" w15:restartNumberingAfterBreak="0">
+    <w:nsid w:val="6D180A58"/>
     <w:multiLevelType w:val="multilevel"/>
-    <w:tmpl w:val="8AE4C648"/>
-    <w:lvl w:ilvl="0">
-      <w:start w:val="1"/>
-      <w:numFmt w:val="bullet"/>
-      <w:lvlText w:val=""/>
-      <w:lvlJc w:val="left"/>
-      <w:pPr>
-        <w:tabs>
-          <w:tab w:val="num" w:pos="720"/>
-        </w:tabs>
-        <w:ind w:left="720" w:hanging="360"/>
-      </w:pPr>
-      <w:rPr>
-        <w:rFonts w:ascii="Symbol" w:hAnsi="Symbol" w:hint="default"/>
-        <w:sz w:val="20"/>
-      </w:rPr>
-    </w:lvl>
-    <w:lvl w:ilvl="1" w:tentative="1">
-      <w:start w:val="1"/>
-      <w:numFmt w:val="bullet"/>
-      <w:lvlText w:val=""/>
-      <w:lvlJc w:val="left"/>
-      <w:pPr>
-        <w:tabs>
-          <w:tab w:val="num" w:pos="1440"/>
-        </w:tabs>
-        <w:ind w:left="1440" w:hanging="360"/>
-      </w:pPr>
-      <w:rPr>
-        <w:rFonts w:ascii="Symbol" w:hAnsi="Symbol" w:hint="default"/>
-        <w:sz w:val="20"/>
-      </w:rPr>
-    </w:lvl>
-    <w:lvl w:ilvl="2" w:tentative="1">
-      <w:start w:val="1"/>
-      <w:numFmt w:val="bullet"/>
-      <w:lvlText w:val=""/>
-      <w:lvlJc w:val="left"/>
-      <w:pPr>
-        <w:tabs>
-          <w:tab w:val="num" w:pos="2160"/>
-        </w:tabs>
-        <w:ind w:left="2160" w:hanging="360"/>
-      </w:pPr>
-      <w:rPr>
-        <w:rFonts w:ascii="Symbol" w:hAnsi="Symbol" w:hint="default"/>
-        <w:sz w:val="20"/>
-      </w:rPr>
-    </w:lvl>
-    <w:lvl w:ilvl="3" w:tentative="1">
-      <w:start w:val="1"/>
-      <w:numFmt w:val="bullet"/>
-      <w:lvlText w:val=""/>
-      <w:lvlJc w:val="left"/>
-      <w:pPr>
-        <w:tabs>
-          <w:tab w:val="num" w:pos="2880"/>
-        </w:tabs>
-        <w:ind w:left="2880" w:hanging="360"/>
-      </w:pPr>
-      <w:rPr>
-        <w:rFonts w:ascii="Symbol" w:hAnsi="Symbol" w:hint="default"/>
-        <w:sz w:val="20"/>
-      </w:rPr>
-    </w:lvl>
-    <w:lvl w:ilvl="4" w:tentative="1">
-      <w:start w:val="1"/>
-      <w:numFmt w:val="bullet"/>
-      <w:lvlText w:val=""/>
-      <w:lvlJc w:val="left"/>
-      <w:pPr>
-        <w:tabs>
-          <w:tab w:val="num" w:pos="3600"/>
-        </w:tabs>
-        <w:ind w:left="3600" w:hanging="360"/>
-      </w:pPr>
-      <w:rPr>
-        <w:rFonts w:ascii="Symbol" w:hAnsi="Symbol" w:hint="default"/>
-        <w:sz w:val="20"/>
-      </w:rPr>
-    </w:lvl>
-    <w:lvl w:ilvl="5" w:tentative="1">
-      <w:start w:val="1"/>
-      <w:numFmt w:val="bullet"/>
-      <w:lvlText w:val=""/>
-      <w:lvlJc w:val="left"/>
-      <w:pPr>
-        <w:tabs>
-          <w:tab w:val="num" w:pos="4320"/>
-        </w:tabs>
-        <w:ind w:left="4320" w:hanging="360"/>
-      </w:pPr>
-      <w:rPr>
-        <w:rFonts w:ascii="Symbol" w:hAnsi="Symbol" w:hint="default"/>
-        <w:sz w:val="20"/>
-      </w:rPr>
-    </w:lvl>
-    <w:lvl w:ilvl="6" w:tentative="1">
-      <w:start w:val="1"/>
-      <w:numFmt w:val="bullet"/>
-      <w:lvlText w:val=""/>
-      <w:lvlJc w:val="left"/>
-      <w:pPr>
-        <w:tabs>
-          <w:tab w:val="num" w:pos="5040"/>
-        </w:tabs>
-        <w:ind w:left="5040" w:hanging="360"/>
-      </w:pPr>
-      <w:rPr>
-        <w:rFonts w:ascii="Symbol" w:hAnsi="Symbol" w:hint="default"/>
-        <w:sz w:val="20"/>
-      </w:rPr>
-    </w:lvl>
-    <w:lvl w:ilvl="7" w:tentative="1">
-      <w:start w:val="1"/>
-      <w:numFmt w:val="bullet"/>
-      <w:lvlText w:val=""/>
-      <w:lvlJc w:val="left"/>
-      <w:pPr>
-        <w:tabs>
-          <w:tab w:val="num" w:pos="5760"/>
-        </w:tabs>
-        <w:ind w:left="5760" w:hanging="360"/>
-      </w:pPr>
-      <w:rPr>
-        <w:rFonts w:ascii="Symbol" w:hAnsi="Symbol" w:hint="default"/>
-        <w:sz w:val="20"/>
-      </w:rPr>
-    </w:lvl>
-    <w:lvl w:ilvl="8" w:tentative="1">
-      <w:start w:val="1"/>
-      <w:numFmt w:val="bullet"/>
-      <w:lvlText w:val=""/>
-      <w:lvlJc w:val="left"/>
-      <w:pPr>
-        <w:tabs>
-          <w:tab w:val="num" w:pos="6480"/>
-        </w:tabs>
-        <w:ind w:left="6480" w:hanging="360"/>
-      </w:pPr>
-      <w:rPr>
-        <w:rFonts w:ascii="Symbol" w:hAnsi="Symbol" w:hint="default"/>
-        <w:sz w:val="20"/>
-      </w:rPr>
-    </w:lvl>
-  </w:abstractNum>
-  <w:abstractNum w:abstractNumId="14" w15:restartNumberingAfterBreak="0">
-    <w:nsid w:val="45395D52"/>
-    <w:multiLevelType w:val="multilevel"/>
-    <w:tmpl w:val="D36A042A"/>
-    <w:lvl w:ilvl="0">
-      <w:start w:val="1"/>
-      <w:numFmt w:val="bullet"/>
-      <w:lvlText w:val=""/>
-      <w:lvlJc w:val="left"/>
-      <w:pPr>
-        <w:tabs>
-          <w:tab w:val="num" w:pos="720"/>
-        </w:tabs>
-        <w:ind w:left="720" w:hanging="360"/>
-      </w:pPr>
-      <w:rPr>
-        <w:rFonts w:ascii="Symbol" w:hAnsi="Symbol" w:hint="default"/>
-        <w:sz w:val="20"/>
-      </w:rPr>
-    </w:lvl>
-    <w:lvl w:ilvl="1" w:tentative="1">
-      <w:start w:val="1"/>
-      <w:numFmt w:val="bullet"/>
-      <w:lvlText w:val=""/>
-      <w:lvlJc w:val="left"/>
-      <w:pPr>
-        <w:tabs>
-          <w:tab w:val="num" w:pos="1440"/>
-        </w:tabs>
-        <w:ind w:left="1440" w:hanging="360"/>
-      </w:pPr>
-      <w:rPr>
-        <w:rFonts w:ascii="Symbol" w:hAnsi="Symbol" w:hint="default"/>
-        <w:sz w:val="20"/>
-      </w:rPr>
-    </w:lvl>
-    <w:lvl w:ilvl="2" w:tentative="1">
-      <w:start w:val="1"/>
-      <w:numFmt w:val="bullet"/>
-      <w:lvlText w:val=""/>
-      <w:lvlJc w:val="left"/>
-      <w:pPr>
-        <w:tabs>
-          <w:tab w:val="num" w:pos="2160"/>
-        </w:tabs>
-        <w:ind w:left="2160" w:hanging="360"/>
-      </w:pPr>
-      <w:rPr>
-        <w:rFonts w:ascii="Symbol" w:hAnsi="Symbol" w:hint="default"/>
-        <w:sz w:val="20"/>
-      </w:rPr>
-    </w:lvl>
-    <w:lvl w:ilvl="3" w:tentative="1">
-      <w:start w:val="1"/>
-      <w:numFmt w:val="bullet"/>
-      <w:lvlText w:val=""/>
-      <w:lvlJc w:val="left"/>
-      <w:pPr>
-        <w:tabs>
-          <w:tab w:val="num" w:pos="2880"/>
-        </w:tabs>
-        <w:ind w:left="2880" w:hanging="360"/>
-      </w:pPr>
-      <w:rPr>
-        <w:rFonts w:ascii="Symbol" w:hAnsi="Symbol" w:hint="default"/>
-        <w:sz w:val="20"/>
-      </w:rPr>
-    </w:lvl>
-    <w:lvl w:ilvl="4" w:tentative="1">
-      <w:start w:val="1"/>
-      <w:numFmt w:val="bullet"/>
-      <w:lvlText w:val=""/>
-      <w:lvlJc w:val="left"/>
-      <w:pPr>
-        <w:tabs>
-          <w:tab w:val="num" w:pos="3600"/>
-        </w:tabs>
-        <w:ind w:left="3600" w:hanging="360"/>
-      </w:pPr>
-      <w:rPr>
-        <w:rFonts w:ascii="Symbol" w:hAnsi="Symbol" w:hint="default"/>
-        <w:sz w:val="20"/>
-      </w:rPr>
-    </w:lvl>
-    <w:lvl w:ilvl="5" w:tentative="1">
-      <w:start w:val="1"/>
-      <w:numFmt w:val="bullet"/>
-      <w:lvlText w:val=""/>
-      <w:lvlJc w:val="left"/>
-      <w:pPr>
-        <w:tabs>
-          <w:tab w:val="num" w:pos="4320"/>
-        </w:tabs>
-        <w:ind w:left="4320" w:hanging="360"/>
-      </w:pPr>
-      <w:rPr>
-        <w:rFonts w:ascii="Symbol" w:hAnsi="Symbol" w:hint="default"/>
-        <w:sz w:val="20"/>
-      </w:rPr>
-    </w:lvl>
-    <w:lvl w:ilvl="6" w:tentative="1">
-      <w:start w:val="1"/>
-      <w:numFmt w:val="bullet"/>
-      <w:lvlText w:val=""/>
-      <w:lvlJc w:val="left"/>
-      <w:pPr>
-        <w:tabs>
-          <w:tab w:val="num" w:pos="5040"/>
-        </w:tabs>
-        <w:ind w:left="5040" w:hanging="360"/>
-      </w:pPr>
-      <w:rPr>
-        <w:rFonts w:ascii="Symbol" w:hAnsi="Symbol" w:hint="default"/>
-        <w:sz w:val="20"/>
-      </w:rPr>
-    </w:lvl>
-    <w:lvl w:ilvl="7" w:tentative="1">
-      <w:start w:val="1"/>
-      <w:numFmt w:val="bullet"/>
-      <w:lvlText w:val=""/>
-      <w:lvlJc w:val="left"/>
-      <w:pPr>
-        <w:tabs>
-          <w:tab w:val="num" w:pos="5760"/>
-        </w:tabs>
-        <w:ind w:left="5760" w:hanging="360"/>
-      </w:pPr>
-      <w:rPr>
-        <w:rFonts w:ascii="Symbol" w:hAnsi="Symbol" w:hint="default"/>
-        <w:sz w:val="20"/>
-      </w:rPr>
-    </w:lvl>
-    <w:lvl w:ilvl="8" w:tentative="1">
-      <w:start w:val="1"/>
-      <w:numFmt w:val="bullet"/>
-      <w:lvlText w:val=""/>
-      <w:lvlJc w:val="left"/>
-      <w:pPr>
-        <w:tabs>
-          <w:tab w:val="num" w:pos="6480"/>
-        </w:tabs>
-        <w:ind w:left="6480" w:hanging="360"/>
-      </w:pPr>
-      <w:rPr>
-        <w:rFonts w:ascii="Symbol" w:hAnsi="Symbol" w:hint="default"/>
-        <w:sz w:val="20"/>
-      </w:rPr>
-    </w:lvl>
-  </w:abstractNum>
-  <w:abstractNum w:abstractNumId="15" w15:restartNumberingAfterBreak="0">
-    <w:nsid w:val="4D83593C"/>
-    <w:multiLevelType w:val="multilevel"/>
-    <w:tmpl w:val="2D2C4E42"/>
+    <w:tmpl w:val="131C5FC6"/>
     <w:lvl w:ilvl="0">
       <w:start w:val="1"/>
       <w:numFmt w:val="bullet"/>
@@ -11331,1648 +12248,26 @@
       </w:rPr>
     </w:lvl>
   </w:abstractNum>
-  <w:abstractNum w:abstractNumId="16" w15:restartNumberingAfterBreak="0">
-    <w:nsid w:val="511276BF"/>
-    <w:multiLevelType w:val="multilevel"/>
-    <w:tmpl w:val="B0F2C288"/>
-    <w:lvl w:ilvl="0">
-      <w:start w:val="1"/>
-      <w:numFmt w:val="bullet"/>
-      <w:lvlText w:val=""/>
-      <w:lvlJc w:val="left"/>
-      <w:pPr>
-        <w:tabs>
-          <w:tab w:val="num" w:pos="720"/>
-        </w:tabs>
-        <w:ind w:left="720" w:hanging="360"/>
-      </w:pPr>
-      <w:rPr>
-        <w:rFonts w:ascii="Symbol" w:hAnsi="Symbol" w:hint="default"/>
-        <w:sz w:val="20"/>
-      </w:rPr>
-    </w:lvl>
-    <w:lvl w:ilvl="1" w:tentative="1">
-      <w:start w:val="1"/>
-      <w:numFmt w:val="bullet"/>
-      <w:lvlText w:val="o"/>
-      <w:lvlJc w:val="left"/>
-      <w:pPr>
-        <w:tabs>
-          <w:tab w:val="num" w:pos="1440"/>
-        </w:tabs>
-        <w:ind w:left="1440" w:hanging="360"/>
-      </w:pPr>
-      <w:rPr>
-        <w:rFonts w:ascii="Courier New" w:hAnsi="Courier New" w:hint="default"/>
-        <w:sz w:val="20"/>
-      </w:rPr>
-    </w:lvl>
-    <w:lvl w:ilvl="2" w:tentative="1">
-      <w:start w:val="1"/>
-      <w:numFmt w:val="bullet"/>
-      <w:lvlText w:val=""/>
-      <w:lvlJc w:val="left"/>
-      <w:pPr>
-        <w:tabs>
-          <w:tab w:val="num" w:pos="2160"/>
-        </w:tabs>
-        <w:ind w:left="2160" w:hanging="360"/>
-      </w:pPr>
-      <w:rPr>
-        <w:rFonts w:ascii="Wingdings" w:hAnsi="Wingdings" w:hint="default"/>
-        <w:sz w:val="20"/>
-      </w:rPr>
-    </w:lvl>
-    <w:lvl w:ilvl="3" w:tentative="1">
-      <w:start w:val="1"/>
-      <w:numFmt w:val="bullet"/>
-      <w:lvlText w:val=""/>
-      <w:lvlJc w:val="left"/>
-      <w:pPr>
-        <w:tabs>
-          <w:tab w:val="num" w:pos="2880"/>
-        </w:tabs>
-        <w:ind w:left="2880" w:hanging="360"/>
-      </w:pPr>
-      <w:rPr>
-        <w:rFonts w:ascii="Wingdings" w:hAnsi="Wingdings" w:hint="default"/>
-        <w:sz w:val="20"/>
-      </w:rPr>
-    </w:lvl>
-    <w:lvl w:ilvl="4" w:tentative="1">
-      <w:start w:val="1"/>
-      <w:numFmt w:val="bullet"/>
-      <w:lvlText w:val=""/>
-      <w:lvlJc w:val="left"/>
-      <w:pPr>
-        <w:tabs>
-          <w:tab w:val="num" w:pos="3600"/>
-        </w:tabs>
-        <w:ind w:left="3600" w:hanging="360"/>
-      </w:pPr>
-      <w:rPr>
-        <w:rFonts w:ascii="Wingdings" w:hAnsi="Wingdings" w:hint="default"/>
-        <w:sz w:val="20"/>
-      </w:rPr>
-    </w:lvl>
-    <w:lvl w:ilvl="5" w:tentative="1">
-      <w:start w:val="1"/>
-      <w:numFmt w:val="bullet"/>
-      <w:lvlText w:val=""/>
-      <w:lvlJc w:val="left"/>
-      <w:pPr>
-        <w:tabs>
-          <w:tab w:val="num" w:pos="4320"/>
-        </w:tabs>
-        <w:ind w:left="4320" w:hanging="360"/>
-      </w:pPr>
-      <w:rPr>
-        <w:rFonts w:ascii="Wingdings" w:hAnsi="Wingdings" w:hint="default"/>
-        <w:sz w:val="20"/>
-      </w:rPr>
-    </w:lvl>
-    <w:lvl w:ilvl="6" w:tentative="1">
-      <w:start w:val="1"/>
-      <w:numFmt w:val="bullet"/>
-      <w:lvlText w:val=""/>
-      <w:lvlJc w:val="left"/>
-      <w:pPr>
-        <w:tabs>
-          <w:tab w:val="num" w:pos="5040"/>
-        </w:tabs>
-        <w:ind w:left="5040" w:hanging="360"/>
-      </w:pPr>
-      <w:rPr>
-        <w:rFonts w:ascii="Wingdings" w:hAnsi="Wingdings" w:hint="default"/>
-        <w:sz w:val="20"/>
-      </w:rPr>
-    </w:lvl>
-    <w:lvl w:ilvl="7" w:tentative="1">
-      <w:start w:val="1"/>
-      <w:numFmt w:val="bullet"/>
-      <w:lvlText w:val=""/>
-      <w:lvlJc w:val="left"/>
-      <w:pPr>
-        <w:tabs>
-          <w:tab w:val="num" w:pos="5760"/>
-        </w:tabs>
-        <w:ind w:left="5760" w:hanging="360"/>
-      </w:pPr>
-      <w:rPr>
-        <w:rFonts w:ascii="Wingdings" w:hAnsi="Wingdings" w:hint="default"/>
-        <w:sz w:val="20"/>
-      </w:rPr>
-    </w:lvl>
-    <w:lvl w:ilvl="8" w:tentative="1">
-      <w:start w:val="1"/>
-      <w:numFmt w:val="bullet"/>
-      <w:lvlText w:val=""/>
-      <w:lvlJc w:val="left"/>
-      <w:pPr>
-        <w:tabs>
-          <w:tab w:val="num" w:pos="6480"/>
-        </w:tabs>
-        <w:ind w:left="6480" w:hanging="360"/>
-      </w:pPr>
-      <w:rPr>
-        <w:rFonts w:ascii="Wingdings" w:hAnsi="Wingdings" w:hint="default"/>
-        <w:sz w:val="20"/>
-      </w:rPr>
-    </w:lvl>
-  </w:abstractNum>
-  <w:abstractNum w:abstractNumId="17" w15:restartNumberingAfterBreak="0">
-    <w:nsid w:val="561C4775"/>
-    <w:multiLevelType w:val="hybridMultilevel"/>
-    <w:tmpl w:val="1FE04504"/>
-    <w:lvl w:ilvl="0" w:tplc="EF344626">
-      <w:start w:val="1"/>
-      <w:numFmt w:val="bullet"/>
-      <w:lvlText w:val=""/>
-      <w:lvlJc w:val="left"/>
-      <w:pPr>
-        <w:ind w:left="360" w:hanging="360"/>
-      </w:pPr>
-      <w:rPr>
-        <w:rFonts w:ascii="Symbol" w:hAnsi="Symbol" w:hint="default"/>
-      </w:rPr>
-    </w:lvl>
-    <w:lvl w:ilvl="1" w:tplc="280A0003" w:tentative="1">
-      <w:start w:val="1"/>
-      <w:numFmt w:val="bullet"/>
-      <w:lvlText w:val="o"/>
-      <w:lvlJc w:val="left"/>
-      <w:pPr>
-        <w:ind w:left="1080" w:hanging="360"/>
-      </w:pPr>
-      <w:rPr>
-        <w:rFonts w:ascii="Courier New" w:hAnsi="Courier New" w:cs="Courier New" w:hint="default"/>
-      </w:rPr>
-    </w:lvl>
-    <w:lvl w:ilvl="2" w:tplc="280A0005" w:tentative="1">
-      <w:start w:val="1"/>
-      <w:numFmt w:val="bullet"/>
-      <w:lvlText w:val=""/>
-      <w:lvlJc w:val="left"/>
-      <w:pPr>
-        <w:ind w:left="1800" w:hanging="360"/>
-      </w:pPr>
-      <w:rPr>
-        <w:rFonts w:ascii="Wingdings" w:hAnsi="Wingdings" w:hint="default"/>
-      </w:rPr>
-    </w:lvl>
-    <w:lvl w:ilvl="3" w:tplc="280A0001" w:tentative="1">
-      <w:start w:val="1"/>
-      <w:numFmt w:val="bullet"/>
-      <w:lvlText w:val=""/>
-      <w:lvlJc w:val="left"/>
-      <w:pPr>
-        <w:ind w:left="2520" w:hanging="360"/>
-      </w:pPr>
-      <w:rPr>
-        <w:rFonts w:ascii="Symbol" w:hAnsi="Symbol" w:hint="default"/>
-      </w:rPr>
-    </w:lvl>
-    <w:lvl w:ilvl="4" w:tplc="280A0003" w:tentative="1">
-      <w:start w:val="1"/>
-      <w:numFmt w:val="bullet"/>
-      <w:lvlText w:val="o"/>
-      <w:lvlJc w:val="left"/>
-      <w:pPr>
-        <w:ind w:left="3240" w:hanging="360"/>
-      </w:pPr>
-      <w:rPr>
-        <w:rFonts w:ascii="Courier New" w:hAnsi="Courier New" w:cs="Courier New" w:hint="default"/>
-      </w:rPr>
-    </w:lvl>
-    <w:lvl w:ilvl="5" w:tplc="280A0005" w:tentative="1">
-      <w:start w:val="1"/>
-      <w:numFmt w:val="bullet"/>
-      <w:lvlText w:val=""/>
-      <w:lvlJc w:val="left"/>
-      <w:pPr>
-        <w:ind w:left="3960" w:hanging="360"/>
-      </w:pPr>
-      <w:rPr>
-        <w:rFonts w:ascii="Wingdings" w:hAnsi="Wingdings" w:hint="default"/>
-      </w:rPr>
-    </w:lvl>
-    <w:lvl w:ilvl="6" w:tplc="280A0001" w:tentative="1">
-      <w:start w:val="1"/>
-      <w:numFmt w:val="bullet"/>
-      <w:lvlText w:val=""/>
-      <w:lvlJc w:val="left"/>
-      <w:pPr>
-        <w:ind w:left="4680" w:hanging="360"/>
-      </w:pPr>
-      <w:rPr>
-        <w:rFonts w:ascii="Symbol" w:hAnsi="Symbol" w:hint="default"/>
-      </w:rPr>
-    </w:lvl>
-    <w:lvl w:ilvl="7" w:tplc="280A0003" w:tentative="1">
-      <w:start w:val="1"/>
-      <w:numFmt w:val="bullet"/>
-      <w:lvlText w:val="o"/>
-      <w:lvlJc w:val="left"/>
-      <w:pPr>
-        <w:ind w:left="5400" w:hanging="360"/>
-      </w:pPr>
-      <w:rPr>
-        <w:rFonts w:ascii="Courier New" w:hAnsi="Courier New" w:cs="Courier New" w:hint="default"/>
-      </w:rPr>
-    </w:lvl>
-    <w:lvl w:ilvl="8" w:tplc="280A0005" w:tentative="1">
-      <w:start w:val="1"/>
-      <w:numFmt w:val="bullet"/>
-      <w:lvlText w:val=""/>
-      <w:lvlJc w:val="left"/>
-      <w:pPr>
-        <w:ind w:left="6120" w:hanging="360"/>
-      </w:pPr>
-      <w:rPr>
-        <w:rFonts w:ascii="Wingdings" w:hAnsi="Wingdings" w:hint="default"/>
-      </w:rPr>
-    </w:lvl>
-  </w:abstractNum>
-  <w:abstractNum w:abstractNumId="18" w15:restartNumberingAfterBreak="0">
-    <w:nsid w:val="58503418"/>
-    <w:multiLevelType w:val="hybridMultilevel"/>
-    <w:tmpl w:val="AE5683D8"/>
-    <w:lvl w:ilvl="0" w:tplc="8DBAB58E">
-      <w:start w:val="1"/>
-      <w:numFmt w:val="lowerLetter"/>
-      <w:lvlText w:val="%1)"/>
-      <w:lvlJc w:val="left"/>
-      <w:pPr>
-        <w:ind w:left="-131" w:hanging="360"/>
-      </w:pPr>
-      <w:rPr>
-        <w:b/>
-        <w:sz w:val="20"/>
-      </w:rPr>
-    </w:lvl>
-    <w:lvl w:ilvl="1" w:tplc="280A0019" w:tentative="1">
-      <w:start w:val="1"/>
-      <w:numFmt w:val="lowerLetter"/>
-      <w:lvlText w:val="%2."/>
-      <w:lvlJc w:val="left"/>
-      <w:pPr>
-        <w:ind w:left="589" w:hanging="360"/>
-      </w:pPr>
-    </w:lvl>
-    <w:lvl w:ilvl="2" w:tplc="280A001B" w:tentative="1">
-      <w:start w:val="1"/>
-      <w:numFmt w:val="lowerRoman"/>
-      <w:lvlText w:val="%3."/>
-      <w:lvlJc w:val="right"/>
-      <w:pPr>
-        <w:ind w:left="1309" w:hanging="180"/>
-      </w:pPr>
-    </w:lvl>
-    <w:lvl w:ilvl="3" w:tplc="280A000F" w:tentative="1">
-      <w:start w:val="1"/>
-      <w:numFmt w:val="decimal"/>
-      <w:lvlText w:val="%4."/>
-      <w:lvlJc w:val="left"/>
-      <w:pPr>
-        <w:ind w:left="2029" w:hanging="360"/>
-      </w:pPr>
-    </w:lvl>
-    <w:lvl w:ilvl="4" w:tplc="280A0019" w:tentative="1">
-      <w:start w:val="1"/>
-      <w:numFmt w:val="lowerLetter"/>
-      <w:lvlText w:val="%5."/>
-      <w:lvlJc w:val="left"/>
-      <w:pPr>
-        <w:ind w:left="2749" w:hanging="360"/>
-      </w:pPr>
-    </w:lvl>
-    <w:lvl w:ilvl="5" w:tplc="280A001B" w:tentative="1">
-      <w:start w:val="1"/>
-      <w:numFmt w:val="lowerRoman"/>
-      <w:lvlText w:val="%6."/>
-      <w:lvlJc w:val="right"/>
-      <w:pPr>
-        <w:ind w:left="3469" w:hanging="180"/>
-      </w:pPr>
-    </w:lvl>
-    <w:lvl w:ilvl="6" w:tplc="280A000F" w:tentative="1">
-      <w:start w:val="1"/>
-      <w:numFmt w:val="decimal"/>
-      <w:lvlText w:val="%7."/>
-      <w:lvlJc w:val="left"/>
-      <w:pPr>
-        <w:ind w:left="4189" w:hanging="360"/>
-      </w:pPr>
-    </w:lvl>
-    <w:lvl w:ilvl="7" w:tplc="280A0019" w:tentative="1">
-      <w:start w:val="1"/>
-      <w:numFmt w:val="lowerLetter"/>
-      <w:lvlText w:val="%8."/>
-      <w:lvlJc w:val="left"/>
-      <w:pPr>
-        <w:ind w:left="4909" w:hanging="360"/>
-      </w:pPr>
-    </w:lvl>
-    <w:lvl w:ilvl="8" w:tplc="280A001B" w:tentative="1">
-      <w:start w:val="1"/>
-      <w:numFmt w:val="lowerRoman"/>
-      <w:lvlText w:val="%9."/>
-      <w:lvlJc w:val="right"/>
-      <w:pPr>
-        <w:ind w:left="5629" w:hanging="180"/>
-      </w:pPr>
-    </w:lvl>
-  </w:abstractNum>
-  <w:abstractNum w:abstractNumId="19" w15:restartNumberingAfterBreak="0">
-    <w:nsid w:val="5D320D3B"/>
-    <w:multiLevelType w:val="multilevel"/>
-    <w:tmpl w:val="853CE798"/>
-    <w:lvl w:ilvl="0">
-      <w:start w:val="1"/>
-      <w:numFmt w:val="bullet"/>
-      <w:lvlText w:val=""/>
-      <w:lvlJc w:val="left"/>
-      <w:pPr>
-        <w:tabs>
-          <w:tab w:val="num" w:pos="720"/>
-        </w:tabs>
-        <w:ind w:left="720" w:hanging="360"/>
-      </w:pPr>
-      <w:rPr>
-        <w:rFonts w:ascii="Symbol" w:hAnsi="Symbol" w:hint="default"/>
-        <w:sz w:val="20"/>
-      </w:rPr>
-    </w:lvl>
-    <w:lvl w:ilvl="1" w:tentative="1">
-      <w:start w:val="1"/>
-      <w:numFmt w:val="bullet"/>
-      <w:lvlText w:val="o"/>
-      <w:lvlJc w:val="left"/>
-      <w:pPr>
-        <w:tabs>
-          <w:tab w:val="num" w:pos="1440"/>
-        </w:tabs>
-        <w:ind w:left="1440" w:hanging="360"/>
-      </w:pPr>
-      <w:rPr>
-        <w:rFonts w:ascii="Courier New" w:hAnsi="Courier New" w:hint="default"/>
-        <w:sz w:val="20"/>
-      </w:rPr>
-    </w:lvl>
-    <w:lvl w:ilvl="2" w:tentative="1">
-      <w:start w:val="1"/>
-      <w:numFmt w:val="bullet"/>
-      <w:lvlText w:val=""/>
-      <w:lvlJc w:val="left"/>
-      <w:pPr>
-        <w:tabs>
-          <w:tab w:val="num" w:pos="2160"/>
-        </w:tabs>
-        <w:ind w:left="2160" w:hanging="360"/>
-      </w:pPr>
-      <w:rPr>
-        <w:rFonts w:ascii="Wingdings" w:hAnsi="Wingdings" w:hint="default"/>
-        <w:sz w:val="20"/>
-      </w:rPr>
-    </w:lvl>
-    <w:lvl w:ilvl="3" w:tentative="1">
-      <w:start w:val="1"/>
-      <w:numFmt w:val="bullet"/>
-      <w:lvlText w:val=""/>
-      <w:lvlJc w:val="left"/>
-      <w:pPr>
-        <w:tabs>
-          <w:tab w:val="num" w:pos="2880"/>
-        </w:tabs>
-        <w:ind w:left="2880" w:hanging="360"/>
-      </w:pPr>
-      <w:rPr>
-        <w:rFonts w:ascii="Wingdings" w:hAnsi="Wingdings" w:hint="default"/>
-        <w:sz w:val="20"/>
-      </w:rPr>
-    </w:lvl>
-    <w:lvl w:ilvl="4" w:tentative="1">
-      <w:start w:val="1"/>
-      <w:numFmt w:val="bullet"/>
-      <w:lvlText w:val=""/>
-      <w:lvlJc w:val="left"/>
-      <w:pPr>
-        <w:tabs>
-          <w:tab w:val="num" w:pos="3600"/>
-        </w:tabs>
-        <w:ind w:left="3600" w:hanging="360"/>
-      </w:pPr>
-      <w:rPr>
-        <w:rFonts w:ascii="Wingdings" w:hAnsi="Wingdings" w:hint="default"/>
-        <w:sz w:val="20"/>
-      </w:rPr>
-    </w:lvl>
-    <w:lvl w:ilvl="5" w:tentative="1">
-      <w:start w:val="1"/>
-      <w:numFmt w:val="bullet"/>
-      <w:lvlText w:val=""/>
-      <w:lvlJc w:val="left"/>
-      <w:pPr>
-        <w:tabs>
-          <w:tab w:val="num" w:pos="4320"/>
-        </w:tabs>
-        <w:ind w:left="4320" w:hanging="360"/>
-      </w:pPr>
-      <w:rPr>
-        <w:rFonts w:ascii="Wingdings" w:hAnsi="Wingdings" w:hint="default"/>
-        <w:sz w:val="20"/>
-      </w:rPr>
-    </w:lvl>
-    <w:lvl w:ilvl="6" w:tentative="1">
-      <w:start w:val="1"/>
-      <w:numFmt w:val="bullet"/>
-      <w:lvlText w:val=""/>
-      <w:lvlJc w:val="left"/>
-      <w:pPr>
-        <w:tabs>
-          <w:tab w:val="num" w:pos="5040"/>
-        </w:tabs>
-        <w:ind w:left="5040" w:hanging="360"/>
-      </w:pPr>
-      <w:rPr>
-        <w:rFonts w:ascii="Wingdings" w:hAnsi="Wingdings" w:hint="default"/>
-        <w:sz w:val="20"/>
-      </w:rPr>
-    </w:lvl>
-    <w:lvl w:ilvl="7" w:tentative="1">
-      <w:start w:val="1"/>
-      <w:numFmt w:val="bullet"/>
-      <w:lvlText w:val=""/>
-      <w:lvlJc w:val="left"/>
-      <w:pPr>
-        <w:tabs>
-          <w:tab w:val="num" w:pos="5760"/>
-        </w:tabs>
-        <w:ind w:left="5760" w:hanging="360"/>
-      </w:pPr>
-      <w:rPr>
-        <w:rFonts w:ascii="Wingdings" w:hAnsi="Wingdings" w:hint="default"/>
-        <w:sz w:val="20"/>
-      </w:rPr>
-    </w:lvl>
-    <w:lvl w:ilvl="8" w:tentative="1">
-      <w:start w:val="1"/>
-      <w:numFmt w:val="bullet"/>
-      <w:lvlText w:val=""/>
-      <w:lvlJc w:val="left"/>
-      <w:pPr>
-        <w:tabs>
-          <w:tab w:val="num" w:pos="6480"/>
-        </w:tabs>
-        <w:ind w:left="6480" w:hanging="360"/>
-      </w:pPr>
-      <w:rPr>
-        <w:rFonts w:ascii="Wingdings" w:hAnsi="Wingdings" w:hint="default"/>
-        <w:sz w:val="20"/>
-      </w:rPr>
-    </w:lvl>
-  </w:abstractNum>
-  <w:abstractNum w:abstractNumId="20" w15:restartNumberingAfterBreak="0">
-    <w:nsid w:val="6346377C"/>
-    <w:multiLevelType w:val="multilevel"/>
-    <w:tmpl w:val="B18255D6"/>
-    <w:lvl w:ilvl="0">
-      <w:start w:val="1"/>
-      <w:numFmt w:val="bullet"/>
-      <w:lvlText w:val=""/>
-      <w:lvlJc w:val="left"/>
-      <w:pPr>
-        <w:tabs>
-          <w:tab w:val="num" w:pos="720"/>
-        </w:tabs>
-        <w:ind w:left="720" w:hanging="360"/>
-      </w:pPr>
-      <w:rPr>
-        <w:rFonts w:ascii="Symbol" w:hAnsi="Symbol" w:hint="default"/>
-        <w:sz w:val="20"/>
-      </w:rPr>
-    </w:lvl>
-    <w:lvl w:ilvl="1" w:tentative="1">
-      <w:start w:val="1"/>
-      <w:numFmt w:val="bullet"/>
-      <w:lvlText w:val="o"/>
-      <w:lvlJc w:val="left"/>
-      <w:pPr>
-        <w:tabs>
-          <w:tab w:val="num" w:pos="1440"/>
-        </w:tabs>
-        <w:ind w:left="1440" w:hanging="360"/>
-      </w:pPr>
-      <w:rPr>
-        <w:rFonts w:ascii="Courier New" w:hAnsi="Courier New" w:hint="default"/>
-        <w:sz w:val="20"/>
-      </w:rPr>
-    </w:lvl>
-    <w:lvl w:ilvl="2" w:tentative="1">
-      <w:start w:val="1"/>
-      <w:numFmt w:val="bullet"/>
-      <w:lvlText w:val=""/>
-      <w:lvlJc w:val="left"/>
-      <w:pPr>
-        <w:tabs>
-          <w:tab w:val="num" w:pos="2160"/>
-        </w:tabs>
-        <w:ind w:left="2160" w:hanging="360"/>
-      </w:pPr>
-      <w:rPr>
-        <w:rFonts w:ascii="Wingdings" w:hAnsi="Wingdings" w:hint="default"/>
-        <w:sz w:val="20"/>
-      </w:rPr>
-    </w:lvl>
-    <w:lvl w:ilvl="3" w:tentative="1">
-      <w:start w:val="1"/>
-      <w:numFmt w:val="bullet"/>
-      <w:lvlText w:val=""/>
-      <w:lvlJc w:val="left"/>
-      <w:pPr>
-        <w:tabs>
-          <w:tab w:val="num" w:pos="2880"/>
-        </w:tabs>
-        <w:ind w:left="2880" w:hanging="360"/>
-      </w:pPr>
-      <w:rPr>
-        <w:rFonts w:ascii="Wingdings" w:hAnsi="Wingdings" w:hint="default"/>
-        <w:sz w:val="20"/>
-      </w:rPr>
-    </w:lvl>
-    <w:lvl w:ilvl="4" w:tentative="1">
-      <w:start w:val="1"/>
-      <w:numFmt w:val="bullet"/>
-      <w:lvlText w:val=""/>
-      <w:lvlJc w:val="left"/>
-      <w:pPr>
-        <w:tabs>
-          <w:tab w:val="num" w:pos="3600"/>
-        </w:tabs>
-        <w:ind w:left="3600" w:hanging="360"/>
-      </w:pPr>
-      <w:rPr>
-        <w:rFonts w:ascii="Wingdings" w:hAnsi="Wingdings" w:hint="default"/>
-        <w:sz w:val="20"/>
-      </w:rPr>
-    </w:lvl>
-    <w:lvl w:ilvl="5" w:tentative="1">
-      <w:start w:val="1"/>
-      <w:numFmt w:val="bullet"/>
-      <w:lvlText w:val=""/>
-      <w:lvlJc w:val="left"/>
-      <w:pPr>
-        <w:tabs>
-          <w:tab w:val="num" w:pos="4320"/>
-        </w:tabs>
-        <w:ind w:left="4320" w:hanging="360"/>
-      </w:pPr>
-      <w:rPr>
-        <w:rFonts w:ascii="Wingdings" w:hAnsi="Wingdings" w:hint="default"/>
-        <w:sz w:val="20"/>
-      </w:rPr>
-    </w:lvl>
-    <w:lvl w:ilvl="6" w:tentative="1">
-      <w:start w:val="1"/>
-      <w:numFmt w:val="bullet"/>
-      <w:lvlText w:val=""/>
-      <w:lvlJc w:val="left"/>
-      <w:pPr>
-        <w:tabs>
-          <w:tab w:val="num" w:pos="5040"/>
-        </w:tabs>
-        <w:ind w:left="5040" w:hanging="360"/>
-      </w:pPr>
-      <w:rPr>
-        <w:rFonts w:ascii="Wingdings" w:hAnsi="Wingdings" w:hint="default"/>
-        <w:sz w:val="20"/>
-      </w:rPr>
-    </w:lvl>
-    <w:lvl w:ilvl="7" w:tentative="1">
-      <w:start w:val="1"/>
-      <w:numFmt w:val="bullet"/>
-      <w:lvlText w:val=""/>
-      <w:lvlJc w:val="left"/>
-      <w:pPr>
-        <w:tabs>
-          <w:tab w:val="num" w:pos="5760"/>
-        </w:tabs>
-        <w:ind w:left="5760" w:hanging="360"/>
-      </w:pPr>
-      <w:rPr>
-        <w:rFonts w:ascii="Wingdings" w:hAnsi="Wingdings" w:hint="default"/>
-        <w:sz w:val="20"/>
-      </w:rPr>
-    </w:lvl>
-    <w:lvl w:ilvl="8" w:tentative="1">
-      <w:start w:val="1"/>
-      <w:numFmt w:val="bullet"/>
-      <w:lvlText w:val=""/>
-      <w:lvlJc w:val="left"/>
-      <w:pPr>
-        <w:tabs>
-          <w:tab w:val="num" w:pos="6480"/>
-        </w:tabs>
-        <w:ind w:left="6480" w:hanging="360"/>
-      </w:pPr>
-      <w:rPr>
-        <w:rFonts w:ascii="Wingdings" w:hAnsi="Wingdings" w:hint="default"/>
-        <w:sz w:val="20"/>
-      </w:rPr>
-    </w:lvl>
-  </w:abstractNum>
-  <w:abstractNum w:abstractNumId="21" w15:restartNumberingAfterBreak="0">
-    <w:nsid w:val="63BD20E6"/>
-    <w:multiLevelType w:val="multilevel"/>
-    <w:tmpl w:val="B956B4B8"/>
-    <w:lvl w:ilvl="0">
-      <w:start w:val="1"/>
-      <w:numFmt w:val="decimal"/>
-      <w:lvlText w:val="%1."/>
-      <w:lvlJc w:val="left"/>
-      <w:pPr>
-        <w:tabs>
-          <w:tab w:val="num" w:pos="720"/>
-        </w:tabs>
-        <w:ind w:left="720" w:hanging="360"/>
-      </w:pPr>
-    </w:lvl>
-    <w:lvl w:ilvl="1" w:tentative="1">
-      <w:start w:val="1"/>
-      <w:numFmt w:val="decimal"/>
-      <w:lvlText w:val="%2."/>
-      <w:lvlJc w:val="left"/>
-      <w:pPr>
-        <w:tabs>
-          <w:tab w:val="num" w:pos="1440"/>
-        </w:tabs>
-        <w:ind w:left="1440" w:hanging="360"/>
-      </w:pPr>
-    </w:lvl>
-    <w:lvl w:ilvl="2" w:tentative="1">
-      <w:start w:val="1"/>
-      <w:numFmt w:val="decimal"/>
-      <w:lvlText w:val="%3."/>
-      <w:lvlJc w:val="left"/>
-      <w:pPr>
-        <w:tabs>
-          <w:tab w:val="num" w:pos="2160"/>
-        </w:tabs>
-        <w:ind w:left="2160" w:hanging="360"/>
-      </w:pPr>
-    </w:lvl>
-    <w:lvl w:ilvl="3" w:tentative="1">
-      <w:start w:val="1"/>
-      <w:numFmt w:val="decimal"/>
-      <w:lvlText w:val="%4."/>
-      <w:lvlJc w:val="left"/>
-      <w:pPr>
-        <w:tabs>
-          <w:tab w:val="num" w:pos="2880"/>
-        </w:tabs>
-        <w:ind w:left="2880" w:hanging="360"/>
-      </w:pPr>
-    </w:lvl>
-    <w:lvl w:ilvl="4" w:tentative="1">
-      <w:start w:val="1"/>
-      <w:numFmt w:val="decimal"/>
-      <w:lvlText w:val="%5."/>
-      <w:lvlJc w:val="left"/>
-      <w:pPr>
-        <w:tabs>
-          <w:tab w:val="num" w:pos="3600"/>
-        </w:tabs>
-        <w:ind w:left="3600" w:hanging="360"/>
-      </w:pPr>
-    </w:lvl>
-    <w:lvl w:ilvl="5" w:tentative="1">
-      <w:start w:val="1"/>
-      <w:numFmt w:val="decimal"/>
-      <w:lvlText w:val="%6."/>
-      <w:lvlJc w:val="left"/>
-      <w:pPr>
-        <w:tabs>
-          <w:tab w:val="num" w:pos="4320"/>
-        </w:tabs>
-        <w:ind w:left="4320" w:hanging="360"/>
-      </w:pPr>
-    </w:lvl>
-    <w:lvl w:ilvl="6" w:tentative="1">
-      <w:start w:val="1"/>
-      <w:numFmt w:val="decimal"/>
-      <w:lvlText w:val="%7."/>
-      <w:lvlJc w:val="left"/>
-      <w:pPr>
-        <w:tabs>
-          <w:tab w:val="num" w:pos="5040"/>
-        </w:tabs>
-        <w:ind w:left="5040" w:hanging="360"/>
-      </w:pPr>
-    </w:lvl>
-    <w:lvl w:ilvl="7" w:tentative="1">
-      <w:start w:val="1"/>
-      <w:numFmt w:val="decimal"/>
-      <w:lvlText w:val="%8."/>
-      <w:lvlJc w:val="left"/>
-      <w:pPr>
-        <w:tabs>
-          <w:tab w:val="num" w:pos="5760"/>
-        </w:tabs>
-        <w:ind w:left="5760" w:hanging="360"/>
-      </w:pPr>
-    </w:lvl>
-    <w:lvl w:ilvl="8" w:tentative="1">
-      <w:start w:val="1"/>
-      <w:numFmt w:val="decimal"/>
-      <w:lvlText w:val="%9."/>
-      <w:lvlJc w:val="left"/>
-      <w:pPr>
-        <w:tabs>
-          <w:tab w:val="num" w:pos="6480"/>
-        </w:tabs>
-        <w:ind w:left="6480" w:hanging="360"/>
-      </w:pPr>
-    </w:lvl>
-  </w:abstractNum>
-  <w:abstractNum w:abstractNumId="22" w15:restartNumberingAfterBreak="0">
-    <w:nsid w:val="63C26509"/>
-    <w:multiLevelType w:val="multilevel"/>
-    <w:tmpl w:val="8E3E5094"/>
-    <w:lvl w:ilvl="0">
-      <w:start w:val="1"/>
-      <w:numFmt w:val="bullet"/>
-      <w:lvlText w:val=""/>
-      <w:lvlJc w:val="left"/>
-      <w:pPr>
-        <w:tabs>
-          <w:tab w:val="num" w:pos="720"/>
-        </w:tabs>
-        <w:ind w:left="720" w:hanging="360"/>
-      </w:pPr>
-      <w:rPr>
-        <w:rFonts w:ascii="Symbol" w:hAnsi="Symbol" w:hint="default"/>
-        <w:sz w:val="20"/>
-      </w:rPr>
-    </w:lvl>
-    <w:lvl w:ilvl="1" w:tentative="1">
-      <w:start w:val="1"/>
-      <w:numFmt w:val="bullet"/>
-      <w:lvlText w:val=""/>
-      <w:lvlJc w:val="left"/>
-      <w:pPr>
-        <w:tabs>
-          <w:tab w:val="num" w:pos="1440"/>
-        </w:tabs>
-        <w:ind w:left="1440" w:hanging="360"/>
-      </w:pPr>
-      <w:rPr>
-        <w:rFonts w:ascii="Symbol" w:hAnsi="Symbol" w:hint="default"/>
-        <w:sz w:val="20"/>
-      </w:rPr>
-    </w:lvl>
-    <w:lvl w:ilvl="2" w:tentative="1">
-      <w:start w:val="1"/>
-      <w:numFmt w:val="bullet"/>
-      <w:lvlText w:val=""/>
-      <w:lvlJc w:val="left"/>
-      <w:pPr>
-        <w:tabs>
-          <w:tab w:val="num" w:pos="2160"/>
-        </w:tabs>
-        <w:ind w:left="2160" w:hanging="360"/>
-      </w:pPr>
-      <w:rPr>
-        <w:rFonts w:ascii="Symbol" w:hAnsi="Symbol" w:hint="default"/>
-        <w:sz w:val="20"/>
-      </w:rPr>
-    </w:lvl>
-    <w:lvl w:ilvl="3" w:tentative="1">
-      <w:start w:val="1"/>
-      <w:numFmt w:val="bullet"/>
-      <w:lvlText w:val=""/>
-      <w:lvlJc w:val="left"/>
-      <w:pPr>
-        <w:tabs>
-          <w:tab w:val="num" w:pos="2880"/>
-        </w:tabs>
-        <w:ind w:left="2880" w:hanging="360"/>
-      </w:pPr>
-      <w:rPr>
-        <w:rFonts w:ascii="Symbol" w:hAnsi="Symbol" w:hint="default"/>
-        <w:sz w:val="20"/>
-      </w:rPr>
-    </w:lvl>
-    <w:lvl w:ilvl="4" w:tentative="1">
-      <w:start w:val="1"/>
-      <w:numFmt w:val="bullet"/>
-      <w:lvlText w:val=""/>
-      <w:lvlJc w:val="left"/>
-      <w:pPr>
-        <w:tabs>
-          <w:tab w:val="num" w:pos="3600"/>
-        </w:tabs>
-        <w:ind w:left="3600" w:hanging="360"/>
-      </w:pPr>
-      <w:rPr>
-        <w:rFonts w:ascii="Symbol" w:hAnsi="Symbol" w:hint="default"/>
-        <w:sz w:val="20"/>
-      </w:rPr>
-    </w:lvl>
-    <w:lvl w:ilvl="5" w:tentative="1">
-      <w:start w:val="1"/>
-      <w:numFmt w:val="bullet"/>
-      <w:lvlText w:val=""/>
-      <w:lvlJc w:val="left"/>
-      <w:pPr>
-        <w:tabs>
-          <w:tab w:val="num" w:pos="4320"/>
-        </w:tabs>
-        <w:ind w:left="4320" w:hanging="360"/>
-      </w:pPr>
-      <w:rPr>
-        <w:rFonts w:ascii="Symbol" w:hAnsi="Symbol" w:hint="default"/>
-        <w:sz w:val="20"/>
-      </w:rPr>
-    </w:lvl>
-    <w:lvl w:ilvl="6" w:tentative="1">
-      <w:start w:val="1"/>
-      <w:numFmt w:val="bullet"/>
-      <w:lvlText w:val=""/>
-      <w:lvlJc w:val="left"/>
-      <w:pPr>
-        <w:tabs>
-          <w:tab w:val="num" w:pos="5040"/>
-        </w:tabs>
-        <w:ind w:left="5040" w:hanging="360"/>
-      </w:pPr>
-      <w:rPr>
-        <w:rFonts w:ascii="Symbol" w:hAnsi="Symbol" w:hint="default"/>
-        <w:sz w:val="20"/>
-      </w:rPr>
-    </w:lvl>
-    <w:lvl w:ilvl="7" w:tentative="1">
-      <w:start w:val="1"/>
-      <w:numFmt w:val="bullet"/>
-      <w:lvlText w:val=""/>
-      <w:lvlJc w:val="left"/>
-      <w:pPr>
-        <w:tabs>
-          <w:tab w:val="num" w:pos="5760"/>
-        </w:tabs>
-        <w:ind w:left="5760" w:hanging="360"/>
-      </w:pPr>
-      <w:rPr>
-        <w:rFonts w:ascii="Symbol" w:hAnsi="Symbol" w:hint="default"/>
-        <w:sz w:val="20"/>
-      </w:rPr>
-    </w:lvl>
-    <w:lvl w:ilvl="8" w:tentative="1">
-      <w:start w:val="1"/>
-      <w:numFmt w:val="bullet"/>
-      <w:lvlText w:val=""/>
-      <w:lvlJc w:val="left"/>
-      <w:pPr>
-        <w:tabs>
-          <w:tab w:val="num" w:pos="6480"/>
-        </w:tabs>
-        <w:ind w:left="6480" w:hanging="360"/>
-      </w:pPr>
-      <w:rPr>
-        <w:rFonts w:ascii="Symbol" w:hAnsi="Symbol" w:hint="default"/>
-        <w:sz w:val="20"/>
-      </w:rPr>
-    </w:lvl>
-  </w:abstractNum>
-  <w:abstractNum w:abstractNumId="23" w15:restartNumberingAfterBreak="0">
-    <w:nsid w:val="67BB4976"/>
-    <w:multiLevelType w:val="hybridMultilevel"/>
-    <w:tmpl w:val="6E38F170"/>
-    <w:lvl w:ilvl="0" w:tplc="95AA44D8">
-      <w:start w:val="6"/>
-      <w:numFmt w:val="bullet"/>
-      <w:lvlText w:val="-"/>
-      <w:lvlJc w:val="left"/>
-      <w:pPr>
-        <w:ind w:left="720" w:hanging="360"/>
-      </w:pPr>
-      <w:rPr>
-        <w:rFonts w:ascii="Calibri" w:eastAsiaTheme="minorHAnsi" w:hAnsi="Calibri" w:cs="Calibri" w:hint="default"/>
-        <w:b/>
-      </w:rPr>
-    </w:lvl>
-    <w:lvl w:ilvl="1" w:tplc="080A0003" w:tentative="1">
-      <w:start w:val="1"/>
-      <w:numFmt w:val="bullet"/>
-      <w:lvlText w:val="o"/>
-      <w:lvlJc w:val="left"/>
-      <w:pPr>
-        <w:ind w:left="1440" w:hanging="360"/>
-      </w:pPr>
-      <w:rPr>
-        <w:rFonts w:ascii="Courier New" w:hAnsi="Courier New" w:cs="Courier New" w:hint="default"/>
-      </w:rPr>
-    </w:lvl>
-    <w:lvl w:ilvl="2" w:tplc="080A0005" w:tentative="1">
-      <w:start w:val="1"/>
-      <w:numFmt w:val="bullet"/>
-      <w:lvlText w:val=""/>
-      <w:lvlJc w:val="left"/>
-      <w:pPr>
-        <w:ind w:left="2160" w:hanging="360"/>
-      </w:pPr>
-      <w:rPr>
-        <w:rFonts w:ascii="Wingdings" w:hAnsi="Wingdings" w:hint="default"/>
-      </w:rPr>
-    </w:lvl>
-    <w:lvl w:ilvl="3" w:tplc="080A0001" w:tentative="1">
-      <w:start w:val="1"/>
-      <w:numFmt w:val="bullet"/>
-      <w:lvlText w:val=""/>
-      <w:lvlJc w:val="left"/>
-      <w:pPr>
-        <w:ind w:left="2880" w:hanging="360"/>
-      </w:pPr>
-      <w:rPr>
-        <w:rFonts w:ascii="Symbol" w:hAnsi="Symbol" w:hint="default"/>
-      </w:rPr>
-    </w:lvl>
-    <w:lvl w:ilvl="4" w:tplc="080A0003" w:tentative="1">
-      <w:start w:val="1"/>
-      <w:numFmt w:val="bullet"/>
-      <w:lvlText w:val="o"/>
-      <w:lvlJc w:val="left"/>
-      <w:pPr>
-        <w:ind w:left="3600" w:hanging="360"/>
-      </w:pPr>
-      <w:rPr>
-        <w:rFonts w:ascii="Courier New" w:hAnsi="Courier New" w:cs="Courier New" w:hint="default"/>
-      </w:rPr>
-    </w:lvl>
-    <w:lvl w:ilvl="5" w:tplc="080A0005" w:tentative="1">
-      <w:start w:val="1"/>
-      <w:numFmt w:val="bullet"/>
-      <w:lvlText w:val=""/>
-      <w:lvlJc w:val="left"/>
-      <w:pPr>
-        <w:ind w:left="4320" w:hanging="360"/>
-      </w:pPr>
-      <w:rPr>
-        <w:rFonts w:ascii="Wingdings" w:hAnsi="Wingdings" w:hint="default"/>
-      </w:rPr>
-    </w:lvl>
-    <w:lvl w:ilvl="6" w:tplc="080A0001" w:tentative="1">
-      <w:start w:val="1"/>
-      <w:numFmt w:val="bullet"/>
-      <w:lvlText w:val=""/>
-      <w:lvlJc w:val="left"/>
-      <w:pPr>
-        <w:ind w:left="5040" w:hanging="360"/>
-      </w:pPr>
-      <w:rPr>
-        <w:rFonts w:ascii="Symbol" w:hAnsi="Symbol" w:hint="default"/>
-      </w:rPr>
-    </w:lvl>
-    <w:lvl w:ilvl="7" w:tplc="080A0003" w:tentative="1">
-      <w:start w:val="1"/>
-      <w:numFmt w:val="bullet"/>
-      <w:lvlText w:val="o"/>
-      <w:lvlJc w:val="left"/>
-      <w:pPr>
-        <w:ind w:left="5760" w:hanging="360"/>
-      </w:pPr>
-      <w:rPr>
-        <w:rFonts w:ascii="Courier New" w:hAnsi="Courier New" w:cs="Courier New" w:hint="default"/>
-      </w:rPr>
-    </w:lvl>
-    <w:lvl w:ilvl="8" w:tplc="080A0005" w:tentative="1">
-      <w:start w:val="1"/>
-      <w:numFmt w:val="bullet"/>
-      <w:lvlText w:val=""/>
-      <w:lvlJc w:val="left"/>
-      <w:pPr>
-        <w:ind w:left="6480" w:hanging="360"/>
-      </w:pPr>
-      <w:rPr>
-        <w:rFonts w:ascii="Wingdings" w:hAnsi="Wingdings" w:hint="default"/>
-      </w:rPr>
-    </w:lvl>
-  </w:abstractNum>
-  <w:abstractNum w:abstractNumId="24" w15:restartNumberingAfterBreak="0">
-    <w:nsid w:val="6AA6320B"/>
-    <w:multiLevelType w:val="hybridMultilevel"/>
-    <w:tmpl w:val="34DC55A0"/>
-    <w:lvl w:ilvl="0" w:tplc="280A0011">
-      <w:start w:val="1"/>
-      <w:numFmt w:val="decimal"/>
-      <w:lvlText w:val="%1)"/>
-      <w:lvlJc w:val="left"/>
-      <w:pPr>
-        <w:ind w:left="153" w:hanging="360"/>
-      </w:pPr>
-    </w:lvl>
-    <w:lvl w:ilvl="1" w:tplc="280A0019" w:tentative="1">
-      <w:start w:val="1"/>
-      <w:numFmt w:val="lowerLetter"/>
-      <w:lvlText w:val="%2."/>
-      <w:lvlJc w:val="left"/>
-      <w:pPr>
-        <w:ind w:left="873" w:hanging="360"/>
-      </w:pPr>
-    </w:lvl>
-    <w:lvl w:ilvl="2" w:tplc="280A001B" w:tentative="1">
-      <w:start w:val="1"/>
-      <w:numFmt w:val="lowerRoman"/>
-      <w:lvlText w:val="%3."/>
-      <w:lvlJc w:val="right"/>
-      <w:pPr>
-        <w:ind w:left="1593" w:hanging="180"/>
-      </w:pPr>
-    </w:lvl>
-    <w:lvl w:ilvl="3" w:tplc="280A000F" w:tentative="1">
-      <w:start w:val="1"/>
-      <w:numFmt w:val="decimal"/>
-      <w:lvlText w:val="%4."/>
-      <w:lvlJc w:val="left"/>
-      <w:pPr>
-        <w:ind w:left="2313" w:hanging="360"/>
-      </w:pPr>
-    </w:lvl>
-    <w:lvl w:ilvl="4" w:tplc="280A0019" w:tentative="1">
-      <w:start w:val="1"/>
-      <w:numFmt w:val="lowerLetter"/>
-      <w:lvlText w:val="%5."/>
-      <w:lvlJc w:val="left"/>
-      <w:pPr>
-        <w:ind w:left="3033" w:hanging="360"/>
-      </w:pPr>
-    </w:lvl>
-    <w:lvl w:ilvl="5" w:tplc="280A001B" w:tentative="1">
-      <w:start w:val="1"/>
-      <w:numFmt w:val="lowerRoman"/>
-      <w:lvlText w:val="%6."/>
-      <w:lvlJc w:val="right"/>
-      <w:pPr>
-        <w:ind w:left="3753" w:hanging="180"/>
-      </w:pPr>
-    </w:lvl>
-    <w:lvl w:ilvl="6" w:tplc="280A000F" w:tentative="1">
-      <w:start w:val="1"/>
-      <w:numFmt w:val="decimal"/>
-      <w:lvlText w:val="%7."/>
-      <w:lvlJc w:val="left"/>
-      <w:pPr>
-        <w:ind w:left="4473" w:hanging="360"/>
-      </w:pPr>
-    </w:lvl>
-    <w:lvl w:ilvl="7" w:tplc="280A0019" w:tentative="1">
-      <w:start w:val="1"/>
-      <w:numFmt w:val="lowerLetter"/>
-      <w:lvlText w:val="%8."/>
-      <w:lvlJc w:val="left"/>
-      <w:pPr>
-        <w:ind w:left="5193" w:hanging="360"/>
-      </w:pPr>
-    </w:lvl>
-    <w:lvl w:ilvl="8" w:tplc="280A001B" w:tentative="1">
-      <w:start w:val="1"/>
-      <w:numFmt w:val="lowerRoman"/>
-      <w:lvlText w:val="%9."/>
-      <w:lvlJc w:val="right"/>
-      <w:pPr>
-        <w:ind w:left="5913" w:hanging="180"/>
-      </w:pPr>
-    </w:lvl>
-  </w:abstractNum>
-  <w:abstractNum w:abstractNumId="25" w15:restartNumberingAfterBreak="0">
-    <w:nsid w:val="6BEF0593"/>
-    <w:multiLevelType w:val="multilevel"/>
-    <w:tmpl w:val="0B8EC060"/>
-    <w:lvl w:ilvl="0">
-      <w:start w:val="1"/>
-      <w:numFmt w:val="bullet"/>
-      <w:lvlText w:val=""/>
-      <w:lvlJc w:val="left"/>
-      <w:pPr>
-        <w:tabs>
-          <w:tab w:val="num" w:pos="720"/>
-        </w:tabs>
-        <w:ind w:left="720" w:hanging="360"/>
-      </w:pPr>
-      <w:rPr>
-        <w:rFonts w:ascii="Symbol" w:hAnsi="Symbol" w:hint="default"/>
-        <w:sz w:val="20"/>
-      </w:rPr>
-    </w:lvl>
-    <w:lvl w:ilvl="1" w:tentative="1">
-      <w:start w:val="1"/>
-      <w:numFmt w:val="bullet"/>
-      <w:lvlText w:val="o"/>
-      <w:lvlJc w:val="left"/>
-      <w:pPr>
-        <w:tabs>
-          <w:tab w:val="num" w:pos="1440"/>
-        </w:tabs>
-        <w:ind w:left="1440" w:hanging="360"/>
-      </w:pPr>
-      <w:rPr>
-        <w:rFonts w:ascii="Courier New" w:hAnsi="Courier New" w:hint="default"/>
-        <w:sz w:val="20"/>
-      </w:rPr>
-    </w:lvl>
-    <w:lvl w:ilvl="2" w:tentative="1">
-      <w:start w:val="1"/>
-      <w:numFmt w:val="bullet"/>
-      <w:lvlText w:val=""/>
-      <w:lvlJc w:val="left"/>
-      <w:pPr>
-        <w:tabs>
-          <w:tab w:val="num" w:pos="2160"/>
-        </w:tabs>
-        <w:ind w:left="2160" w:hanging="360"/>
-      </w:pPr>
-      <w:rPr>
-        <w:rFonts w:ascii="Wingdings" w:hAnsi="Wingdings" w:hint="default"/>
-        <w:sz w:val="20"/>
-      </w:rPr>
-    </w:lvl>
-    <w:lvl w:ilvl="3" w:tentative="1">
-      <w:start w:val="1"/>
-      <w:numFmt w:val="bullet"/>
-      <w:lvlText w:val=""/>
-      <w:lvlJc w:val="left"/>
-      <w:pPr>
-        <w:tabs>
-          <w:tab w:val="num" w:pos="2880"/>
-        </w:tabs>
-        <w:ind w:left="2880" w:hanging="360"/>
-      </w:pPr>
-      <w:rPr>
-        <w:rFonts w:ascii="Wingdings" w:hAnsi="Wingdings" w:hint="default"/>
-        <w:sz w:val="20"/>
-      </w:rPr>
-    </w:lvl>
-    <w:lvl w:ilvl="4" w:tentative="1">
-      <w:start w:val="1"/>
-      <w:numFmt w:val="bullet"/>
-      <w:lvlText w:val=""/>
-      <w:lvlJc w:val="left"/>
-      <w:pPr>
-        <w:tabs>
-          <w:tab w:val="num" w:pos="3600"/>
-        </w:tabs>
-        <w:ind w:left="3600" w:hanging="360"/>
-      </w:pPr>
-      <w:rPr>
-        <w:rFonts w:ascii="Wingdings" w:hAnsi="Wingdings" w:hint="default"/>
-        <w:sz w:val="20"/>
-      </w:rPr>
-    </w:lvl>
-    <w:lvl w:ilvl="5" w:tentative="1">
-      <w:start w:val="1"/>
-      <w:numFmt w:val="bullet"/>
-      <w:lvlText w:val=""/>
-      <w:lvlJc w:val="left"/>
-      <w:pPr>
-        <w:tabs>
-          <w:tab w:val="num" w:pos="4320"/>
-        </w:tabs>
-        <w:ind w:left="4320" w:hanging="360"/>
-      </w:pPr>
-      <w:rPr>
-        <w:rFonts w:ascii="Wingdings" w:hAnsi="Wingdings" w:hint="default"/>
-        <w:sz w:val="20"/>
-      </w:rPr>
-    </w:lvl>
-    <w:lvl w:ilvl="6" w:tentative="1">
-      <w:start w:val="1"/>
-      <w:numFmt w:val="bullet"/>
-      <w:lvlText w:val=""/>
-      <w:lvlJc w:val="left"/>
-      <w:pPr>
-        <w:tabs>
-          <w:tab w:val="num" w:pos="5040"/>
-        </w:tabs>
-        <w:ind w:left="5040" w:hanging="360"/>
-      </w:pPr>
-      <w:rPr>
-        <w:rFonts w:ascii="Wingdings" w:hAnsi="Wingdings" w:hint="default"/>
-        <w:sz w:val="20"/>
-      </w:rPr>
-    </w:lvl>
-    <w:lvl w:ilvl="7" w:tentative="1">
-      <w:start w:val="1"/>
-      <w:numFmt w:val="bullet"/>
-      <w:lvlText w:val=""/>
-      <w:lvlJc w:val="left"/>
-      <w:pPr>
-        <w:tabs>
-          <w:tab w:val="num" w:pos="5760"/>
-        </w:tabs>
-        <w:ind w:left="5760" w:hanging="360"/>
-      </w:pPr>
-      <w:rPr>
-        <w:rFonts w:ascii="Wingdings" w:hAnsi="Wingdings" w:hint="default"/>
-        <w:sz w:val="20"/>
-      </w:rPr>
-    </w:lvl>
-    <w:lvl w:ilvl="8" w:tentative="1">
-      <w:start w:val="1"/>
-      <w:numFmt w:val="bullet"/>
-      <w:lvlText w:val=""/>
-      <w:lvlJc w:val="left"/>
-      <w:pPr>
-        <w:tabs>
-          <w:tab w:val="num" w:pos="6480"/>
-        </w:tabs>
-        <w:ind w:left="6480" w:hanging="360"/>
-      </w:pPr>
-      <w:rPr>
-        <w:rFonts w:ascii="Wingdings" w:hAnsi="Wingdings" w:hint="default"/>
-        <w:sz w:val="20"/>
-      </w:rPr>
-    </w:lvl>
-  </w:abstractNum>
-  <w:abstractNum w:abstractNumId="26" w15:restartNumberingAfterBreak="0">
-    <w:nsid w:val="6D180A58"/>
-    <w:multiLevelType w:val="multilevel"/>
-    <w:tmpl w:val="131C5FC6"/>
-    <w:lvl w:ilvl="0">
-      <w:start w:val="1"/>
-      <w:numFmt w:val="bullet"/>
-      <w:lvlText w:val=""/>
-      <w:lvlJc w:val="left"/>
-      <w:pPr>
-        <w:tabs>
-          <w:tab w:val="num" w:pos="720"/>
-        </w:tabs>
-        <w:ind w:left="720" w:hanging="360"/>
-      </w:pPr>
-      <w:rPr>
-        <w:rFonts w:ascii="Symbol" w:hAnsi="Symbol" w:hint="default"/>
-        <w:sz w:val="20"/>
-      </w:rPr>
-    </w:lvl>
-    <w:lvl w:ilvl="1" w:tentative="1">
-      <w:start w:val="1"/>
-      <w:numFmt w:val="bullet"/>
-      <w:lvlText w:val="o"/>
-      <w:lvlJc w:val="left"/>
-      <w:pPr>
-        <w:tabs>
-          <w:tab w:val="num" w:pos="1440"/>
-        </w:tabs>
-        <w:ind w:left="1440" w:hanging="360"/>
-      </w:pPr>
-      <w:rPr>
-        <w:rFonts w:ascii="Courier New" w:hAnsi="Courier New" w:hint="default"/>
-        <w:sz w:val="20"/>
-      </w:rPr>
-    </w:lvl>
-    <w:lvl w:ilvl="2" w:tentative="1">
-      <w:start w:val="1"/>
-      <w:numFmt w:val="bullet"/>
-      <w:lvlText w:val=""/>
-      <w:lvlJc w:val="left"/>
-      <w:pPr>
-        <w:tabs>
-          <w:tab w:val="num" w:pos="2160"/>
-        </w:tabs>
-        <w:ind w:left="2160" w:hanging="360"/>
-      </w:pPr>
-      <w:rPr>
-        <w:rFonts w:ascii="Wingdings" w:hAnsi="Wingdings" w:hint="default"/>
-        <w:sz w:val="20"/>
-      </w:rPr>
-    </w:lvl>
-    <w:lvl w:ilvl="3" w:tentative="1">
-      <w:start w:val="1"/>
-      <w:numFmt w:val="bullet"/>
-      <w:lvlText w:val=""/>
-      <w:lvlJc w:val="left"/>
-      <w:pPr>
-        <w:tabs>
-          <w:tab w:val="num" w:pos="2880"/>
-        </w:tabs>
-        <w:ind w:left="2880" w:hanging="360"/>
-      </w:pPr>
-      <w:rPr>
-        <w:rFonts w:ascii="Wingdings" w:hAnsi="Wingdings" w:hint="default"/>
-        <w:sz w:val="20"/>
-      </w:rPr>
-    </w:lvl>
-    <w:lvl w:ilvl="4" w:tentative="1">
-      <w:start w:val="1"/>
-      <w:numFmt w:val="bullet"/>
-      <w:lvlText w:val=""/>
-      <w:lvlJc w:val="left"/>
-      <w:pPr>
-        <w:tabs>
-          <w:tab w:val="num" w:pos="3600"/>
-        </w:tabs>
-        <w:ind w:left="3600" w:hanging="360"/>
-      </w:pPr>
-      <w:rPr>
-        <w:rFonts w:ascii="Wingdings" w:hAnsi="Wingdings" w:hint="default"/>
-        <w:sz w:val="20"/>
-      </w:rPr>
-    </w:lvl>
-    <w:lvl w:ilvl="5" w:tentative="1">
-      <w:start w:val="1"/>
-      <w:numFmt w:val="bullet"/>
-      <w:lvlText w:val=""/>
-      <w:lvlJc w:val="left"/>
-      <w:pPr>
-        <w:tabs>
-          <w:tab w:val="num" w:pos="4320"/>
-        </w:tabs>
-        <w:ind w:left="4320" w:hanging="360"/>
-      </w:pPr>
-      <w:rPr>
-        <w:rFonts w:ascii="Wingdings" w:hAnsi="Wingdings" w:hint="default"/>
-        <w:sz w:val="20"/>
-      </w:rPr>
-    </w:lvl>
-    <w:lvl w:ilvl="6" w:tentative="1">
-      <w:start w:val="1"/>
-      <w:numFmt w:val="bullet"/>
-      <w:lvlText w:val=""/>
-      <w:lvlJc w:val="left"/>
-      <w:pPr>
-        <w:tabs>
-          <w:tab w:val="num" w:pos="5040"/>
-        </w:tabs>
-        <w:ind w:left="5040" w:hanging="360"/>
-      </w:pPr>
-      <w:rPr>
-        <w:rFonts w:ascii="Wingdings" w:hAnsi="Wingdings" w:hint="default"/>
-        <w:sz w:val="20"/>
-      </w:rPr>
-    </w:lvl>
-    <w:lvl w:ilvl="7" w:tentative="1">
-      <w:start w:val="1"/>
-      <w:numFmt w:val="bullet"/>
-      <w:lvlText w:val=""/>
-      <w:lvlJc w:val="left"/>
-      <w:pPr>
-        <w:tabs>
-          <w:tab w:val="num" w:pos="5760"/>
-        </w:tabs>
-        <w:ind w:left="5760" w:hanging="360"/>
-      </w:pPr>
-      <w:rPr>
-        <w:rFonts w:ascii="Wingdings" w:hAnsi="Wingdings" w:hint="default"/>
-        <w:sz w:val="20"/>
-      </w:rPr>
-    </w:lvl>
-    <w:lvl w:ilvl="8" w:tentative="1">
-      <w:start w:val="1"/>
-      <w:numFmt w:val="bullet"/>
-      <w:lvlText w:val=""/>
-      <w:lvlJc w:val="left"/>
-      <w:pPr>
-        <w:tabs>
-          <w:tab w:val="num" w:pos="6480"/>
-        </w:tabs>
-        <w:ind w:left="6480" w:hanging="360"/>
-      </w:pPr>
-      <w:rPr>
-        <w:rFonts w:ascii="Wingdings" w:hAnsi="Wingdings" w:hint="default"/>
-        <w:sz w:val="20"/>
-      </w:rPr>
-    </w:lvl>
-  </w:abstractNum>
-  <w:abstractNum w:abstractNumId="27" w15:restartNumberingAfterBreak="0">
-    <w:nsid w:val="6D994E92"/>
-    <w:multiLevelType w:val="multilevel"/>
-    <w:tmpl w:val="0BBC65E8"/>
-    <w:lvl w:ilvl="0">
-      <w:start w:val="1"/>
-      <w:numFmt w:val="bullet"/>
-      <w:lvlText w:val=""/>
-      <w:lvlJc w:val="left"/>
-      <w:pPr>
-        <w:tabs>
-          <w:tab w:val="num" w:pos="720"/>
-        </w:tabs>
-        <w:ind w:left="720" w:hanging="360"/>
-      </w:pPr>
-      <w:rPr>
-        <w:rFonts w:ascii="Symbol" w:hAnsi="Symbol" w:hint="default"/>
-        <w:sz w:val="20"/>
-      </w:rPr>
-    </w:lvl>
-    <w:lvl w:ilvl="1" w:tentative="1">
-      <w:start w:val="1"/>
-      <w:numFmt w:val="bullet"/>
-      <w:lvlText w:val="o"/>
-      <w:lvlJc w:val="left"/>
-      <w:pPr>
-        <w:tabs>
-          <w:tab w:val="num" w:pos="1440"/>
-        </w:tabs>
-        <w:ind w:left="1440" w:hanging="360"/>
-      </w:pPr>
-      <w:rPr>
-        <w:rFonts w:ascii="Courier New" w:hAnsi="Courier New" w:hint="default"/>
-        <w:sz w:val="20"/>
-      </w:rPr>
-    </w:lvl>
-    <w:lvl w:ilvl="2" w:tentative="1">
-      <w:start w:val="1"/>
-      <w:numFmt w:val="bullet"/>
-      <w:lvlText w:val=""/>
-      <w:lvlJc w:val="left"/>
-      <w:pPr>
-        <w:tabs>
-          <w:tab w:val="num" w:pos="2160"/>
-        </w:tabs>
-        <w:ind w:left="2160" w:hanging="360"/>
-      </w:pPr>
-      <w:rPr>
-        <w:rFonts w:ascii="Wingdings" w:hAnsi="Wingdings" w:hint="default"/>
-        <w:sz w:val="20"/>
-      </w:rPr>
-    </w:lvl>
-    <w:lvl w:ilvl="3" w:tentative="1">
-      <w:start w:val="1"/>
-      <w:numFmt w:val="bullet"/>
-      <w:lvlText w:val=""/>
-      <w:lvlJc w:val="left"/>
-      <w:pPr>
-        <w:tabs>
-          <w:tab w:val="num" w:pos="2880"/>
-        </w:tabs>
-        <w:ind w:left="2880" w:hanging="360"/>
-      </w:pPr>
-      <w:rPr>
-        <w:rFonts w:ascii="Wingdings" w:hAnsi="Wingdings" w:hint="default"/>
-        <w:sz w:val="20"/>
-      </w:rPr>
-    </w:lvl>
-    <w:lvl w:ilvl="4" w:tentative="1">
-      <w:start w:val="1"/>
-      <w:numFmt w:val="bullet"/>
-      <w:lvlText w:val=""/>
-      <w:lvlJc w:val="left"/>
-      <w:pPr>
-        <w:tabs>
-          <w:tab w:val="num" w:pos="3600"/>
-        </w:tabs>
-        <w:ind w:left="3600" w:hanging="360"/>
-      </w:pPr>
-      <w:rPr>
-        <w:rFonts w:ascii="Wingdings" w:hAnsi="Wingdings" w:hint="default"/>
-        <w:sz w:val="20"/>
-      </w:rPr>
-    </w:lvl>
-    <w:lvl w:ilvl="5" w:tentative="1">
-      <w:start w:val="1"/>
-      <w:numFmt w:val="bullet"/>
-      <w:lvlText w:val=""/>
-      <w:lvlJc w:val="left"/>
-      <w:pPr>
-        <w:tabs>
-          <w:tab w:val="num" w:pos="4320"/>
-        </w:tabs>
-        <w:ind w:left="4320" w:hanging="360"/>
-      </w:pPr>
-      <w:rPr>
-        <w:rFonts w:ascii="Wingdings" w:hAnsi="Wingdings" w:hint="default"/>
-        <w:sz w:val="20"/>
-      </w:rPr>
-    </w:lvl>
-    <w:lvl w:ilvl="6" w:tentative="1">
-      <w:start w:val="1"/>
-      <w:numFmt w:val="bullet"/>
-      <w:lvlText w:val=""/>
-      <w:lvlJc w:val="left"/>
-      <w:pPr>
-        <w:tabs>
-          <w:tab w:val="num" w:pos="5040"/>
-        </w:tabs>
-        <w:ind w:left="5040" w:hanging="360"/>
-      </w:pPr>
-      <w:rPr>
-        <w:rFonts w:ascii="Wingdings" w:hAnsi="Wingdings" w:hint="default"/>
-        <w:sz w:val="20"/>
-      </w:rPr>
-    </w:lvl>
-    <w:lvl w:ilvl="7" w:tentative="1">
-      <w:start w:val="1"/>
-      <w:numFmt w:val="bullet"/>
-      <w:lvlText w:val=""/>
-      <w:lvlJc w:val="left"/>
-      <w:pPr>
-        <w:tabs>
-          <w:tab w:val="num" w:pos="5760"/>
-        </w:tabs>
-        <w:ind w:left="5760" w:hanging="360"/>
-      </w:pPr>
-      <w:rPr>
-        <w:rFonts w:ascii="Wingdings" w:hAnsi="Wingdings" w:hint="default"/>
-        <w:sz w:val="20"/>
-      </w:rPr>
-    </w:lvl>
-    <w:lvl w:ilvl="8" w:tentative="1">
-      <w:start w:val="1"/>
-      <w:numFmt w:val="bullet"/>
-      <w:lvlText w:val=""/>
-      <w:lvlJc w:val="left"/>
-      <w:pPr>
-        <w:tabs>
-          <w:tab w:val="num" w:pos="6480"/>
-        </w:tabs>
-        <w:ind w:left="6480" w:hanging="360"/>
-      </w:pPr>
-      <w:rPr>
-        <w:rFonts w:ascii="Wingdings" w:hAnsi="Wingdings" w:hint="default"/>
-        <w:sz w:val="20"/>
-      </w:rPr>
-    </w:lvl>
-  </w:abstractNum>
-  <w:num w:numId="1" w16cid:durableId="377053545">
-    <w:abstractNumId w:val="9"/>
+  <w:num w:numId="1" w16cid:durableId="5834813">
+    <w:abstractNumId w:val="1"/>
   </w:num>
-  <w:num w:numId="2" w16cid:durableId="284770727">
+  <w:num w:numId="2" w16cid:durableId="1279288673">
+    <w:abstractNumId w:val="2"/>
+  </w:num>
+  <w:num w:numId="3" w16cid:durableId="1503543345">
+    <w:abstractNumId w:val="0"/>
+  </w:num>
+  <w:num w:numId="4" w16cid:durableId="1552692114">
+    <w:abstractNumId w:val="6"/>
+  </w:num>
+  <w:num w:numId="5" w16cid:durableId="181944559">
     <w:abstractNumId w:val="5"/>
   </w:num>
-  <w:num w:numId="3" w16cid:durableId="797918197">
-    <w:abstractNumId w:val="11"/>
-  </w:num>
-  <w:num w:numId="4" w16cid:durableId="1010448509">
-    <w:abstractNumId w:val="2"/>
-  </w:num>
-  <w:num w:numId="5" w16cid:durableId="588659201">
-    <w:abstractNumId w:val="10"/>
-  </w:num>
-  <w:num w:numId="6" w16cid:durableId="524640757">
-    <w:abstractNumId w:val="1"/>
-  </w:num>
-  <w:num w:numId="7" w16cid:durableId="1153835844">
+  <w:num w:numId="6" w16cid:durableId="797795589">
     <w:abstractNumId w:val="4"/>
   </w:num>
-  <w:num w:numId="8" w16cid:durableId="1315641256">
-    <w:abstractNumId w:val="18"/>
-  </w:num>
-  <w:num w:numId="9" w16cid:durableId="1068386913">
-    <w:abstractNumId w:val="7"/>
-  </w:num>
-  <w:num w:numId="10" w16cid:durableId="642732106">
-    <w:abstractNumId w:val="0"/>
-  </w:num>
-  <w:num w:numId="11" w16cid:durableId="464735456">
-    <w:abstractNumId w:val="24"/>
-  </w:num>
-  <w:num w:numId="12" w16cid:durableId="932932674">
-    <w:abstractNumId w:val="12"/>
-  </w:num>
-  <w:num w:numId="13" w16cid:durableId="1157302131">
-    <w:abstractNumId w:val="17"/>
-  </w:num>
-  <w:num w:numId="14" w16cid:durableId="1355228886">
-    <w:abstractNumId w:val="25"/>
-  </w:num>
-  <w:num w:numId="15" w16cid:durableId="1128234007">
-    <w:abstractNumId w:val="21"/>
-  </w:num>
-  <w:num w:numId="16" w16cid:durableId="639503392">
-    <w:abstractNumId w:val="13"/>
-  </w:num>
-  <w:num w:numId="17" w16cid:durableId="1388072276">
-    <w:abstractNumId w:val="22"/>
-  </w:num>
-  <w:num w:numId="18" w16cid:durableId="2117019994">
-    <w:abstractNumId w:val="14"/>
-  </w:num>
-  <w:num w:numId="19" w16cid:durableId="1819153368">
-    <w:abstractNumId w:val="6"/>
-  </w:num>
-  <w:num w:numId="20" w16cid:durableId="1552692114">
-    <w:abstractNumId w:val="26"/>
-  </w:num>
-  <w:num w:numId="21" w16cid:durableId="696003836">
+  <w:num w:numId="7" w16cid:durableId="1276450916">
     <w:abstractNumId w:val="3"/>
-  </w:num>
-  <w:num w:numId="22" w16cid:durableId="2044818999">
-    <w:abstractNumId w:val="27"/>
-  </w:num>
-  <w:num w:numId="23" w16cid:durableId="558900432">
-    <w:abstractNumId w:val="20"/>
-  </w:num>
-  <w:num w:numId="24" w16cid:durableId="1552426260">
-    <w:abstractNumId w:val="15"/>
-  </w:num>
-  <w:num w:numId="25" w16cid:durableId="1224409781">
-    <w:abstractNumId w:val="8"/>
-  </w:num>
-  <w:num w:numId="26" w16cid:durableId="181944559">
-    <w:abstractNumId w:val="23"/>
-  </w:num>
-  <w:num w:numId="27" w16cid:durableId="797795589">
-    <w:abstractNumId w:val="19"/>
-  </w:num>
-  <w:num w:numId="28" w16cid:durableId="1276450916">
-    <w:abstractNumId w:val="16"/>
   </w:num>
 </w:numbering>
 </file>
@@ -12983,14 +12278,16 @@
     <w:rPrDefault>
       <w:rPr>
         <w:rFonts w:asciiTheme="minorHAnsi" w:eastAsiaTheme="minorHAnsi" w:hAnsiTheme="minorHAnsi" w:cstheme="minorBidi"/>
-        <w:sz w:val="22"/>
-        <w:szCs w:val="22"/>
-        <w:lang w:val="es-PE" w:eastAsia="en-US" w:bidi="ar-SA"/>
+        <w:kern w:val="2"/>
+        <w:sz w:val="24"/>
+        <w:szCs w:val="24"/>
+        <w:lang w:val="es-MX" w:eastAsia="en-US" w:bidi="ar-SA"/>
+        <w14:ligatures w14:val="standardContextual"/>
       </w:rPr>
     </w:rPrDefault>
     <w:pPrDefault>
       <w:pPr>
-        <w:spacing w:after="200" w:line="276" w:lineRule="auto"/>
+        <w:spacing w:after="160" w:line="278" w:lineRule="auto"/>
       </w:pPr>
     </w:pPrDefault>
   </w:docDefaults>
@@ -13061,7 +12358,7 @@
     <w:lsdException w:name="Closing" w:semiHidden="1" w:unhideWhenUsed="1"/>
     <w:lsdException w:name="Signature" w:semiHidden="1" w:unhideWhenUsed="1"/>
     <w:lsdException w:name="Default Paragraph Font" w:semiHidden="1" w:uiPriority="1" w:unhideWhenUsed="1"/>
-    <w:lsdException w:name="Body Text" w:semiHidden="1" w:unhideWhenUsed="1"/>
+    <w:lsdException w:name="Body Text" w:semiHidden="1" w:uiPriority="1" w:unhideWhenUsed="1" w:qFormat="1"/>
     <w:lsdException w:name="Body Text Indent" w:semiHidden="1" w:unhideWhenUsed="1"/>
     <w:lsdException w:name="List Continue" w:semiHidden="1" w:unhideWhenUsed="1"/>
     <w:lsdException w:name="List Continue 2" w:semiHidden="1" w:unhideWhenUsed="1"/>
@@ -13149,7 +12446,7 @@
     <w:lsdException w:name="Table Web 2" w:semiHidden="1" w:unhideWhenUsed="1"/>
     <w:lsdException w:name="Table Web 3" w:semiHidden="1" w:unhideWhenUsed="1"/>
     <w:lsdException w:name="Balloon Text" w:semiHidden="1" w:unhideWhenUsed="1"/>
-    <w:lsdException w:name="Table Grid" w:uiPriority="59"/>
+    <w:lsdException w:name="Table Grid" w:uiPriority="39"/>
     <w:lsdException w:name="Table Theme" w:semiHidden="1" w:unhideWhenUsed="1"/>
     <w:lsdException w:name="Placeholder Text" w:semiHidden="1"/>
     <w:lsdException w:name="No Spacing" w:uiPriority="1" w:qFormat="1"/>
@@ -13375,7 +12672,61 @@
   <w:style w:type="paragraph" w:default="1" w:styleId="Normal">
     <w:name w:val="Normal"/>
     <w:qFormat/>
-    <w:rsid w:val="008E7B3D"/>
+    <w:rsid w:val="005564A8"/>
+    <w:pPr>
+      <w:spacing w:after="200" w:line="276" w:lineRule="auto"/>
+    </w:pPr>
+    <w:rPr>
+      <w:kern w:val="0"/>
+      <w:sz w:val="22"/>
+      <w:szCs w:val="22"/>
+      <w:lang w:val="es-PE"/>
+      <w14:ligatures w14:val="none"/>
+    </w:rPr>
+  </w:style>
+  <w:style w:type="paragraph" w:styleId="Ttulo1">
+    <w:name w:val="heading 1"/>
+    <w:basedOn w:val="Normal"/>
+    <w:next w:val="Normal"/>
+    <w:link w:val="Ttulo1Car"/>
+    <w:uiPriority w:val="9"/>
+    <w:qFormat/>
+    <w:rsid w:val="003012B5"/>
+    <w:pPr>
+      <w:keepNext/>
+      <w:keepLines/>
+      <w:spacing w:before="360" w:after="80"/>
+      <w:outlineLvl w:val="0"/>
+    </w:pPr>
+    <w:rPr>
+      <w:rFonts w:asciiTheme="majorHAnsi" w:eastAsiaTheme="majorEastAsia" w:hAnsiTheme="majorHAnsi" w:cstheme="majorBidi"/>
+      <w:color w:val="0F4761" w:themeColor="accent1" w:themeShade="BF"/>
+      <w:sz w:val="40"/>
+      <w:szCs w:val="40"/>
+    </w:rPr>
+  </w:style>
+  <w:style w:type="paragraph" w:styleId="Ttulo2">
+    <w:name w:val="heading 2"/>
+    <w:basedOn w:val="Normal"/>
+    <w:next w:val="Normal"/>
+    <w:link w:val="Ttulo2Car"/>
+    <w:uiPriority w:val="9"/>
+    <w:semiHidden/>
+    <w:unhideWhenUsed/>
+    <w:qFormat/>
+    <w:rsid w:val="003012B5"/>
+    <w:pPr>
+      <w:keepNext/>
+      <w:keepLines/>
+      <w:spacing w:before="160" w:after="80"/>
+      <w:outlineLvl w:val="1"/>
+    </w:pPr>
+    <w:rPr>
+      <w:rFonts w:asciiTheme="majorHAnsi" w:eastAsiaTheme="majorEastAsia" w:hAnsiTheme="majorHAnsi" w:cstheme="majorBidi"/>
+      <w:color w:val="0F4761" w:themeColor="accent1" w:themeShade="BF"/>
+      <w:sz w:val="32"/>
+      <w:szCs w:val="32"/>
+    </w:rPr>
   </w:style>
   <w:style w:type="paragraph" w:styleId="Ttulo3">
     <w:name w:val="heading 3"/>
@@ -13386,18 +12737,18 @@
     <w:semiHidden/>
     <w:unhideWhenUsed/>
     <w:qFormat/>
-    <w:rsid w:val="005F778C"/>
+    <w:rsid w:val="003012B5"/>
     <w:pPr>
       <w:keepNext/>
       <w:keepLines/>
-      <w:spacing w:before="40" w:after="0"/>
+      <w:spacing w:before="160" w:after="80"/>
       <w:outlineLvl w:val="2"/>
     </w:pPr>
     <w:rPr>
-      <w:rFonts w:asciiTheme="majorHAnsi" w:eastAsiaTheme="majorEastAsia" w:hAnsiTheme="majorHAnsi" w:cstheme="majorBidi"/>
-      <w:color w:val="243F60" w:themeColor="accent1" w:themeShade="7F"/>
-      <w:sz w:val="24"/>
-      <w:szCs w:val="24"/>
+      <w:rFonts w:eastAsiaTheme="majorEastAsia" w:cstheme="majorBidi"/>
+      <w:color w:val="0F4761" w:themeColor="accent1" w:themeShade="BF"/>
+      <w:sz w:val="28"/>
+      <w:szCs w:val="28"/>
     </w:rPr>
   </w:style>
   <w:style w:type="paragraph" w:styleId="Ttulo4">
@@ -13409,24 +12760,132 @@
     <w:semiHidden/>
     <w:unhideWhenUsed/>
     <w:qFormat/>
-    <w:rsid w:val="007100AF"/>
+    <w:rsid w:val="003012B5"/>
+    <w:pPr>
+      <w:keepNext/>
+      <w:keepLines/>
+      <w:spacing w:before="80" w:after="40"/>
+      <w:outlineLvl w:val="3"/>
+    </w:pPr>
+    <w:rPr>
+      <w:rFonts w:eastAsiaTheme="majorEastAsia" w:cstheme="majorBidi"/>
+      <w:i/>
+      <w:iCs/>
+      <w:color w:val="0F4761" w:themeColor="accent1" w:themeShade="BF"/>
+    </w:rPr>
+  </w:style>
+  <w:style w:type="paragraph" w:styleId="Ttulo5">
+    <w:name w:val="heading 5"/>
+    <w:basedOn w:val="Normal"/>
+    <w:next w:val="Normal"/>
+    <w:link w:val="Ttulo5Car"/>
+    <w:uiPriority w:val="9"/>
+    <w:semiHidden/>
+    <w:unhideWhenUsed/>
+    <w:qFormat/>
+    <w:rsid w:val="003012B5"/>
+    <w:pPr>
+      <w:keepNext/>
+      <w:keepLines/>
+      <w:spacing w:before="80" w:after="40"/>
+      <w:outlineLvl w:val="4"/>
+    </w:pPr>
+    <w:rPr>
+      <w:rFonts w:eastAsiaTheme="majorEastAsia" w:cstheme="majorBidi"/>
+      <w:color w:val="0F4761" w:themeColor="accent1" w:themeShade="BF"/>
+    </w:rPr>
+  </w:style>
+  <w:style w:type="paragraph" w:styleId="Ttulo6">
+    <w:name w:val="heading 6"/>
+    <w:basedOn w:val="Normal"/>
+    <w:next w:val="Normal"/>
+    <w:link w:val="Ttulo6Car"/>
+    <w:uiPriority w:val="9"/>
+    <w:semiHidden/>
+    <w:unhideWhenUsed/>
+    <w:qFormat/>
+    <w:rsid w:val="003012B5"/>
     <w:pPr>
       <w:keepNext/>
       <w:keepLines/>
       <w:spacing w:before="40" w:after="0"/>
-      <w:outlineLvl w:val="3"/>
+      <w:outlineLvl w:val="5"/>
     </w:pPr>
     <w:rPr>
-      <w:rFonts w:asciiTheme="majorHAnsi" w:eastAsiaTheme="majorEastAsia" w:hAnsiTheme="majorHAnsi" w:cstheme="majorBidi"/>
+      <w:rFonts w:eastAsiaTheme="majorEastAsia" w:cstheme="majorBidi"/>
       <w:i/>
       <w:iCs/>
-      <w:color w:val="365F91" w:themeColor="accent1" w:themeShade="BF"/>
+      <w:color w:val="595959" w:themeColor="text1" w:themeTint="A6"/>
+    </w:rPr>
+  </w:style>
+  <w:style w:type="paragraph" w:styleId="Ttulo7">
+    <w:name w:val="heading 7"/>
+    <w:basedOn w:val="Normal"/>
+    <w:next w:val="Normal"/>
+    <w:link w:val="Ttulo7Car"/>
+    <w:uiPriority w:val="9"/>
+    <w:semiHidden/>
+    <w:unhideWhenUsed/>
+    <w:qFormat/>
+    <w:rsid w:val="003012B5"/>
+    <w:pPr>
+      <w:keepNext/>
+      <w:keepLines/>
+      <w:spacing w:before="40" w:after="0"/>
+      <w:outlineLvl w:val="6"/>
+    </w:pPr>
+    <w:rPr>
+      <w:rFonts w:eastAsiaTheme="majorEastAsia" w:cstheme="majorBidi"/>
+      <w:color w:val="595959" w:themeColor="text1" w:themeTint="A6"/>
+    </w:rPr>
+  </w:style>
+  <w:style w:type="paragraph" w:styleId="Ttulo8">
+    <w:name w:val="heading 8"/>
+    <w:basedOn w:val="Normal"/>
+    <w:next w:val="Normal"/>
+    <w:link w:val="Ttulo8Car"/>
+    <w:uiPriority w:val="9"/>
+    <w:semiHidden/>
+    <w:unhideWhenUsed/>
+    <w:qFormat/>
+    <w:rsid w:val="003012B5"/>
+    <w:pPr>
+      <w:keepNext/>
+      <w:keepLines/>
+      <w:spacing w:after="0"/>
+      <w:outlineLvl w:val="7"/>
+    </w:pPr>
+    <w:rPr>
+      <w:rFonts w:eastAsiaTheme="majorEastAsia" w:cstheme="majorBidi"/>
+      <w:i/>
+      <w:iCs/>
+      <w:color w:val="272727" w:themeColor="text1" w:themeTint="D8"/>
+    </w:rPr>
+  </w:style>
+  <w:style w:type="paragraph" w:styleId="Ttulo9">
+    <w:name w:val="heading 9"/>
+    <w:basedOn w:val="Normal"/>
+    <w:next w:val="Normal"/>
+    <w:link w:val="Ttulo9Car"/>
+    <w:uiPriority w:val="9"/>
+    <w:semiHidden/>
+    <w:unhideWhenUsed/>
+    <w:qFormat/>
+    <w:rsid w:val="003012B5"/>
+    <w:pPr>
+      <w:keepNext/>
+      <w:keepLines/>
+      <w:spacing w:after="0"/>
+      <w:outlineLvl w:val="8"/>
+    </w:pPr>
+    <w:rPr>
+      <w:rFonts w:eastAsiaTheme="majorEastAsia" w:cstheme="majorBidi"/>
+      <w:color w:val="272727" w:themeColor="text1" w:themeTint="D8"/>
     </w:rPr>
   </w:style>
   <w:style w:type="character" w:default="1" w:styleId="Fuentedeprrafopredeter">
     <w:name w:val="Default Paragraph Font"/>
     <w:uiPriority w:val="1"/>
-    <w:semiHidden/>
     <w:unhideWhenUsed/>
   </w:style>
   <w:style w:type="table" w:default="1" w:styleId="Tablanormal">
@@ -13450,13 +12909,303 @@
     <w:semiHidden/>
     <w:unhideWhenUsed/>
   </w:style>
+  <w:style w:type="character" w:customStyle="1" w:styleId="Ttulo1Car">
+    <w:name w:val="Título 1 Car"/>
+    <w:basedOn w:val="Fuentedeprrafopredeter"/>
+    <w:link w:val="Ttulo1"/>
+    <w:uiPriority w:val="9"/>
+    <w:rsid w:val="003012B5"/>
+    <w:rPr>
+      <w:rFonts w:asciiTheme="majorHAnsi" w:eastAsiaTheme="majorEastAsia" w:hAnsiTheme="majorHAnsi" w:cstheme="majorBidi"/>
+      <w:color w:val="0F4761" w:themeColor="accent1" w:themeShade="BF"/>
+      <w:sz w:val="40"/>
+      <w:szCs w:val="40"/>
+    </w:rPr>
+  </w:style>
+  <w:style w:type="character" w:customStyle="1" w:styleId="Ttulo2Car">
+    <w:name w:val="Título 2 Car"/>
+    <w:basedOn w:val="Fuentedeprrafopredeter"/>
+    <w:link w:val="Ttulo2"/>
+    <w:uiPriority w:val="9"/>
+    <w:semiHidden/>
+    <w:rsid w:val="003012B5"/>
+    <w:rPr>
+      <w:rFonts w:asciiTheme="majorHAnsi" w:eastAsiaTheme="majorEastAsia" w:hAnsiTheme="majorHAnsi" w:cstheme="majorBidi"/>
+      <w:color w:val="0F4761" w:themeColor="accent1" w:themeShade="BF"/>
+      <w:sz w:val="32"/>
+      <w:szCs w:val="32"/>
+    </w:rPr>
+  </w:style>
+  <w:style w:type="character" w:customStyle="1" w:styleId="Ttulo3Car">
+    <w:name w:val="Título 3 Car"/>
+    <w:basedOn w:val="Fuentedeprrafopredeter"/>
+    <w:link w:val="Ttulo3"/>
+    <w:uiPriority w:val="9"/>
+    <w:semiHidden/>
+    <w:rsid w:val="003012B5"/>
+    <w:rPr>
+      <w:rFonts w:eastAsiaTheme="majorEastAsia" w:cstheme="majorBidi"/>
+      <w:color w:val="0F4761" w:themeColor="accent1" w:themeShade="BF"/>
+      <w:sz w:val="28"/>
+      <w:szCs w:val="28"/>
+    </w:rPr>
+  </w:style>
+  <w:style w:type="character" w:customStyle="1" w:styleId="Ttulo4Car">
+    <w:name w:val="Título 4 Car"/>
+    <w:basedOn w:val="Fuentedeprrafopredeter"/>
+    <w:link w:val="Ttulo4"/>
+    <w:uiPriority w:val="9"/>
+    <w:semiHidden/>
+    <w:rsid w:val="003012B5"/>
+    <w:rPr>
+      <w:rFonts w:eastAsiaTheme="majorEastAsia" w:cstheme="majorBidi"/>
+      <w:i/>
+      <w:iCs/>
+      <w:color w:val="0F4761" w:themeColor="accent1" w:themeShade="BF"/>
+    </w:rPr>
+  </w:style>
+  <w:style w:type="character" w:customStyle="1" w:styleId="Ttulo5Car">
+    <w:name w:val="Título 5 Car"/>
+    <w:basedOn w:val="Fuentedeprrafopredeter"/>
+    <w:link w:val="Ttulo5"/>
+    <w:uiPriority w:val="9"/>
+    <w:semiHidden/>
+    <w:rsid w:val="003012B5"/>
+    <w:rPr>
+      <w:rFonts w:eastAsiaTheme="majorEastAsia" w:cstheme="majorBidi"/>
+      <w:color w:val="0F4761" w:themeColor="accent1" w:themeShade="BF"/>
+    </w:rPr>
+  </w:style>
+  <w:style w:type="character" w:customStyle="1" w:styleId="Ttulo6Car">
+    <w:name w:val="Título 6 Car"/>
+    <w:basedOn w:val="Fuentedeprrafopredeter"/>
+    <w:link w:val="Ttulo6"/>
+    <w:uiPriority w:val="9"/>
+    <w:semiHidden/>
+    <w:rsid w:val="003012B5"/>
+    <w:rPr>
+      <w:rFonts w:eastAsiaTheme="majorEastAsia" w:cstheme="majorBidi"/>
+      <w:i/>
+      <w:iCs/>
+      <w:color w:val="595959" w:themeColor="text1" w:themeTint="A6"/>
+    </w:rPr>
+  </w:style>
+  <w:style w:type="character" w:customStyle="1" w:styleId="Ttulo7Car">
+    <w:name w:val="Título 7 Car"/>
+    <w:basedOn w:val="Fuentedeprrafopredeter"/>
+    <w:link w:val="Ttulo7"/>
+    <w:uiPriority w:val="9"/>
+    <w:semiHidden/>
+    <w:rsid w:val="003012B5"/>
+    <w:rPr>
+      <w:rFonts w:eastAsiaTheme="majorEastAsia" w:cstheme="majorBidi"/>
+      <w:color w:val="595959" w:themeColor="text1" w:themeTint="A6"/>
+    </w:rPr>
+  </w:style>
+  <w:style w:type="character" w:customStyle="1" w:styleId="Ttulo8Car">
+    <w:name w:val="Título 8 Car"/>
+    <w:basedOn w:val="Fuentedeprrafopredeter"/>
+    <w:link w:val="Ttulo8"/>
+    <w:uiPriority w:val="9"/>
+    <w:semiHidden/>
+    <w:rsid w:val="003012B5"/>
+    <w:rPr>
+      <w:rFonts w:eastAsiaTheme="majorEastAsia" w:cstheme="majorBidi"/>
+      <w:i/>
+      <w:iCs/>
+      <w:color w:val="272727" w:themeColor="text1" w:themeTint="D8"/>
+    </w:rPr>
+  </w:style>
+  <w:style w:type="character" w:customStyle="1" w:styleId="Ttulo9Car">
+    <w:name w:val="Título 9 Car"/>
+    <w:basedOn w:val="Fuentedeprrafopredeter"/>
+    <w:link w:val="Ttulo9"/>
+    <w:uiPriority w:val="9"/>
+    <w:semiHidden/>
+    <w:rsid w:val="003012B5"/>
+    <w:rPr>
+      <w:rFonts w:eastAsiaTheme="majorEastAsia" w:cstheme="majorBidi"/>
+      <w:color w:val="272727" w:themeColor="text1" w:themeTint="D8"/>
+    </w:rPr>
+  </w:style>
+  <w:style w:type="paragraph" w:styleId="Ttulo">
+    <w:name w:val="Title"/>
+    <w:basedOn w:val="Normal"/>
+    <w:next w:val="Normal"/>
+    <w:link w:val="TtuloCar"/>
+    <w:uiPriority w:val="10"/>
+    <w:qFormat/>
+    <w:rsid w:val="003012B5"/>
+    <w:pPr>
+      <w:spacing w:after="80" w:line="240" w:lineRule="auto"/>
+      <w:contextualSpacing/>
+    </w:pPr>
+    <w:rPr>
+      <w:rFonts w:asciiTheme="majorHAnsi" w:eastAsiaTheme="majorEastAsia" w:hAnsiTheme="majorHAnsi" w:cstheme="majorBidi"/>
+      <w:spacing w:val="-10"/>
+      <w:kern w:val="28"/>
+      <w:sz w:val="56"/>
+      <w:szCs w:val="56"/>
+    </w:rPr>
+  </w:style>
+  <w:style w:type="character" w:customStyle="1" w:styleId="TtuloCar">
+    <w:name w:val="Título Car"/>
+    <w:basedOn w:val="Fuentedeprrafopredeter"/>
+    <w:link w:val="Ttulo"/>
+    <w:uiPriority w:val="10"/>
+    <w:rsid w:val="003012B5"/>
+    <w:rPr>
+      <w:rFonts w:asciiTheme="majorHAnsi" w:eastAsiaTheme="majorEastAsia" w:hAnsiTheme="majorHAnsi" w:cstheme="majorBidi"/>
+      <w:spacing w:val="-10"/>
+      <w:kern w:val="28"/>
+      <w:sz w:val="56"/>
+      <w:szCs w:val="56"/>
+    </w:rPr>
+  </w:style>
+  <w:style w:type="paragraph" w:styleId="Subttulo">
+    <w:name w:val="Subtitle"/>
+    <w:basedOn w:val="Normal"/>
+    <w:next w:val="Normal"/>
+    <w:link w:val="SubttuloCar"/>
+    <w:uiPriority w:val="11"/>
+    <w:qFormat/>
+    <w:rsid w:val="003012B5"/>
+    <w:pPr>
+      <w:numPr>
+        <w:ilvl w:val="1"/>
+      </w:numPr>
+    </w:pPr>
+    <w:rPr>
+      <w:rFonts w:eastAsiaTheme="majorEastAsia" w:cstheme="majorBidi"/>
+      <w:color w:val="595959" w:themeColor="text1" w:themeTint="A6"/>
+      <w:spacing w:val="15"/>
+      <w:sz w:val="28"/>
+      <w:szCs w:val="28"/>
+    </w:rPr>
+  </w:style>
+  <w:style w:type="character" w:customStyle="1" w:styleId="SubttuloCar">
+    <w:name w:val="Subtítulo Car"/>
+    <w:basedOn w:val="Fuentedeprrafopredeter"/>
+    <w:link w:val="Subttulo"/>
+    <w:uiPriority w:val="11"/>
+    <w:rsid w:val="003012B5"/>
+    <w:rPr>
+      <w:rFonts w:eastAsiaTheme="majorEastAsia" w:cstheme="majorBidi"/>
+      <w:color w:val="595959" w:themeColor="text1" w:themeTint="A6"/>
+      <w:spacing w:val="15"/>
+      <w:sz w:val="28"/>
+      <w:szCs w:val="28"/>
+    </w:rPr>
+  </w:style>
+  <w:style w:type="paragraph" w:styleId="Cita">
+    <w:name w:val="Quote"/>
+    <w:basedOn w:val="Normal"/>
+    <w:next w:val="Normal"/>
+    <w:link w:val="CitaCar"/>
+    <w:uiPriority w:val="29"/>
+    <w:qFormat/>
+    <w:rsid w:val="003012B5"/>
+    <w:pPr>
+      <w:spacing w:before="160"/>
+      <w:jc w:val="center"/>
+    </w:pPr>
+    <w:rPr>
+      <w:i/>
+      <w:iCs/>
+      <w:color w:val="404040" w:themeColor="text1" w:themeTint="BF"/>
+    </w:rPr>
+  </w:style>
+  <w:style w:type="character" w:customStyle="1" w:styleId="CitaCar">
+    <w:name w:val="Cita Car"/>
+    <w:basedOn w:val="Fuentedeprrafopredeter"/>
+    <w:link w:val="Cita"/>
+    <w:uiPriority w:val="29"/>
+    <w:rsid w:val="003012B5"/>
+    <w:rPr>
+      <w:i/>
+      <w:iCs/>
+      <w:color w:val="404040" w:themeColor="text1" w:themeTint="BF"/>
+    </w:rPr>
+  </w:style>
+  <w:style w:type="paragraph" w:styleId="Prrafodelista">
+    <w:name w:val="List Paragraph"/>
+    <w:basedOn w:val="Normal"/>
+    <w:uiPriority w:val="34"/>
+    <w:qFormat/>
+    <w:rsid w:val="003012B5"/>
+    <w:pPr>
+      <w:ind w:left="720"/>
+      <w:contextualSpacing/>
+    </w:pPr>
+  </w:style>
+  <w:style w:type="character" w:styleId="nfasisintenso">
+    <w:name w:val="Intense Emphasis"/>
+    <w:basedOn w:val="Fuentedeprrafopredeter"/>
+    <w:uiPriority w:val="21"/>
+    <w:qFormat/>
+    <w:rsid w:val="003012B5"/>
+    <w:rPr>
+      <w:i/>
+      <w:iCs/>
+      <w:color w:val="0F4761" w:themeColor="accent1" w:themeShade="BF"/>
+    </w:rPr>
+  </w:style>
+  <w:style w:type="paragraph" w:styleId="Citadestacada">
+    <w:name w:val="Intense Quote"/>
+    <w:basedOn w:val="Normal"/>
+    <w:next w:val="Normal"/>
+    <w:link w:val="CitadestacadaCar"/>
+    <w:uiPriority w:val="30"/>
+    <w:qFormat/>
+    <w:rsid w:val="003012B5"/>
+    <w:pPr>
+      <w:pBdr>
+        <w:top w:val="single" w:sz="4" w:space="10" w:color="0F4761" w:themeColor="accent1" w:themeShade="BF"/>
+        <w:bottom w:val="single" w:sz="4" w:space="10" w:color="0F4761" w:themeColor="accent1" w:themeShade="BF"/>
+      </w:pBdr>
+      <w:spacing w:before="360" w:after="360"/>
+      <w:ind w:left="864" w:right="864"/>
+      <w:jc w:val="center"/>
+    </w:pPr>
+    <w:rPr>
+      <w:i/>
+      <w:iCs/>
+      <w:color w:val="0F4761" w:themeColor="accent1" w:themeShade="BF"/>
+    </w:rPr>
+  </w:style>
+  <w:style w:type="character" w:customStyle="1" w:styleId="CitadestacadaCar">
+    <w:name w:val="Cita destacada Car"/>
+    <w:basedOn w:val="Fuentedeprrafopredeter"/>
+    <w:link w:val="Citadestacada"/>
+    <w:uiPriority w:val="30"/>
+    <w:rsid w:val="003012B5"/>
+    <w:rPr>
+      <w:i/>
+      <w:iCs/>
+      <w:color w:val="0F4761" w:themeColor="accent1" w:themeShade="BF"/>
+    </w:rPr>
+  </w:style>
+  <w:style w:type="character" w:styleId="Referenciaintensa">
+    <w:name w:val="Intense Reference"/>
+    <w:basedOn w:val="Fuentedeprrafopredeter"/>
+    <w:uiPriority w:val="32"/>
+    <w:qFormat/>
+    <w:rsid w:val="003012B5"/>
+    <w:rPr>
+      <w:b/>
+      <w:bCs/>
+      <w:smallCaps/>
+      <w:color w:val="0F4761" w:themeColor="accent1" w:themeShade="BF"/>
+      <w:spacing w:val="5"/>
+    </w:rPr>
+  </w:style>
   <w:style w:type="paragraph" w:styleId="Encabezado">
     <w:name w:val="header"/>
     <w:basedOn w:val="Normal"/>
     <w:link w:val="EncabezadoCar"/>
     <w:uiPriority w:val="99"/>
     <w:unhideWhenUsed/>
-    <w:rsid w:val="00505CA1"/>
+    <w:rsid w:val="003012B5"/>
     <w:pPr>
       <w:tabs>
         <w:tab w:val="center" w:pos="4419"/>
@@ -13470,7 +13219,7 @@
     <w:basedOn w:val="Fuentedeprrafopredeter"/>
     <w:link w:val="Encabezado"/>
     <w:uiPriority w:val="99"/>
-    <w:rsid w:val="00505CA1"/>
+    <w:rsid w:val="003012B5"/>
   </w:style>
   <w:style w:type="paragraph" w:styleId="Piedepgina">
     <w:name w:val="footer"/>
@@ -13478,7 +13227,7 @@
     <w:link w:val="PiedepginaCar"/>
     <w:uiPriority w:val="99"/>
     <w:unhideWhenUsed/>
-    <w:rsid w:val="00505CA1"/>
+    <w:rsid w:val="003012B5"/>
     <w:pPr>
       <w:tabs>
         <w:tab w:val="center" w:pos="4419"/>
@@ -13492,96 +13241,41 @@
     <w:basedOn w:val="Fuentedeprrafopredeter"/>
     <w:link w:val="Piedepgina"/>
     <w:uiPriority w:val="99"/>
-    <w:rsid w:val="00505CA1"/>
+    <w:rsid w:val="003012B5"/>
   </w:style>
-  <w:style w:type="paragraph" w:styleId="Textodeglobo">
-    <w:name w:val="Balloon Text"/>
+  <w:style w:type="paragraph" w:styleId="Textoindependiente">
+    <w:name w:val="Body Text"/>
     <w:basedOn w:val="Normal"/>
-    <w:link w:val="TextodegloboCar"/>
-    <w:uiPriority w:val="99"/>
-    <w:semiHidden/>
-    <w:unhideWhenUsed/>
-    <w:rsid w:val="00505CA1"/>
+    <w:link w:val="TextoindependienteCar"/>
+    <w:uiPriority w:val="1"/>
+    <w:qFormat/>
+    <w:rsid w:val="003012B5"/>
     <w:pPr>
+      <w:widowControl w:val="0"/>
+      <w:autoSpaceDE w:val="0"/>
+      <w:autoSpaceDN w:val="0"/>
       <w:spacing w:after="0" w:line="240" w:lineRule="auto"/>
     </w:pPr>
     <w:rPr>
-      <w:rFonts w:ascii="Tahoma" w:hAnsi="Tahoma" w:cs="Tahoma"/>
-      <w:sz w:val="16"/>
-      <w:szCs w:val="16"/>
+      <w:rFonts w:ascii="Arial" w:eastAsia="Arial" w:hAnsi="Arial" w:cs="Arial"/>
+      <w:sz w:val="18"/>
+      <w:szCs w:val="18"/>
+      <w:lang w:val="es-ES"/>
     </w:rPr>
   </w:style>
-  <w:style w:type="character" w:customStyle="1" w:styleId="TextodegloboCar">
-    <w:name w:val="Texto de globo Car"/>
+  <w:style w:type="character" w:customStyle="1" w:styleId="TextoindependienteCar">
+    <w:name w:val="Texto independiente Car"/>
     <w:basedOn w:val="Fuentedeprrafopredeter"/>
-    <w:link w:val="Textodeglobo"/>
-    <w:uiPriority w:val="99"/>
-    <w:semiHidden/>
-    <w:rsid w:val="00505CA1"/>
+    <w:link w:val="Textoindependiente"/>
+    <w:uiPriority w:val="1"/>
+    <w:rsid w:val="003012B5"/>
     <w:rPr>
-      <w:rFonts w:ascii="Tahoma" w:hAnsi="Tahoma" w:cs="Tahoma"/>
-      <w:sz w:val="16"/>
-      <w:szCs w:val="16"/>
-    </w:rPr>
-  </w:style>
-  <w:style w:type="paragraph" w:customStyle="1" w:styleId="Default">
-    <w:name w:val="Default"/>
-    <w:rsid w:val="00E13BE1"/>
-    <w:pPr>
-      <w:autoSpaceDE w:val="0"/>
-      <w:autoSpaceDN w:val="0"/>
-      <w:adjustRightInd w:val="0"/>
-      <w:spacing w:after="0" w:line="240" w:lineRule="auto"/>
-    </w:pPr>
-    <w:rPr>
-      <w:rFonts w:ascii="Calibri" w:hAnsi="Calibri" w:cs="Calibri"/>
-      <w:color w:val="000000"/>
-      <w:sz w:val="24"/>
-      <w:szCs w:val="24"/>
-    </w:rPr>
-  </w:style>
-  <w:style w:type="paragraph" w:styleId="Prrafodelista">
-    <w:name w:val="List Paragraph"/>
-    <w:basedOn w:val="Normal"/>
-    <w:uiPriority w:val="34"/>
-    <w:qFormat/>
-    <w:rsid w:val="005422B0"/>
-    <w:pPr>
-      <w:ind w:left="720"/>
-      <w:contextualSpacing/>
-    </w:pPr>
-  </w:style>
-  <w:style w:type="character" w:customStyle="1" w:styleId="apple-converted-space">
-    <w:name w:val="apple-converted-space"/>
-    <w:basedOn w:val="Fuentedeprrafopredeter"/>
-    <w:rsid w:val="00B34A80"/>
-  </w:style>
-  <w:style w:type="character" w:customStyle="1" w:styleId="Ttulo3Car">
-    <w:name w:val="Título 3 Car"/>
-    <w:basedOn w:val="Fuentedeprrafopredeter"/>
-    <w:link w:val="Ttulo3"/>
-    <w:uiPriority w:val="9"/>
-    <w:semiHidden/>
-    <w:rsid w:val="005F778C"/>
-    <w:rPr>
-      <w:rFonts w:asciiTheme="majorHAnsi" w:eastAsiaTheme="majorEastAsia" w:hAnsiTheme="majorHAnsi" w:cstheme="majorBidi"/>
-      <w:color w:val="243F60" w:themeColor="accent1" w:themeShade="7F"/>
-      <w:sz w:val="24"/>
-      <w:szCs w:val="24"/>
-    </w:rPr>
-  </w:style>
-  <w:style w:type="character" w:customStyle="1" w:styleId="Ttulo4Car">
-    <w:name w:val="Título 4 Car"/>
-    <w:basedOn w:val="Fuentedeprrafopredeter"/>
-    <w:link w:val="Ttulo4"/>
-    <w:uiPriority w:val="9"/>
-    <w:semiHidden/>
-    <w:rsid w:val="007100AF"/>
-    <w:rPr>
-      <w:rFonts w:asciiTheme="majorHAnsi" w:eastAsiaTheme="majorEastAsia" w:hAnsiTheme="majorHAnsi" w:cstheme="majorBidi"/>
-      <w:i/>
-      <w:iCs/>
-      <w:color w:val="365F91" w:themeColor="accent1" w:themeShade="BF"/>
+      <w:rFonts w:ascii="Arial" w:eastAsia="Arial" w:hAnsi="Arial" w:cs="Arial"/>
+      <w:kern w:val="0"/>
+      <w:sz w:val="18"/>
+      <w:szCs w:val="18"/>
+      <w:lang w:val="es-ES"/>
+      <w14:ligatures w14:val="none"/>
     </w:rPr>
   </w:style>
 </w:styles>
@@ -13598,44 +13292,44 @@
         <a:sysClr val="window" lastClr="FFFFFF"/>
       </a:lt1>
       <a:dk2>
-        <a:srgbClr val="1F497D"/>
+        <a:srgbClr val="0E2841"/>
       </a:dk2>
       <a:lt2>
-        <a:srgbClr val="EEECE1"/>
+        <a:srgbClr val="E8E8E8"/>
       </a:lt2>
       <a:accent1>
-        <a:srgbClr val="4F81BD"/>
+        <a:srgbClr val="156082"/>
       </a:accent1>
       <a:accent2>
-        <a:srgbClr val="C0504D"/>
+        <a:srgbClr val="E97132"/>
       </a:accent2>
       <a:accent3>
-        <a:srgbClr val="9BBB59"/>
+        <a:srgbClr val="196B24"/>
       </a:accent3>
       <a:accent4>
-        <a:srgbClr val="8064A2"/>
+        <a:srgbClr val="0F9ED5"/>
       </a:accent4>
       <a:accent5>
-        <a:srgbClr val="4BACC6"/>
+        <a:srgbClr val="A02B93"/>
       </a:accent5>
       <a:accent6>
-        <a:srgbClr val="F79646"/>
+        <a:srgbClr val="4EA72E"/>
       </a:accent6>
       <a:hlink>
-        <a:srgbClr val="0000FF"/>
+        <a:srgbClr val="467886"/>
       </a:hlink>
       <a:folHlink>
-        <a:srgbClr val="800080"/>
+        <a:srgbClr val="96607D"/>
       </a:folHlink>
     </a:clrScheme>
     <a:fontScheme name="Office">
       <a:majorFont>
-        <a:latin typeface="Cambria"/>
+        <a:latin typeface="Aptos Display" panose="02110004020202020204"/>
         <a:ea typeface=""/>
         <a:cs typeface=""/>
-        <a:font script="Jpan" typeface="ＭＳ ゴシック"/>
+        <a:font script="Jpan" typeface="游ゴシック Light"/>
         <a:font script="Hang" typeface="맑은 고딕"/>
-        <a:font script="Hans" typeface="宋体"/>
+        <a:font script="Hans" typeface="等线 Light"/>
         <a:font script="Hant" typeface="新細明體"/>
         <a:font script="Arab" typeface="Times New Roman"/>
         <a:font script="Hebr" typeface="Times New Roman"/>
@@ -13663,14 +13357,31 @@
         <a:font script="Viet" typeface="Times New Roman"/>
         <a:font script="Uigh" typeface="Microsoft Uighur"/>
         <a:font script="Geor" typeface="Sylfaen"/>
+        <a:font script="Armn" typeface="Arial"/>
+        <a:font script="Bugi" typeface="Leelawadee UI"/>
+        <a:font script="Bopo" typeface="Microsoft JhengHei"/>
+        <a:font script="Java" typeface="Javanese Text"/>
+        <a:font script="Lisu" typeface="Segoe UI"/>
+        <a:font script="Mymr" typeface="Myanmar Text"/>
+        <a:font script="Nkoo" typeface="Ebrima"/>
+        <a:font script="Olck" typeface="Nirmala UI"/>
+        <a:font script="Osma" typeface="Ebrima"/>
+        <a:font script="Phag" typeface="Phagspa"/>
+        <a:font script="Syrn" typeface="Estrangelo Edessa"/>
+        <a:font script="Syrj" typeface="Estrangelo Edessa"/>
+        <a:font script="Syre" typeface="Estrangelo Edessa"/>
+        <a:font script="Sora" typeface="Nirmala UI"/>
+        <a:font script="Tale" typeface="Microsoft Tai Le"/>
+        <a:font script="Talu" typeface="Microsoft New Tai Lue"/>
+        <a:font script="Tfng" typeface="Ebrima"/>
       </a:majorFont>
       <a:minorFont>
-        <a:latin typeface="Calibri"/>
+        <a:latin typeface="Aptos" panose="02110004020202020204"/>
         <a:ea typeface=""/>
         <a:cs typeface=""/>
-        <a:font script="Jpan" typeface="ＭＳ 明朝"/>
+        <a:font script="Jpan" typeface="游明朝"/>
         <a:font script="Hang" typeface="맑은 고딕"/>
-        <a:font script="Hans" typeface="宋体"/>
+        <a:font script="Hans" typeface="等线"/>
         <a:font script="Hant" typeface="新細明體"/>
         <a:font script="Arab" typeface="Arial"/>
         <a:font script="Hebr" typeface="Arial"/>
@@ -13698,6 +13409,23 @@
         <a:font script="Viet" typeface="Arial"/>
         <a:font script="Uigh" typeface="Microsoft Uighur"/>
         <a:font script="Geor" typeface="Sylfaen"/>
+        <a:font script="Armn" typeface="Arial"/>
+        <a:font script="Bugi" typeface="Leelawadee UI"/>
+        <a:font script="Bopo" typeface="Microsoft JhengHei"/>
+        <a:font script="Java" typeface="Javanese Text"/>
+        <a:font script="Lisu" typeface="Segoe UI"/>
+        <a:font script="Mymr" typeface="Myanmar Text"/>
+        <a:font script="Nkoo" typeface="Ebrima"/>
+        <a:font script="Olck" typeface="Nirmala UI"/>
+        <a:font script="Osma" typeface="Ebrima"/>
+        <a:font script="Phag" typeface="Phagspa"/>
+        <a:font script="Syrn" typeface="Estrangelo Edessa"/>
+        <a:font script="Syrj" typeface="Estrangelo Edessa"/>
+        <a:font script="Syre" typeface="Estrangelo Edessa"/>
+        <a:font script="Sora" typeface="Nirmala UI"/>
+        <a:font script="Tale" typeface="Microsoft Tai Le"/>
+        <a:font script="Talu" typeface="Microsoft New Tai Lue"/>
+        <a:font script="Tfng" typeface="Ebrima"/>
       </a:minorFont>
     </a:fontScheme>
     <a:fmtScheme name="Office">
@@ -13709,165 +13437,141 @@
           <a:gsLst>
             <a:gs pos="0">
               <a:schemeClr val="phClr">
-                <a:tint val="50000"/>
-                <a:satMod val="300000"/>
+                <a:lumMod val="110000"/>
+                <a:satMod val="105000"/>
+                <a:tint val="67000"/>
               </a:schemeClr>
             </a:gs>
-            <a:gs pos="35000">
+            <a:gs pos="50000">
               <a:schemeClr val="phClr">
-                <a:tint val="37000"/>
-                <a:satMod val="300000"/>
+                <a:lumMod val="105000"/>
+                <a:satMod val="103000"/>
+                <a:tint val="73000"/>
               </a:schemeClr>
             </a:gs>
             <a:gs pos="100000">
               <a:schemeClr val="phClr">
-                <a:tint val="15000"/>
-                <a:satMod val="350000"/>
+                <a:lumMod val="105000"/>
+                <a:satMod val="109000"/>
+                <a:tint val="81000"/>
               </a:schemeClr>
             </a:gs>
           </a:gsLst>
-          <a:lin ang="16200000" scaled="1"/>
+          <a:lin ang="5400000" scaled="0"/>
         </a:gradFill>
         <a:gradFill rotWithShape="1">
           <a:gsLst>
             <a:gs pos="0">
               <a:schemeClr val="phClr">
-                <a:shade val="51000"/>
-                <a:satMod val="130000"/>
+                <a:satMod val="103000"/>
+                <a:lumMod val="102000"/>
+                <a:tint val="94000"/>
               </a:schemeClr>
             </a:gs>
-            <a:gs pos="80000">
+            <a:gs pos="50000">
               <a:schemeClr val="phClr">
-                <a:shade val="93000"/>
-                <a:satMod val="130000"/>
+                <a:satMod val="110000"/>
+                <a:lumMod val="100000"/>
+                <a:shade val="100000"/>
               </a:schemeClr>
             </a:gs>
             <a:gs pos="100000">
               <a:schemeClr val="phClr">
-                <a:shade val="94000"/>
-                <a:satMod val="135000"/>
+                <a:lumMod val="99000"/>
+                <a:satMod val="120000"/>
+                <a:shade val="78000"/>
               </a:schemeClr>
             </a:gs>
           </a:gsLst>
-          <a:lin ang="16200000" scaled="0"/>
+          <a:lin ang="5400000" scaled="0"/>
         </a:gradFill>
       </a:fillStyleLst>
       <a:lnStyleLst>
-        <a:ln w="9525" cap="flat" cmpd="sng" algn="ctr">
-          <a:solidFill>
-            <a:schemeClr val="phClr">
-              <a:shade val="95000"/>
-              <a:satMod val="105000"/>
-            </a:schemeClr>
-          </a:solidFill>
-          <a:prstDash val="solid"/>
-        </a:ln>
-        <a:ln w="25400" cap="flat" cmpd="sng" algn="ctr">
+        <a:ln w="6350" cap="flat" cmpd="sng" algn="ctr">
           <a:solidFill>
             <a:schemeClr val="phClr"/>
           </a:solidFill>
           <a:prstDash val="solid"/>
+          <a:miter lim="800000"/>
         </a:ln>
-        <a:ln w="38100" cap="flat" cmpd="sng" algn="ctr">
+        <a:ln w="12700" cap="flat" cmpd="sng" algn="ctr">
           <a:solidFill>
             <a:schemeClr val="phClr"/>
           </a:solidFill>
           <a:prstDash val="solid"/>
+          <a:miter lim="800000"/>
+        </a:ln>
+        <a:ln w="19050" cap="flat" cmpd="sng" algn="ctr">
+          <a:solidFill>
+            <a:schemeClr val="phClr"/>
+          </a:solidFill>
+          <a:prstDash val="solid"/>
+          <a:miter lim="800000"/>
         </a:ln>
       </a:lnStyleLst>
       <a:effectStyleLst>
         <a:effectStyle>
+          <a:effectLst/>
+        </a:effectStyle>
+        <a:effectStyle>
+          <a:effectLst/>
+        </a:effectStyle>
+        <a:effectStyle>
           <a:effectLst>
-            <a:outerShdw blurRad="40000" dist="20000" dir="5400000" rotWithShape="0">
+            <a:outerShdw blurRad="57150" dist="19050" dir="5400000" algn="ctr" rotWithShape="0">
               <a:srgbClr val="000000">
-                <a:alpha val="38000"/>
+                <a:alpha val="63000"/>
               </a:srgbClr>
             </a:outerShdw>
           </a:effectLst>
-        </a:effectStyle>
-        <a:effectStyle>
-          <a:effectLst>
-            <a:outerShdw blurRad="40000" dist="23000" dir="5400000" rotWithShape="0">
-              <a:srgbClr val="000000">
-                <a:alpha val="35000"/>
-              </a:srgbClr>
-            </a:outerShdw>
-          </a:effectLst>
-        </a:effectStyle>
-        <a:effectStyle>
-          <a:effectLst>
-            <a:outerShdw blurRad="40000" dist="23000" dir="5400000" rotWithShape="0">
-              <a:srgbClr val="000000">
-                <a:alpha val="35000"/>
-              </a:srgbClr>
-            </a:outerShdw>
-          </a:effectLst>
-          <a:scene3d>
-            <a:camera prst="orthographicFront">
-              <a:rot lat="0" lon="0" rev="0"/>
-            </a:camera>
-            <a:lightRig rig="threePt" dir="t">
-              <a:rot lat="0" lon="0" rev="1200000"/>
-            </a:lightRig>
-          </a:scene3d>
-          <a:sp3d>
-            <a:bevelT w="63500" h="25400"/>
-          </a:sp3d>
         </a:effectStyle>
       </a:effectStyleLst>
       <a:bgFillStyleLst>
         <a:solidFill>
           <a:schemeClr val="phClr"/>
         </a:solidFill>
+        <a:solidFill>
+          <a:schemeClr val="phClr">
+            <a:tint val="95000"/>
+            <a:satMod val="170000"/>
+          </a:schemeClr>
+        </a:solidFill>
         <a:gradFill rotWithShape="1">
           <a:gsLst>
             <a:gs pos="0">
               <a:schemeClr val="phClr">
-                <a:tint val="40000"/>
-                <a:satMod val="350000"/>
+                <a:tint val="93000"/>
+                <a:satMod val="150000"/>
+                <a:shade val="98000"/>
+                <a:lumMod val="102000"/>
               </a:schemeClr>
             </a:gs>
-            <a:gs pos="40000">
+            <a:gs pos="50000">
               <a:schemeClr val="phClr">
-                <a:tint val="45000"/>
-                <a:shade val="99000"/>
-                <a:satMod val="350000"/>
+                <a:tint val="98000"/>
+                <a:satMod val="130000"/>
+                <a:shade val="90000"/>
+                <a:lumMod val="103000"/>
               </a:schemeClr>
             </a:gs>
             <a:gs pos="100000">
               <a:schemeClr val="phClr">
-                <a:shade val="20000"/>
-                <a:satMod val="255000"/>
+                <a:shade val="63000"/>
+                <a:satMod val="120000"/>
               </a:schemeClr>
             </a:gs>
           </a:gsLst>
-          <a:path path="circle">
-            <a:fillToRect l="50000" t="-80000" r="50000" b="180000"/>
-          </a:path>
-        </a:gradFill>
-        <a:gradFill rotWithShape="1">
-          <a:gsLst>
-            <a:gs pos="0">
-              <a:schemeClr val="phClr">
-                <a:tint val="80000"/>
-                <a:satMod val="300000"/>
-              </a:schemeClr>
-            </a:gs>
-            <a:gs pos="100000">
-              <a:schemeClr val="phClr">
-                <a:shade val="30000"/>
-                <a:satMod val="200000"/>
-              </a:schemeClr>
-            </a:gs>
-          </a:gsLst>
-          <a:path path="circle">
-            <a:fillToRect l="50000" t="50000" r="50000" b="50000"/>
-          </a:path>
+          <a:lin ang="5400000" scaled="0"/>
         </a:gradFill>
       </a:bgFillStyleLst>
     </a:fmtScheme>
   </a:themeElements>
   <a:objectDefaults/>
   <a:extraClrSchemeLst/>
+  <a:extLst>
+    <a:ext uri="{05A4C25C-085E-4340-85A3-A5531E510DB2}">
+      <thm15:themeFamily xmlns:thm15="http://schemas.microsoft.com/office/thememl/2012/main" name="Office Theme" id="{2E142A2C-CD16-42D6-873A-C26D2A0506FA}" vid="{1BDDFF52-6CD6-40A5-AB3C-68EB2F1E4D0A}"/>
+    </a:ext>
+  </a:extLst>
 </a:theme>
 </file>
--- a/CrediAgil/Templates/CONTRATO - PRENDA ELECTRO - PERSONA.docx
+++ b/CrediAgil/Templates/CONTRATO - PRENDA ELECTRO - PERSONA.docx
@@ -7182,17 +7182,6 @@
           <w:lang w:val="es-MX"/>
         </w:rPr>
       </w:pPr>
-      <w:r>
-        <w:rPr>
-          <w:rFonts w:cstheme="minorHAnsi"/>
-          <w:color w:val="000000"/>
-          <w:sz w:val="16"/>
-          <w:szCs w:val="16"/>
-          <w:lang w:val="es-MX"/>
-        </w:rPr>
-        <w:lastRenderedPageBreak/>
-        <w:br/>
-      </w:r>
     </w:p>
     <w:p>
       <w:pPr>
@@ -8286,8 +8275,6 @@
         <w:br/>
       </w:r>
     </w:p>
-    <w:p/>
-    <w:p/>
     <w:p/>
     <w:p/>
     <w:p/>
@@ -12886,6 +12873,7 @@
   <w:style w:type="character" w:default="1" w:styleId="Fuentedeprrafopredeter">
     <w:name w:val="Default Paragraph Font"/>
     <w:uiPriority w:val="1"/>
+    <w:semiHidden/>
     <w:unhideWhenUsed/>
   </w:style>
   <w:style w:type="table" w:default="1" w:styleId="Tablanormal">

--- a/CrediAgil/Templates/CONTRATO - PRENDA ELECTRO - PERSONA.docx
+++ b/CrediAgil/Templates/CONTRATO - PRENDA ELECTRO - PERSONA.docx
@@ -344,7 +344,7 @@
     <w:p>
       <w:pPr>
         <w:spacing w:before="10" w:after="10" w:line="240" w:lineRule="auto"/>
-        <w:ind w:right="-1085"/>
+        <w:ind w:right="-1136"/>
         <w:jc w:val="both"/>
         <w:rPr>
           <w:rFonts w:cstheme="minorHAnsi"/>
@@ -353,7 +353,6 @@
           <w:szCs w:val="16"/>
         </w:rPr>
       </w:pPr>
-      <w:bookmarkStart w:id="1" w:name="_Hlk223339298"/>
       <w:r>
         <w:rPr>
           <w:rFonts w:cstheme="minorHAnsi"/>
@@ -512,6 +511,66 @@
           <w:sz w:val="16"/>
           <w:szCs w:val="16"/>
         </w:rPr>
+        <w:t xml:space="preserve">, con teléfono </w:t>
+      </w:r>
+      <w:proofErr w:type="spellStart"/>
+      <w:r>
+        <w:rPr>
+          <w:rFonts w:cstheme="minorHAnsi"/>
+          <w:color w:val="000000"/>
+          <w:sz w:val="16"/>
+          <w:szCs w:val="16"/>
+        </w:rPr>
+        <w:t>N°</w:t>
+      </w:r>
+      <w:proofErr w:type="spellEnd"/>
+      <w:r>
+        <w:rPr>
+          <w:rFonts w:cstheme="minorHAnsi"/>
+          <w:color w:val="000000"/>
+          <w:sz w:val="16"/>
+          <w:szCs w:val="16"/>
+        </w:rPr>
+        <w:t xml:space="preserve"> </w:t>
+      </w:r>
+      <w:r>
+        <w:rPr>
+          <w:rFonts w:cstheme="minorHAnsi"/>
+          <w:b/>
+          <w:bCs/>
+          <w:color w:val="000000"/>
+          <w:sz w:val="16"/>
+          <w:szCs w:val="16"/>
+        </w:rPr>
+        <w:t>${TEL_CLIENTE}</w:t>
+      </w:r>
+      <w:r>
+        <w:rPr>
+          <w:rFonts w:cstheme="minorHAnsi"/>
+          <w:color w:val="000000"/>
+          <w:sz w:val="16"/>
+          <w:szCs w:val="16"/>
+        </w:rPr>
+        <w:t xml:space="preserve"> y correo electrónico </w:t>
+      </w:r>
+      <w:r>
+        <w:rPr>
+          <w:rFonts w:cstheme="minorHAnsi"/>
+          <w:b/>
+          <w:bCs/>
+          <w:color w:val="000000"/>
+          <w:sz w:val="16"/>
+          <w:szCs w:val="16"/>
+        </w:rPr>
+        <w:t>${EMAIL_CLIENTE}</w:t>
+      </w:r>
+      <w:r>
+        <w:rPr>
+          <w:rFonts w:cstheme="minorHAnsi"/>
+          <w:color w:val="000000"/>
+          <w:sz w:val="16"/>
+          <w:szCs w:val="16"/>
+        </w:rPr>
         <w:t xml:space="preserve">; y/o su cónyuge el señor(a) </w:t>
       </w:r>
       <w:r>
@@ -644,6 +703,66 @@
           <w:szCs w:val="16"/>
         </w:rPr>
         <w:t>${DEPARTAMENTO_CONYUGE}</w:t>
+      </w:r>
+      <w:r>
+        <w:rPr>
+          <w:rFonts w:cstheme="minorHAnsi"/>
+          <w:color w:val="000000"/>
+          <w:sz w:val="16"/>
+          <w:szCs w:val="16"/>
+        </w:rPr>
+        <w:t xml:space="preserve">, con teléfono </w:t>
+      </w:r>
+      <w:proofErr w:type="spellStart"/>
+      <w:r>
+        <w:rPr>
+          <w:rFonts w:cstheme="minorHAnsi"/>
+          <w:color w:val="000000"/>
+          <w:sz w:val="16"/>
+          <w:szCs w:val="16"/>
+        </w:rPr>
+        <w:t>N°</w:t>
+      </w:r>
+      <w:proofErr w:type="spellEnd"/>
+      <w:r>
+        <w:rPr>
+          <w:rFonts w:cstheme="minorHAnsi"/>
+          <w:color w:val="000000"/>
+          <w:sz w:val="16"/>
+          <w:szCs w:val="16"/>
+        </w:rPr>
+        <w:t xml:space="preserve"> </w:t>
+      </w:r>
+      <w:r>
+        <w:rPr>
+          <w:rFonts w:cstheme="minorHAnsi"/>
+          <w:b/>
+          <w:bCs/>
+          <w:color w:val="000000"/>
+          <w:sz w:val="16"/>
+          <w:szCs w:val="16"/>
+        </w:rPr>
+        <w:t>${TEL_CONYUGE}</w:t>
+      </w:r>
+      <w:r>
+        <w:rPr>
+          <w:rFonts w:cstheme="minorHAnsi"/>
+          <w:color w:val="000000"/>
+          <w:sz w:val="16"/>
+          <w:szCs w:val="16"/>
+        </w:rPr>
+        <w:t xml:space="preserve"> y correo electrónico </w:t>
+      </w:r>
+      <w:r>
+        <w:rPr>
+          <w:rFonts w:cstheme="minorHAnsi"/>
+          <w:b/>
+          <w:bCs/>
+          <w:color w:val="000000"/>
+          <w:sz w:val="16"/>
+          <w:szCs w:val="16"/>
+        </w:rPr>
+        <w:t>${EMAIL_CONYUGE}</w:t>
       </w:r>
       <w:r>
         <w:rPr>
@@ -658,7 +777,7 @@
     <w:p>
       <w:pPr>
         <w:spacing w:before="10" w:after="10" w:line="240" w:lineRule="auto"/>
-        <w:ind w:right="-1085"/>
+        <w:ind w:right="-1136"/>
         <w:jc w:val="both"/>
         <w:rPr>
           <w:rFonts w:cstheme="minorHAnsi"/>
@@ -679,7 +798,6 @@
         <w:t>Ambas partes convienen en los términos y condiciones siguientes:</w:t>
       </w:r>
     </w:p>
-    <w:bookmarkEnd w:id="1"/>
     <w:p>
       <w:pPr>
         <w:spacing w:before="10" w:after="10" w:line="240" w:lineRule="auto"/>
@@ -2158,6 +2276,7 @@
           <w:szCs w:val="16"/>
           <w:lang w:val="es-MX"/>
         </w:rPr>
+        <w:lastRenderedPageBreak/>
         <w:t>Carta Poder con firma legalizada:</w:t>
       </w:r>
       <w:r>
@@ -2199,7 +2318,6 @@
           <w:szCs w:val="16"/>
           <w:lang w:val="es-MX"/>
         </w:rPr>
-        <w:lastRenderedPageBreak/>
         <w:t>Poder fuera de registro:</w:t>
       </w:r>
       <w:r>
@@ -4609,7 +4727,18 @@
           <w:szCs w:val="16"/>
           <w:lang w:val="es-MX"/>
         </w:rPr>
-        <w:t xml:space="preserve"> bajo los siguientes supuestos: (i) cambios en las condiciones de la economía nacional o internacional; (</w:t>
+        <w:t xml:space="preserve"> bajo los siguientes supuestos: (i) </w:t>
+      </w:r>
+      <w:r>
+        <w:rPr>
+          <w:rFonts w:cstheme="minorHAnsi"/>
+          <w:color w:val="000000"/>
+          <w:sz w:val="16"/>
+          <w:szCs w:val="16"/>
+          <w:lang w:val="es-MX"/>
+        </w:rPr>
+        <w:lastRenderedPageBreak/>
+        <w:t>cambios en las condiciones de la economía nacional o internacional; (</w:t>
       </w:r>
       <w:proofErr w:type="spellStart"/>
       <w:r>
@@ -4631,18 +4760,7 @@
           <w:szCs w:val="16"/>
           <w:lang w:val="es-MX"/>
         </w:rPr>
-        <w:t xml:space="preserve">) cambios en el funcionamiento o tendencias de los mercados o la </w:t>
-      </w:r>
-      <w:r>
-        <w:rPr>
-          <w:rFonts w:cstheme="minorHAnsi"/>
-          <w:color w:val="000000"/>
-          <w:sz w:val="16"/>
-          <w:szCs w:val="16"/>
-          <w:lang w:val="es-MX"/>
-        </w:rPr>
-        <w:lastRenderedPageBreak/>
-        <w:t>competencia; (</w:t>
+        <w:t>) cambios en el funcionamiento o tendencias de los mercados o la competencia; (</w:t>
       </w:r>
       <w:proofErr w:type="spellStart"/>
       <w:r>
@@ -6242,17 +6360,7 @@
           <w:sz w:val="16"/>
           <w:szCs w:val="16"/>
         </w:rPr>
-        <w:t>ELECTRO_</w:t>
-      </w:r>
-      <w:proofErr w:type="gramStart"/>
-      <w:r>
-        <w:rPr>
-          <w:rFonts w:cstheme="minorHAnsi"/>
-          <w:color w:val="000000"/>
-          <w:sz w:val="16"/>
-          <w:szCs w:val="16"/>
-        </w:rPr>
-        <w:t>MODELO</w:t>
+        <w:t>ELECTRO_MODELO</w:t>
       </w:r>
       <w:r>
         <w:rPr>
@@ -6272,19 +6380,7 @@
           <w:sz w:val="16"/>
           <w:szCs w:val="16"/>
         </w:rPr>
-        <w:t xml:space="preserve">   </w:t>
-      </w:r>
-      <w:proofErr w:type="gramEnd"/>
-      <w:r>
-        <w:rPr>
-          <w:rFonts w:cstheme="minorHAnsi"/>
-          <w:b/>
-          <w:bCs/>
-          <w:color w:val="000000"/>
-          <w:sz w:val="16"/>
-          <w:szCs w:val="16"/>
-        </w:rPr>
-        <w:t xml:space="preserve">  </w:t>
+        <w:t xml:space="preserve">     </w:t>
       </w:r>
       <w:r>
         <w:rPr>
@@ -6373,17 +6469,7 @@
           <w:sz w:val="16"/>
           <w:szCs w:val="16"/>
         </w:rPr>
-        <w:t>ELECTRO_</w:t>
-      </w:r>
-      <w:proofErr w:type="gramStart"/>
-      <w:r>
-        <w:rPr>
-          <w:rFonts w:cstheme="minorHAnsi"/>
-          <w:color w:val="000000"/>
-          <w:sz w:val="16"/>
-          <w:szCs w:val="16"/>
-        </w:rPr>
-        <w:t>SERIE</w:t>
+        <w:t>ELECTRO_SERIE</w:t>
       </w:r>
       <w:r>
         <w:rPr>
@@ -6404,20 +6490,7 @@
           <w:szCs w:val="16"/>
           <w:lang w:val="es-MX"/>
         </w:rPr>
-        <w:t xml:space="preserve">   </w:t>
-      </w:r>
-      <w:proofErr w:type="gramEnd"/>
-      <w:r>
-        <w:rPr>
-          <w:rFonts w:cstheme="minorHAnsi"/>
-          <w:b/>
-          <w:bCs/>
-          <w:color w:val="000000"/>
-          <w:sz w:val="16"/>
-          <w:szCs w:val="16"/>
-          <w:lang w:val="es-MX"/>
-        </w:rPr>
-        <w:t xml:space="preserve">  </w:t>
+        <w:t xml:space="preserve">     </w:t>
       </w:r>
       <w:r>
         <w:rPr>
@@ -8333,8 +8406,8 @@
           <w:szCs w:val="16"/>
         </w:rPr>
       </w:pPr>
-      <w:bookmarkStart w:id="2" w:name="_Hlk223342263"/>
-      <w:bookmarkStart w:id="3" w:name="_Hlk223342288"/>
+      <w:bookmarkStart w:id="1" w:name="_Hlk223342263"/>
+      <w:bookmarkStart w:id="2" w:name="_Hlk223342288"/>
       <w:r>
         <w:rPr>
           <w:rFonts w:cstheme="minorHAnsi"/>
@@ -8345,7 +8418,7 @@
         <w:t>_____________________________________________________________            _____________________________________________________________________</w:t>
       </w:r>
     </w:p>
-    <w:bookmarkEnd w:id="2"/>
+    <w:bookmarkEnd w:id="1"/>
     <w:p>
       <w:pPr>
         <w:autoSpaceDE w:val="0"/>
@@ -8625,9 +8698,8 @@
           <w:sz w:val="18"/>
           <w:szCs w:val="20"/>
         </w:rPr>
-        <w:t>NOMBRE_APODERADO_</w:t>
-      </w:r>
-      <w:proofErr w:type="gramStart"/>
+        <w:t>NOMBRE_APODERADO_CA</w:t>
+      </w:r>
       <w:r>
         <w:rPr>
           <w:rFonts w:cstheme="minorHAnsi"/>
@@ -8635,7 +8707,7 @@
           <w:sz w:val="18"/>
           <w:szCs w:val="20"/>
         </w:rPr>
-        <w:t>CA</w:t>
+        <w:t>}</w:t>
       </w:r>
       <w:r>
         <w:rPr>
@@ -8644,7 +8716,7 @@
           <w:sz w:val="18"/>
           <w:szCs w:val="20"/>
         </w:rPr>
-        <w:t>}</w:t>
+        <w:t xml:space="preserve"> </w:t>
       </w:r>
       <w:r>
         <w:rPr>
@@ -8653,26 +8725,7 @@
           <w:sz w:val="18"/>
           <w:szCs w:val="20"/>
         </w:rPr>
-        <w:t xml:space="preserve"> </w:t>
-      </w:r>
-      <w:r>
-        <w:rPr>
-          <w:rFonts w:cstheme="minorHAnsi"/>
-          <w:color w:val="000000"/>
-          <w:sz w:val="18"/>
-          <w:szCs w:val="20"/>
-        </w:rPr>
-        <w:t xml:space="preserve">  </w:t>
-      </w:r>
-      <w:proofErr w:type="gramEnd"/>
-      <w:r>
-        <w:rPr>
-          <w:rFonts w:cstheme="minorHAnsi"/>
-          <w:color w:val="000000"/>
-          <w:sz w:val="18"/>
-          <w:szCs w:val="20"/>
-        </w:rPr>
-        <w:t xml:space="preserve">                                              </w:t>
+        <w:t xml:space="preserve">                                                </w:t>
       </w:r>
       <w:r>
         <w:rPr>
@@ -8756,9 +8809,8 @@
           <w:sz w:val="18"/>
           <w:szCs w:val="20"/>
         </w:rPr>
-        <w:t>DNI_APODERADO_</w:t>
-      </w:r>
-      <w:proofErr w:type="gramStart"/>
+        <w:t>DNI_APODERADO_CA</w:t>
+      </w:r>
       <w:r>
         <w:rPr>
           <w:rFonts w:cstheme="minorHAnsi"/>
@@ -8766,7 +8818,7 @@
           <w:sz w:val="18"/>
           <w:szCs w:val="20"/>
         </w:rPr>
-        <w:t>CA</w:t>
+        <w:t>}</w:t>
       </w:r>
       <w:r>
         <w:rPr>
@@ -8775,7 +8827,7 @@
           <w:sz w:val="18"/>
           <w:szCs w:val="20"/>
         </w:rPr>
-        <w:t>}</w:t>
+        <w:t xml:space="preserve">  </w:t>
       </w:r>
       <w:r>
         <w:rPr>
@@ -8784,7 +8836,7 @@
           <w:sz w:val="18"/>
           <w:szCs w:val="20"/>
         </w:rPr>
-        <w:t xml:space="preserve">  </w:t>
+        <w:t xml:space="preserve">                                                                      </w:t>
       </w:r>
       <w:r>
         <w:rPr>
@@ -8793,9 +8845,8 @@
           <w:sz w:val="18"/>
           <w:szCs w:val="20"/>
         </w:rPr>
-        <w:t xml:space="preserve"> </w:t>
-      </w:r>
-      <w:proofErr w:type="gramEnd"/>
+        <w:t>DNI:</w:t>
+      </w:r>
       <w:r>
         <w:rPr>
           <w:rFonts w:cstheme="minorHAnsi"/>
@@ -8803,7 +8854,7 @@
           <w:sz w:val="18"/>
           <w:szCs w:val="20"/>
         </w:rPr>
-        <w:t xml:space="preserve">                                                                     </w:t>
+        <w:t xml:space="preserve"> ${</w:t>
       </w:r>
       <w:r>
         <w:rPr>
@@ -8812,7 +8863,7 @@
           <w:sz w:val="18"/>
           <w:szCs w:val="20"/>
         </w:rPr>
-        <w:t>DNI:</w:t>
+        <w:t>DNI_CLIENTE</w:t>
       </w:r>
       <w:r>
         <w:rPr>
@@ -8821,28 +8872,10 @@
           <w:sz w:val="18"/>
           <w:szCs w:val="20"/>
         </w:rPr>
-        <w:t xml:space="preserve"> ${</w:t>
-      </w:r>
-      <w:r>
-        <w:rPr>
-          <w:rFonts w:cstheme="minorHAnsi"/>
-          <w:color w:val="000000"/>
-          <w:sz w:val="18"/>
-          <w:szCs w:val="20"/>
-        </w:rPr>
-        <w:t>DNI_CLIENTE</w:t>
-      </w:r>
-      <w:r>
-        <w:rPr>
-          <w:rFonts w:cstheme="minorHAnsi"/>
-          <w:color w:val="000000"/>
-          <w:sz w:val="18"/>
-          <w:szCs w:val="20"/>
-        </w:rPr>
         <w:t>}</w:t>
       </w:r>
     </w:p>
-    <w:bookmarkEnd w:id="3"/>
+    <w:bookmarkEnd w:id="2"/>
     <w:p/>
     <w:p>
       <w:pPr>
